--- a/plantillas_maestras/03_seguro_desgravamen/falta_evaluacion_invalidez/2_ddos_banco_y_aseguradora/varon/TPL_0613_2026_SEGURO_DESGRAVAMEN_FALTA_EVALUACION_INVALIDEZ_BANCO_VARON_R1.docx
+++ b/plantillas_maestras/03_seguro_desgravamen/falta_evaluacion_invalidez/2_ddos_banco_y_aseguradora/varon/TPL_0613_2026_SEGURO_DESGRAVAMEN_FALTA_EVALUACION_INVALIDEZ_BANCO_VARON_R1.docx
@@ -408,7 +408,7 @@
           <w14:ligatures w14:val="none"/>
         </w:rPr>
         <w:tab/>
-        <w:t xml:space="preserve">:       </w:t>
+        <w:t xml:space="preserve">: </w:t>
       </w:r>
       <w:r>
         <w:rPr>
@@ -823,7 +823,7 @@
           <w:lang w:val="es-ES" w:eastAsia="es-ES"/>
           <w14:ligatures w14:val="none"/>
         </w:rPr>
-        <w:t>la Ley N°29571, Código de Protección y Defensa del Consumidor (en adelante, Código)</w:t>
+        <w:t>la Ley 29571, Código de Protección y Defensa del Consumidor (en adelante, Código)</w:t>
       </w:r>
       <w:r>
         <w:rPr>
@@ -960,7 +960,7 @@
           <w:lang w:val="es-ES" w:eastAsia="es-ES"/>
           <w14:ligatures w14:val="none"/>
         </w:rPr>
-        <w:t xml:space="preserve">Visa Signature N° 4241-****-****-**19 </w:t>
+        <w:t xml:space="preserve">Visa Signature 4241-****-****-**19 </w:t>
       </w:r>
       <w:r>
         <w:rPr>
@@ -1040,7 +1040,7 @@
           <w:lang w:val="es-ES" w:eastAsia="es-ES"/>
           <w14:ligatures w14:val="none"/>
         </w:rPr>
-        <w:t>Extralínea N° 8912-****-****-**61</w:t>
+        <w:t>Extralínea 8912-****-****-**61</w:t>
       </w:r>
       <w:r>
         <w:rPr>
@@ -1589,7 +1589,7 @@
           <w:lang w:eastAsia="es-ES"/>
           <w14:ligatures w14:val="none"/>
         </w:rPr>
-        <w:t>emitió el Certificado de Discapacidad N° 00594854, consignando un porcentaje de restricción de 20,05%.</w:t>
+        <w:t>emitió el Certificado de Discapacidad 00594854, consignando un porcentaje de restricción de 20,05%.</w:t>
       </w:r>
     </w:p>
     <w:p>
@@ -1656,7 +1656,7 @@
           <w:lang w:eastAsia="es-ES"/>
           <w14:ligatures w14:val="none"/>
         </w:rPr>
-        <w:t xml:space="preserve">emitió la Carta N° 16 COMECI-HNERM-ESSALUD-2024, mediante la cual informó que las comisiones médicas correspondientes no emiten certificados </w:t>
+        <w:t xml:space="preserve">emitió la Carta 16 COMECI-HNERM-ESSALUD-2024, mediante la cual informó que las comisiones médicas correspondientes no emiten certificados </w:t>
       </w:r>
       <w:r>
         <w:rPr>
@@ -1869,7 +1869,7 @@
           <w:lang w:eastAsia="es-ES"/>
           <w14:ligatures w14:val="none"/>
         </w:rPr>
-        <w:t xml:space="preserve">el reclamo N° SCI-R-2024167314, señalando haber entregado </w:t>
+        <w:t xml:space="preserve">el reclamo SCI-R-2024167314, señalando haber entregado </w:t>
       </w:r>
       <w:r>
         <w:rPr>
@@ -2023,7 +2023,7 @@
           <w:lang w:eastAsia="es-ES"/>
           <w14:ligatures w14:val="none"/>
         </w:rPr>
-        <w:t>reclamo N° SCI-R-2024167314</w:t>
+        <w:t>reclamo SCI-R-2024167314</w:t>
       </w:r>
       <w:r>
         <w:rPr>
@@ -2328,7 +2328,7 @@
           <w:lang w:eastAsia="es-ES"/>
           <w14:ligatures w14:val="none"/>
         </w:rPr>
-        <w:t xml:space="preserve">emitió el Certificado de Discapacidad N° 00814778, </w:t>
+        <w:t xml:space="preserve">emitió el Certificado de Discapacidad 00814778, </w:t>
       </w:r>
       <w:r>
         <w:rPr>
@@ -2475,7 +2475,7 @@
           <w:lang w:eastAsia="es-ES"/>
           <w14:ligatures w14:val="none"/>
         </w:rPr>
-        <w:t xml:space="preserve"> emitió el Carnet de Registro N° RUI RD 480942, calificando </w:t>
+        <w:t xml:space="preserve"> emitió el Carnet de Registro RUI RD 480942, calificando </w:t>
       </w:r>
       <w:r>
         <w:rPr>
@@ -2622,7 +2622,7 @@
           <w:lang w:eastAsia="es-ES"/>
           <w14:ligatures w14:val="none"/>
         </w:rPr>
-        <w:t xml:space="preserve">, adjuntando el Certificado de Discapacidad N° 00814778 y el </w:t>
+        <w:t xml:space="preserve">, adjuntando el Certificado de Discapacidad 00814778 y el </w:t>
       </w:r>
       <w:r>
         <w:rPr>
@@ -2809,7 +2809,7 @@
           <w:lang w:eastAsia="es-ES"/>
           <w14:ligatures w14:val="none"/>
         </w:rPr>
-        <w:t xml:space="preserve">remitió la carta N° SUS-06990-25, mediante la cual solicitó nuevamente la presentación de un certificado de invalidez total y permanente emitido por </w:t>
+        <w:t xml:space="preserve">remitió la carta SUS-06990-25, mediante la cual solicitó nuevamente la presentación de un certificado de invalidez total y permanente emitido por </w:t>
       </w:r>
       <w:r>
         <w:rPr>
@@ -2879,7 +2879,7 @@
           <w:lang w:eastAsia="es-ES"/>
           <w14:ligatures w14:val="none"/>
         </w:rPr>
-        <w:t>la carta N° SUS-08675-25</w:t>
+        <w:t>la carta SUS-08675-25</w:t>
       </w:r>
       <w:r>
         <w:rPr>
@@ -3026,7 +3026,7 @@
           <w:lang w:eastAsia="es-ES"/>
           <w14:ligatures w14:val="none"/>
         </w:rPr>
-        <w:t>el reclamo N° 064-R-2025000132, reiterando la presentación de documentación efectuada el 12 de mayo de 2025 y solicitando información sobre el estado del trámite.</w:t>
+        <w:t>el reclamo 064-R-2025000132, reiterando la presentación de documentación efectuada el 12 de mayo de 2025 y solicitando información sobre el estado del trámite.</w:t>
       </w:r>
       <w:r>
         <w:rPr>
@@ -3086,7 +3086,7 @@
           <w:lang w:eastAsia="es-ES"/>
           <w14:ligatures w14:val="none"/>
         </w:rPr>
-        <w:t>l reclamo N° SBP-R-2025001008</w:t>
+        <w:t>l reclamo SBP-R-2025001008</w:t>
       </w:r>
       <w:r>
         <w:rPr>
@@ -3223,7 +3223,7 @@
           <w:lang w:eastAsia="es-ES"/>
           <w14:ligatures w14:val="none"/>
         </w:rPr>
-        <w:t xml:space="preserve">respondió al reclamo N° 064-R-2025000132 indicando que adjuntaba </w:t>
+        <w:t xml:space="preserve">respondió al reclamo 064-R-2025000132 indicando que adjuntaba </w:t>
       </w:r>
       <w:r>
         <w:rPr>
@@ -3366,7 +3366,7 @@
           <w:lang w:eastAsia="es-ES"/>
           <w14:ligatures w14:val="none"/>
         </w:rPr>
-        <w:t xml:space="preserve">respondió al reclamo N° SBP-R-2025001008 </w:t>
+        <w:t xml:space="preserve">respondió al reclamo SBP-R-2025001008 </w:t>
       </w:r>
       <w:r>
         <w:rPr>
@@ -3604,7 +3604,7 @@
           <w:lang w:eastAsia="es-ES"/>
           <w14:ligatures w14:val="none"/>
         </w:rPr>
-        <w:t xml:space="preserve">   </w:t>
+        <w:t xml:space="preserve"> </w:t>
       </w:r>
     </w:p>
     <w:p>
@@ -3915,7 +3915,7 @@
           <w:lang w:eastAsia="es-ES"/>
           <w14:ligatures w14:val="none"/>
         </w:rPr>
-        <w:t>a la tarjeta de crédito Visa Signature N° 4241-****-****-**19 y tarjeta de crédito Extralínea N° 8912-****-****-**61</w:t>
+        <w:t>a la tarjeta de crédito Visa Signature 4241-****-****-**19 y tarjeta de crédito Extralínea 8912-****-****-**61</w:t>
       </w:r>
       <w:r>
         <w:rPr>
@@ -4006,7 +4006,7 @@
           <w:lang w:val="es-ES" w:eastAsia="es-ES"/>
           <w14:ligatures w14:val="none"/>
         </w:rPr>
-        <w:t>la Póliza del Seguro de desgravamen asociado a la tarjeta de crédito Visa Signature N° 4241-****-****-**19 y</w:t>
+        <w:t>la Póliza del Seguro de desgravamen asociado a la tarjeta de crédito Visa Signature 4241-****-****-**19 y</w:t>
       </w:r>
       <w:r>
         <w:rPr>
@@ -4026,7 +4026,7 @@
           <w:lang w:val="es-ES" w:eastAsia="es-ES"/>
           <w14:ligatures w14:val="none"/>
         </w:rPr>
-        <w:t xml:space="preserve"> la Póliza del Seguro de desgravamen asociado a la tarjeta de crédito Extralínea N° 8912-****-****-**61</w:t>
+        <w:t xml:space="preserve"> la Póliza del Seguro de desgravamen asociado a la tarjeta de crédito Extralínea 8912-****-****-**61</w:t>
       </w:r>
       <w:r>
         <w:rPr>
@@ -4161,7 +4161,7 @@
           <w:lang w:val="es-ES" w:eastAsia="es-ES"/>
           <w14:ligatures w14:val="none"/>
         </w:rPr>
-        <w:t>la cobertura del Seguro de Desgravamen por la invalidez total y permanente que padece, cubriendo el saldo insoluto de las tarjetas de crédito Visa Signature N° 4241-</w:t>
+        <w:t>la cobertura del Seguro de Desgravamen por la invalidez total y permanente que padece, cubriendo el saldo insoluto de las tarjetas de crédito Visa Signature 4241-</w:t>
       </w:r>
       <w:r>
         <w:rPr>
@@ -4241,7 +4241,7 @@
           <w:lang w:val="es-ES" w:eastAsia="es-ES"/>
           <w14:ligatures w14:val="none"/>
         </w:rPr>
-        <w:t>nea N° 8912-</w:t>
+        <w:t>nea 8912-</w:t>
       </w:r>
       <w:r>
         <w:rPr>
@@ -4771,7 +4771,7 @@
           <w:lang w:eastAsia="es-PE"/>
           <w14:ligatures w14:val="none"/>
         </w:rPr>
-        <w:t>Técnica de la Comisión de Protección al Consumidor N°1 (en adelante, la Secretaría Técnica), en ejercicio de sus facultades</w:t>
+        <w:t>Técnica de la Comisión de Protección al Consumidor 1 (en adelante, la Secretaría Técnica), en ejercicio de sus facultades</w:t>
       </w:r>
       <w:r>
         <w:rPr>
@@ -4853,7 +4853,7 @@
           <w:lang w:val="es-ES" w:eastAsia="es-ES"/>
           <w14:ligatures w14:val="none"/>
         </w:rPr>
-        <w:t>Visa Signature N° 4241-****-****-**19</w:t>
+        <w:t>Visa Signature 4241-****-****-**19</w:t>
       </w:r>
       <w:r>
         <w:rPr>
@@ -4879,7 +4879,7 @@
           <w:lang w:eastAsia="es-PE"/>
           <w14:ligatures w14:val="none"/>
         </w:rPr>
-        <w:t>°</w:t>
+        <w:t/>
       </w:r>
       <w:r>
         <w:rPr>
@@ -4897,7 +4897,7 @@
           <w:lang w:eastAsia="es-PE"/>
           <w14:ligatures w14:val="none"/>
         </w:rPr>
-        <w:t>°</w:t>
+        <w:t/>
       </w:r>
       <w:r>
         <w:rPr>
@@ -4991,7 +4991,7 @@
           <w:lang w:eastAsia="es-PE"/>
           <w14:ligatures w14:val="none"/>
         </w:rPr>
-        <w:t>BNP Paribas Cardif S.A. Compañía de Seguros y Reaseguros no habría cumplido con emitir un pronunciamiento definitivo sobre su solicitud de cobertura de la la Póliza del Seguro de desgravamen asociado a la tarjeta de crédito Extralínea N° 8912-****-****-**61, excediendo el plazo de treinta (30) días calendario para emitir dicho pronunciamiento</w:t>
+        <w:t>BNP Paribas Cardif S.A. Compañía de Seguros y Reaseguros no habría cumplido con emitir un pronunciamiento definitivo sobre su solicitud de cobertura de la la Póliza del Seguro de desgravamen asociado a la tarjeta de crédito Extralínea 8912-****-****-**61, excediendo el plazo de treinta (30) días calendario para emitir dicho pronunciamiento</w:t>
       </w:r>
       <w:r>
         <w:rPr>
@@ -5009,7 +5009,7 @@
           <w:lang w:eastAsia="es-PE"/>
           <w14:ligatures w14:val="none"/>
         </w:rPr>
-        <w:t>°</w:t>
+        <w:t/>
       </w:r>
       <w:r>
         <w:rPr>
@@ -5027,7 +5027,7 @@
           <w:lang w:eastAsia="es-PE"/>
           <w14:ligatures w14:val="none"/>
         </w:rPr>
-        <w:t>°</w:t>
+        <w:t/>
       </w:r>
       <w:r>
         <w:rPr>
@@ -5172,7 +5172,7 @@
           <w:lang w:eastAsia="es-PE"/>
           <w14:ligatures w14:val="none"/>
         </w:rPr>
-        <w:t>°</w:t>
+        <w:t/>
       </w:r>
       <w:r>
         <w:rPr>
@@ -5190,7 +5190,7 @@
           <w:lang w:eastAsia="es-PE"/>
           <w14:ligatures w14:val="none"/>
         </w:rPr>
-        <w:t>°</w:t>
+        <w:t/>
       </w:r>
       <w:r>
         <w:rPr>
@@ -5289,7 +5289,7 @@
           <w:lang w:eastAsia="es-PE"/>
           <w14:ligatures w14:val="none"/>
         </w:rPr>
-        <w:t>°</w:t>
+        <w:t/>
       </w:r>
       <w:r>
         <w:rPr>
@@ -5307,7 +5307,7 @@
           <w:lang w:eastAsia="es-PE"/>
           <w14:ligatures w14:val="none"/>
         </w:rPr>
-        <w:t>°</w:t>
+        <w:t/>
       </w:r>
       <w:r>
         <w:rPr>
@@ -5387,7 +5387,7 @@
           <w:lang w:eastAsia="es-PE"/>
           <w14:ligatures w14:val="none"/>
         </w:rPr>
-        <w:t>Scotiabank Perú S.A.A. habría mantenido el reporte negativo en centrales de riesgo respecto de las obligaciones vinculadas a la tarjeta de crédito Visa Signature N° 4241-****-****-**19 y la tarjeta de crédito Extralínea N° 8912-****-****-**61, pese a que dichas deudas se encontraban sujetas a la evaluación de cobertura por BNP Paribas Cardif S.A. Compañía de Seguros y Reaseguros</w:t>
+        <w:t>Scotiabank Perú S.A.A. habría mantenido el reporte negativo en centrales de riesgo respecto de las obligaciones vinculadas a la tarjeta de crédito Visa Signature 4241-****-****-**19 y la tarjeta de crédito Extralínea 8912-****-****-**61, pese a que dichas deudas se encontraban sujetas a la evaluación de cobertura por BNP Paribas Cardif S.A. Compañía de Seguros y Reaseguros</w:t>
       </w:r>
       <w:r>
         <w:rPr>
@@ -5405,7 +5405,7 @@
           <w:lang w:eastAsia="es-PE"/>
           <w14:ligatures w14:val="none"/>
         </w:rPr>
-        <w:t>°</w:t>
+        <w:t/>
       </w:r>
       <w:r>
         <w:rPr>
@@ -5423,7 +5423,7 @@
           <w:lang w:eastAsia="es-PE"/>
           <w14:ligatures w14:val="none"/>
         </w:rPr>
-        <w:t>°</w:t>
+        <w:t/>
       </w:r>
       <w:r>
         <w:rPr>
@@ -5496,7 +5496,7 @@
           <w:kern w:val="0"/>
           <w14:ligatures w14:val="none"/>
         </w:rPr>
-        <w:t xml:space="preserve">BNP Paribas Cardif S.A. Compañía de Seguros y Reaseguros habría condicionado la atención de su solicitud de otorgamiento de cobertura de la Póliza del Seguro de desgravamen asociado a la tarjeta de crédito Visa Signature N° 4241-****-****-**19 a que el denunciante presente innecesariamente documentación que acredite su condición de invalidez total y permanente, </w:t>
+        <w:t xml:space="preserve">BNP Paribas Cardif S.A. Compañía de Seguros y Reaseguros habría condicionado la atención de su solicitud de otorgamiento de cobertura de la Póliza del Seguro de desgravamen asociado a la tarjeta de crédito Visa Signature 4241-****-****-**19 a que el denunciante presente innecesariamente documentación que acredite su condición de invalidez total y permanente, </w:t>
       </w:r>
       <w:r>
         <w:rPr>
@@ -5606,7 +5606,7 @@
           <w:lang w:eastAsia="es-PE"/>
           <w14:ligatures w14:val="none"/>
         </w:rPr>
-        <w:t xml:space="preserve">literal g) del artículo 56° </w:t>
+        <w:t xml:space="preserve">literal g) del artículo 56 </w:t>
       </w:r>
       <w:r>
         <w:rPr>
@@ -5635,7 +5635,7 @@
           <w:lang w:eastAsia="es-PE"/>
           <w14:ligatures w14:val="none"/>
         </w:rPr>
-        <w:t xml:space="preserve">.  </w:t>
+        <w:t xml:space="preserve">. </w:t>
       </w:r>
     </w:p>
     <w:p>
@@ -5696,7 +5696,7 @@
           <w:kern w:val="0"/>
           <w14:ligatures w14:val="none"/>
         </w:rPr>
-        <w:t xml:space="preserve">BNP Paribas Cardif S.A. Compañía de Seguros y Reaseguros habría condicionado la atención de su solicitud de otorgamiento de cobertura de la Póliza del Seguro de desgravamen asociado a la tarjeta de crédito Extralínea N° 8912-****-****-**61 a que el denunciante presente innecesariamente documentación que acredite su condición de invalidez total y permanente, </w:t>
+        <w:t xml:space="preserve">BNP Paribas Cardif S.A. Compañía de Seguros y Reaseguros habría condicionado la atención de su solicitud de otorgamiento de cobertura de la Póliza del Seguro de desgravamen asociado a la tarjeta de crédito Extralínea 8912-****-****-**61 a que el denunciante presente innecesariamente documentación que acredite su condición de invalidez total y permanente, </w:t>
       </w:r>
       <w:r>
         <w:rPr>
@@ -5776,7 +5776,7 @@
           <w:lang w:eastAsia="es-PE"/>
           <w14:ligatures w14:val="none"/>
         </w:rPr>
-        <w:t xml:space="preserve">literal g) del artículo 56° </w:t>
+        <w:t xml:space="preserve">literal g) del artículo 56 </w:t>
       </w:r>
       <w:r>
         <w:rPr>
@@ -5859,7 +5859,7 @@
           <w14:ligatures w14:val="none"/>
         </w:rPr>
         <w:lastRenderedPageBreak/>
-        <w:t>la tarjeta de crédito Visa Signature N° 4241-****-****-**19</w:t>
+        <w:t>la tarjeta de crédito Visa Signature 4241-****-****-**19</w:t>
       </w:r>
       <w:r>
         <w:rPr>
@@ -5867,7 +5867,7 @@
           <w:kern w:val="0"/>
           <w14:ligatures w14:val="none"/>
         </w:rPr>
-        <w:t>. Por consiguiente, corresponde calificar el hecho materia de denuncia como una presunta infracción al deber de entregar a los usuarios copia de los contratos y demás documentación relacionada con dichos actos jurídicos, tipificado en el literal e) del artículo 47° del Código</w:t>
+        <w:t>. Por consiguiente, corresponde calificar el hecho materia de denuncia como una presunta infracción al deber de entregar a los usuarios copia de los contratos y demás documentación relacionada con dichos actos jurídicos, tipificado en el literal e) del artículo 47 del Código</w:t>
       </w:r>
       <w:r>
         <w:rPr>
@@ -5945,7 +5945,7 @@
           <w:kern w:val="0"/>
           <w14:ligatures w14:val="none"/>
         </w:rPr>
-        <w:t>los proveedores denunciados no habrían cumplido oportunamente con entregar al denunciante los documentos contractuales de la Póliza del Seguro de desgravamen asociado a la tarjeta de crédito Extralínea N° 8912-****-****-**61</w:t>
+        <w:t>los proveedores denunciados no habrían cumplido oportunamente con entregar al denunciante los documentos contractuales de la Póliza del Seguro de desgravamen asociado a la tarjeta de crédito Extralínea 8912-****-****-**61</w:t>
       </w:r>
       <w:r>
         <w:rPr>
@@ -5953,7 +5953,7 @@
           <w:kern w:val="0"/>
           <w14:ligatures w14:val="none"/>
         </w:rPr>
-        <w:t>. Por consiguiente, corresponde calificar el hecho materia de denuncia como una presunta infracción al deber de entregar a los usuarios copia de los contratos y demás documentación relacionada con dichos actos jurídicos, tipificado en el literal e) del artículo 47° del Código.</w:t>
+        <w:t>. Por consiguiente, corresponde calificar el hecho materia de denuncia como una presunta infracción al deber de entregar a los usuarios copia de los contratos y demás documentación relacionada con dichos actos jurídicos, tipificado en el literal e) del artículo 47 del Código.</w:t>
       </w:r>
     </w:p>
     <w:p>
@@ -6061,7 +6061,7 @@
           <w:kern w:val="0"/>
           <w14:ligatures w14:val="none"/>
         </w:rPr>
-        <w:t>°</w:t>
+        <w:t/>
       </w:r>
       <w:r>
         <w:rPr>
@@ -6077,7 +6077,7 @@
           <w:kern w:val="0"/>
           <w14:ligatures w14:val="none"/>
         </w:rPr>
-        <w:t>°</w:t>
+        <w:t/>
       </w:r>
       <w:r>
         <w:rPr>
@@ -6193,7 +6193,7 @@
           <w:kern w:val="0"/>
           <w14:ligatures w14:val="none"/>
         </w:rPr>
-        <w:t xml:space="preserve"> numeral 88.1° del artículo 88° del Código.</w:t>
+        <w:t xml:space="preserve"> numeral 88.1 del artículo 88 del Código.</w:t>
       </w:r>
     </w:p>
     <w:p>
@@ -6284,7 +6284,7 @@
           <w:kern w:val="0"/>
           <w14:ligatures w14:val="none"/>
         </w:rPr>
-        <w:t xml:space="preserve"> numeral 88.1° del artículo 88° del Código.</w:t>
+        <w:t xml:space="preserve"> numeral 88.1 del artículo 88 del Código.</w:t>
       </w:r>
     </w:p>
     <w:p>
@@ -6618,7 +6618,7 @@
           <w:lang w:val="es-ES" w:eastAsia="es-ES"/>
           <w14:ligatures w14:val="none"/>
         </w:rPr>
-        <w:t>Visa Signature N° 4241-****-****-**19</w:t>
+        <w:t>Visa Signature 4241-****-****-**19</w:t>
       </w:r>
       <w:r>
         <w:rPr>
@@ -6728,7 +6728,7 @@
           <w:lang w:val="es-ES" w:eastAsia="es-ES"/>
           <w14:ligatures w14:val="none"/>
         </w:rPr>
-        <w:t>Extralínea N° 8912-****-****-**61</w:t>
+        <w:t>Extralínea 8912-****-****-**61</w:t>
       </w:r>
       <w:r>
         <w:rPr>
@@ -6858,7 +6858,7 @@
           <w:lang w:val="es-ES" w:eastAsia="es-ES"/>
           <w14:ligatures w14:val="none"/>
         </w:rPr>
-        <w:t>la Póliza del Seguro de desgravamen asociado a la tarjeta de crédito Visa Signature N° 4241-****-****-**19 y la Póliza del Seguro de desgravamen asociado a la tarjeta de crédito Extralínea N° 8912-****-****-**61</w:t>
+        <w:t>la Póliza del Seguro de desgravamen asociado a la tarjeta de crédito Visa Signature 4241-****-****-**19 y la Póliza del Seguro de desgravamen asociado a la tarjeta de crédito Extralínea 8912-****-****-**61</w:t>
       </w:r>
       <w:r>
         <w:rPr>
@@ -7052,7 +7052,7 @@
           <w:lang w:val="es-ES" w:eastAsia="es-ES"/>
           <w14:ligatures w14:val="none"/>
         </w:rPr>
-        <w:t>Visa Signature N° 4241-****-****-**19</w:t>
+        <w:t>Visa Signature 4241-****-****-**19</w:t>
       </w:r>
       <w:r>
         <w:rPr>
@@ -7142,7 +7142,7 @@
           <w:lang w:val="es-ES" w:eastAsia="es-ES"/>
           <w14:ligatures w14:val="none"/>
         </w:rPr>
-        <w:t>Extralínea N° 8912-****-****-**61, así como su cargo de remisión</w:t>
+        <w:t>Extralínea 8912-****-****-**61, así como su cargo de remisión</w:t>
       </w:r>
       <w:r>
         <w:rPr>
@@ -7223,7 +7223,7 @@
           <w:lang w:eastAsia="es-PE"/>
           <w14:ligatures w14:val="none"/>
         </w:rPr>
-        <w:t xml:space="preserve">RESOLUCIÓN DE LA SECRETARÍA TÉCNICA  </w:t>
+        <w:t xml:space="preserve">RESOLUCIÓN DE LA SECRETARÍA TÉCNICA </w:t>
       </w:r>
     </w:p>
     <w:p>
@@ -7414,15 +7414,15 @@
           <w:kern w:val="0"/>
           <w14:ligatures w14:val="none"/>
         </w:rPr>
-        <w:t>infracción a los artículos 18° y 19° de la Ley</w:t>
-      </w:r>
-      <w:r>
-        <w:rPr>
-          <w:rFonts w:ascii="Arial Narrow" w:eastAsia="Arial Narrow" w:hAnsi="Arial Narrow" w:cs="Arial Narrow"/>
-          <w:kern w:val="0"/>
-          <w14:ligatures w14:val="none"/>
-        </w:rPr>
-        <w:t xml:space="preserve"> N°</w:t>
+        <w:t>infracción a los artículos 18 y 19 de la Ley</w:t>
+      </w:r>
+      <w:r>
+        <w:rPr>
+          <w:rFonts w:ascii="Arial Narrow" w:eastAsia="Arial Narrow" w:hAnsi="Arial Narrow" w:cs="Arial Narrow"/>
+          <w:kern w:val="0"/>
+          <w14:ligatures w14:val="none"/>
+        </w:rPr>
+        <w:t xml:space="preserve"> </w:t>
       </w:r>
       <w:r>
         <w:rPr>
@@ -7532,7 +7532,7 @@
           <w:lang w:val="es-ES" w:eastAsia="es-ES"/>
           <w14:ligatures w14:val="none"/>
         </w:rPr>
-        <w:t>Visa Signature N° 4241-****-****-**19</w:t>
+        <w:t>Visa Signature 4241-****-****-**19</w:t>
       </w:r>
       <w:r>
         <w:rPr>
@@ -7605,15 +7605,15 @@
           <w:kern w:val="0"/>
           <w14:ligatures w14:val="none"/>
         </w:rPr>
-        <w:t>Presunta infracción a los artículos 18° y 19° de la Ley</w:t>
-      </w:r>
-      <w:r>
-        <w:rPr>
-          <w:rFonts w:ascii="Arial Narrow" w:eastAsia="Arial Narrow" w:hAnsi="Arial Narrow" w:cs="Arial Narrow"/>
-          <w:kern w:val="0"/>
-          <w14:ligatures w14:val="none"/>
-        </w:rPr>
-        <w:t xml:space="preserve"> N°</w:t>
+        <w:t>Presunta infracción a los artículos 18 y 19 de la Ley</w:t>
+      </w:r>
+      <w:r>
+        <w:rPr>
+          <w:rFonts w:ascii="Arial Narrow" w:eastAsia="Arial Narrow" w:hAnsi="Arial Narrow" w:cs="Arial Narrow"/>
+          <w:kern w:val="0"/>
+          <w14:ligatures w14:val="none"/>
+        </w:rPr>
+        <w:t xml:space="preserve"> </w:t>
       </w:r>
       <w:r>
         <w:rPr>
@@ -7703,7 +7703,7 @@
           <w:lang w:val="es-ES" w:eastAsia="es-ES"/>
           <w14:ligatures w14:val="none"/>
         </w:rPr>
-        <w:t>Extralínea N° 8912-****-****-**61</w:t>
+        <w:t>Extralínea 8912-****-****-**61</w:t>
       </w:r>
       <w:r>
         <w:rPr>
@@ -7790,15 +7790,15 @@
           <w:kern w:val="0"/>
           <w14:ligatures w14:val="none"/>
         </w:rPr>
-        <w:t>infracción a los artículos 18° y 19° de la Ley</w:t>
-      </w:r>
-      <w:r>
-        <w:rPr>
-          <w:rFonts w:ascii="Arial Narrow" w:eastAsia="Arial Narrow" w:hAnsi="Arial Narrow" w:cs="Arial Narrow"/>
-          <w:kern w:val="0"/>
-          <w14:ligatures w14:val="none"/>
-        </w:rPr>
-        <w:t xml:space="preserve"> N°</w:t>
+        <w:t>infracción a los artículos 18 y 19 de la Ley</w:t>
+      </w:r>
+      <w:r>
+        <w:rPr>
+          <w:rFonts w:ascii="Arial Narrow" w:eastAsia="Arial Narrow" w:hAnsi="Arial Narrow" w:cs="Arial Narrow"/>
+          <w:kern w:val="0"/>
+          <w14:ligatures w14:val="none"/>
+        </w:rPr>
+        <w:t xml:space="preserve"> </w:t>
       </w:r>
       <w:r>
         <w:rPr>
@@ -7943,15 +7943,15 @@
           <w:kern w:val="0"/>
           <w14:ligatures w14:val="none"/>
         </w:rPr>
-        <w:t>infracción a los artículos 18° y 19° de la Ley</w:t>
-      </w:r>
-      <w:r>
-        <w:rPr>
-          <w:rFonts w:ascii="Arial Narrow" w:eastAsia="Arial Narrow" w:hAnsi="Arial Narrow" w:cs="Arial Narrow"/>
-          <w:kern w:val="0"/>
-          <w14:ligatures w14:val="none"/>
-        </w:rPr>
-        <w:t xml:space="preserve"> N°</w:t>
+        <w:t>infracción a los artículos 18 y 19 de la Ley</w:t>
+      </w:r>
+      <w:r>
+        <w:rPr>
+          <w:rFonts w:ascii="Arial Narrow" w:eastAsia="Arial Narrow" w:hAnsi="Arial Narrow" w:cs="Arial Narrow"/>
+          <w:kern w:val="0"/>
+          <w14:ligatures w14:val="none"/>
+        </w:rPr>
+        <w:t xml:space="preserve"> </w:t>
       </w:r>
       <w:r>
         <w:rPr>
@@ -8074,15 +8074,15 @@
           <w:kern w:val="0"/>
           <w14:ligatures w14:val="none"/>
         </w:rPr>
-        <w:t>infracción a los artículos 18° y 19° de la Ley</w:t>
-      </w:r>
-      <w:r>
-        <w:rPr>
-          <w:rFonts w:ascii="Arial Narrow" w:eastAsia="Arial Narrow" w:hAnsi="Arial Narrow" w:cs="Arial Narrow"/>
-          <w:kern w:val="0"/>
-          <w14:ligatures w14:val="none"/>
-        </w:rPr>
-        <w:t xml:space="preserve"> N°</w:t>
+        <w:t>infracción a los artículos 18 y 19 de la Ley</w:t>
+      </w:r>
+      <w:r>
+        <w:rPr>
+          <w:rFonts w:ascii="Arial Narrow" w:eastAsia="Arial Narrow" w:hAnsi="Arial Narrow" w:cs="Arial Narrow"/>
+          <w:kern w:val="0"/>
+          <w14:ligatures w14:val="none"/>
+        </w:rPr>
+        <w:t xml:space="preserve"> </w:t>
       </w:r>
       <w:r>
         <w:rPr>
@@ -8141,7 +8141,7 @@
           <w:lang w:val="es-ES" w:eastAsia="es-ES"/>
           <w14:ligatures w14:val="none"/>
         </w:rPr>
-        <w:t xml:space="preserve">Visa Signature N° 4241-****-****-**19 y la </w:t>
+        <w:t xml:space="preserve">Visa Signature 4241-****-****-**19 y la </w:t>
       </w:r>
       <w:r>
         <w:rPr>
@@ -8161,7 +8161,7 @@
           <w:lang w:val="es-ES" w:eastAsia="es-ES"/>
           <w14:ligatures w14:val="none"/>
         </w:rPr>
-        <w:t>Extralínea N° 8912-****-****-**61</w:t>
+        <w:t>Extralínea 8912-****-****-**61</w:t>
       </w:r>
       <w:r>
         <w:rPr>
@@ -8234,7 +8234,7 @@
           <w:lang w:eastAsia="es-PE"/>
           <w14:ligatures w14:val="none"/>
         </w:rPr>
-        <w:t>Presunta infracción al literal g) del artículo 56° de la Ley</w:t>
+        <w:t>Presunta infracción al literal g) del artículo 56 de la Ley</w:t>
       </w:r>
       <w:r>
         <w:rPr>
@@ -8244,7 +8244,7 @@
           <w:lang w:eastAsia="es-PE"/>
           <w14:ligatures w14:val="none"/>
         </w:rPr>
-        <w:t xml:space="preserve"> N°</w:t>
+        <w:t xml:space="preserve"> </w:t>
       </w:r>
       <w:r>
         <w:rPr>
@@ -8340,7 +8340,7 @@
           <w:lang w:val="es-ES" w:eastAsia="es-ES"/>
           <w14:ligatures w14:val="none"/>
         </w:rPr>
-        <w:t xml:space="preserve">Visa Signature N° 4241-****-****-**19 </w:t>
+        <w:t xml:space="preserve">Visa Signature 4241-****-****-**19 </w:t>
       </w:r>
       <w:r>
         <w:rPr>
@@ -8544,7 +8544,7 @@
           <w:lang w:eastAsia="es-PE"/>
           <w14:ligatures w14:val="none"/>
         </w:rPr>
-        <w:t>Presunta infracción al literal g) del artículo 56° de la Ley</w:t>
+        <w:t>Presunta infracción al literal g) del artículo 56 de la Ley</w:t>
       </w:r>
       <w:r>
         <w:rPr>
@@ -8554,7 +8554,7 @@
           <w:lang w:eastAsia="es-PE"/>
           <w14:ligatures w14:val="none"/>
         </w:rPr>
-        <w:t xml:space="preserve"> N°</w:t>
+        <w:t xml:space="preserve"> </w:t>
       </w:r>
       <w:r>
         <w:rPr>
@@ -8660,7 +8660,7 @@
           <w:lang w:val="es-ES" w:eastAsia="es-ES"/>
           <w14:ligatures w14:val="none"/>
         </w:rPr>
-        <w:t>Extralínea N° 8912-****-****-**61</w:t>
+        <w:t>Extralínea 8912-****-****-**61</w:t>
       </w:r>
       <w:r>
         <w:rPr>
@@ -8810,7 +8810,7 @@
           <w:lang w:eastAsia="es-PE"/>
           <w14:ligatures w14:val="none"/>
         </w:rPr>
-        <w:t>°</w:t>
+        <w:t/>
       </w:r>
       <w:r>
         <w:rPr>
@@ -8848,7 +8848,7 @@
           <w:lang w:eastAsia="es-PE"/>
           <w14:ligatures w14:val="none"/>
         </w:rPr>
-        <w:t xml:space="preserve"> N°</w:t>
+        <w:t xml:space="preserve"> </w:t>
       </w:r>
       <w:r>
         <w:rPr>
@@ -8961,7 +8961,7 @@
           <w:lang w:val="es-ES" w:eastAsia="es-ES"/>
           <w14:ligatures w14:val="none"/>
         </w:rPr>
-        <w:t>Visa Signature N° 4241-****-****-**19</w:t>
+        <w:t>Visa Signature 4241-****-****-**19</w:t>
       </w:r>
       <w:r>
         <w:rPr>
@@ -9041,7 +9041,7 @@
           <w:lang w:eastAsia="es-PE"/>
           <w14:ligatures w14:val="none"/>
         </w:rPr>
-        <w:t>°</w:t>
+        <w:t/>
       </w:r>
       <w:r>
         <w:rPr>
@@ -9079,7 +9079,7 @@
           <w:lang w:eastAsia="es-PE"/>
           <w14:ligatures w14:val="none"/>
         </w:rPr>
-        <w:t xml:space="preserve"> N°</w:t>
+        <w:t xml:space="preserve"> </w:t>
       </w:r>
       <w:r>
         <w:rPr>
@@ -9201,7 +9201,7 @@
           <w:lang w:val="es-ES" w:eastAsia="es-ES"/>
           <w14:ligatures w14:val="none"/>
         </w:rPr>
-        <w:t>Extralínea N° 8912-****-****-**61</w:t>
+        <w:t>Extralínea 8912-****-****-**61</w:t>
       </w:r>
       <w:r>
         <w:rPr>
@@ -9249,7 +9249,7 @@
           <w:kern w:val="0"/>
           <w14:ligatures w14:val="none"/>
         </w:rPr>
-        <w:t>Presunta infracción al numeral 88.1° del artículo 88° de la Ley N° 29571, Código de Protección y Defensa del Consumidor, en</w:t>
+        <w:t>Presunta infracción al numeral 88.1 del artículo 88 de la Ley 29571, Código de Protección y Defensa del Consumidor, en</w:t>
       </w:r>
       <w:r>
         <w:rPr>
@@ -9329,7 +9329,7 @@
           <w:kern w:val="0"/>
           <w14:ligatures w14:val="none"/>
         </w:rPr>
-        <w:t xml:space="preserve">Presunta infracción al numeral 88.1° del artículo 88° de la Ley N° 29571, Código de Protección y Defensa del Consumidor, en tanto </w:t>
+        <w:t xml:space="preserve">Presunta infracción al numeral 88.1 del artículo 88 de la Ley 29571, Código de Protección y Defensa del Consumidor, en tanto </w:t>
       </w:r>
       <w:r>
         <w:rPr>
@@ -9391,7 +9391,7 @@
           <w14:ligatures w14:val="none"/>
         </w:rPr>
         <w:lastRenderedPageBreak/>
-        <w:t xml:space="preserve">Presunta infracción al numeral 88.1° del artículo 88° de la Ley N° 29571, Código de Protección y Defensa del Consumidor, en tanto </w:t>
+        <w:t xml:space="preserve">Presunta infracción al numeral 88.1 del artículo 88 de la Ley 29571, Código de Protección y Defensa del Consumidor, en tanto </w:t>
       </w:r>
       <w:r>
         <w:rPr>
@@ -9741,7 +9741,7 @@
           <w:lang w:eastAsia="es-PE"/>
           <w14:ligatures w14:val="none"/>
         </w:rPr>
-        <w:t>°</w:t>
+        <w:t/>
       </w:r>
       <w:r>
         <w:rPr>
@@ -9819,7 +9819,7 @@
           <w:lang w:eastAsia="es-PE"/>
           <w14:ligatures w14:val="none"/>
         </w:rPr>
-        <w:t>°</w:t>
+        <w:t/>
       </w:r>
       <w:r>
         <w:rPr>
@@ -10003,7 +10003,7 @@
           <w:lang w:eastAsia="es-PE"/>
           <w14:ligatures w14:val="none"/>
         </w:rPr>
-        <w:t>°</w:t>
+        <w:t/>
       </w:r>
       <w:r>
         <w:rPr>
@@ -10190,7 +10190,7 @@
           <w:lang w:val="es-ES" w:eastAsia="es-ES"/>
           <w14:ligatures w14:val="none"/>
         </w:rPr>
-        <w:t>Visa Signature N° 4241-****-****-**19</w:t>
+        <w:t>Visa Signature 4241-****-****-**19</w:t>
       </w:r>
       <w:r>
         <w:rPr>
@@ -10300,7 +10300,7 @@
           <w:lang w:val="es-ES" w:eastAsia="es-ES"/>
           <w14:ligatures w14:val="none"/>
         </w:rPr>
-        <w:t>Extralínea N° 8912-****-****-**61</w:t>
+        <w:t>Extralínea 8912-****-****-**61</w:t>
       </w:r>
       <w:r>
         <w:rPr>
@@ -10431,7 +10431,7 @@
           <w:lang w:val="es-ES" w:eastAsia="es-ES"/>
           <w14:ligatures w14:val="none"/>
         </w:rPr>
-        <w:t>la Póliza del Seguro de desgravamen asociado a la tarjeta de crédito Visa Signature N° 4241-****-****-**19 y la Póliza del Seguro de desgravamen asociado a la tarjeta de crédito Extralínea N° 8912-****-****-**61</w:t>
+        <w:t>la Póliza del Seguro de desgravamen asociado a la tarjeta de crédito Visa Signature 4241-****-****-**19 y la Póliza del Seguro de desgravamen asociado a la tarjeta de crédito Extralínea 8912-****-****-**61</w:t>
       </w:r>
       <w:r>
         <w:rPr>
@@ -10636,7 +10636,7 @@
           <w:lang w:val="es-ES" w:eastAsia="es-ES"/>
           <w14:ligatures w14:val="none"/>
         </w:rPr>
-        <w:t>Visa Signature N° 4241-****-****-**19</w:t>
+        <w:t>Visa Signature 4241-****-****-**19</w:t>
       </w:r>
       <w:r>
         <w:rPr>
@@ -10726,7 +10726,7 @@
           <w:lang w:val="es-ES" w:eastAsia="es-ES"/>
           <w14:ligatures w14:val="none"/>
         </w:rPr>
-        <w:t>Extralínea N° 8912-****-****-**61, así como su cargo de remisión; y, (iii) presentar todas las comunicaciones cursadas con la parte denunciante en virtud de los hechos materia de denuncia</w:t>
+        <w:t>Extralínea 8912-****-****-**61, así como su cargo de remisión; y, (iii) presentar todas las comunicaciones cursadas con la parte denunciante en virtud de los hechos materia de denuncia</w:t>
       </w:r>
       <w:r>
         <w:rPr>
@@ -10805,7 +10805,7 @@
           <w:lang w:eastAsia="es-PE"/>
           <w14:ligatures w14:val="none"/>
         </w:rPr>
-        <w:t>°</w:t>
+        <w:t/>
       </w:r>
       <w:r>
         <w:rPr>
@@ -10825,7 +10825,7 @@
           <w:lang w:eastAsia="es-PE"/>
           <w14:ligatures w14:val="none"/>
         </w:rPr>
-        <w:t xml:space="preserve">N° </w:t>
+        <w:t xml:space="preserve"/>
       </w:r>
       <w:r>
         <w:rPr>
@@ -10866,7 +10866,7 @@
           <w:lang w:eastAsia="es-PE"/>
           <w14:ligatures w14:val="none"/>
         </w:rPr>
-        <w:t>°</w:t>
+        <w:t/>
       </w:r>
       <w:r>
         <w:rPr>
@@ -10886,7 +10886,7 @@
           <w:lang w:eastAsia="es-PE"/>
           <w14:ligatures w14:val="none"/>
         </w:rPr>
-        <w:t>°</w:t>
+        <w:t/>
       </w:r>
       <w:r>
         <w:rPr>
@@ -10906,7 +10906,7 @@
           <w:lang w:eastAsia="es-PE"/>
           <w14:ligatures w14:val="none"/>
         </w:rPr>
-        <w:t>°</w:t>
+        <w:t/>
       </w:r>
       <w:r>
         <w:rPr>
@@ -10969,7 +10969,7 @@
           <w:lang w:eastAsia="es-PE"/>
           <w14:ligatures w14:val="none"/>
         </w:rPr>
-        <w:t>°</w:t>
+        <w:t/>
       </w:r>
       <w:r>
         <w:rPr>
@@ -11070,7 +11070,7 @@
           <w:lang w:eastAsia="es-PE"/>
           <w14:ligatures w14:val="none"/>
         </w:rPr>
-        <w:t>°</w:t>
+        <w:t/>
       </w:r>
       <w:r>
         <w:rPr>
@@ -11145,7 +11145,7 @@
           <w:lang w:eastAsia="es-PE"/>
           <w14:ligatures w14:val="none"/>
         </w:rPr>
-        <w:t>°</w:t>
+        <w:t/>
       </w:r>
       <w:r>
         <w:rPr>
@@ -11153,7 +11153,7 @@
           <w:kern w:val="0"/>
           <w14:ligatures w14:val="none"/>
         </w:rPr>
-        <w:t xml:space="preserve"> del Decreto Legislativo N° 807</w:t>
+        <w:t xml:space="preserve"> del Decreto Legislativo 807</w:t>
       </w:r>
       <w:r>
         <w:rPr>
@@ -11407,7 +11407,7 @@
           <w:lang w:eastAsia="es-PE"/>
           <w14:ligatures w14:val="none"/>
         </w:rPr>
-        <w:t>°</w:t>
+        <w:t/>
       </w:r>
       <w:r>
         <w:rPr>
@@ -11424,7 +11424,7 @@
           <w:lang w:eastAsia="es-PE"/>
           <w14:ligatures w14:val="none"/>
         </w:rPr>
-        <w:t>°</w:t>
+        <w:t/>
       </w:r>
       <w:r>
         <w:rPr>
@@ -11768,7 +11768,7 @@
           <w:color w:val="000000"/>
           <w:lang w:eastAsia="es-PE"/>
         </w:rPr>
-        <w:t>Comisión de Protección al Consumidor N°1</w:t>
+        <w:t>Comisión de Protección al Consumidor 1</w:t>
       </w:r>
     </w:p>
     <w:p>
@@ -12035,7 +12035,7 @@
           <w:sz w:val="14"/>
           <w:szCs w:val="14"/>
         </w:rPr>
-        <w:t xml:space="preserve">  </w:t>
+        <w:t xml:space="preserve"> </w:t>
       </w:r>
       <w:r>
         <w:rPr>
@@ -12053,7 +12053,7 @@
           <w:sz w:val="14"/>
           <w:szCs w:val="14"/>
         </w:rPr>
-        <w:t xml:space="preserve">LEY N° 29571, CÓDIGO DE PROTECCIÓN Y DEFENSA DEL CONSUMIDOR, publicado el 2 de setiembre de 2010 y modificado por Decreto Legislativo N° 1308 </w:t>
+        <w:t xml:space="preserve">LEY 29571, CÓDIGO DE PROTECCIÓN Y DEFENSA DEL CONSUMIDOR, publicado el 2 de setiembre de 2010 y modificado por Decreto Legislativo 1308 </w:t>
       </w:r>
     </w:p>
     <w:p>
@@ -12105,7 +12105,7 @@
           <w:szCs w:val="14"/>
         </w:rPr>
         <w:tab/>
-        <w:t xml:space="preserve">El Instituto Nacional de Defensa de la Competencia y de la Protección de la Propiedad Intelectual (Indecopi) es la autoridad con competencia primaria y de alcance nacional para conocer las presuntas infracciones a las disposiciones contenidas en el presente Código, así como para imponer las sanciones y medidas correctivas establecidas en el presente capítulo, conforme al Decreto Legislativo N° 1033, Ley de Organización y Funciones del Indecopi. Dicha competencia solo puede ser negada cuando ella haya sido asignada o se asigne a favor de otro organismo por norma expresa con rango de ley. </w:t>
+        <w:t xml:space="preserve">El Instituto Nacional de Defensa de la Competencia y de la Protección de la Propiedad Intelectual (Indecopi) es la autoridad con competencia primaria y de alcance nacional para conocer las presuntas infracciones a las disposiciones contenidas en el presente Código, así como para imponer las sanciones y medidas correctivas establecidas en el presente capítulo, conforme al Decreto Legislativo 1033, Ley de Organización y Funciones del Indecopi. Dicha competencia solo puede ser negada cuando ella haya sido asignada o se asigne a favor de otro organismo por norma expresa con rango de ley. </w:t>
       </w:r>
     </w:p>
     <w:p>
@@ -12179,7 +12179,7 @@
           <w:sz w:val="14"/>
           <w:szCs w:val="14"/>
         </w:rPr>
-        <w:t xml:space="preserve">LEY DE ORGANIZACIÓN Y FUNCIONES DEL INDECOPI, APROBADA POR DECRETO LEGISLATIVO N° 1033 </w:t>
+        <w:t xml:space="preserve">LEY DE ORGANIZACIÓN Y FUNCIONES DEL INDECOPI, APROBADA POR DECRETO LEGISLATIVO 1033 </w:t>
       </w:r>
     </w:p>
     <w:p>
@@ -12288,7 +12288,7 @@
           <w:sz w:val="14"/>
           <w:szCs w:val="14"/>
         </w:rPr>
-        <w:t xml:space="preserve">           </w:t>
+        <w:t xml:space="preserve"> </w:t>
       </w:r>
       <w:r>
         <w:rPr>
@@ -12306,7 +12306,7 @@
           <w:sz w:val="14"/>
           <w:szCs w:val="14"/>
         </w:rPr>
-        <w:t xml:space="preserve">LEY N° 29571, CÓDIGO DE PROTECCIÓN Y DEFENSA DEL CONSUMIDOR, publicado el 2 de setiembre de 2010 y modificado por Decreto Legislativo N° 1308   </w:t>
+        <w:t xml:space="preserve">LEY 29571, CÓDIGO DE PROTECCIÓN Y DEFENSA DEL CONSUMIDOR, publicado el 2 de setiembre de 2010 y modificado por Decreto Legislativo 1308 </w:t>
       </w:r>
     </w:p>
     <w:p>
@@ -12330,7 +12330,7 @@
           <w:sz w:val="14"/>
           <w:szCs w:val="14"/>
         </w:rPr>
-        <w:t xml:space="preserve">Artículo 18.- Idoneidad   </w:t>
+        <w:t xml:space="preserve">Artículo 18.- Idoneidad </w:t>
       </w:r>
     </w:p>
     <w:p>
@@ -12350,7 +12350,7 @@
           <w:sz w:val="14"/>
           <w:szCs w:val="14"/>
         </w:rPr>
-        <w:t xml:space="preserve">Se entiende por idoneidad la correspondencia entre lo que un consumidor espera y lo que efectivamente recibe, en función a lo que se le hubiera ofrecido, la publicidad e información transmitida, las condiciones y circunstancias de la transacción, las características y naturaleza del producto o servicio, el precio, entre otros factores, atendiendo a las circunstancias del caso.    </w:t>
+        <w:t xml:space="preserve">Se entiende por idoneidad la correspondencia entre lo que un consumidor espera y lo que efectivamente recibe, en función a lo que se le hubiera ofrecido, la publicidad e información transmitida, las condiciones y circunstancias de la transacción, las características y naturaleza del producto o servicio, el precio, entre otros factores, atendiendo a las circunstancias del caso. </w:t>
       </w:r>
     </w:p>
     <w:p>
@@ -12489,7 +12489,7 @@
           <w:sz w:val="14"/>
           <w:szCs w:val="14"/>
         </w:rPr>
-        <w:t xml:space="preserve">LEY N° 29571, CÓDIGO DE PROTECCIÓN Y DEFENSA DEL CONSUMIDOR, publicado el 2 de setiembre de 2010 y modificado por Decreto Legislativo N° 1308   </w:t>
+        <w:t xml:space="preserve">LEY 29571, CÓDIGO DE PROTECCIÓN Y DEFENSA DEL CONSUMIDOR, publicado el 2 de setiembre de 2010 y modificado por Decreto Legislativo 1308 </w:t>
       </w:r>
     </w:p>
     <w:p>
@@ -12622,7 +12622,7 @@
           <w:sz w:val="14"/>
           <w:szCs w:val="14"/>
         </w:rPr>
-        <w:t xml:space="preserve">           </w:t>
+        <w:t xml:space="preserve"> </w:t>
       </w:r>
       <w:r>
         <w:rPr>
@@ -12640,7 +12640,7 @@
           <w:sz w:val="14"/>
           <w:szCs w:val="14"/>
         </w:rPr>
-        <w:t xml:space="preserve">LEY N° 29571, CÓDIGO DE PROTECCIÓN Y DEFENSA DEL CONSUMIDOR, publicado el 2 de setiembre de 2010 y modificado por Decreto Legislativo N° 1308   </w:t>
+        <w:t xml:space="preserve">LEY 29571, CÓDIGO DE PROTECCIÓN Y DEFENSA DEL CONSUMIDOR, publicado el 2 de setiembre de 2010 y modificado por Decreto Legislativo 1308 </w:t>
       </w:r>
     </w:p>
     <w:p>
@@ -12771,7 +12771,7 @@
           <w:sz w:val="14"/>
           <w:szCs w:val="14"/>
         </w:rPr>
-        <w:t xml:space="preserve">           </w:t>
+        <w:t xml:space="preserve"> </w:t>
       </w:r>
       <w:r>
         <w:rPr>
@@ -12789,7 +12789,7 @@
           <w:sz w:val="14"/>
           <w:szCs w:val="14"/>
         </w:rPr>
-        <w:t xml:space="preserve">LEY N° 29571, CÓDIGO DE PROTECCIÓN Y DEFENSA DEL CONSUMIDOR, publicado el 2 de setiembre de 2010 y modificado por Decreto Legislativo N° 1308 </w:t>
+        <w:t xml:space="preserve">LEY 29571, CÓDIGO DE PROTECCIÓN Y DEFENSA DEL CONSUMIDOR, publicado el 2 de setiembre de 2010 y modificado por Decreto Legislativo 1308 </w:t>
       </w:r>
     </w:p>
     <w:p>
@@ -12879,7 +12879,7 @@
           <w:sz w:val="14"/>
           <w:szCs w:val="14"/>
         </w:rPr>
-        <w:t xml:space="preserve">  </w:t>
+        <w:t xml:space="preserve"> </w:t>
       </w:r>
       <w:r>
         <w:rPr>
@@ -12897,7 +12897,7 @@
           <w:sz w:val="14"/>
           <w:szCs w:val="14"/>
         </w:rPr>
-        <w:t>LEY SOBRE FACULTADES, NORMAS Y ORGANIZACIÓN DEL INDECOPI, APROBADA POR DECRETO LEGISLATIVO N° 807 Artículo 24.-</w:t>
+        <w:t>LEY SOBRE FACULTADES, NORMAS Y ORGANIZACIÓN DEL INDECOPI, APROBADA POR DECRETO LEGISLATIVO 807 Artículo 24.-</w:t>
       </w:r>
       <w:r>
         <w:rPr>
@@ -13055,7 +13055,7 @@
           <w:szCs w:val="14"/>
         </w:rPr>
         <w:tab/>
-        <w:t>El número de trabajadores se atenderá siempre que la empresa haya sido constituida antes de la vigencia de la Ley Nº 30056, publicada el 2 de julio de 2013, que modificó el artículo 5 del Texto Único Ordenado de la Ley de Promoción de la Competitividad, Formalización y Desarrollo de la Micro y Pequeña Empresa y de Acceso al Empleo Decente (LEY MYPE). Ello, en la medida que la Tercera Disposición Complementaria Transitoria de la norma modificatoria precisa que las empresas constituidas antes de la entrada en vigencia de dicha Ley se rigen por los requisitos de acogimiento al régimen de las micro y pequeñas empresas regulados en el Decreto Legislativo 1086.</w:t>
+        <w:t>El número de trabajadores se atenderá siempre que la empresa haya sido constituida antes de la vigencia de la Ley 30056, publicada el 2 de julio de 2013, que modificó el artículo 5 del Texto Único Ordenado de la Ley de Promoción de la Competitividad, Formalización y Desarrollo de la Micro y Pequeña Empresa y de Acceso al Empleo Decente (LEY MYPE). Ello, en la medida que la Tercera Disposición Complementaria Transitoria de la norma modificatoria precisa que las empresas constituidas antes de la entrada en vigencia de dicha Ley se rigen por los requisitos de acogimiento al régimen de las micro y pequeñas empresas regulados en el Decreto Legislativo 1086.</w:t>
       </w:r>
     </w:p>
     <w:p>
@@ -13134,7 +13134,7 @@
           <w:sz w:val="14"/>
           <w:szCs w:val="14"/>
         </w:rPr>
-        <w:t>publicado el 2 de setiembre de 2010 y modificado por Decreto Legislativo N° 1308</w:t>
+        <w:t>publicado el 2 de setiembre de 2010 y modificado por Decreto Legislativo 1308</w:t>
       </w:r>
     </w:p>
     <w:p>
@@ -13291,7 +13291,7 @@
           <w:szCs w:val="14"/>
           <w:vertAlign w:val="superscript"/>
         </w:rPr>
-        <w:t xml:space="preserve">  </w:t>
+        <w:t xml:space="preserve"> </w:t>
       </w:r>
       <w:r>
         <w:rPr>
@@ -13299,7 +13299,7 @@
           <w:sz w:val="14"/>
           <w:szCs w:val="14"/>
         </w:rPr>
-        <w:t xml:space="preserve">     </w:t>
+        <w:t xml:space="preserve"> </w:t>
       </w:r>
       <w:r>
         <w:rPr>
@@ -13335,7 +13335,7 @@
           <w:sz w:val="14"/>
           <w:szCs w:val="14"/>
         </w:rPr>
-        <w:t>publicado el 2 de setiembre de 2010 y modificado por Decreto Legislativo N° 1308</w:t>
+        <w:t>publicado el 2 de setiembre de 2010 y modificado por Decreto Legislativo 1308</w:t>
       </w:r>
     </w:p>
     <w:p>
@@ -13378,7 +13378,7 @@
           <w:sz w:val="14"/>
           <w:szCs w:val="14"/>
         </w:rPr>
-        <w:t>El órgano resolutivo puede sancionar las infracciones administrativas a que se refiere el artículo 108º con amonestación y multas de hasta cuatrocientos cincuenta (450) Unidades Impositivas Tributarias (UIT), las cuales son calificadas de la siguiente manera:</w:t>
+        <w:t>El órgano resolutivo puede sancionar las infracciones administrativas a que se refiere el artículo 108 con amonestación y multas de hasta cuatrocientos cincuenta (450) Unidades Impositivas Tributarias (UIT), las cuales son calificadas de la siguiente manera:</w:t>
       </w:r>
     </w:p>
     <w:p>
@@ -13501,7 +13501,7 @@
           <w:sz w:val="14"/>
           <w:szCs w:val="14"/>
         </w:rPr>
-        <w:t xml:space="preserve">        </w:t>
+        <w:t xml:space="preserve"> </w:t>
       </w:r>
       <w:r>
         <w:rPr>
@@ -14246,7 +14246,7 @@
           <w:sz w:val="14"/>
           <w:szCs w:val="14"/>
         </w:rPr>
-        <w:t xml:space="preserve">         </w:t>
+        <w:t xml:space="preserve"> </w:t>
       </w:r>
       <w:r>
         <w:rPr>
@@ -14282,7 +14282,7 @@
           <w:sz w:val="14"/>
           <w:szCs w:val="14"/>
         </w:rPr>
-        <w:t>publicado el 2 de setiembre de 2010 y modificado por Decreto Legislativo N° 1308</w:t>
+        <w:t>publicado el 2 de setiembre de 2010 y modificado por Decreto Legislativo 1308</w:t>
       </w:r>
     </w:p>
     <w:p>
@@ -14461,7 +14461,7 @@
           <w:szCs w:val="14"/>
         </w:rPr>
         <w:tab/>
-        <w:t>DECRETO LEGISLATIVO Nº 807, LEY SOBRE FACULTADES, NORMAS Y ORGANIZACIÓN DEL INDECOPI FACULTADES DE LAS COMISIONES Y OFICINAS DEL INDECOPI</w:t>
+        <w:t>DECRETO LEGISLATIVO 807, LEY SOBRE FACULTADES, NORMAS Y ORGANIZACIÓN DEL INDECOPI FACULTADES DE LAS COMISIONES Y OFICINAS DEL INDECOPI</w:t>
       </w:r>
     </w:p>
     <w:p>
@@ -14914,7 +14914,7 @@
               <w:sz w:val="16"/>
               <w:szCs w:val="16"/>
             </w:rPr>
-            <w:t xml:space="preserve">CNICA DE LA    </w:t>
+            <w:t xml:space="preserve">CNICA DE LA </w:t>
           </w:r>
         </w:p>
         <w:p>

--- a/plantillas_maestras/03_seguro_desgravamen/falta_evaluacion_invalidez/2_ddos_banco_y_aseguradora/varon/TPL_0613_2026_SEGURO_DESGRAVAMEN_FALTA_EVALUACION_INVALIDEZ_BANCO_VARON_R1.docx
+++ b/plantillas_maestras/03_seguro_desgravamen/falta_evaluacion_invalidez/2_ddos_banco_y_aseguradora/varon/TPL_0613_2026_SEGURO_DESGRAVAMEN_FALTA_EVALUACION_INVALIDEZ_BANCO_VARON_R1.docx
@@ -117,7 +117,7 @@
           <w:lang w:eastAsia="es-PE"/>
           <w14:ligatures w14:val="none"/>
         </w:rPr>
-        <w:t>DENUNCIANTE</w:t>
+        <w:t xml:space="preserve">DENUNCIANTE:[DENUNCIANTE] (SEÑOR [APELLIDO])</w:t>
       </w:r>
       <w:r>
         <w:rPr>
@@ -129,7 +129,7 @@
           <w14:ligatures w14:val="none"/>
         </w:rPr>
         <w:tab/>
-        <w:t>:</w:t>
+        <w:t/>
       </w:r>
       <w:r>
         <w:rPr>
@@ -151,7 +151,7 @@
           <w:lang w:eastAsia="es-PE"/>
           <w14:ligatures w14:val="none"/>
         </w:rPr>
-        <w:t xml:space="preserve">FLAVIO RICARDO ALCÁNTARA ESPINO </w:t>
+        <w:t xml:space="preserve"/>
       </w:r>
       <w:r>
         <w:rPr>
@@ -162,7 +162,7 @@
           <w:lang w:eastAsia="es-PE"/>
           <w14:ligatures w14:val="none"/>
         </w:rPr>
-        <w:t xml:space="preserve">(SEÑOR </w:t>
+        <w:t xml:space="preserve"/>
       </w:r>
       <w:r>
         <w:rPr>
@@ -173,7 +173,7 @@
           <w:lang w:eastAsia="es-PE"/>
           <w14:ligatures w14:val="none"/>
         </w:rPr>
-        <w:t>ALCÁNTARA</w:t>
+        <w:t/>
       </w:r>
       <w:r>
         <w:rPr>
@@ -184,7 +184,7 @@
           <w:lang w:eastAsia="es-PE"/>
           <w14:ligatures w14:val="none"/>
         </w:rPr>
-        <w:t>)</w:t>
+        <w:t/>
       </w:r>
     </w:p>
     <w:p>
@@ -691,27 +691,27 @@
           <w:lang w:val="es-ES" w:eastAsia="es-ES"/>
           <w14:ligatures w14:val="none"/>
         </w:rPr>
-        <w:t xml:space="preserve">Mediante </w:t>
-      </w:r>
-      <w:r>
-        <w:rPr>
-          <w:rFonts w:ascii="Arial Narrow" w:eastAsia="Times New Roman" w:hAnsi="Arial Narrow" w:cs="Arial"/>
-          <w:color w:val="000000"/>
-          <w:kern w:val="0"/>
-          <w:lang w:val="es-ES" w:eastAsia="es-ES"/>
-          <w14:ligatures w14:val="none"/>
-        </w:rPr>
-        <w:t xml:space="preserve">la denuncia del </w:t>
-      </w:r>
-      <w:r>
-        <w:rPr>
-          <w:rFonts w:ascii="Arial Narrow" w:eastAsia="Times New Roman" w:hAnsi="Arial Narrow" w:cs="Arial"/>
-          <w:color w:val="000000"/>
-          <w:kern w:val="0"/>
-          <w:lang w:val="es-ES" w:eastAsia="es-ES"/>
-          <w14:ligatures w14:val="none"/>
-        </w:rPr>
-        <w:t>19 de febrero de 2026</w:t>
+        <w:t xml:space="preserve">Mediante la denuncia del 19 de febrero de 2026, el señor [APELLIDO] denunció a BNP Paribas y al Banco por presuntas infracciones a la Ley 29571, Código de Protección y Defensa del Consumidor (en adelante, Código), señalando lo siguiente:</w:t>
+      </w:r>
+      <w:r>
+        <w:rPr>
+          <w:rFonts w:ascii="Arial Narrow" w:eastAsia="Times New Roman" w:hAnsi="Arial Narrow" w:cs="Arial"/>
+          <w:color w:val="000000"/>
+          <w:kern w:val="0"/>
+          <w:lang w:val="es-ES" w:eastAsia="es-ES"/>
+          <w14:ligatures w14:val="none"/>
+        </w:rPr>
+        <w:t xml:space="preserve"/>
+      </w:r>
+      <w:r>
+        <w:rPr>
+          <w:rFonts w:ascii="Arial Narrow" w:eastAsia="Times New Roman" w:hAnsi="Arial Narrow" w:cs="Arial"/>
+          <w:color w:val="000000"/>
+          <w:kern w:val="0"/>
+          <w:lang w:val="es-ES" w:eastAsia="es-ES"/>
+          <w14:ligatures w14:val="none"/>
+        </w:rPr>
+        <w:t/>
       </w:r>
       <w:r>
         <w:rPr>
@@ -719,7 +719,7 @@
           <w:kern w:val="0"/>
           <w14:ligatures w14:val="none"/>
         </w:rPr>
-        <w:t xml:space="preserve">, </w:t>
+        <w:t xml:space="preserve"/>
       </w:r>
       <w:r>
         <w:rPr>
@@ -727,7 +727,7 @@
           <w:kern w:val="0"/>
           <w14:ligatures w14:val="none"/>
         </w:rPr>
-        <w:t xml:space="preserve">el señor </w:t>
+        <w:t xml:space="preserve"/>
       </w:r>
       <w:r>
         <w:rPr>
@@ -735,7 +735,7 @@
           <w:kern w:val="0"/>
           <w14:ligatures w14:val="none"/>
         </w:rPr>
-        <w:t xml:space="preserve">Alcántara </w:t>
+        <w:t xml:space="preserve"/>
       </w:r>
       <w:r>
         <w:rPr>
@@ -743,87 +743,87 @@
           <w:kern w:val="0"/>
           <w14:ligatures w14:val="none"/>
         </w:rPr>
-        <w:t>d</w:t>
-      </w:r>
-      <w:r>
-        <w:rPr>
-          <w:rFonts w:ascii="Arial Narrow" w:eastAsia="Times New Roman" w:hAnsi="Arial Narrow" w:cs="Arial"/>
-          <w:color w:val="000000"/>
-          <w:kern w:val="0"/>
-          <w:lang w:val="es-ES" w:eastAsia="es-ES"/>
-          <w14:ligatures w14:val="none"/>
-        </w:rPr>
-        <w:t xml:space="preserve">enunció a </w:t>
-      </w:r>
-      <w:r>
-        <w:rPr>
-          <w:rFonts w:ascii="Arial Narrow" w:eastAsia="Times New Roman" w:hAnsi="Arial Narrow" w:cs="Arial"/>
-          <w:color w:val="000000"/>
-          <w:kern w:val="0"/>
-          <w:lang w:val="es-ES" w:eastAsia="es-ES"/>
-          <w14:ligatures w14:val="none"/>
-        </w:rPr>
-        <w:t xml:space="preserve">BNP Paribas </w:t>
-      </w:r>
-      <w:r>
-        <w:rPr>
-          <w:rFonts w:ascii="Arial Narrow" w:eastAsia="Times New Roman" w:hAnsi="Arial Narrow" w:cs="Arial"/>
-          <w:color w:val="000000"/>
-          <w:kern w:val="0"/>
-          <w:lang w:val="es-ES" w:eastAsia="es-ES"/>
-          <w14:ligatures w14:val="none"/>
-        </w:rPr>
-        <w:t xml:space="preserve">y </w:t>
-      </w:r>
-      <w:r>
-        <w:rPr>
-          <w:rFonts w:ascii="Arial Narrow" w:eastAsia="Times New Roman" w:hAnsi="Arial Narrow" w:cs="Arial"/>
-          <w:color w:val="000000"/>
-          <w:kern w:val="0"/>
-          <w:lang w:val="es-ES" w:eastAsia="es-ES"/>
-          <w14:ligatures w14:val="none"/>
-        </w:rPr>
-        <w:t xml:space="preserve">al </w:t>
-      </w:r>
-      <w:r>
-        <w:rPr>
-          <w:rFonts w:ascii="Arial Narrow" w:eastAsia="Times New Roman" w:hAnsi="Arial Narrow" w:cs="Arial"/>
-          <w:color w:val="000000"/>
-          <w:kern w:val="0"/>
-          <w:lang w:val="es-ES" w:eastAsia="es-ES"/>
-          <w14:ligatures w14:val="none"/>
-        </w:rPr>
-        <w:t>Banco</w:t>
-      </w:r>
-      <w:r>
-        <w:rPr>
-          <w:rFonts w:ascii="Arial Narrow" w:eastAsia="Times New Roman" w:hAnsi="Arial Narrow" w:cs="Arial"/>
-          <w:color w:val="000000"/>
-          <w:kern w:val="0"/>
-          <w:lang w:val="es-ES" w:eastAsia="es-ES"/>
-          <w14:ligatures w14:val="none"/>
-        </w:rPr>
-        <w:t xml:space="preserve"> </w:t>
-      </w:r>
-      <w:r>
-        <w:rPr>
-          <w:rFonts w:ascii="Arial Narrow" w:eastAsia="Times New Roman" w:hAnsi="Arial Narrow" w:cs="Arial"/>
-          <w:color w:val="000000"/>
-          <w:kern w:val="0"/>
-          <w:lang w:val="es-ES" w:eastAsia="es-ES"/>
-          <w14:ligatures w14:val="none"/>
-        </w:rPr>
-        <w:t xml:space="preserve">por presuntas infracciones a </w:t>
-      </w:r>
-      <w:r>
-        <w:rPr>
-          <w:rFonts w:ascii="Arial Narrow" w:eastAsia="Times New Roman" w:hAnsi="Arial Narrow" w:cs="Arial"/>
-          <w:color w:val="000000"/>
-          <w:kern w:val="0"/>
-          <w:lang w:val="es-ES" w:eastAsia="es-ES"/>
-          <w14:ligatures w14:val="none"/>
-        </w:rPr>
-        <w:t>la Ley 29571, Código de Protección y Defensa del Consumidor (en adelante, Código)</w:t>
+        <w:t/>
+      </w:r>
+      <w:r>
+        <w:rPr>
+          <w:rFonts w:ascii="Arial Narrow" w:eastAsia="Times New Roman" w:hAnsi="Arial Narrow" w:cs="Arial"/>
+          <w:color w:val="000000"/>
+          <w:kern w:val="0"/>
+          <w:lang w:val="es-ES" w:eastAsia="es-ES"/>
+          <w14:ligatures w14:val="none"/>
+        </w:rPr>
+        <w:t xml:space="preserve"/>
+      </w:r>
+      <w:r>
+        <w:rPr>
+          <w:rFonts w:ascii="Arial Narrow" w:eastAsia="Times New Roman" w:hAnsi="Arial Narrow" w:cs="Arial"/>
+          <w:color w:val="000000"/>
+          <w:kern w:val="0"/>
+          <w:lang w:val="es-ES" w:eastAsia="es-ES"/>
+          <w14:ligatures w14:val="none"/>
+        </w:rPr>
+        <w:t xml:space="preserve"/>
+      </w:r>
+      <w:r>
+        <w:rPr>
+          <w:rFonts w:ascii="Arial Narrow" w:eastAsia="Times New Roman" w:hAnsi="Arial Narrow" w:cs="Arial"/>
+          <w:color w:val="000000"/>
+          <w:kern w:val="0"/>
+          <w:lang w:val="es-ES" w:eastAsia="es-ES"/>
+          <w14:ligatures w14:val="none"/>
+        </w:rPr>
+        <w:t xml:space="preserve"/>
+      </w:r>
+      <w:r>
+        <w:rPr>
+          <w:rFonts w:ascii="Arial Narrow" w:eastAsia="Times New Roman" w:hAnsi="Arial Narrow" w:cs="Arial"/>
+          <w:color w:val="000000"/>
+          <w:kern w:val="0"/>
+          <w:lang w:val="es-ES" w:eastAsia="es-ES"/>
+          <w14:ligatures w14:val="none"/>
+        </w:rPr>
+        <w:t xml:space="preserve"/>
+      </w:r>
+      <w:r>
+        <w:rPr>
+          <w:rFonts w:ascii="Arial Narrow" w:eastAsia="Times New Roman" w:hAnsi="Arial Narrow" w:cs="Arial"/>
+          <w:color w:val="000000"/>
+          <w:kern w:val="0"/>
+          <w:lang w:val="es-ES" w:eastAsia="es-ES"/>
+          <w14:ligatures w14:val="none"/>
+        </w:rPr>
+        <w:t/>
+      </w:r>
+      <w:r>
+        <w:rPr>
+          <w:rFonts w:ascii="Arial Narrow" w:eastAsia="Times New Roman" w:hAnsi="Arial Narrow" w:cs="Arial"/>
+          <w:color w:val="000000"/>
+          <w:kern w:val="0"/>
+          <w:lang w:val="es-ES" w:eastAsia="es-ES"/>
+          <w14:ligatures w14:val="none"/>
+        </w:rPr>
+        <w:t xml:space="preserve"/>
+      </w:r>
+      <w:r>
+        <w:rPr>
+          <w:rFonts w:ascii="Arial Narrow" w:eastAsia="Times New Roman" w:hAnsi="Arial Narrow" w:cs="Arial"/>
+          <w:color w:val="000000"/>
+          <w:kern w:val="0"/>
+          <w:lang w:val="es-ES" w:eastAsia="es-ES"/>
+          <w14:ligatures w14:val="none"/>
+        </w:rPr>
+        <w:t xml:space="preserve"/>
+      </w:r>
+      <w:r>
+        <w:rPr>
+          <w:rFonts w:ascii="Arial Narrow" w:eastAsia="Times New Roman" w:hAnsi="Arial Narrow" w:cs="Arial"/>
+          <w:color w:val="000000"/>
+          <w:kern w:val="0"/>
+          <w:lang w:val="es-ES" w:eastAsia="es-ES"/>
+          <w14:ligatures w14:val="none"/>
+        </w:rPr>
+        <w:t/>
       </w:r>
       <w:r>
         <w:rPr>
@@ -844,7 +844,7 @@
           <w:lang w:val="es-ES" w:eastAsia="es-ES"/>
           <w14:ligatures w14:val="none"/>
         </w:rPr>
-        <w:t xml:space="preserve">, señalando </w:t>
+        <w:t xml:space="preserve"/>
       </w:r>
       <w:r>
         <w:rPr>
@@ -855,7 +855,7 @@
           <w:lang w:val="es-ES" w:eastAsia="es-ES"/>
           <w14:ligatures w14:val="none"/>
         </w:rPr>
-        <w:t>lo siguiente:</w:t>
+        <w:t/>
       </w:r>
     </w:p>
     <w:p>
@@ -4094,7 +4094,7 @@
           <w:lang w:val="es-ES" w:eastAsia="es-ES"/>
           <w14:ligatures w14:val="none"/>
         </w:rPr>
-        <w:t xml:space="preserve">El </w:t>
+        <w:t xml:space="preserve">El señor [APELLIDO] solicitó, en calidad de medida correctiva, que: (i) BNP Paribas cumpla con otorgarle la cobertura del Seguro de Desgravamen por la invalidez total y permanente que padece, cubriendo el saldo insoluto de las tarjetas de crédito Visa Signature 4241-****-****-**19 y Extralínea 8912-****-****-**61, y, de manera subsidiaria, que la compañía aseguradora cumpla con emitir un pronunciamiento definitivo y debidamente fundamentado sobre la solicitud de cobertura, evaluándola con base en la documentación que presentó, sin condicionar dicho pronunciamiento a la presentación de documentos cuya imposibilidad de obtención ha sido acreditada; (ii) BNP Paribas cumpla con realizar el pago de los intereses legales devengados desde la fecha en que debió otorgarse la cobertura del Seguro de Desgravamen hasta la fecha de su efectivo cumplimiento; (iii) BNP Paribas cumpla con implementar procedimientos de evaluación de siniestros que contemplen mecanismos alternativos de acreditación de invalidez para asegurados que, por su condición de jubilados, no tienen acceso a los certificados de invalidez diseñados para trabajadores activos en el sistema laboral; y, (iv) el Banco cumpla con rectificar el reporte negativo ante las centrales de riesgo respecto de las deudas asociadas a las tarjetas de crédito materia de la presente denuncia, en tanto se resuelva la controversia sobre el otorgamiento de cobertura del Seguro de Desgravamen. Asimismo, requirió el reembolso de costos y costas del presente procedimiento.</w:t>
       </w:r>
       <w:r>
         <w:rPr>
@@ -4102,7 +4102,7 @@
           <w:kern w:val="0"/>
           <w14:ligatures w14:val="none"/>
         </w:rPr>
-        <w:t xml:space="preserve">señor </w:t>
+        <w:t xml:space="preserve"/>
       </w:r>
       <w:r>
         <w:rPr>
@@ -4110,17 +4110,17 @@
           <w:kern w:val="0"/>
           <w14:ligatures w14:val="none"/>
         </w:rPr>
-        <w:t xml:space="preserve">Alcántara </w:t>
-      </w:r>
-      <w:r>
-        <w:rPr>
-          <w:rFonts w:ascii="Arial Narrow" w:eastAsia="Times New Roman" w:hAnsi="Arial Narrow" w:cs="Arial"/>
-          <w:color w:val="000000"/>
-          <w:kern w:val="0"/>
-          <w:lang w:val="es-ES" w:eastAsia="es-ES"/>
-          <w14:ligatures w14:val="none"/>
-        </w:rPr>
-        <w:t>solicitó, en calidad de medida correctiva, que</w:t>
+        <w:t xml:space="preserve"/>
+      </w:r>
+      <w:r>
+        <w:rPr>
+          <w:rFonts w:ascii="Arial Narrow" w:eastAsia="Times New Roman" w:hAnsi="Arial Narrow" w:cs="Arial"/>
+          <w:color w:val="000000"/>
+          <w:kern w:val="0"/>
+          <w:lang w:val="es-ES" w:eastAsia="es-ES"/>
+          <w14:ligatures w14:val="none"/>
+        </w:rPr>
+        <w:t/>
       </w:r>
       <w:bookmarkStart w:id="2" w:name="_Hlk206587071"/>
       <w:r>
@@ -4131,537 +4131,537 @@
           <w:lang w:val="es-ES" w:eastAsia="es-ES"/>
           <w14:ligatures w14:val="none"/>
         </w:rPr>
-        <w:t xml:space="preserve">: (i) </w:t>
-      </w:r>
-      <w:r>
-        <w:rPr>
-          <w:rFonts w:ascii="Arial Narrow" w:eastAsia="Times New Roman" w:hAnsi="Arial Narrow" w:cs="Arial"/>
-          <w:color w:val="000000"/>
-          <w:kern w:val="0"/>
-          <w:lang w:val="es-ES" w:eastAsia="es-ES"/>
-          <w14:ligatures w14:val="none"/>
-        </w:rPr>
-        <w:t>BNP Paribas cumpla con otorgar</w:t>
-      </w:r>
-      <w:r>
-        <w:rPr>
-          <w:rFonts w:ascii="Arial Narrow" w:eastAsia="Times New Roman" w:hAnsi="Arial Narrow" w:cs="Arial"/>
-          <w:color w:val="000000"/>
-          <w:kern w:val="0"/>
-          <w:lang w:val="es-ES" w:eastAsia="es-ES"/>
-          <w14:ligatures w14:val="none"/>
-        </w:rPr>
-        <w:t xml:space="preserve">le </w:t>
-      </w:r>
-      <w:r>
-        <w:rPr>
-          <w:rFonts w:ascii="Arial Narrow" w:eastAsia="Times New Roman" w:hAnsi="Arial Narrow" w:cs="Arial"/>
-          <w:color w:val="000000"/>
-          <w:kern w:val="0"/>
-          <w:lang w:val="es-ES" w:eastAsia="es-ES"/>
-          <w14:ligatures w14:val="none"/>
-        </w:rPr>
-        <w:t>la cobertura del Seguro de Desgravamen por la invalidez total y permanente que padece, cubriendo el saldo insoluto de las tarjetas de crédito Visa Signature 4241-</w:t>
-      </w:r>
-      <w:r>
-        <w:rPr>
-          <w:rFonts w:ascii="Arial Narrow" w:eastAsia="Times New Roman" w:hAnsi="Arial Narrow" w:cs="Arial"/>
-          <w:color w:val="000000"/>
-          <w:kern w:val="0"/>
-          <w:lang w:val="es-ES" w:eastAsia="es-ES"/>
-          <w14:ligatures w14:val="none"/>
-        </w:rPr>
-        <w:t>****</w:t>
-      </w:r>
-      <w:r>
-        <w:rPr>
-          <w:rFonts w:ascii="Arial Narrow" w:eastAsia="Times New Roman" w:hAnsi="Arial Narrow" w:cs="Arial"/>
-          <w:color w:val="000000"/>
-          <w:kern w:val="0"/>
-          <w:lang w:val="es-ES" w:eastAsia="es-ES"/>
-          <w14:ligatures w14:val="none"/>
-        </w:rPr>
-        <w:t>-</w:t>
-      </w:r>
-      <w:r>
-        <w:rPr>
-          <w:rFonts w:ascii="Arial Narrow" w:eastAsia="Times New Roman" w:hAnsi="Arial Narrow" w:cs="Arial"/>
-          <w:color w:val="000000"/>
-          <w:kern w:val="0"/>
-          <w:lang w:val="es-ES" w:eastAsia="es-ES"/>
-          <w14:ligatures w14:val="none"/>
-        </w:rPr>
-        <w:t>****</w:t>
-      </w:r>
-      <w:r>
-        <w:rPr>
-          <w:rFonts w:ascii="Arial Narrow" w:eastAsia="Times New Roman" w:hAnsi="Arial Narrow" w:cs="Arial"/>
-          <w:color w:val="000000"/>
-          <w:kern w:val="0"/>
-          <w:lang w:val="es-ES" w:eastAsia="es-ES"/>
-          <w14:ligatures w14:val="none"/>
-        </w:rPr>
-        <w:t>-</w:t>
-      </w:r>
-      <w:r>
-        <w:rPr>
-          <w:rFonts w:ascii="Arial Narrow" w:eastAsia="Times New Roman" w:hAnsi="Arial Narrow" w:cs="Arial"/>
-          <w:color w:val="000000"/>
-          <w:kern w:val="0"/>
-          <w:lang w:val="es-ES" w:eastAsia="es-ES"/>
-          <w14:ligatures w14:val="none"/>
-        </w:rPr>
-        <w:t>**</w:t>
-      </w:r>
-      <w:r>
-        <w:rPr>
-          <w:rFonts w:ascii="Arial Narrow" w:eastAsia="Times New Roman" w:hAnsi="Arial Narrow" w:cs="Arial"/>
-          <w:color w:val="000000"/>
-          <w:kern w:val="0"/>
-          <w:lang w:val="es-ES" w:eastAsia="es-ES"/>
-          <w14:ligatures w14:val="none"/>
-        </w:rPr>
-        <w:t>19 y Extra</w:t>
-      </w:r>
-      <w:r>
-        <w:rPr>
-          <w:rFonts w:ascii="Arial Narrow" w:eastAsia="Times New Roman" w:hAnsi="Arial Narrow" w:cs="Arial"/>
-          <w:color w:val="000000"/>
-          <w:kern w:val="0"/>
-          <w:lang w:val="es-ES" w:eastAsia="es-ES"/>
-          <w14:ligatures w14:val="none"/>
-        </w:rPr>
-        <w:t>lí</w:t>
-      </w:r>
-      <w:r>
-        <w:rPr>
-          <w:rFonts w:ascii="Arial Narrow" w:eastAsia="Times New Roman" w:hAnsi="Arial Narrow" w:cs="Arial"/>
-          <w:color w:val="000000"/>
-          <w:kern w:val="0"/>
-          <w:lang w:val="es-ES" w:eastAsia="es-ES"/>
-          <w14:ligatures w14:val="none"/>
-        </w:rPr>
-        <w:t>nea 8912-</w:t>
-      </w:r>
-      <w:r>
-        <w:rPr>
-          <w:rFonts w:ascii="Arial Narrow" w:eastAsia="Times New Roman" w:hAnsi="Arial Narrow" w:cs="Arial"/>
-          <w:color w:val="000000"/>
-          <w:kern w:val="0"/>
-          <w:lang w:val="es-ES" w:eastAsia="es-ES"/>
-          <w14:ligatures w14:val="none"/>
-        </w:rPr>
-        <w:t>****</w:t>
-      </w:r>
-      <w:r>
-        <w:rPr>
-          <w:rFonts w:ascii="Arial Narrow" w:eastAsia="Times New Roman" w:hAnsi="Arial Narrow" w:cs="Arial"/>
-          <w:color w:val="000000"/>
-          <w:kern w:val="0"/>
-          <w:lang w:val="es-ES" w:eastAsia="es-ES"/>
-          <w14:ligatures w14:val="none"/>
-        </w:rPr>
-        <w:t>-</w:t>
-      </w:r>
-      <w:r>
-        <w:rPr>
-          <w:rFonts w:ascii="Arial Narrow" w:eastAsia="Times New Roman" w:hAnsi="Arial Narrow" w:cs="Arial"/>
-          <w:color w:val="000000"/>
-          <w:kern w:val="0"/>
-          <w:lang w:val="es-ES" w:eastAsia="es-ES"/>
-          <w14:ligatures w14:val="none"/>
-        </w:rPr>
-        <w:t>****</w:t>
-      </w:r>
-      <w:r>
-        <w:rPr>
-          <w:rFonts w:ascii="Arial Narrow" w:eastAsia="Times New Roman" w:hAnsi="Arial Narrow" w:cs="Arial"/>
-          <w:color w:val="000000"/>
-          <w:kern w:val="0"/>
-          <w:lang w:val="es-ES" w:eastAsia="es-ES"/>
-          <w14:ligatures w14:val="none"/>
-        </w:rPr>
-        <w:t>-</w:t>
-      </w:r>
-      <w:r>
-        <w:rPr>
-          <w:rFonts w:ascii="Arial Narrow" w:eastAsia="Times New Roman" w:hAnsi="Arial Narrow" w:cs="Arial"/>
-          <w:color w:val="000000"/>
-          <w:kern w:val="0"/>
-          <w:lang w:val="es-ES" w:eastAsia="es-ES"/>
-          <w14:ligatures w14:val="none"/>
-        </w:rPr>
-        <w:t>**</w:t>
-      </w:r>
-      <w:r>
-        <w:rPr>
-          <w:rFonts w:ascii="Arial Narrow" w:eastAsia="Times New Roman" w:hAnsi="Arial Narrow" w:cs="Arial"/>
-          <w:color w:val="000000"/>
-          <w:kern w:val="0"/>
-          <w:lang w:val="es-ES" w:eastAsia="es-ES"/>
-          <w14:ligatures w14:val="none"/>
-        </w:rPr>
-        <w:t>61</w:t>
-      </w:r>
-      <w:r>
-        <w:rPr>
-          <w:rFonts w:ascii="Arial Narrow" w:eastAsia="Times New Roman" w:hAnsi="Arial Narrow" w:cs="Arial"/>
-          <w:color w:val="000000"/>
-          <w:kern w:val="0"/>
-          <w:lang w:val="es-ES" w:eastAsia="es-ES"/>
-          <w14:ligatures w14:val="none"/>
-        </w:rPr>
-        <w:t>,</w:t>
-      </w:r>
-      <w:r>
-        <w:rPr>
-          <w:rFonts w:ascii="Arial Narrow" w:eastAsia="Times New Roman" w:hAnsi="Arial Narrow" w:cs="Arial"/>
-          <w:color w:val="000000"/>
-          <w:kern w:val="0"/>
-          <w:lang w:val="es-ES" w:eastAsia="es-ES"/>
-          <w14:ligatures w14:val="none"/>
-        </w:rPr>
-        <w:t xml:space="preserve"> y</w:t>
-      </w:r>
-      <w:r>
-        <w:rPr>
-          <w:rFonts w:ascii="Arial Narrow" w:eastAsia="Times New Roman" w:hAnsi="Arial Narrow" w:cs="Arial"/>
-          <w:color w:val="000000"/>
-          <w:kern w:val="0"/>
-          <w:lang w:val="es-ES" w:eastAsia="es-ES"/>
-          <w14:ligatures w14:val="none"/>
-        </w:rPr>
-        <w:t>,</w:t>
-      </w:r>
-      <w:r>
-        <w:rPr>
-          <w:rFonts w:ascii="Arial Narrow" w:eastAsia="Times New Roman" w:hAnsi="Arial Narrow" w:cs="Arial"/>
-          <w:color w:val="000000"/>
-          <w:kern w:val="0"/>
-          <w:lang w:val="es-ES" w:eastAsia="es-ES"/>
-          <w14:ligatures w14:val="none"/>
-        </w:rPr>
-        <w:t xml:space="preserve"> de</w:t>
-      </w:r>
-      <w:r>
-        <w:rPr>
-          <w:rFonts w:ascii="Arial Narrow" w:eastAsia="Times New Roman" w:hAnsi="Arial Narrow" w:cs="Arial"/>
-          <w:color w:val="000000"/>
-          <w:kern w:val="0"/>
-          <w:lang w:val="es-ES" w:eastAsia="es-ES"/>
-          <w14:ligatures w14:val="none"/>
-        </w:rPr>
-        <w:t xml:space="preserve"> manera subsidiaria</w:t>
-      </w:r>
-      <w:r>
-        <w:rPr>
-          <w:rFonts w:ascii="Arial Narrow" w:eastAsia="Times New Roman" w:hAnsi="Arial Narrow" w:cs="Arial"/>
-          <w:color w:val="000000"/>
-          <w:kern w:val="0"/>
-          <w:lang w:val="es-ES" w:eastAsia="es-ES"/>
-          <w14:ligatures w14:val="none"/>
-        </w:rPr>
-        <w:t>,</w:t>
-      </w:r>
-      <w:r>
-        <w:rPr>
-          <w:rFonts w:ascii="Arial Narrow" w:eastAsia="Times New Roman" w:hAnsi="Arial Narrow" w:cs="Arial"/>
-          <w:color w:val="000000"/>
-          <w:kern w:val="0"/>
-          <w:lang w:val="es-ES" w:eastAsia="es-ES"/>
-          <w14:ligatures w14:val="none"/>
-        </w:rPr>
-        <w:t xml:space="preserve"> </w:t>
-      </w:r>
-      <w:r>
-        <w:rPr>
-          <w:rFonts w:ascii="Arial Narrow" w:eastAsia="Times New Roman" w:hAnsi="Arial Narrow" w:cs="Arial"/>
-          <w:color w:val="000000"/>
-          <w:kern w:val="0"/>
-          <w:lang w:val="es-ES" w:eastAsia="es-ES"/>
-          <w14:ligatures w14:val="none"/>
-        </w:rPr>
-        <w:t>que la compañía aseguradora cumpla con</w:t>
-      </w:r>
-      <w:r>
-        <w:rPr>
-          <w:rFonts w:ascii="Arial Narrow" w:eastAsia="Times New Roman" w:hAnsi="Arial Narrow" w:cs="Arial"/>
-          <w:color w:val="000000"/>
-          <w:kern w:val="0"/>
-          <w:lang w:val="es-ES" w:eastAsia="es-ES"/>
-          <w14:ligatures w14:val="none"/>
-        </w:rPr>
-        <w:t xml:space="preserve"> emitir un pronunciamiento definitivo y debidamente fundamentado sobre la solicitud de cobertura, evaluándola con base en la documentación </w:t>
-      </w:r>
-      <w:r>
-        <w:rPr>
-          <w:rFonts w:ascii="Arial Narrow" w:eastAsia="Times New Roman" w:hAnsi="Arial Narrow" w:cs="Arial"/>
-          <w:color w:val="000000"/>
-          <w:kern w:val="0"/>
-          <w:lang w:val="es-ES" w:eastAsia="es-ES"/>
-          <w14:ligatures w14:val="none"/>
-        </w:rPr>
-        <w:t>que presentó</w:t>
-      </w:r>
-      <w:r>
-        <w:rPr>
-          <w:rFonts w:ascii="Arial Narrow" w:eastAsia="Times New Roman" w:hAnsi="Arial Narrow" w:cs="Arial"/>
-          <w:color w:val="000000"/>
-          <w:kern w:val="0"/>
-          <w:lang w:val="es-ES" w:eastAsia="es-ES"/>
-          <w14:ligatures w14:val="none"/>
-        </w:rPr>
-        <w:t>, sin condicionar dicho pronunciamiento a la presentación de documentos cuya imposibilidad de obtención ha sido acreditada</w:t>
-      </w:r>
-      <w:r>
-        <w:rPr>
-          <w:rFonts w:ascii="Arial Narrow" w:eastAsia="Times New Roman" w:hAnsi="Arial Narrow" w:cs="Arial"/>
-          <w:color w:val="000000"/>
-          <w:kern w:val="0"/>
-          <w:lang w:val="es-ES" w:eastAsia="es-ES"/>
-          <w14:ligatures w14:val="none"/>
-        </w:rPr>
-        <w:t xml:space="preserve">; (ii) </w:t>
-      </w:r>
-      <w:r>
-        <w:rPr>
-          <w:rFonts w:ascii="Arial Narrow" w:eastAsia="Times New Roman" w:hAnsi="Arial Narrow" w:cs="Arial"/>
-          <w:color w:val="000000"/>
-          <w:kern w:val="0"/>
-          <w:lang w:val="es-ES" w:eastAsia="es-ES"/>
-          <w14:ligatures w14:val="none"/>
-        </w:rPr>
-        <w:t xml:space="preserve">BNP Paribas </w:t>
-      </w:r>
-      <w:r>
-        <w:rPr>
-          <w:rFonts w:ascii="Arial Narrow" w:eastAsia="Times New Roman" w:hAnsi="Arial Narrow" w:cs="Arial"/>
-          <w:color w:val="000000"/>
-          <w:kern w:val="0"/>
-          <w:lang w:val="es-ES" w:eastAsia="es-ES"/>
-          <w14:ligatures w14:val="none"/>
-        </w:rPr>
-        <w:t>cumpla con</w:t>
-      </w:r>
-      <w:r>
-        <w:rPr>
-          <w:rFonts w:ascii="Arial Narrow" w:eastAsia="Times New Roman" w:hAnsi="Arial Narrow" w:cs="Arial"/>
-          <w:color w:val="000000"/>
-          <w:kern w:val="0"/>
-          <w:lang w:val="es-ES" w:eastAsia="es-ES"/>
-          <w14:ligatures w14:val="none"/>
-        </w:rPr>
-        <w:t xml:space="preserve"> realizar</w:t>
-      </w:r>
-      <w:r>
-        <w:rPr>
-          <w:rFonts w:ascii="Arial Narrow" w:eastAsia="Times New Roman" w:hAnsi="Arial Narrow" w:cs="Arial"/>
-          <w:color w:val="000000"/>
-          <w:kern w:val="0"/>
-          <w:lang w:val="es-ES" w:eastAsia="es-ES"/>
-          <w14:ligatures w14:val="none"/>
-        </w:rPr>
-        <w:t xml:space="preserve"> el pago de los intereses legales devengados desde la fecha en que debió otorgarse la cobertura </w:t>
-      </w:r>
-      <w:r>
-        <w:rPr>
-          <w:rFonts w:ascii="Arial Narrow" w:eastAsia="Times New Roman" w:hAnsi="Arial Narrow" w:cs="Arial"/>
-          <w:color w:val="000000"/>
-          <w:kern w:val="0"/>
-          <w:lang w:val="es-ES" w:eastAsia="es-ES"/>
-          <w14:ligatures w14:val="none"/>
-        </w:rPr>
-        <w:t xml:space="preserve">del </w:t>
-      </w:r>
-      <w:r>
-        <w:rPr>
-          <w:rFonts w:ascii="Arial Narrow" w:eastAsia="Times New Roman" w:hAnsi="Arial Narrow" w:cs="Arial"/>
-          <w:color w:val="000000"/>
-          <w:kern w:val="0"/>
-          <w:lang w:val="es-ES" w:eastAsia="es-ES"/>
-          <w14:ligatures w14:val="none"/>
-        </w:rPr>
-        <w:t xml:space="preserve">Seguro de Desgravamen </w:t>
-      </w:r>
-      <w:r>
-        <w:rPr>
-          <w:rFonts w:ascii="Arial Narrow" w:eastAsia="Times New Roman" w:hAnsi="Arial Narrow" w:cs="Arial"/>
-          <w:color w:val="000000"/>
-          <w:kern w:val="0"/>
-          <w:lang w:val="es-ES" w:eastAsia="es-ES"/>
-          <w14:ligatures w14:val="none"/>
-        </w:rPr>
-        <w:t>hasta la fecha de su efectivo cumplimiento</w:t>
-      </w:r>
-      <w:r>
-        <w:rPr>
-          <w:rFonts w:ascii="Arial Narrow" w:eastAsia="Times New Roman" w:hAnsi="Arial Narrow" w:cs="Arial"/>
-          <w:color w:val="000000"/>
-          <w:kern w:val="0"/>
-          <w:lang w:val="es-ES" w:eastAsia="es-ES"/>
-          <w14:ligatures w14:val="none"/>
-        </w:rPr>
-        <w:t>; (iii)</w:t>
-      </w:r>
-      <w:r>
-        <w:rPr>
-          <w:rFonts w:ascii="Arial Narrow" w:eastAsia="Times New Roman" w:hAnsi="Arial Narrow" w:cs="Arial"/>
-          <w:color w:val="000000"/>
-          <w:kern w:val="0"/>
-          <w:lang w:val="es-ES" w:eastAsia="es-ES"/>
-          <w14:ligatures w14:val="none"/>
-        </w:rPr>
-        <w:t xml:space="preserve"> </w:t>
-      </w:r>
-      <w:r>
-        <w:rPr>
-          <w:rFonts w:ascii="Arial Narrow" w:eastAsia="Times New Roman" w:hAnsi="Arial Narrow" w:cs="Arial"/>
-          <w:color w:val="000000"/>
-          <w:kern w:val="0"/>
-          <w:lang w:val="es-ES" w:eastAsia="es-ES"/>
-          <w14:ligatures w14:val="none"/>
-        </w:rPr>
-        <w:t xml:space="preserve">BNP Paribas </w:t>
-      </w:r>
-      <w:r>
-        <w:rPr>
-          <w:rFonts w:ascii="Arial Narrow" w:eastAsia="Times New Roman" w:hAnsi="Arial Narrow" w:cs="Arial"/>
-          <w:color w:val="000000"/>
-          <w:kern w:val="0"/>
-          <w:lang w:val="es-ES" w:eastAsia="es-ES"/>
-          <w14:ligatures w14:val="none"/>
-        </w:rPr>
-        <w:t>cumpla con</w:t>
-      </w:r>
-      <w:r>
-        <w:rPr>
-          <w:rFonts w:ascii="Arial Narrow" w:eastAsia="Times New Roman" w:hAnsi="Arial Narrow" w:cs="Arial"/>
-          <w:color w:val="000000"/>
-          <w:kern w:val="0"/>
-          <w:lang w:val="es-ES" w:eastAsia="es-ES"/>
-          <w14:ligatures w14:val="none"/>
-        </w:rPr>
-        <w:t xml:space="preserve"> </w:t>
-      </w:r>
-      <w:r>
-        <w:rPr>
-          <w:rFonts w:ascii="Arial Narrow" w:eastAsia="Times New Roman" w:hAnsi="Arial Narrow" w:cs="Arial"/>
-          <w:color w:val="000000"/>
-          <w:kern w:val="0"/>
-          <w:lang w:val="es-ES" w:eastAsia="es-ES"/>
-          <w14:ligatures w14:val="none"/>
-        </w:rPr>
-        <w:t>implementar procedimientos de evaluación de siniestros que contemplen mecanismos alternativos de acreditación de invalidez para asegurados que, por su condición de jubilados, no tienen acceso a los certificados de invalidez diseñados para trabajadores activos en el sistema laboral</w:t>
-      </w:r>
-      <w:r>
-        <w:rPr>
-          <w:rFonts w:ascii="Arial Narrow" w:eastAsia="Times New Roman" w:hAnsi="Arial Narrow" w:cs="Arial"/>
-          <w:color w:val="000000"/>
-          <w:kern w:val="0"/>
-          <w:lang w:val="es-ES" w:eastAsia="es-ES"/>
-          <w14:ligatures w14:val="none"/>
-        </w:rPr>
-        <w:t xml:space="preserve">; </w:t>
-      </w:r>
-      <w:r>
-        <w:rPr>
-          <w:rFonts w:ascii="Arial Narrow" w:eastAsia="Times New Roman" w:hAnsi="Arial Narrow" w:cs="Arial"/>
-          <w:color w:val="000000"/>
-          <w:kern w:val="0"/>
-          <w:lang w:val="es-ES" w:eastAsia="es-ES"/>
-          <w14:ligatures w14:val="none"/>
-        </w:rPr>
-        <w:t xml:space="preserve">y, </w:t>
-      </w:r>
-      <w:r>
-        <w:rPr>
-          <w:rFonts w:ascii="Arial Narrow" w:eastAsia="Times New Roman" w:hAnsi="Arial Narrow" w:cs="Arial"/>
-          <w:color w:val="000000"/>
-          <w:kern w:val="0"/>
-          <w:lang w:val="es-ES" w:eastAsia="es-ES"/>
-          <w14:ligatures w14:val="none"/>
-        </w:rPr>
-        <w:t xml:space="preserve">(iv) </w:t>
-      </w:r>
-      <w:r>
-        <w:rPr>
-          <w:rFonts w:ascii="Arial Narrow" w:eastAsia="Times New Roman" w:hAnsi="Arial Narrow" w:cs="Arial"/>
-          <w:color w:val="000000"/>
-          <w:kern w:val="0"/>
-          <w:lang w:val="es-ES" w:eastAsia="es-ES"/>
-          <w14:ligatures w14:val="none"/>
-        </w:rPr>
-        <w:t>el Banco</w:t>
-      </w:r>
-      <w:r>
-        <w:rPr>
-          <w:rFonts w:ascii="Arial Narrow" w:eastAsia="Times New Roman" w:hAnsi="Arial Narrow" w:cs="Arial"/>
-          <w:color w:val="000000"/>
-          <w:kern w:val="0"/>
-          <w:lang w:val="es-ES" w:eastAsia="es-ES"/>
-          <w14:ligatures w14:val="none"/>
-        </w:rPr>
-        <w:t xml:space="preserve"> </w:t>
-      </w:r>
-      <w:r>
-        <w:rPr>
-          <w:rFonts w:ascii="Arial Narrow" w:eastAsia="Times New Roman" w:hAnsi="Arial Narrow" w:cs="Arial"/>
-          <w:color w:val="000000"/>
-          <w:kern w:val="0"/>
-          <w:lang w:val="es-ES" w:eastAsia="es-ES"/>
-          <w14:ligatures w14:val="none"/>
-        </w:rPr>
-        <w:t xml:space="preserve">cumpla con </w:t>
-      </w:r>
-      <w:r>
-        <w:rPr>
-          <w:rFonts w:ascii="Arial Narrow" w:eastAsia="Times New Roman" w:hAnsi="Arial Narrow" w:cs="Arial"/>
-          <w:color w:val="000000"/>
-          <w:kern w:val="0"/>
-          <w:lang w:val="es-ES" w:eastAsia="es-ES"/>
-          <w14:ligatures w14:val="none"/>
-        </w:rPr>
-        <w:t xml:space="preserve">rectificar el reporte negativo ante las centrales de riesgo respecto de las deudas asociadas a las tarjetas de crédito materia de la presente denuncia, en tanto se resuelva la </w:t>
-      </w:r>
-      <w:r>
-        <w:rPr>
-          <w:rFonts w:ascii="Arial Narrow" w:eastAsia="Times New Roman" w:hAnsi="Arial Narrow" w:cs="Arial"/>
-          <w:color w:val="000000"/>
-          <w:kern w:val="0"/>
-          <w:lang w:val="es-ES" w:eastAsia="es-ES"/>
-          <w14:ligatures w14:val="none"/>
-        </w:rPr>
-        <w:t>controversia sobre el otorgamiento</w:t>
-      </w:r>
-      <w:r>
-        <w:rPr>
-          <w:rFonts w:ascii="Arial Narrow" w:eastAsia="Times New Roman" w:hAnsi="Arial Narrow" w:cs="Arial"/>
-          <w:color w:val="000000"/>
-          <w:kern w:val="0"/>
-          <w:lang w:val="es-ES" w:eastAsia="es-ES"/>
-          <w14:ligatures w14:val="none"/>
-        </w:rPr>
-        <w:t xml:space="preserve"> de cobertura del </w:t>
-      </w:r>
-      <w:r>
-        <w:rPr>
-          <w:rFonts w:ascii="Arial Narrow" w:eastAsia="Times New Roman" w:hAnsi="Arial Narrow" w:cs="Arial"/>
-          <w:color w:val="000000"/>
-          <w:kern w:val="0"/>
-          <w:lang w:val="es-ES" w:eastAsia="es-ES"/>
-          <w14:ligatures w14:val="none"/>
-        </w:rPr>
-        <w:t>Seguro de Desgravamen</w:t>
-      </w:r>
-      <w:r>
-        <w:rPr>
-          <w:rFonts w:ascii="Arial Narrow" w:eastAsia="Times New Roman" w:hAnsi="Arial Narrow" w:cs="Arial"/>
-          <w:color w:val="000000"/>
-          <w:kern w:val="0"/>
-          <w:lang w:val="es-ES" w:eastAsia="es-ES"/>
-          <w14:ligatures w14:val="none"/>
-        </w:rPr>
-        <w:t>. Asimismo, requirió el reembolso de costos y costas del presente procedimiento.</w:t>
+        <w:t xml:space="preserve"/>
+      </w:r>
+      <w:r>
+        <w:rPr>
+          <w:rFonts w:ascii="Arial Narrow" w:eastAsia="Times New Roman" w:hAnsi="Arial Narrow" w:cs="Arial"/>
+          <w:color w:val="000000"/>
+          <w:kern w:val="0"/>
+          <w:lang w:val="es-ES" w:eastAsia="es-ES"/>
+          <w14:ligatures w14:val="none"/>
+        </w:rPr>
+        <w:t/>
+      </w:r>
+      <w:r>
+        <w:rPr>
+          <w:rFonts w:ascii="Arial Narrow" w:eastAsia="Times New Roman" w:hAnsi="Arial Narrow" w:cs="Arial"/>
+          <w:color w:val="000000"/>
+          <w:kern w:val="0"/>
+          <w:lang w:val="es-ES" w:eastAsia="es-ES"/>
+          <w14:ligatures w14:val="none"/>
+        </w:rPr>
+        <w:t xml:space="preserve"/>
+      </w:r>
+      <w:r>
+        <w:rPr>
+          <w:rFonts w:ascii="Arial Narrow" w:eastAsia="Times New Roman" w:hAnsi="Arial Narrow" w:cs="Arial"/>
+          <w:color w:val="000000"/>
+          <w:kern w:val="0"/>
+          <w:lang w:val="es-ES" w:eastAsia="es-ES"/>
+          <w14:ligatures w14:val="none"/>
+        </w:rPr>
+        <w:t/>
+      </w:r>
+      <w:r>
+        <w:rPr>
+          <w:rFonts w:ascii="Arial Narrow" w:eastAsia="Times New Roman" w:hAnsi="Arial Narrow" w:cs="Arial"/>
+          <w:color w:val="000000"/>
+          <w:kern w:val="0"/>
+          <w:lang w:val="es-ES" w:eastAsia="es-ES"/>
+          <w14:ligatures w14:val="none"/>
+        </w:rPr>
+        <w:t/>
+      </w:r>
+      <w:r>
+        <w:rPr>
+          <w:rFonts w:ascii="Arial Narrow" w:eastAsia="Times New Roman" w:hAnsi="Arial Narrow" w:cs="Arial"/>
+          <w:color w:val="000000"/>
+          <w:kern w:val="0"/>
+          <w:lang w:val="es-ES" w:eastAsia="es-ES"/>
+          <w14:ligatures w14:val="none"/>
+        </w:rPr>
+        <w:t/>
+      </w:r>
+      <w:r>
+        <w:rPr>
+          <w:rFonts w:ascii="Arial Narrow" w:eastAsia="Times New Roman" w:hAnsi="Arial Narrow" w:cs="Arial"/>
+          <w:color w:val="000000"/>
+          <w:kern w:val="0"/>
+          <w:lang w:val="es-ES" w:eastAsia="es-ES"/>
+          <w14:ligatures w14:val="none"/>
+        </w:rPr>
+        <w:t/>
+      </w:r>
+      <w:r>
+        <w:rPr>
+          <w:rFonts w:ascii="Arial Narrow" w:eastAsia="Times New Roman" w:hAnsi="Arial Narrow" w:cs="Arial"/>
+          <w:color w:val="000000"/>
+          <w:kern w:val="0"/>
+          <w:lang w:val="es-ES" w:eastAsia="es-ES"/>
+          <w14:ligatures w14:val="none"/>
+        </w:rPr>
+        <w:t/>
+      </w:r>
+      <w:r>
+        <w:rPr>
+          <w:rFonts w:ascii="Arial Narrow" w:eastAsia="Times New Roman" w:hAnsi="Arial Narrow" w:cs="Arial"/>
+          <w:color w:val="000000"/>
+          <w:kern w:val="0"/>
+          <w:lang w:val="es-ES" w:eastAsia="es-ES"/>
+          <w14:ligatures w14:val="none"/>
+        </w:rPr>
+        <w:t/>
+      </w:r>
+      <w:r>
+        <w:rPr>
+          <w:rFonts w:ascii="Arial Narrow" w:eastAsia="Times New Roman" w:hAnsi="Arial Narrow" w:cs="Arial"/>
+          <w:color w:val="000000"/>
+          <w:kern w:val="0"/>
+          <w:lang w:val="es-ES" w:eastAsia="es-ES"/>
+          <w14:ligatures w14:val="none"/>
+        </w:rPr>
+        <w:t/>
+      </w:r>
+      <w:r>
+        <w:rPr>
+          <w:rFonts w:ascii="Arial Narrow" w:eastAsia="Times New Roman" w:hAnsi="Arial Narrow" w:cs="Arial"/>
+          <w:color w:val="000000"/>
+          <w:kern w:val="0"/>
+          <w:lang w:val="es-ES" w:eastAsia="es-ES"/>
+          <w14:ligatures w14:val="none"/>
+        </w:rPr>
+        <w:t/>
+      </w:r>
+      <w:r>
+        <w:rPr>
+          <w:rFonts w:ascii="Arial Narrow" w:eastAsia="Times New Roman" w:hAnsi="Arial Narrow" w:cs="Arial"/>
+          <w:color w:val="000000"/>
+          <w:kern w:val="0"/>
+          <w:lang w:val="es-ES" w:eastAsia="es-ES"/>
+          <w14:ligatures w14:val="none"/>
+        </w:rPr>
+        <w:t/>
+      </w:r>
+      <w:r>
+        <w:rPr>
+          <w:rFonts w:ascii="Arial Narrow" w:eastAsia="Times New Roman" w:hAnsi="Arial Narrow" w:cs="Arial"/>
+          <w:color w:val="000000"/>
+          <w:kern w:val="0"/>
+          <w:lang w:val="es-ES" w:eastAsia="es-ES"/>
+          <w14:ligatures w14:val="none"/>
+        </w:rPr>
+        <w:t/>
+      </w:r>
+      <w:r>
+        <w:rPr>
+          <w:rFonts w:ascii="Arial Narrow" w:eastAsia="Times New Roman" w:hAnsi="Arial Narrow" w:cs="Arial"/>
+          <w:color w:val="000000"/>
+          <w:kern w:val="0"/>
+          <w:lang w:val="es-ES" w:eastAsia="es-ES"/>
+          <w14:ligatures w14:val="none"/>
+        </w:rPr>
+        <w:t/>
+      </w:r>
+      <w:r>
+        <w:rPr>
+          <w:rFonts w:ascii="Arial Narrow" w:eastAsia="Times New Roman" w:hAnsi="Arial Narrow" w:cs="Arial"/>
+          <w:color w:val="000000"/>
+          <w:kern w:val="0"/>
+          <w:lang w:val="es-ES" w:eastAsia="es-ES"/>
+          <w14:ligatures w14:val="none"/>
+        </w:rPr>
+        <w:t/>
+      </w:r>
+      <w:r>
+        <w:rPr>
+          <w:rFonts w:ascii="Arial Narrow" w:eastAsia="Times New Roman" w:hAnsi="Arial Narrow" w:cs="Arial"/>
+          <w:color w:val="000000"/>
+          <w:kern w:val="0"/>
+          <w:lang w:val="es-ES" w:eastAsia="es-ES"/>
+          <w14:ligatures w14:val="none"/>
+        </w:rPr>
+        <w:t/>
+      </w:r>
+      <w:r>
+        <w:rPr>
+          <w:rFonts w:ascii="Arial Narrow" w:eastAsia="Times New Roman" w:hAnsi="Arial Narrow" w:cs="Arial"/>
+          <w:color w:val="000000"/>
+          <w:kern w:val="0"/>
+          <w:lang w:val="es-ES" w:eastAsia="es-ES"/>
+          <w14:ligatures w14:val="none"/>
+        </w:rPr>
+        <w:t/>
+      </w:r>
+      <w:r>
+        <w:rPr>
+          <w:rFonts w:ascii="Arial Narrow" w:eastAsia="Times New Roman" w:hAnsi="Arial Narrow" w:cs="Arial"/>
+          <w:color w:val="000000"/>
+          <w:kern w:val="0"/>
+          <w:lang w:val="es-ES" w:eastAsia="es-ES"/>
+          <w14:ligatures w14:val="none"/>
+        </w:rPr>
+        <w:t/>
+      </w:r>
+      <w:r>
+        <w:rPr>
+          <w:rFonts w:ascii="Arial Narrow" w:eastAsia="Times New Roman" w:hAnsi="Arial Narrow" w:cs="Arial"/>
+          <w:color w:val="000000"/>
+          <w:kern w:val="0"/>
+          <w:lang w:val="es-ES" w:eastAsia="es-ES"/>
+          <w14:ligatures w14:val="none"/>
+        </w:rPr>
+        <w:t/>
+      </w:r>
+      <w:r>
+        <w:rPr>
+          <w:rFonts w:ascii="Arial Narrow" w:eastAsia="Times New Roman" w:hAnsi="Arial Narrow" w:cs="Arial"/>
+          <w:color w:val="000000"/>
+          <w:kern w:val="0"/>
+          <w:lang w:val="es-ES" w:eastAsia="es-ES"/>
+          <w14:ligatures w14:val="none"/>
+        </w:rPr>
+        <w:t xml:space="preserve"/>
+      </w:r>
+      <w:r>
+        <w:rPr>
+          <w:rFonts w:ascii="Arial Narrow" w:eastAsia="Times New Roman" w:hAnsi="Arial Narrow" w:cs="Arial"/>
+          <w:color w:val="000000"/>
+          <w:kern w:val="0"/>
+          <w:lang w:val="es-ES" w:eastAsia="es-ES"/>
+          <w14:ligatures w14:val="none"/>
+        </w:rPr>
+        <w:t/>
+      </w:r>
+      <w:r>
+        <w:rPr>
+          <w:rFonts w:ascii="Arial Narrow" w:eastAsia="Times New Roman" w:hAnsi="Arial Narrow" w:cs="Arial"/>
+          <w:color w:val="000000"/>
+          <w:kern w:val="0"/>
+          <w:lang w:val="es-ES" w:eastAsia="es-ES"/>
+          <w14:ligatures w14:val="none"/>
+        </w:rPr>
+        <w:t xml:space="preserve"/>
+      </w:r>
+      <w:r>
+        <w:rPr>
+          <w:rFonts w:ascii="Arial Narrow" w:eastAsia="Times New Roman" w:hAnsi="Arial Narrow" w:cs="Arial"/>
+          <w:color w:val="000000"/>
+          <w:kern w:val="0"/>
+          <w:lang w:val="es-ES" w:eastAsia="es-ES"/>
+          <w14:ligatures w14:val="none"/>
+        </w:rPr>
+        <w:t xml:space="preserve"/>
+      </w:r>
+      <w:r>
+        <w:rPr>
+          <w:rFonts w:ascii="Arial Narrow" w:eastAsia="Times New Roman" w:hAnsi="Arial Narrow" w:cs="Arial"/>
+          <w:color w:val="000000"/>
+          <w:kern w:val="0"/>
+          <w:lang w:val="es-ES" w:eastAsia="es-ES"/>
+          <w14:ligatures w14:val="none"/>
+        </w:rPr>
+        <w:t/>
+      </w:r>
+      <w:r>
+        <w:rPr>
+          <w:rFonts w:ascii="Arial Narrow" w:eastAsia="Times New Roman" w:hAnsi="Arial Narrow" w:cs="Arial"/>
+          <w:color w:val="000000"/>
+          <w:kern w:val="0"/>
+          <w:lang w:val="es-ES" w:eastAsia="es-ES"/>
+          <w14:ligatures w14:val="none"/>
+        </w:rPr>
+        <w:t xml:space="preserve"/>
+      </w:r>
+      <w:r>
+        <w:rPr>
+          <w:rFonts w:ascii="Arial Narrow" w:eastAsia="Times New Roman" w:hAnsi="Arial Narrow" w:cs="Arial"/>
+          <w:color w:val="000000"/>
+          <w:kern w:val="0"/>
+          <w:lang w:val="es-ES" w:eastAsia="es-ES"/>
+          <w14:ligatures w14:val="none"/>
+        </w:rPr>
+        <w:t/>
+      </w:r>
+      <w:r>
+        <w:rPr>
+          <w:rFonts w:ascii="Arial Narrow" w:eastAsia="Times New Roman" w:hAnsi="Arial Narrow" w:cs="Arial"/>
+          <w:color w:val="000000"/>
+          <w:kern w:val="0"/>
+          <w:lang w:val="es-ES" w:eastAsia="es-ES"/>
+          <w14:ligatures w14:val="none"/>
+        </w:rPr>
+        <w:t xml:space="preserve"/>
+      </w:r>
+      <w:r>
+        <w:rPr>
+          <w:rFonts w:ascii="Arial Narrow" w:eastAsia="Times New Roman" w:hAnsi="Arial Narrow" w:cs="Arial"/>
+          <w:color w:val="000000"/>
+          <w:kern w:val="0"/>
+          <w:lang w:val="es-ES" w:eastAsia="es-ES"/>
+          <w14:ligatures w14:val="none"/>
+        </w:rPr>
+        <w:t/>
+      </w:r>
+      <w:r>
+        <w:rPr>
+          <w:rFonts w:ascii="Arial Narrow" w:eastAsia="Times New Roman" w:hAnsi="Arial Narrow" w:cs="Arial"/>
+          <w:color w:val="000000"/>
+          <w:kern w:val="0"/>
+          <w:lang w:val="es-ES" w:eastAsia="es-ES"/>
+          <w14:ligatures w14:val="none"/>
+        </w:rPr>
+        <w:t/>
+      </w:r>
+      <w:r>
+        <w:rPr>
+          <w:rFonts w:ascii="Arial Narrow" w:eastAsia="Times New Roman" w:hAnsi="Arial Narrow" w:cs="Arial"/>
+          <w:color w:val="000000"/>
+          <w:kern w:val="0"/>
+          <w:lang w:val="es-ES" w:eastAsia="es-ES"/>
+          <w14:ligatures w14:val="none"/>
+        </w:rPr>
+        <w:t xml:space="preserve"/>
+      </w:r>
+      <w:r>
+        <w:rPr>
+          <w:rFonts w:ascii="Arial Narrow" w:eastAsia="Times New Roman" w:hAnsi="Arial Narrow" w:cs="Arial"/>
+          <w:color w:val="000000"/>
+          <w:kern w:val="0"/>
+          <w:lang w:val="es-ES" w:eastAsia="es-ES"/>
+          <w14:ligatures w14:val="none"/>
+        </w:rPr>
+        <w:t xml:space="preserve"/>
+      </w:r>
+      <w:r>
+        <w:rPr>
+          <w:rFonts w:ascii="Arial Narrow" w:eastAsia="Times New Roman" w:hAnsi="Arial Narrow" w:cs="Arial"/>
+          <w:color w:val="000000"/>
+          <w:kern w:val="0"/>
+          <w:lang w:val="es-ES" w:eastAsia="es-ES"/>
+          <w14:ligatures w14:val="none"/>
+        </w:rPr>
+        <w:t/>
+      </w:r>
+      <w:r>
+        <w:rPr>
+          <w:rFonts w:ascii="Arial Narrow" w:eastAsia="Times New Roman" w:hAnsi="Arial Narrow" w:cs="Arial"/>
+          <w:color w:val="000000"/>
+          <w:kern w:val="0"/>
+          <w:lang w:val="es-ES" w:eastAsia="es-ES"/>
+          <w14:ligatures w14:val="none"/>
+        </w:rPr>
+        <w:t xml:space="preserve"/>
+      </w:r>
+      <w:r>
+        <w:rPr>
+          <w:rFonts w:ascii="Arial Narrow" w:eastAsia="Times New Roman" w:hAnsi="Arial Narrow" w:cs="Arial"/>
+          <w:color w:val="000000"/>
+          <w:kern w:val="0"/>
+          <w:lang w:val="es-ES" w:eastAsia="es-ES"/>
+          <w14:ligatures w14:val="none"/>
+        </w:rPr>
+        <w:t xml:space="preserve"/>
+      </w:r>
+      <w:r>
+        <w:rPr>
+          <w:rFonts w:ascii="Arial Narrow" w:eastAsia="Times New Roman" w:hAnsi="Arial Narrow" w:cs="Arial"/>
+          <w:color w:val="000000"/>
+          <w:kern w:val="0"/>
+          <w:lang w:val="es-ES" w:eastAsia="es-ES"/>
+          <w14:ligatures w14:val="none"/>
+        </w:rPr>
+        <w:t xml:space="preserve"/>
+      </w:r>
+      <w:r>
+        <w:rPr>
+          <w:rFonts w:ascii="Arial Narrow" w:eastAsia="Times New Roman" w:hAnsi="Arial Narrow" w:cs="Arial"/>
+          <w:color w:val="000000"/>
+          <w:kern w:val="0"/>
+          <w:lang w:val="es-ES" w:eastAsia="es-ES"/>
+          <w14:ligatures w14:val="none"/>
+        </w:rPr>
+        <w:t xml:space="preserve"/>
+      </w:r>
+      <w:r>
+        <w:rPr>
+          <w:rFonts w:ascii="Arial Narrow" w:eastAsia="Times New Roman" w:hAnsi="Arial Narrow" w:cs="Arial"/>
+          <w:color w:val="000000"/>
+          <w:kern w:val="0"/>
+          <w:lang w:val="es-ES" w:eastAsia="es-ES"/>
+          <w14:ligatures w14:val="none"/>
+        </w:rPr>
+        <w:t/>
+      </w:r>
+      <w:r>
+        <w:rPr>
+          <w:rFonts w:ascii="Arial Narrow" w:eastAsia="Times New Roman" w:hAnsi="Arial Narrow" w:cs="Arial"/>
+          <w:color w:val="000000"/>
+          <w:kern w:val="0"/>
+          <w:lang w:val="es-ES" w:eastAsia="es-ES"/>
+          <w14:ligatures w14:val="none"/>
+        </w:rPr>
+        <w:t/>
+      </w:r>
+      <w:r>
+        <w:rPr>
+          <w:rFonts w:ascii="Arial Narrow" w:eastAsia="Times New Roman" w:hAnsi="Arial Narrow" w:cs="Arial"/>
+          <w:color w:val="000000"/>
+          <w:kern w:val="0"/>
+          <w:lang w:val="es-ES" w:eastAsia="es-ES"/>
+          <w14:ligatures w14:val="none"/>
+        </w:rPr>
+        <w:t xml:space="preserve"/>
+      </w:r>
+      <w:r>
+        <w:rPr>
+          <w:rFonts w:ascii="Arial Narrow" w:eastAsia="Times New Roman" w:hAnsi="Arial Narrow" w:cs="Arial"/>
+          <w:color w:val="000000"/>
+          <w:kern w:val="0"/>
+          <w:lang w:val="es-ES" w:eastAsia="es-ES"/>
+          <w14:ligatures w14:val="none"/>
+        </w:rPr>
+        <w:t xml:space="preserve"/>
+      </w:r>
+      <w:r>
+        <w:rPr>
+          <w:rFonts w:ascii="Arial Narrow" w:eastAsia="Times New Roman" w:hAnsi="Arial Narrow" w:cs="Arial"/>
+          <w:color w:val="000000"/>
+          <w:kern w:val="0"/>
+          <w:lang w:val="es-ES" w:eastAsia="es-ES"/>
+          <w14:ligatures w14:val="none"/>
+        </w:rPr>
+        <w:t/>
+      </w:r>
+      <w:r>
+        <w:rPr>
+          <w:rFonts w:ascii="Arial Narrow" w:eastAsia="Times New Roman" w:hAnsi="Arial Narrow" w:cs="Arial"/>
+          <w:color w:val="000000"/>
+          <w:kern w:val="0"/>
+          <w:lang w:val="es-ES" w:eastAsia="es-ES"/>
+          <w14:ligatures w14:val="none"/>
+        </w:rPr>
+        <w:t xml:space="preserve"/>
+      </w:r>
+      <w:r>
+        <w:rPr>
+          <w:rFonts w:ascii="Arial Narrow" w:eastAsia="Times New Roman" w:hAnsi="Arial Narrow" w:cs="Arial"/>
+          <w:color w:val="000000"/>
+          <w:kern w:val="0"/>
+          <w:lang w:val="es-ES" w:eastAsia="es-ES"/>
+          <w14:ligatures w14:val="none"/>
+        </w:rPr>
+        <w:t/>
+      </w:r>
+      <w:r>
+        <w:rPr>
+          <w:rFonts w:ascii="Arial Narrow" w:eastAsia="Times New Roman" w:hAnsi="Arial Narrow" w:cs="Arial"/>
+          <w:color w:val="000000"/>
+          <w:kern w:val="0"/>
+          <w:lang w:val="es-ES" w:eastAsia="es-ES"/>
+          <w14:ligatures w14:val="none"/>
+        </w:rPr>
+        <w:t xml:space="preserve"/>
+      </w:r>
+      <w:r>
+        <w:rPr>
+          <w:rFonts w:ascii="Arial Narrow" w:eastAsia="Times New Roman" w:hAnsi="Arial Narrow" w:cs="Arial"/>
+          <w:color w:val="000000"/>
+          <w:kern w:val="0"/>
+          <w:lang w:val="es-ES" w:eastAsia="es-ES"/>
+          <w14:ligatures w14:val="none"/>
+        </w:rPr>
+        <w:t xml:space="preserve"/>
+      </w:r>
+      <w:r>
+        <w:rPr>
+          <w:rFonts w:ascii="Arial Narrow" w:eastAsia="Times New Roman" w:hAnsi="Arial Narrow" w:cs="Arial"/>
+          <w:color w:val="000000"/>
+          <w:kern w:val="0"/>
+          <w:lang w:val="es-ES" w:eastAsia="es-ES"/>
+          <w14:ligatures w14:val="none"/>
+        </w:rPr>
+        <w:t xml:space="preserve"/>
+      </w:r>
+      <w:r>
+        <w:rPr>
+          <w:rFonts w:ascii="Arial Narrow" w:eastAsia="Times New Roman" w:hAnsi="Arial Narrow" w:cs="Arial"/>
+          <w:color w:val="000000"/>
+          <w:kern w:val="0"/>
+          <w:lang w:val="es-ES" w:eastAsia="es-ES"/>
+          <w14:ligatures w14:val="none"/>
+        </w:rPr>
+        <w:t/>
+      </w:r>
+      <w:r>
+        <w:rPr>
+          <w:rFonts w:ascii="Arial Narrow" w:eastAsia="Times New Roman" w:hAnsi="Arial Narrow" w:cs="Arial"/>
+          <w:color w:val="000000"/>
+          <w:kern w:val="0"/>
+          <w:lang w:val="es-ES" w:eastAsia="es-ES"/>
+          <w14:ligatures w14:val="none"/>
+        </w:rPr>
+        <w:t xml:space="preserve"/>
+      </w:r>
+      <w:r>
+        <w:rPr>
+          <w:rFonts w:ascii="Arial Narrow" w:eastAsia="Times New Roman" w:hAnsi="Arial Narrow" w:cs="Arial"/>
+          <w:color w:val="000000"/>
+          <w:kern w:val="0"/>
+          <w:lang w:val="es-ES" w:eastAsia="es-ES"/>
+          <w14:ligatures w14:val="none"/>
+        </w:rPr>
+        <w:t xml:space="preserve"/>
+      </w:r>
+      <w:r>
+        <w:rPr>
+          <w:rFonts w:ascii="Arial Narrow" w:eastAsia="Times New Roman" w:hAnsi="Arial Narrow" w:cs="Arial"/>
+          <w:color w:val="000000"/>
+          <w:kern w:val="0"/>
+          <w:lang w:val="es-ES" w:eastAsia="es-ES"/>
+          <w14:ligatures w14:val="none"/>
+        </w:rPr>
+        <w:t xml:space="preserve"/>
+      </w:r>
+      <w:r>
+        <w:rPr>
+          <w:rFonts w:ascii="Arial Narrow" w:eastAsia="Times New Roman" w:hAnsi="Arial Narrow" w:cs="Arial"/>
+          <w:color w:val="000000"/>
+          <w:kern w:val="0"/>
+          <w:lang w:val="es-ES" w:eastAsia="es-ES"/>
+          <w14:ligatures w14:val="none"/>
+        </w:rPr>
+        <w:t/>
+      </w:r>
+      <w:r>
+        <w:rPr>
+          <w:rFonts w:ascii="Arial Narrow" w:eastAsia="Times New Roman" w:hAnsi="Arial Narrow" w:cs="Arial"/>
+          <w:color w:val="000000"/>
+          <w:kern w:val="0"/>
+          <w:lang w:val="es-ES" w:eastAsia="es-ES"/>
+          <w14:ligatures w14:val="none"/>
+        </w:rPr>
+        <w:t xml:space="preserve"/>
+      </w:r>
+      <w:r>
+        <w:rPr>
+          <w:rFonts w:ascii="Arial Narrow" w:eastAsia="Times New Roman" w:hAnsi="Arial Narrow" w:cs="Arial"/>
+          <w:color w:val="000000"/>
+          <w:kern w:val="0"/>
+          <w:lang w:val="es-ES" w:eastAsia="es-ES"/>
+          <w14:ligatures w14:val="none"/>
+        </w:rPr>
+        <w:t/>
+      </w:r>
+      <w:r>
+        <w:rPr>
+          <w:rFonts w:ascii="Arial Narrow" w:eastAsia="Times New Roman" w:hAnsi="Arial Narrow" w:cs="Arial"/>
+          <w:color w:val="000000"/>
+          <w:kern w:val="0"/>
+          <w:lang w:val="es-ES" w:eastAsia="es-ES"/>
+          <w14:ligatures w14:val="none"/>
+        </w:rPr>
+        <w:t/>
       </w:r>
     </w:p>
     <w:bookmarkEnd w:id="2"/>
@@ -7261,7 +7261,7 @@
           <w:lang w:eastAsia="es-PE"/>
           <w14:ligatures w14:val="none"/>
         </w:rPr>
-        <w:t xml:space="preserve">PRIMERO: </w:t>
+        <w:t xml:space="preserve">PRIMERO: admitir a trámite la denuncia del 19 de febrero de 2026, interpuesta por el señor [DENUNCIANTE] contra Scotiabank Perú S.A.A. y BNP Paribas Cardif S.A. Compañía de Seguros y Reaseguros, por lo siguiente:</w:t>
       </w:r>
       <w:r>
         <w:rPr>
@@ -7272,7 +7272,7 @@
           <w:lang w:eastAsia="es-PE"/>
           <w14:ligatures w14:val="none"/>
         </w:rPr>
-        <w:t xml:space="preserve">admitir a trámite la </w:t>
+        <w:t xml:space="preserve"/>
       </w:r>
       <w:r>
         <w:rPr>
@@ -7283,27 +7283,27 @@
           <w:lang w:eastAsia="es-PE"/>
           <w14:ligatures w14:val="none"/>
         </w:rPr>
-        <w:t xml:space="preserve">denuncia del </w:t>
-      </w:r>
-      <w:r>
-        <w:rPr>
-          <w:rFonts w:ascii="Arial Narrow" w:eastAsia="Times New Roman" w:hAnsi="Arial Narrow" w:cs="Arial"/>
-          <w:color w:val="000000"/>
-          <w:kern w:val="0"/>
-          <w:lang w:val="es-ES" w:eastAsia="es-ES"/>
-          <w14:ligatures w14:val="none"/>
-        </w:rPr>
-        <w:t>19 de febrero de 2026</w:t>
-      </w:r>
-      <w:r>
-        <w:rPr>
-          <w:rFonts w:ascii="Arial Narrow" w:eastAsia="Times New Roman" w:hAnsi="Arial Narrow" w:cs="Arial"/>
-          <w:color w:val="000000"/>
-          <w:kern w:val="0"/>
-          <w:lang w:val="es-ES" w:eastAsia="es-ES"/>
-          <w14:ligatures w14:val="none"/>
-        </w:rPr>
-        <w:t xml:space="preserve">, </w:t>
+        <w:t xml:space="preserve"/>
+      </w:r>
+      <w:r>
+        <w:rPr>
+          <w:rFonts w:ascii="Arial Narrow" w:eastAsia="Times New Roman" w:hAnsi="Arial Narrow" w:cs="Arial"/>
+          <w:color w:val="000000"/>
+          <w:kern w:val="0"/>
+          <w:lang w:val="es-ES" w:eastAsia="es-ES"/>
+          <w14:ligatures w14:val="none"/>
+        </w:rPr>
+        <w:t/>
+      </w:r>
+      <w:r>
+        <w:rPr>
+          <w:rFonts w:ascii="Arial Narrow" w:eastAsia="Times New Roman" w:hAnsi="Arial Narrow" w:cs="Arial"/>
+          <w:color w:val="000000"/>
+          <w:kern w:val="0"/>
+          <w:lang w:val="es-ES" w:eastAsia="es-ES"/>
+          <w14:ligatures w14:val="none"/>
+        </w:rPr>
+        <w:t xml:space="preserve"/>
       </w:r>
       <w:r>
         <w:rPr>
@@ -7314,7 +7314,7 @@
           <w:lang w:eastAsia="es-PE"/>
           <w14:ligatures w14:val="none"/>
         </w:rPr>
-        <w:t xml:space="preserve">interpuesta por el </w:t>
+        <w:t xml:space="preserve"/>
       </w:r>
       <w:r>
         <w:rPr>
@@ -7325,7 +7325,7 @@
           <w:lang w:eastAsia="es-PE"/>
           <w14:ligatures w14:val="none"/>
         </w:rPr>
-        <w:t xml:space="preserve">señor Flavio Ricardo Alcántara Espino </w:t>
+        <w:t xml:space="preserve"/>
       </w:r>
       <w:r>
         <w:rPr>
@@ -7336,14 +7336,14 @@
           <w:lang w:eastAsia="es-PE"/>
           <w14:ligatures w14:val="none"/>
         </w:rPr>
-        <w:t xml:space="preserve">contra </w:t>
+        <w:t xml:space="preserve"/>
       </w:r>
       <w:r>
         <w:rPr>
           <w:rFonts w:ascii="Arial Narrow" w:eastAsia="Arial Narrow" w:hAnsi="Arial Narrow" w:cs="Arial Narrow"/>
           <w:bCs/>
         </w:rPr>
-        <w:t>Scotiabank Perú S.A.A. y BNP Paribas Cardif S.A. Compañía de Seguros y Reaseguros</w:t>
+        <w:t/>
       </w:r>
       <w:r>
         <w:rPr>
@@ -7354,7 +7354,7 @@
           <w:lang w:eastAsia="es-PE"/>
           <w14:ligatures w14:val="none"/>
         </w:rPr>
-        <w:t xml:space="preserve">, </w:t>
+        <w:t xml:space="preserve"/>
       </w:r>
       <w:r>
         <w:rPr>
@@ -7365,7 +7365,7 @@
           <w:lang w:eastAsia="es-PE"/>
           <w14:ligatures w14:val="none"/>
         </w:rPr>
-        <w:t>por lo siguiente:</w:t>
+        <w:t/>
       </w:r>
     </w:p>
     <w:p>
@@ -11472,7 +11472,7 @@
           <w:b/>
           <w:bCs/>
         </w:rPr>
-        <w:t xml:space="preserve">DÉCIMO </w:t>
+        <w:t xml:space="preserve">DÉCIMO SEGUNDO: requerir al señor [DENUNCIANTE] y a BNP Paribas Cardif S.A. Compañía de Seguros y Reaseguros para que efectúen el acuse de recibo mediante la confirmación de recepción de la notificación remitida por este despacho a sus Casillas Electrónicas, dentro de los cinco (5) primeros días hábiles siguientes a la fecha en que reciben la notificación.</w:t>
       </w:r>
       <w:r>
         <w:rPr>
@@ -11480,7 +11480,7 @@
           <w:b/>
           <w:bCs/>
         </w:rPr>
-        <w:t>SEGUNDO</w:t>
+        <w:t/>
       </w:r>
       <w:r>
         <w:rPr>
@@ -11488,20 +11488,20 @@
           <w:b/>
           <w:bCs/>
         </w:rPr>
-        <w:t>:</w:t>
-      </w:r>
-      <w:r>
-        <w:rPr>
-          <w:rFonts w:ascii="Arial Narrow" w:eastAsia="Arial Narrow" w:hAnsi="Arial Narrow" w:cs="Arial Narrow"/>
-        </w:rPr>
-        <w:t xml:space="preserve"> </w:t>
+        <w:t/>
+      </w:r>
+      <w:r>
+        <w:rPr>
+          <w:rFonts w:ascii="Arial Narrow" w:eastAsia="Arial Narrow" w:hAnsi="Arial Narrow" w:cs="Arial Narrow"/>
+        </w:rPr>
+        <w:t xml:space="preserve"/>
       </w:r>
       <w:r>
         <w:rPr>
           <w:rFonts w:ascii="Arial Narrow" w:hAnsi="Arial Narrow"/>
           <w:color w:val="000000"/>
         </w:rPr>
-        <w:t xml:space="preserve">requerir </w:t>
+        <w:t xml:space="preserve"/>
       </w:r>
       <w:r>
         <w:rPr>
@@ -11511,7 +11511,7 @@
           <w:kern w:val="0"/>
           <w14:ligatures w14:val="none"/>
         </w:rPr>
-        <w:t xml:space="preserve">al señor </w:t>
+        <w:t xml:space="preserve"/>
       </w:r>
       <w:r>
         <w:rPr>
@@ -11522,7 +11522,7 @@
           <w:lang w:eastAsia="es-PE"/>
           <w14:ligatures w14:val="none"/>
         </w:rPr>
-        <w:t xml:space="preserve">Flavio Ricardo Alcántara Espino </w:t>
+        <w:t xml:space="preserve"/>
       </w:r>
       <w:r>
         <w:rPr>
@@ -11533,94 +11533,94 @@
           <w:lang w:eastAsia="es-PE"/>
           <w14:ligatures w14:val="none"/>
         </w:rPr>
-        <w:t xml:space="preserve">y </w:t>
+        <w:t xml:space="preserve"/>
       </w:r>
       <w:r>
         <w:rPr>
           <w:rFonts w:ascii="Arial Narrow" w:hAnsi="Arial Narrow"/>
           <w:color w:val="000000"/>
         </w:rPr>
-        <w:t xml:space="preserve">a </w:t>
+        <w:t xml:space="preserve"/>
       </w:r>
       <w:r>
         <w:rPr>
           <w:rFonts w:ascii="Arial Narrow" w:eastAsia="Arial Narrow" w:hAnsi="Arial Narrow" w:cs="Arial Narrow"/>
           <w:bCs/>
         </w:rPr>
-        <w:t xml:space="preserve">BNP Paribas Cardif S.A. Compañía de Seguros y Reaseguros </w:t>
+        <w:t xml:space="preserve"/>
       </w:r>
       <w:r>
         <w:rPr>
           <w:rFonts w:ascii="Arial Narrow" w:hAnsi="Arial Narrow"/>
           <w:shd w:val="clear" w:color="auto" w:fill="FFFFFF"/>
         </w:rPr>
-        <w:t xml:space="preserve">para que </w:t>
+        <w:t xml:space="preserve"/>
       </w:r>
       <w:r>
         <w:rPr>
           <w:rFonts w:ascii="Arial Narrow" w:eastAsia="Calibri" w:hAnsi="Arial Narrow"/>
         </w:rPr>
-        <w:t>efectúe</w:t>
+        <w:t/>
       </w:r>
       <w:r>
         <w:rPr>
           <w:rFonts w:ascii="Arial Narrow" w:eastAsia="Calibri" w:hAnsi="Arial Narrow"/>
         </w:rPr>
-        <w:t>n</w:t>
+        <w:t/>
       </w:r>
       <w:r>
         <w:rPr>
           <w:rFonts w:ascii="Arial Narrow" w:eastAsia="Calibri" w:hAnsi="Arial Narrow"/>
         </w:rPr>
-        <w:t xml:space="preserve"> el acuse de recibo mediante la confirmación de recepción de la notificación remitida por este despacho a su</w:t>
+        <w:t xml:space="preserve"/>
       </w:r>
       <w:r>
         <w:rPr>
           <w:rFonts w:ascii="Arial Narrow" w:eastAsia="Calibri" w:hAnsi="Arial Narrow"/>
         </w:rPr>
-        <w:t>s</w:t>
+        <w:t/>
       </w:r>
       <w:r>
         <w:rPr>
           <w:rFonts w:ascii="Arial Narrow" w:eastAsia="Calibri" w:hAnsi="Arial Narrow"/>
         </w:rPr>
-        <w:t xml:space="preserve"> Casilla</w:t>
+        <w:t xml:space="preserve"/>
       </w:r>
       <w:r>
         <w:rPr>
           <w:rFonts w:ascii="Arial Narrow" w:eastAsia="Calibri" w:hAnsi="Arial Narrow"/>
         </w:rPr>
-        <w:t>s</w:t>
+        <w:t/>
       </w:r>
       <w:r>
         <w:rPr>
           <w:rFonts w:ascii="Arial Narrow" w:eastAsia="Calibri" w:hAnsi="Arial Narrow"/>
         </w:rPr>
-        <w:t xml:space="preserve"> Electrónica</w:t>
+        <w:t xml:space="preserve"/>
       </w:r>
       <w:r>
         <w:rPr>
           <w:rFonts w:ascii="Arial Narrow" w:eastAsia="Calibri" w:hAnsi="Arial Narrow"/>
         </w:rPr>
-        <w:t>s</w:t>
+        <w:t/>
       </w:r>
       <w:r>
         <w:rPr>
           <w:rFonts w:ascii="Arial Narrow" w:eastAsia="Calibri" w:hAnsi="Arial Narrow"/>
         </w:rPr>
-        <w:t>, dentro de los cinco (5) primeros días hábiles siguientes a la fecha en que recibe</w:t>
+        <w:t/>
       </w:r>
       <w:r>
         <w:rPr>
           <w:rFonts w:ascii="Arial Narrow" w:eastAsia="Calibri" w:hAnsi="Arial Narrow"/>
         </w:rPr>
-        <w:t>n</w:t>
+        <w:t/>
       </w:r>
       <w:r>
         <w:rPr>
           <w:rFonts w:ascii="Arial Narrow" w:eastAsia="Calibri" w:hAnsi="Arial Narrow"/>
         </w:rPr>
-        <w:t xml:space="preserve"> la notificación.</w:t>
+        <w:t xml:space="preserve"/>
       </w:r>
     </w:p>
     <w:p>

--- a/plantillas_maestras/03_seguro_desgravamen/falta_evaluacion_invalidez/2_ddos_banco_y_aseguradora/varon/TPL_0613_2026_SEGURO_DESGRAVAMEN_FALTA_EVALUACION_INVALIDEZ_BANCO_VARON_R1.docx
+++ b/plantillas_maestras/03_seguro_desgravamen/falta_evaluacion_invalidez/2_ddos_banco_y_aseguradora/varon/TPL_0613_2026_SEGURO_DESGRAVAMEN_FALTA_EVALUACION_INVALIDEZ_BANCO_VARON_R1.docx
@@ -827,6 +827,7 @@
       </w:r>
       <w:r>
         <w:rPr>
+          <w:rStyle w:val="Refdenotaalpie"/>
           <w:rFonts w:ascii="Arial Narrow" w:eastAsia="Times New Roman" w:hAnsi="Arial Narrow" w:cs="Times New Roman"/>
           <w:color w:val="000000"/>
           <w:kern w:val="0"/>
@@ -4775,6 +4776,7 @@
       </w:r>
       <w:r>
         <w:rPr>
+          <w:rStyle w:val="Refdenotaalpie"/>
           <w:rFonts w:ascii="Arial Narrow" w:eastAsia="Arial Narrow" w:hAnsi="Arial Narrow" w:cs="Arial Narrow"/>
           <w:kern w:val="0"/>
           <w:vertAlign w:val="superscript"/>
@@ -4910,6 +4912,7 @@
       <w:bookmarkStart w:id="6" w:name="_Hlk211599421"/>
       <w:r>
         <w:rPr>
+          <w:rStyle w:val="Refdenotaalpie"/>
           <w:rFonts w:ascii="Arial Narrow" w:eastAsia="Arial Narrow" w:hAnsi="Arial Narrow" w:cs="Arial"/>
           <w:kern w:val="0"/>
           <w:vertAlign w:val="superscript"/>
@@ -5621,6 +5624,7 @@
       </w:r>
       <w:r>
         <w:rPr>
+          <w:rStyle w:val="Refdenotaalpie"/>
           <w:vertAlign w:val="superscript"/>
           <w:lang w:eastAsia="es-PE"/>
         </w:rPr>
@@ -5871,6 +5875,7 @@
       </w:r>
       <w:r>
         <w:rPr>
+          <w:rStyle w:val="Refdenotaalpie"/>
           <w:rFonts w:ascii="Arial Narrow" w:eastAsia="Arial Narrow" w:hAnsi="Arial Narrow" w:cs="Arial"/>
           <w:kern w:val="0"/>
           <w:vertAlign w:val="superscript"/>
@@ -6089,6 +6094,7 @@
       </w:r>
       <w:r>
         <w:rPr>
+          <w:rStyle w:val="Refdenotaalpie"/>
           <w:rFonts w:ascii="Arial Narrow" w:eastAsia="Arial Narrow" w:hAnsi="Arial Narrow" w:cs="Arial"/>
           <w:kern w:val="0"/>
           <w:vertAlign w:val="superscript"/>
@@ -6330,6 +6336,7 @@
       </w:r>
       <w:r>
         <w:rPr>
+          <w:rStyle w:val="Refdenotaalpie"/>
           <w:rFonts w:ascii="Arial Narrow" w:eastAsia="Arial Narrow" w:hAnsi="Arial Narrow" w:cs="Arial Narrow"/>
           <w:kern w:val="0"/>
           <w:vertAlign w:val="superscript"/>
@@ -9796,6 +9803,7 @@
       </w:r>
       <w:r>
         <w:rPr>
+          <w:rStyle w:val="Refdenotaalpie"/>
           <w:rFonts w:ascii="Arial Narrow" w:eastAsia="Calibri" w:hAnsi="Arial Narrow" w:cs="Arial"/>
           <w:kern w:val="0"/>
           <w:vertAlign w:val="superscript"/>
@@ -9840,6 +9848,7 @@
       </w:r>
       <w:r>
         <w:rPr>
+          <w:rStyle w:val="Refdenotaalpie"/>
           <w:rFonts w:ascii="Arial Narrow" w:eastAsia="Calibri" w:hAnsi="Arial Narrow" w:cs="Arial"/>
           <w:spacing w:val="-2"/>
           <w:kern w:val="0"/>
@@ -10839,6 +10848,7 @@
       </w:r>
       <w:r>
         <w:rPr>
+          <w:rStyle w:val="Refdenotaalpie"/>
           <w:rFonts w:ascii="Arial Narrow" w:eastAsia="Arial Narrow" w:hAnsi="Arial Narrow" w:cs="Times New Roman"/>
           <w:color w:val="000000"/>
           <w:kern w:val="0"/>
@@ -10920,6 +10930,7 @@
       </w:r>
       <w:r>
         <w:rPr>
+          <w:rStyle w:val="Refdenotaalpie"/>
           <w:rFonts w:ascii="Arial Narrow" w:eastAsia="Arial Narrow" w:hAnsi="Arial Narrow" w:cs="Times New Roman"/>
           <w:color w:val="000000"/>
           <w:kern w:val="0"/>
@@ -10983,6 +10994,7 @@
       </w:r>
       <w:r>
         <w:rPr>
+          <w:rStyle w:val="Refdenotaalpie"/>
           <w:rFonts w:ascii="Arial Narrow" w:eastAsia="Arial Narrow" w:hAnsi="Arial Narrow" w:cs="Times New Roman"/>
           <w:color w:val="000000"/>
           <w:kern w:val="0"/>
@@ -11157,6 +11169,7 @@
       </w:r>
       <w:r>
         <w:rPr>
+          <w:rStyle w:val="Refdenotaalpie"/>
           <w:rFonts w:ascii="Arial Narrow" w:eastAsia="Calibri" w:hAnsi="Arial Narrow" w:cs="Arial"/>
           <w:kern w:val="0"/>
           <w:vertAlign w:val="superscript"/>
@@ -11435,6 +11448,7 @@
       </w:r>
       <w:r>
         <w:rPr>
+          <w:rStyle w:val="Refdenotaalpie"/>
           <w:rFonts w:ascii="Arial Narrow" w:hAnsi="Arial Narrow"/>
           <w:vertAlign w:val="superscript"/>
         </w:rPr>
@@ -11849,14 +11863,14 @@
         <w:tab w:val="right" w:pos="8838"/>
       </w:tabs>
       <w:rPr>
-        <w:rFonts w:ascii="Arial" w:eastAsia="Arial" w:hAnsi="Arial" w:cs="Arial"/>
+        <w:rFonts w:ascii="Arial Narrow" w:eastAsia="Arial" w:hAnsi="Arial Narrow" w:cs="Arial"/>
         <w:sz w:val="16"/>
         <w:szCs w:val="16"/>
       </w:rPr>
     </w:pPr>
     <w:r>
       <w:rPr>
-        <w:rFonts w:ascii="Arial" w:eastAsia="Arial" w:hAnsi="Arial" w:cs="Arial"/>
+        <w:rFonts w:ascii="Arial Narrow" w:eastAsia="Arial" w:hAnsi="Arial Narrow" w:cs="Arial"/>
         <w:sz w:val="16"/>
         <w:szCs w:val="16"/>
       </w:rPr>
@@ -11870,7 +11884,7 @@
     </w:pPr>
     <w:r>
       <w:rPr>
-        <w:rFonts w:ascii="Arial" w:eastAsia="Arial" w:hAnsi="Arial" w:cs="Arial"/>
+        <w:rFonts w:ascii="Arial Narrow" w:eastAsia="Arial" w:hAnsi="Arial Narrow" w:cs="Arial"/>
         <w:sz w:val="16"/>
         <w:szCs w:val="16"/>
       </w:rPr>
@@ -11878,7 +11892,7 @@
     </w:r>
     <w:r>
       <w:rPr>
-        <w:rFonts w:ascii="Arial" w:eastAsia="Arial" w:hAnsi="Arial" w:cs="Arial"/>
+        <w:rFonts w:ascii="Arial Narrow" w:eastAsia="Arial" w:hAnsi="Arial Narrow" w:cs="Arial"/>
         <w:sz w:val="16"/>
         <w:szCs w:val="16"/>
       </w:rPr>
@@ -11886,7 +11900,7 @@
     </w:r>
     <w:r>
       <w:rPr>
-        <w:rFonts w:ascii="Arial" w:eastAsia="Arial" w:hAnsi="Arial" w:cs="Arial"/>
+        <w:rFonts w:ascii="Arial Narrow" w:eastAsia="Arial" w:hAnsi="Arial Narrow" w:cs="Arial"/>
         <w:sz w:val="16"/>
         <w:szCs w:val="16"/>
       </w:rPr>
@@ -11894,7 +11908,7 @@
     </w:r>
     <w:r>
       <w:rPr>
-        <w:rFonts w:ascii="Arial" w:eastAsia="Arial" w:hAnsi="Arial" w:cs="Arial"/>
+        <w:rFonts w:ascii="Arial Narrow" w:eastAsia="Arial" w:hAnsi="Arial Narrow" w:cs="Arial"/>
         <w:sz w:val="16"/>
         <w:szCs w:val="16"/>
       </w:rPr>
@@ -11902,7 +11916,7 @@
     </w:r>
     <w:r>
       <w:rPr>
-        <w:rFonts w:ascii="Arial" w:eastAsia="Arial" w:hAnsi="Arial" w:cs="Arial"/>
+        <w:rFonts w:ascii="Arial Narrow" w:eastAsia="Arial" w:hAnsi="Arial Narrow" w:cs="Arial"/>
         <w:sz w:val="16"/>
         <w:szCs w:val="16"/>
       </w:rPr>
@@ -11950,8 +11964,9 @@
         <w:rPr>
           <w:rStyle w:val="Refdenotaalpie"/>
           <w:rFonts w:ascii="Arial Narrow" w:hAnsi="Arial Narrow" w:cs="Arial"/>
-          <w:sz w:val="14"/>
-          <w:szCs w:val="14"/>
+          <w:sz w:val="16"/>
+          <w:szCs w:val="14"/>
+          <w:vertAlign w:val="superscript"/>
         </w:rPr>
         <w:footnoteRef/>
       </w:r>
@@ -12024,8 +12039,9 @@
         <w:rPr>
           <w:rStyle w:val="Refdenotaalpie"/>
           <w:rFonts w:ascii="Arial Narrow" w:hAnsi="Arial Narrow" w:cs="Arial"/>
-          <w:sz w:val="14"/>
-          <w:szCs w:val="14"/>
+          <w:sz w:val="16"/>
+          <w:szCs w:val="14"/>
+          <w:vertAlign w:val="superscript"/>
         </w:rPr>
         <w:footnoteRef/>
       </w:r>
@@ -12277,8 +12293,9 @@
         <w:rPr>
           <w:rStyle w:val="Refdenotaalpie"/>
           <w:rFonts w:ascii="Arial Narrow" w:hAnsi="Arial Narrow"/>
-          <w:sz w:val="14"/>
-          <w:szCs w:val="14"/>
+          <w:sz w:val="16"/>
+          <w:szCs w:val="14"/>
+          <w:vertAlign w:val="superscript"/>
         </w:rPr>
         <w:footnoteRef/>
       </w:r>
@@ -12460,8 +12477,9 @@
         <w:rPr>
           <w:rStyle w:val="Refdenotaalpie"/>
           <w:rFonts w:ascii="Arial Narrow" w:hAnsi="Arial Narrow"/>
-          <w:sz w:val="14"/>
-          <w:szCs w:val="14"/>
+          <w:sz w:val="16"/>
+          <w:szCs w:val="14"/>
+          <w:vertAlign w:val="superscript"/>
         </w:rPr>
         <w:footnoteRef/>
       </w:r>
@@ -12611,8 +12629,9 @@
         <w:rPr>
           <w:rStyle w:val="Refdenotaalpie"/>
           <w:rFonts w:ascii="Arial Narrow" w:hAnsi="Arial Narrow"/>
-          <w:sz w:val="14"/>
-          <w:szCs w:val="14"/>
+          <w:sz w:val="16"/>
+          <w:szCs w:val="14"/>
+          <w:vertAlign w:val="superscript"/>
         </w:rPr>
         <w:footnoteRef/>
       </w:r>
@@ -12760,8 +12779,9 @@
         <w:rPr>
           <w:rStyle w:val="Refdenotaalpie"/>
           <w:rFonts w:ascii="Arial Narrow" w:hAnsi="Arial Narrow"/>
-          <w:sz w:val="14"/>
-          <w:szCs w:val="14"/>
+          <w:sz w:val="16"/>
+          <w:szCs w:val="14"/>
+          <w:vertAlign w:val="superscript"/>
         </w:rPr>
         <w:footnoteRef/>
       </w:r>
@@ -12868,8 +12888,9 @@
         <w:rPr>
           <w:rStyle w:val="Refdenotaalpie"/>
           <w:rFonts w:ascii="Arial Narrow" w:hAnsi="Arial Narrow" w:cs="Arial"/>
-          <w:sz w:val="14"/>
-          <w:szCs w:val="14"/>
+          <w:sz w:val="16"/>
+          <w:szCs w:val="14"/>
+          <w:vertAlign w:val="superscript"/>
         </w:rPr>
         <w:footnoteRef/>
       </w:r>
@@ -13035,8 +13056,9 @@
         <w:rPr>
           <w:rStyle w:val="Refdenotaalpie"/>
           <w:rFonts w:ascii="Arial Narrow" w:hAnsi="Arial Narrow" w:cs="Arial"/>
-          <w:sz w:val="14"/>
-          <w:szCs w:val="14"/>
+          <w:sz w:val="16"/>
+          <w:szCs w:val="14"/>
+          <w:vertAlign w:val="superscript"/>
         </w:rPr>
         <w:footnoteRef/>
       </w:r>
@@ -13087,8 +13109,9 @@
         <w:rPr>
           <w:rStyle w:val="Refdenotaalpie"/>
           <w:rFonts w:ascii="Arial Narrow" w:hAnsi="Arial Narrow" w:cs="Arial"/>
-          <w:sz w:val="14"/>
-          <w:szCs w:val="14"/>
+          <w:sz w:val="16"/>
+          <w:szCs w:val="14"/>
+          <w:vertAlign w:val="superscript"/>
         </w:rPr>
         <w:footnoteRef/>
       </w:r>
@@ -13276,9 +13299,9 @@
       </w:pPr>
       <w:r>
         <w:rPr>
-          <w:rStyle w:val="TextonotapieCar"/>
+          <w:rStyle w:val="Refdenotaalpie"/>
           <w:rFonts w:ascii="Arial Narrow" w:hAnsi="Arial Narrow" w:cs="Arial"/>
-          <w:sz w:val="14"/>
+          <w:sz w:val="16"/>
           <w:szCs w:val="14"/>
           <w:vertAlign w:val="superscript"/>
         </w:rPr>
@@ -13490,8 +13513,9 @@
         <w:rPr>
           <w:rStyle w:val="Refdenotaalpie"/>
           <w:rFonts w:ascii="Arial Narrow" w:hAnsi="Arial Narrow" w:cs="Arial"/>
-          <w:sz w:val="14"/>
-          <w:szCs w:val="14"/>
+          <w:sz w:val="16"/>
+          <w:szCs w:val="14"/>
+          <w:vertAlign w:val="superscript"/>
         </w:rPr>
         <w:footnoteRef/>
       </w:r>
@@ -14235,8 +14259,9 @@
         <w:rPr>
           <w:rStyle w:val="Refdenotaalpie"/>
           <w:rFonts w:ascii="Arial Narrow" w:hAnsi="Arial Narrow" w:cs="Arial"/>
-          <w:sz w:val="14"/>
-          <w:szCs w:val="14"/>
+          <w:sz w:val="16"/>
+          <w:szCs w:val="14"/>
+          <w:vertAlign w:val="superscript"/>
         </w:rPr>
         <w:footnoteRef/>
       </w:r>
@@ -14437,8 +14462,9 @@
           <w:rFonts w:ascii="Arial Narrow" w:hAnsi="Arial Narrow" w:cs="Arial"/>
           <w:b/>
           <w:bCs/>
-          <w:sz w:val="14"/>
-          <w:szCs w:val="14"/>
+          <w:sz w:val="16"/>
+          <w:szCs w:val="14"/>
+          <w:vertAlign w:val="superscript"/>
         </w:rPr>
         <w:footnoteRef/>
       </w:r>
@@ -14535,8 +14561,9 @@
         <w:rPr>
           <w:rStyle w:val="Refdenotaalpie"/>
           <w:rFonts w:ascii="Arial Narrow" w:hAnsi="Arial Narrow" w:cs="Arial"/>
-          <w:sz w:val="14"/>
-          <w:szCs w:val="14"/>
+          <w:sz w:val="16"/>
+          <w:szCs w:val="14"/>
+          <w:vertAlign w:val="superscript"/>
         </w:rPr>
         <w:footnoteRef/>
       </w:r>
@@ -17115,6 +17142,17 @@
       <w:szCs w:val="20"/>
     </w:rPr>
   </w:style>
+  <w:style w:type="character" w:styleId="FootnoteReference">
+    <w:name w:val="footnote reference"/>
+    <w:basedOn w:val="Fuentedeprrafopredeter"/>
+    <w:uiPriority w:val="99"/>
+    <w:semiHidden/>
+    <w:unhideWhenUsed/>
+    <w:rPr>
+      <w:rFonts w:ascii="Arial Narrow" w:hAnsi="Arial Narrow"/>
+      <w:vertAlign w:val="superscript"/>
+    </w:rPr>
+  </w:style>
 </w:styles>
 </file>
 

--- a/plantillas_maestras/03_seguro_desgravamen/falta_evaluacion_invalidez/2_ddos_banco_y_aseguradora/varon/TPL_0613_2026_SEGURO_DESGRAVAMEN_FALTA_EVALUACION_INVALIDEZ_BANCO_VARON_R1.docx
+++ b/plantillas_maestras/03_seguro_desgravamen/falta_evaluacion_invalidez/2_ddos_banco_y_aseguradora/varon/TPL_0613_2026_SEGURO_DESGRAVAMEN_FALTA_EVALUACION_INVALIDEZ_BANCO_VARON_R1.docx
@@ -9909,7 +9909,7 @@
           <w:sz w:val="20"/>
           <w:szCs w:val="20"/>
         </w:rPr>
-        <w:t xml:space="preserve">correr traslado de la presente resolución a Scotiabank Perú S.A.A. y a BNP Paribas Cardif S.A. Compañía de Seguros y Reaseguros para que, de conformidad con lo dispuesto por el artículo 26° de la Ley sobre Facultades, Normas y Organización del Indecopi, aprobado por Decreto Legislativo N° 8079, presenten sus descargos sobre la imputación de cargos realizada en un plazo no mayor a cinco (5) días hábiles contado a partir del día siguiente de la notificación de la presente resolución, vencido el cual, el Secretario Técnico declarará en rebeldía a los denunciados que no lo hubieran presentado. Debe precisarse que de conformidad con lo establecido por el artículo 223° del Texto Único Ordenado de la Ley N° 27444, Ley del Procedimiento Administrativo General, las alegaciones y los hechos relevantes de la reclamación, salvo que hayan sido específicamente negadas en la contestación, se tendrán por aceptadas o meritadas como ciertas.</w:t>
+        <w:t xml:space="preserve">correr traslado de la presente resolución a Scotiabank Perú S.A.A. y a BNP Paribas Cardif S.A. Compañía de Seguros y Reaseguros para que, de conformidad con lo dispuesto por el artículo 26 de la Ley sobre Facultades, Normas y Organización del Indecopi, aprobada por Decreto Legislativo 807, presenten sus descargos sobre la imputación de cargos realizada en un plazo no mayor a cinco (5) días hábiles contado a partir del día siguiente de la notificación de la presente resolución, vencido el cual, el Secretario Técnico declarará en rebeldía a los denunciados que no lo hubieran presentado. Debe precisarse que de conformidad con lo establecido por el artículo 223 del Texto Único Ordenado de la Ley 27444, Ley del Procedimiento Administrativo General, las alegaciones y los hechos relevantes de la reclamación, salvo que hayan sido específicamente negadas en la contestación, se tendrán por aceptadas o merituadas como ciertas.</w:t>
       </w:r>
     </w:p>
     <w:p ns2:paraId="2F1C55D7" ns2:textId="77777777">

--- a/plantillas_maestras/03_seguro_desgravamen/falta_evaluacion_invalidez/2_ddos_banco_y_aseguradora/varon/TPL_0613_2026_SEGURO_DESGRAVAMEN_FALTA_EVALUACION_INVALIDEZ_BANCO_VARON_R1.docx
+++ b/plantillas_maestras/03_seguro_desgravamen/falta_evaluacion_invalidez/2_ddos_banco_y_aseguradora/varon/TPL_0613_2026_SEGURO_DESGRAVAMEN_FALTA_EVALUACION_INVALIDEZ_BANCO_VARON_R1.docx
@@ -570,7 +570,7 @@
           <w:lang w:eastAsia="es-PE"/>
           <ns2:ligatures ns2:val="none"/>
         </w:rPr>
-        <w:t>19</w:t>
+        <w:t xml:space="preserve">19 de marzo de 2026</w:t>
       </w:r>
       <w:r>
         <w:rPr>
@@ -581,7 +581,7 @@
           <w:lang w:eastAsia="es-PE"/>
           <ns2:ligatures ns2:val="none"/>
         </w:rPr>
-        <w:t xml:space="preserve"> de </w:t>
+        <w:t xml:space="preserve"/>
       </w:r>
       <w:bookmarkStart w:id="1" w:name="_Hlk218508373"/>
       <w:r>
@@ -593,7 +593,7 @@
           <w:lang w:eastAsia="es-PE"/>
           <ns2:ligatures ns2:val="none"/>
         </w:rPr>
-        <w:t>marzo</w:t>
+        <w:t xml:space="preserve"/>
       </w:r>
       <w:r>
         <w:rPr>
@@ -604,7 +604,7 @@
           <w:lang w:eastAsia="es-PE"/>
           <ns2:ligatures ns2:val="none"/>
         </w:rPr>
-        <w:t xml:space="preserve"> de 2026</w:t>
+        <w:t xml:space="preserve"/>
       </w:r>
       <w:bookmarkEnd w:id="1"/>
     </w:p>
@@ -11869,7 +11869,7 @@
           <w:sz w:val="14"/>
           <w:szCs w:val="14"/>
         </w:rPr>
-        <w:t>el 2 de setiembre del 2010 en el Diario Oficial El Peruano, vigente desde el 2 de octubre del 2010 y modificado por Decreto Legislativo 1308.</w:t>
+        <w:t xml:space="preserve">el 2 de setiembre de 2010 en el Diario Oficial El Peruano, vigente desde el 2 de octubre de 2010 y modificado por Decreto Legislativo 1308.</w:t>
       </w:r>
     </w:p>
     <w:p>

--- a/plantillas_maestras/03_seguro_desgravamen/falta_evaluacion_invalidez/2_ddos_banco_y_aseguradora/varon/TPL_0613_2026_SEGURO_DESGRAVAMEN_FALTA_EVALUACION_INVALIDEZ_BANCO_VARON_R1.docx
+++ b/plantillas_maestras/03_seguro_desgravamen/falta_evaluacion_invalidez/2_ddos_banco_y_aseguradora/varon/TPL_0613_2026_SEGURO_DESGRAVAMEN_FALTA_EVALUACION_INVALIDEZ_BANCO_VARON_R1.docx
@@ -724,7 +724,33 @@
           <w:lang w:val="es-ES" w:eastAsia="es-ES"/>
           <w14:ligatures w14:val="none"/>
         </w:rPr>
-        <w:t xml:space="preserve">Mediante la denuncia del 19 de febrero de 2026, el señor [APELLIDO] denunció a BNP Paribas y al Banco por presuntas infracciones a la Ley 29571, Código de Protección y Defensa del Consumidor (en adelante, Código), señalando lo siguiente:</w:t>
+        <w:t xml:space="preserve">Mediante la denuncia del 19 de febrero de 2026, el señor [APELLIDO] denunció a BNP Paribas y al Banco por presuntas infracciones a la Ley 29571, Código de Protección y Defensa del Consumidor</w:t>
+      </w:r>
+      <w:r>
+        <w:rPr>
+          <w:rStyle w:val="Refdenotaalpie"/>
+          <w:rFonts w:ascii="Arial Narrow" w:eastAsia="Arial Narrow" w:hAnsi="Arial Narrow" w:cs="Arial Narrow"/>
+          <w:color w:val="000000"/>
+          <w:kern w:val="0"/>
+          <w:sz w:val="22"/>
+          <w:szCs w:val="22"/>
+          <w:vertAlign w:val="superscript"/>
+          <w:lang w:val="es-ES" w:eastAsia="es-ES"/>
+          <w14:ligatures w14:val="none"/>
+        </w:rPr>
+        <w:footnoteReference w:id="1"/>
+      </w:r>
+      <w:r>
+        <w:rPr>
+          <w:rFonts w:ascii="Arial Narrow" w:eastAsia="Arial Narrow" w:hAnsi="Arial Narrow" w:cs="Arial Narrow"/>
+          <w:color w:val="000000"/>
+          <w:kern w:val="0"/>
+          <w:sz w:val="22"/>
+          <w:szCs w:val="22"/>
+          <w:lang w:val="es-ES" w:eastAsia="es-ES"/>
+          <w14:ligatures w14:val="none"/>
+        </w:rPr>
+        <w:t xml:space="preserve"> (en adelante, Código), señalando lo siguiente:</w:t>
       </w:r>
       <w:r>
         <w:rPr>
@@ -885,20 +911,6 @@
           <w14:ligatures w14:val="none"/>
         </w:rPr>
         <w:t/>
-      </w:r>
-      <w:r>
-        <w:rPr>
-          <w:rStyle w:val="Refdenotaalpie"/>
-          <w:rFonts w:ascii="Arial Narrow" w:eastAsia="Arial Narrow" w:hAnsi="Arial Narrow" w:cs="Arial Narrow"/>
-          <w:color w:val="000000"/>
-          <w:kern w:val="0"/>
-          <w:sz w:val="22"/>
-          <w:szCs w:val="22"/>
-          <w:vertAlign w:val="superscript"/>
-          <w:lang w:val="es-ES" w:eastAsia="es-ES"/>
-          <w14:ligatures w14:val="none"/>
-        </w:rPr>
-        <w:footnoteReference w:id="1"/>
       </w:r>
       <w:r>
         <w:rPr>
@@ -8536,7 +8548,19 @@
           <w:lang w:eastAsia="es-PE"/>
           <w14:ligatures w14:val="none"/>
         </w:rPr>
-        <w:t xml:space="preserve">PRIMERO: admitir a trámite la denuncia del 19 de febrero de 2026, interpuesta por el señor [DENUNCIANTE] contra Scotiabank Perú S.A.A. y BNP Paribas Cardif S.A. Compañía de Seguros y Reaseguros, por lo siguiente:</w:t>
+        <w:t xml:space="preserve">PRIMERO:</w:t>
+      </w:r>
+      <w:r>
+        <w:rPr>
+          <w:rFonts w:ascii="Arial Narrow" w:eastAsia="Arial Narrow" w:hAnsi="Arial Narrow" w:cs="Arial Narrow"/>
+          <w:color w:val="000000"/>
+          <w:kern w:val="0"/>
+          <w:sz w:val="22"/>
+          <w:szCs w:val="22"/>
+          <w:lang w:eastAsia="es-PE"/>
+          <w14:ligatures w14:val="none"/>
+        </w:rPr>
+        <w:t xml:space="preserve"> admitir a trámite la denuncia del 19 de febrero de 2026, interpuesta por el señor [DENUNCIANTE] contra Scotiabank Perú S.A.A. y BNP Paribas Cardif S.A. Compañía de Seguros y Reaseguros, por lo siguiente:</w:t>
       </w:r>
       <w:r>
         <w:rPr>
@@ -8630,7 +8654,6 @@
       <w:r>
         <w:rPr>
           <w:rFonts w:ascii="Arial Narrow" w:eastAsia="Arial Narrow" w:hAnsi="Arial Narrow" w:cs="Arial Narrow"/>
-          <w:bCs/>
           <w:sz w:val="22"/>
           <w:szCs w:val="22"/>
         </w:rPr>
@@ -11159,19 +11182,6 @@
     </w:p>
     <w:p>
       <w:pPr>
-        <w:spacing w:after="0" w:line="240" w:lineRule="auto"/>
-        <w:jc w:val="both"/>
-        <w:rPr>
-          <w:rFonts w:ascii="Arial Narrow" w:eastAsia="Arial Narrow" w:hAnsi="Arial Narrow" w:cs="Arial Narrow"/>
-          <w:kern w:val="0"/>
-          <w14:ligatures w14:val="none"/>
-          <w:sz w:val="22"/>
-          <w:szCs w:val="22"/>
-        </w:rPr>
-      </w:pPr>
-    </w:p>
-    <w:p>
-      <w:pPr>
         <w:spacing w:line="240" w:lineRule="auto"/>
         <w:contextualSpacing/>
         <w:jc w:val="both"/>
@@ -11284,7 +11294,19 @@
           <w:lang w:eastAsia="es-PE"/>
           <w14:ligatures w14:val="none"/>
         </w:rPr>
-        <w:t xml:space="preserve">TERCERO: </w:t>
+        <w:t xml:space="preserve">TERCERO:</w:t>
+      </w:r>
+      <w:r>
+        <w:rPr>
+          <w:rFonts w:ascii="Arial Narrow" w:eastAsia="Arial Narrow" w:hAnsi="Arial Narrow" w:cs="Arial Narrow"/>
+          <w:color w:val="000000"/>
+          <w:kern w:val="0"/>
+          <w:sz w:val="22"/>
+          <w:szCs w:val="22"/>
+          <w:lang w:eastAsia="es-PE"/>
+          <w14:ligatures w14:val="none"/>
+        </w:rPr>
+        <w:t xml:space="preserve"> </w:t>
       </w:r>
       <w:r>
         <w:rPr>
@@ -11301,7 +11323,6 @@
       <w:r>
         <w:rPr>
           <w:rFonts w:ascii="Arial Narrow" w:eastAsia="Arial Narrow" w:hAnsi="Arial Narrow" w:cs="Arial Narrow"/>
-          <w:bCs/>
           <w:sz w:val="22"/>
           <w:szCs w:val="22"/>
         </w:rPr>
@@ -11310,7 +11331,6 @@
       <w:r>
         <w:rPr>
           <w:rFonts w:ascii="Arial Narrow" w:eastAsia="Arial Narrow" w:hAnsi="Arial Narrow" w:cs="Arial Narrow"/>
-          <w:bCs/>
           <w:sz w:val="22"/>
           <w:szCs w:val="22"/>
         </w:rPr>
@@ -11319,7 +11339,6 @@
       <w:r>
         <w:rPr>
           <w:rFonts w:ascii="Arial Narrow" w:eastAsia="Arial Narrow" w:hAnsi="Arial Narrow" w:cs="Arial Narrow"/>
-          <w:bCs/>
           <w:sz w:val="22"/>
           <w:szCs w:val="22"/>
         </w:rPr>
@@ -11693,7 +11712,15 @@
           <w:sz w:val="22"/>
           <w:szCs w:val="22"/>
         </w:rPr>
-        <w:t xml:space="preserve">CUARTO: </w:t>
+        <w:t xml:space="preserve">CUARTO:</w:t>
+      </w:r>
+      <w:r>
+        <w:rPr>
+          <w:rFonts w:ascii="Arial Narrow" w:eastAsia="Arial Narrow" w:hAnsi="Arial Narrow" w:cs="Arial Narrow"/>
+          <w:sz w:val="22"/>
+          <w:szCs w:val="22"/>
+        </w:rPr>
+        <w:t xml:space="preserve"> </w:t>
       </w:r>
       <w:r>
         <w:rPr>
@@ -11715,7 +11742,7 @@
           <w:lang w:val="es-ES" w:eastAsia="es-ES"/>
           <w14:ligatures w14:val="none"/>
         </w:rPr>
-        <w:footnoteReference w:id="15"/>
+        <w:footnoteReference w:id="10"/>
       </w:r>
       <w:r>
         <w:rPr>
@@ -11737,7 +11764,7 @@
           <w:lang w:val="es-ES" w:eastAsia="es-ES"/>
           <w14:ligatures w14:val="none"/>
         </w:rPr>
-        <w:footnoteReference w:id="16"/>
+        <w:footnoteReference w:id="11"/>
       </w:r>
       <w:r>
         <w:rPr>
@@ -11788,7 +11815,19 @@
           <w:lang w:eastAsia="es-PE"/>
           <w14:ligatures w14:val="none"/>
         </w:rPr>
-        <w:t xml:space="preserve">QUINTO: </w:t>
+        <w:t xml:space="preserve">QUINTO:</w:t>
+      </w:r>
+      <w:r>
+        <w:rPr>
+          <w:rFonts w:ascii="Arial Narrow" w:eastAsia="Arial Narrow" w:hAnsi="Arial Narrow" w:cs="Arial Narrow"/>
+          <w:color w:val="000000"/>
+          <w:kern w:val="0"/>
+          <w:sz w:val="22"/>
+          <w:szCs w:val="22"/>
+          <w:lang w:eastAsia="es-PE"/>
+          <w14:ligatures w14:val="none"/>
+        </w:rPr>
+        <w:t xml:space="preserve"> </w:t>
       </w:r>
       <w:bookmarkStart w:id="10" w:name="_Hlk188286813"/>
       <w:r>
@@ -11844,7 +11883,6 @@
       <w:r>
         <w:rPr>
           <w:rFonts w:ascii="Arial Narrow" w:eastAsia="Arial Narrow" w:hAnsi="Arial Narrow" w:cs="Arial Narrow"/>
-          <w:bCs/>
           <w:sz w:val="22"/>
           <w:szCs w:val="22"/>
         </w:rPr>
@@ -12325,7 +12363,19 @@
           <w:lang w:eastAsia="es-PE"/>
           <w14:ligatures w14:val="none"/>
         </w:rPr>
-        <w:t xml:space="preserve">SEXTO: </w:t>
+        <w:t xml:space="preserve">SEXTO:</w:t>
+      </w:r>
+      <w:r>
+        <w:rPr>
+          <w:rFonts w:ascii="Arial Narrow" w:eastAsia="Arial Narrow" w:hAnsi="Arial Narrow" w:cs="Arial Narrow"/>
+          <w:color w:val="000000"/>
+          <w:kern w:val="0"/>
+          <w:sz w:val="22"/>
+          <w:szCs w:val="22"/>
+          <w:lang w:eastAsia="es-PE"/>
+          <w14:ligatures w14:val="none"/>
+        </w:rPr>
+        <w:t xml:space="preserve"> </w:t>
       </w:r>
       <w:r>
         <w:rPr>
@@ -12366,7 +12416,6 @@
       <w:r>
         <w:rPr>
           <w:rFonts w:ascii="Arial Narrow" w:eastAsia="Arial Narrow" w:hAnsi="Arial Narrow" w:cs="Arial Narrow"/>
-          <w:bCs/>
           <w:sz w:val="22"/>
           <w:szCs w:val="22"/>
         </w:rPr>
@@ -12717,7 +12766,7 @@
           <w:lang w:eastAsia="es-PE"/>
           <w14:ligatures w14:val="none"/>
         </w:rPr>
-        <w:footnoteReference w:id="10"/>
+        <w:footnoteReference w:id="12"/>
       </w:r>
       <w:r>
         <w:rPr>
@@ -12815,7 +12864,7 @@
           <w:lang w:eastAsia="es-PE"/>
           <w14:ligatures w14:val="none"/>
         </w:rPr>
-        <w:footnoteReference w:id="11"/>
+        <w:footnoteReference w:id="13"/>
       </w:r>
       <w:r>
         <w:rPr>
@@ -12891,7 +12940,7 @@
           <w:lang w:eastAsia="es-PE"/>
           <w14:ligatures w14:val="none"/>
         </w:rPr>
-        <w:footnoteReference w:id="12"/>
+        <w:footnoteReference w:id="14"/>
       </w:r>
       <w:r>
         <w:rPr>
@@ -13096,7 +13145,7 @@
           <w:vertAlign w:val="superscript"/>
           <w14:ligatures w14:val="none"/>
         </w:rPr>
-        <w:footnoteReference w:id="13"/>
+        <w:footnoteReference w:id="15"/>
       </w:r>
       <w:r>
         <w:rPr>
@@ -13114,45 +13163,121 @@
           <w:kern w:val="0"/>
           <w:sz w:val="22"/>
           <w:szCs w:val="22"/>
+          <w14:ligatures w14:val="none"/>
+        </w:rPr>
+        <w:t>expresamente su facultad para asistir y conciliar en su representación</w:t>
+      </w:r>
+      <w:r>
+        <w:rPr>
+          <w:rFonts w:ascii="Arial Narrow" w:eastAsia="Arial Narrow" w:hAnsi="Arial Narrow" w:cs="Arial Narrow"/>
+          <w:kern w:val="0"/>
+          <w14:ligatures w14:val="none"/>
+          <w:sz w:val="22"/>
+          <w:szCs w:val="22"/>
+        </w:rPr>
+        <w:t>.</w:t>
+      </w:r>
+      <w:r>
+        <w:rPr>
+          <w:rFonts w:ascii="Arial Narrow" w:eastAsia="Arial Narrow" w:hAnsi="Arial Narrow" w:cs="Arial Narrow"/>
+          <w:kern w:val="0"/>
+          <w14:ligatures w14:val="none"/>
+          <w:sz w:val="22"/>
+          <w:szCs w:val="22"/>
+        </w:rPr>
+        <w:t xml:space="preserve"> </w:t>
+      </w:r>
+      <w:r>
+        <w:rPr>
+          <w:rFonts w:ascii="Arial Narrow" w:eastAsia="Arial Narrow" w:hAnsi="Arial Narrow" w:cs="Arial Narrow"/>
+          <w:kern w:val="0"/>
+          <w:sz w:val="22"/>
+          <w:szCs w:val="22"/>
+          <w14:ligatures w14:val="none"/>
+        </w:rPr>
+        <w:t xml:space="preserve">Ello bajo apercibimiento de no realizar la audiencia de conciliación y levantar el acta de inasistencia correspondiente. </w:t>
+      </w:r>
+    </w:p>
+    <w:p>
+      <w:pPr>
+        <w:suppressAutoHyphens/>
+        <w:spacing w:after="0" w:line="240" w:lineRule="auto"/>
+        <w:jc w:val="both"/>
+        <w:rPr>
+          <w:rFonts w:ascii="Arial Narrow" w:eastAsia="Arial Narrow" w:hAnsi="Arial Narrow" w:cs="Arial Narrow"/>
+          <w:kern w:val="0"/>
+          <w:sz w:val="22"/>
+          <w:szCs w:val="22"/>
           <w:u w:val="single"/>
           <w14:ligatures w14:val="none"/>
         </w:rPr>
-        <w:t>expresamente su facultad para asistir y conciliar en su representación</w:t>
-      </w:r>
-      <w:r>
-        <w:rPr>
-          <w:rFonts w:ascii="Arial Narrow" w:eastAsia="Arial Narrow" w:hAnsi="Arial Narrow" w:cs="Arial Narrow"/>
-          <w:bCs/>
-          <w:kern w:val="0"/>
-          <w14:ligatures w14:val="none"/>
-          <w:sz w:val="22"/>
-          <w:szCs w:val="22"/>
-        </w:rPr>
-        <w:t>.</w:t>
-      </w:r>
-      <w:r>
+      </w:pPr>
+    </w:p>
+    <w:p>
+      <w:pPr>
+        <w:suppressAutoHyphens/>
+        <w:spacing w:after="0" w:line="240" w:lineRule="auto"/>
+        <w:jc w:val="both"/>
         <w:rPr>
           <w:rFonts w:ascii="Arial Narrow" w:eastAsia="Arial Narrow" w:hAnsi="Arial Narrow" w:cs="Arial Narrow"/>
           <w:b/>
           <w:bCs/>
-          <w:kern w:val="0"/>
-          <w14:ligatures w14:val="none"/>
-          <w:sz w:val="22"/>
-          <w:szCs w:val="22"/>
+          <w:sz w:val="22"/>
+          <w:szCs w:val="22"/>
+        </w:rPr>
+      </w:pPr>
+      <w:r>
+        <w:rPr>
+          <w:rFonts w:ascii="Arial Narrow" w:eastAsia="Arial Narrow" w:hAnsi="Arial Narrow" w:cs="Arial Narrow"/>
+          <w:b/>
+          <w:spacing w:val="-3"/>
+          <w:kern w:val="0"/>
+          <w14:ligatures w14:val="none"/>
+          <w:sz w:val="22"/>
+          <w:szCs w:val="22"/>
+        </w:rPr>
+        <w:lastRenderedPageBreak/>
+        <w:t>DÉCIMO</w:t>
+      </w:r>
+      <w:r>
+        <w:rPr>
+          <w:rFonts w:ascii="Arial Narrow" w:eastAsia="Arial Narrow" w:hAnsi="Arial Narrow" w:cs="Arial Narrow"/>
+          <w:b/>
+          <w:color w:val="000000"/>
+          <w:kern w:val="0"/>
+          <w:sz w:val="22"/>
+          <w:szCs w:val="22"/>
+          <w:lang w:eastAsia="es-PE"/>
+          <w14:ligatures w14:val="none"/>
+        </w:rPr>
+        <w:t>:</w:t>
+      </w:r>
+      <w:r>
+        <w:rPr>
+          <w:rFonts w:ascii="Arial Narrow" w:eastAsia="Arial Narrow" w:hAnsi="Arial Narrow" w:cs="Arial Narrow"/>
+          <w:color w:val="000000"/>
+          <w:kern w:val="0"/>
+          <w:sz w:val="22"/>
+          <w:szCs w:val="22"/>
+          <w:lang w:eastAsia="es-PE"/>
+          <w14:ligatures w14:val="none"/>
         </w:rPr>
         <w:t xml:space="preserve"> </w:t>
       </w:r>
       <w:r>
         <w:rPr>
           <w:rFonts w:ascii="Arial Narrow" w:eastAsia="Arial Narrow" w:hAnsi="Arial Narrow" w:cs="Arial Narrow"/>
-          <w:kern w:val="0"/>
-          <w:sz w:val="22"/>
-          <w:szCs w:val="22"/>
-          <w:u w:val="single"/>
-          <w14:ligatures w14:val="none"/>
-        </w:rPr>
-        <w:t xml:space="preserve">Ello bajo apercibimiento de no realizar la audiencia de conciliación y levantar el acta de inasistencia correspondiente. </w:t>
-      </w:r>
+          <w:color w:val="000000"/>
+          <w:kern w:val="0"/>
+          <w:sz w:val="22"/>
+          <w:szCs w:val="22"/>
+          <w:lang w:eastAsia="es-PE"/>
+          <w14:ligatures w14:val="none"/>
+        </w:rPr>
+        <w:t xml:space="preserve">poner en conocimiento de las partes que, antes de la emisión de la Resolución Final, tienen la posibilidad de formular su desistimiento o presentar el acuerdo arribado mediante la conciliación, mediación, transacción o cualquier otro que, de forma indubitable, deje constancia que se ha solucionado la controversia materia de denuncia.</w:t>
+      </w:r>
+      <w:bookmarkStart w:id="13" w:name="h.gjdgxs" w:colFirst="0" w:colLast="0"/>
+      <w:bookmarkEnd w:id="13"/>
     </w:p>
     <w:p>
       <w:pPr>
@@ -13161,10 +13286,11 @@
         <w:jc w:val="both"/>
         <w:rPr>
           <w:rFonts w:ascii="Arial Narrow" w:eastAsia="Arial Narrow" w:hAnsi="Arial Narrow" w:cs="Arial Narrow"/>
-          <w:kern w:val="0"/>
-          <w:sz w:val="22"/>
-          <w:szCs w:val="22"/>
-          <w:u w:val="single"/>
+          <w:color w:val="000000"/>
+          <w:kern w:val="0"/>
+          <w:sz w:val="22"/>
+          <w:szCs w:val="22"/>
+          <w:lang w:eastAsia="es-PE"/>
           <w14:ligatures w14:val="none"/>
         </w:rPr>
       </w:pPr>
@@ -13176,12 +13302,30 @@
         <w:jc w:val="both"/>
         <w:rPr>
           <w:rFonts w:ascii="Arial Narrow" w:eastAsia="Arial Narrow" w:hAnsi="Arial Narrow" w:cs="Arial Narrow"/>
+          <w:sz w:val="22"/>
+          <w:szCs w:val="22"/>
+        </w:rPr>
+      </w:pPr>
+      <w:r>
+        <w:rPr>
+          <w:rFonts w:ascii="Arial Narrow" w:eastAsia="Arial Narrow" w:hAnsi="Arial Narrow" w:cs="Arial Narrow"/>
           <w:b/>
           <w:bCs/>
           <w:sz w:val="22"/>
           <w:szCs w:val="22"/>
         </w:rPr>
-      </w:pPr>
+        <w:t>DÉCIMO</w:t>
+      </w:r>
+      <w:r>
+        <w:rPr>
+          <w:rFonts w:ascii="Arial Narrow" w:eastAsia="Arial Narrow" w:hAnsi="Arial Narrow" w:cs="Arial Narrow"/>
+          <w:b/>
+          <w:bCs/>
+          <w:sz w:val="22"/>
+          <w:szCs w:val="22"/>
+        </w:rPr>
+        <w:t xml:space="preserve"> PRIMERO</w:t>
+      </w:r>
       <w:r>
         <w:rPr>
           <w:rFonts w:ascii="Arial Narrow" w:eastAsia="Arial Narrow" w:hAnsi="Arial Narrow" w:cs="Arial Narrow"/>
@@ -13192,48 +13336,165 @@
           <w:sz w:val="22"/>
           <w:szCs w:val="22"/>
         </w:rPr>
-        <w:lastRenderedPageBreak/>
-        <w:t>DÉCIMO</w:t>
-      </w:r>
-      <w:r>
-        <w:rPr>
-          <w:rFonts w:ascii="Arial Narrow" w:eastAsia="Arial Narrow" w:hAnsi="Arial Narrow" w:cs="Arial Narrow"/>
-          <w:b/>
-          <w:color w:val="000000"/>
-          <w:kern w:val="0"/>
-          <w:sz w:val="22"/>
-          <w:szCs w:val="22"/>
-          <w:lang w:eastAsia="es-PE"/>
-          <w14:ligatures w14:val="none"/>
-        </w:rPr>
         <w:t>:</w:t>
       </w:r>
       <w:r>
         <w:rPr>
           <w:rFonts w:ascii="Arial Narrow" w:eastAsia="Arial Narrow" w:hAnsi="Arial Narrow" w:cs="Arial Narrow"/>
-          <w:color w:val="000000"/>
-          <w:kern w:val="0"/>
-          <w:sz w:val="22"/>
-          <w:szCs w:val="22"/>
-          <w:lang w:eastAsia="es-PE"/>
-          <w14:ligatures w14:val="none"/>
+          <w:spacing w:val="-3"/>
+          <w:kern w:val="0"/>
+          <w14:ligatures w14:val="none"/>
+          <w:sz w:val="22"/>
+          <w:szCs w:val="22"/>
         </w:rPr>
         <w:t xml:space="preserve"> </w:t>
       </w:r>
       <w:r>
         <w:rPr>
           <w:rFonts w:ascii="Arial Narrow" w:eastAsia="Arial Narrow" w:hAnsi="Arial Narrow" w:cs="Arial Narrow"/>
-          <w:color w:val="000000"/>
-          <w:kern w:val="0"/>
-          <w:sz w:val="22"/>
-          <w:szCs w:val="22"/>
-          <w:lang w:eastAsia="es-PE"/>
-          <w14:ligatures w14:val="none"/>
-        </w:rPr>
-        <w:t xml:space="preserve">poner en conocimiento de las partes que, antes de la emisión de la Resolución Final, tienen la posibilidad de formular su desistimiento o presentar el acuerdo arribado mediante la conciliación, mediación, transacción o cualquier otro que, de forma indubitable, deje constancia que se ha solucionado la controversia materia de denuncia.</w:t>
-      </w:r>
-      <w:bookmarkStart w:id="13" w:name="h.gjdgxs" w:colFirst="0" w:colLast="0"/>
-      <w:bookmarkEnd w:id="13"/>
+          <w:spacing w:val="-3"/>
+          <w:kern w:val="0"/>
+          <w14:ligatures w14:val="none"/>
+          <w:sz w:val="22"/>
+          <w:szCs w:val="22"/>
+        </w:rPr>
+        <w:t>requerir</w:t>
+      </w:r>
+      <w:r>
+        <w:rPr>
+          <w:rFonts w:ascii="Arial Narrow" w:eastAsia="Arial Narrow" w:hAnsi="Arial Narrow" w:cs="Arial Narrow"/>
+          <w:color w:val="000000"/>
+          <w:kern w:val="0"/>
+          <w:sz w:val="22"/>
+          <w:szCs w:val="22"/>
+          <w:shd w:val="clear" w:color="auto" w:fill="FFFFFF"/>
+          <w:lang w:eastAsia="es-PE"/>
+          <w14:ligatures w14:val="none"/>
+        </w:rPr>
+        <w:t xml:space="preserve"> </w:t>
+      </w:r>
+      <w:r>
+        <w:rPr>
+          <w:rFonts w:ascii="Arial Narrow" w:eastAsia="Arial Narrow" w:hAnsi="Arial Narrow" w:cs="Arial Narrow"/>
+          <w:color w:val="000000"/>
+          <w:kern w:val="0"/>
+          <w:sz w:val="22"/>
+          <w:szCs w:val="22"/>
+          <w:shd w:val="clear" w:color="auto" w:fill="FFFFFF"/>
+          <w:lang w:eastAsia="es-PE"/>
+          <w14:ligatures w14:val="none"/>
+        </w:rPr>
+        <w:t xml:space="preserve">a </w:t>
+      </w:r>
+      <w:r>
+        <w:rPr>
+          <w:rFonts w:ascii="Arial Narrow" w:eastAsia="Arial Narrow" w:hAnsi="Arial Narrow" w:cs="Arial Narrow"/>
+          <w:color w:val="000000"/>
+          <w:kern w:val="0"/>
+          <w:sz w:val="22"/>
+          <w:szCs w:val="22"/>
+          <w:shd w:val="clear" w:color="auto" w:fill="FFFFFF"/>
+          <w:lang w:eastAsia="es-PE"/>
+          <w14:ligatures w14:val="none"/>
+        </w:rPr>
+        <w:t xml:space="preserve">Scotiabank Perú S.A.A. </w:t>
+      </w:r>
+      <w:r>
+        <w:rPr>
+          <w:rFonts w:ascii="Arial Narrow" w:eastAsia="Arial Narrow" w:hAnsi="Arial Narrow" w:cs="Arial Narrow"/>
+          <w:color w:val="000000"/>
+          <w:sz w:val="22"/>
+          <w:szCs w:val="22"/>
+        </w:rPr>
+        <w:t>para que, dentro del plazo de dos (2) días hábiles siguientes a la fecha en que reciba la notificación en su bandeja de correo electrónico, efectúe</w:t>
+      </w:r>
+      <w:r>
+        <w:rPr>
+          <w:rFonts w:ascii="Arial Narrow" w:eastAsia="Arial Narrow" w:hAnsi="Arial Narrow" w:cs="Arial Narrow"/>
+          <w:color w:val="000000"/>
+          <w:sz w:val="22"/>
+          <w:szCs w:val="22"/>
+        </w:rPr>
+        <w:t>n</w:t>
+      </w:r>
+      <w:r>
+        <w:rPr>
+          <w:rFonts w:ascii="Arial Narrow" w:eastAsia="Arial Narrow" w:hAnsi="Arial Narrow" w:cs="Arial Narrow"/>
+          <w:color w:val="000000"/>
+          <w:sz w:val="22"/>
+          <w:szCs w:val="22"/>
+        </w:rPr>
+        <w:t xml:space="preserve"> la confirmación de recepción de la notificación remitida por este despacho a su correo electrónico, de conformidad con el</w:t>
+      </w:r>
+      <w:r>
+        <w:rPr>
+          <w:rFonts w:ascii="Arial Narrow" w:eastAsia="Arial Narrow" w:hAnsi="Arial Narrow" w:cs="Arial Narrow"/>
+          <w:color w:val="000000"/>
+          <w:sz w:val="22"/>
+          <w:szCs w:val="22"/>
+        </w:rPr>
+        <w:t xml:space="preserve"> segundo párrafo del numeral 4 del artículo 20</w:t>
+      </w:r>
+      <w:r>
+        <w:rPr>
+          <w:rFonts w:ascii="Arial Narrow" w:eastAsia="Arial Narrow" w:hAnsi="Arial Narrow" w:cs="Arial Narrow"/>
+          <w:color w:val="000000"/>
+          <w:kern w:val="0"/>
+          <w:sz w:val="22"/>
+          <w:szCs w:val="22"/>
+          <w:lang w:eastAsia="es-PE"/>
+          <w14:ligatures w14:val="none"/>
+        </w:rPr>
+        <w:t/>
+      </w:r>
+      <w:r>
+        <w:rPr>
+          <w:rFonts w:ascii="Arial Narrow" w:eastAsia="Arial Narrow" w:hAnsi="Arial Narrow" w:cs="Arial Narrow"/>
+          <w:color w:val="000000"/>
+          <w:sz w:val="22"/>
+          <w:szCs w:val="22"/>
+        </w:rPr>
+        <w:t xml:space="preserve"> del Texto Único Ordenado de la Ley del Procedimiento Administrativo General, aprobado mediante Decreto Supremo 006-2026-JUS, bajo apercibimiento de rehacer el acto de notificación y notificarles conforme al numeral 1 del artículo 20</w:t>
+      </w:r>
+      <w:r>
+        <w:rPr>
+          <w:rFonts w:ascii="Arial Narrow" w:eastAsia="Arial Narrow" w:hAnsi="Arial Narrow" w:cs="Arial Narrow"/>
+          <w:color w:val="000000"/>
+          <w:kern w:val="0"/>
+          <w:sz w:val="22"/>
+          <w:szCs w:val="22"/>
+          <w:lang w:eastAsia="es-PE"/>
+          <w14:ligatures w14:val="none"/>
+        </w:rPr>
+        <w:t/>
+      </w:r>
+      <w:r>
+        <w:rPr>
+          <w:rFonts w:ascii="Arial Narrow" w:eastAsia="Arial Narrow" w:hAnsi="Arial Narrow" w:cs="Arial Narrow"/>
+          <w:color w:val="000000"/>
+          <w:sz w:val="22"/>
+          <w:szCs w:val="22"/>
+        </w:rPr>
+        <w:t xml:space="preserve"> del citado cuerpo normativo</w:t>
+      </w:r>
+      <w:r>
+        <w:rPr>
+          <w:rStyle w:val="Refdenotaalpie"/>
+          <w:rFonts w:ascii="Arial Narrow" w:eastAsia="Arial Narrow" w:hAnsi="Arial Narrow" w:cs="Arial Narrow"/>
+          <w:sz w:val="22"/>
+          <w:szCs w:val="22"/>
+          <w:vertAlign w:val="superscript"/>
+        </w:rPr>
+        <w:footnoteReference w:id="16"/>
+      </w:r>
+      <w:r>
+        <w:rPr>
+          <w:rFonts w:ascii="Arial Narrow" w:eastAsia="Arial Narrow" w:hAnsi="Arial Narrow" w:cs="Arial Narrow"/>
+          <w:sz w:val="22"/>
+          <w:szCs w:val="22"/>
+        </w:rPr>
+        <w:t>.</w:t>
+      </w:r>
     </w:p>
     <w:p>
       <w:pPr>
@@ -13242,19 +13503,15 @@
         <w:jc w:val="both"/>
         <w:rPr>
           <w:rFonts w:ascii="Arial Narrow" w:eastAsia="Arial Narrow" w:hAnsi="Arial Narrow" w:cs="Arial Narrow"/>
-          <w:color w:val="000000"/>
-          <w:kern w:val="0"/>
-          <w:sz w:val="22"/>
-          <w:szCs w:val="22"/>
-          <w:lang w:eastAsia="es-PE"/>
-          <w14:ligatures w14:val="none"/>
+          <w:sz w:val="22"/>
+          <w:szCs w:val="22"/>
         </w:rPr>
       </w:pPr>
     </w:p>
     <w:p>
       <w:pPr>
         <w:suppressAutoHyphens/>
-        <w:spacing w:after="0" w:line="240" w:lineRule="auto"/>
+        <w:spacing w:line="240" w:lineRule="auto"/>
         <w:jc w:val="both"/>
         <w:rPr>
           <w:rFonts w:ascii="Arial Narrow" w:eastAsia="Arial Narrow" w:hAnsi="Arial Narrow" w:cs="Arial Narrow"/>
@@ -13270,221 +13527,15 @@
           <w:sz w:val="22"/>
           <w:szCs w:val="22"/>
         </w:rPr>
-        <w:t>DÉCIMO</w:t>
-      </w:r>
-      <w:r>
-        <w:rPr>
-          <w:rFonts w:ascii="Arial Narrow" w:eastAsia="Arial Narrow" w:hAnsi="Arial Narrow" w:cs="Arial Narrow"/>
-          <w:b/>
-          <w:bCs/>
-          <w:sz w:val="22"/>
-          <w:szCs w:val="22"/>
-        </w:rPr>
-        <w:t xml:space="preserve"> PRIMERO</w:t>
-      </w:r>
-      <w:r>
-        <w:rPr>
-          <w:rFonts w:ascii="Arial Narrow" w:eastAsia="Arial Narrow" w:hAnsi="Arial Narrow" w:cs="Arial Narrow"/>
-          <w:b/>
-          <w:spacing w:val="-3"/>
-          <w:kern w:val="0"/>
-          <w14:ligatures w14:val="none"/>
-          <w:sz w:val="22"/>
-          <w:szCs w:val="22"/>
-        </w:rPr>
-        <w:t>:</w:t>
-      </w:r>
-      <w:r>
-        <w:rPr>
-          <w:rFonts w:ascii="Arial Narrow" w:eastAsia="Arial Narrow" w:hAnsi="Arial Narrow" w:cs="Arial Narrow"/>
-          <w:bCs/>
-          <w:spacing w:val="-3"/>
-          <w:kern w:val="0"/>
-          <w14:ligatures w14:val="none"/>
+        <w:t xml:space="preserve">DÉCIMO SEGUNDO:</w:t>
+      </w:r>
+      <w:r>
+        <w:rPr>
+          <w:rFonts w:ascii="Arial Narrow" w:eastAsia="Arial Narrow" w:hAnsi="Arial Narrow" w:cs="Arial Narrow"/>
           <w:sz w:val="22"/>
           <w:szCs w:val="22"/>
         </w:rPr>
         <w:t xml:space="preserve"> </w:t>
-      </w:r>
-      <w:r>
-        <w:rPr>
-          <w:rFonts w:ascii="Arial Narrow" w:eastAsia="Arial Narrow" w:hAnsi="Arial Narrow" w:cs="Arial Narrow"/>
-          <w:spacing w:val="-3"/>
-          <w:kern w:val="0"/>
-          <w14:ligatures w14:val="none"/>
-          <w:sz w:val="22"/>
-          <w:szCs w:val="22"/>
-        </w:rPr>
-        <w:t>requerir</w:t>
-      </w:r>
-      <w:r>
-        <w:rPr>
-          <w:rFonts w:ascii="Arial Narrow" w:eastAsia="Arial Narrow" w:hAnsi="Arial Narrow" w:cs="Arial Narrow"/>
-          <w:color w:val="000000"/>
-          <w:kern w:val="0"/>
-          <w:sz w:val="22"/>
-          <w:szCs w:val="22"/>
-          <w:shd w:val="clear" w:color="auto" w:fill="FFFFFF"/>
-          <w:lang w:eastAsia="es-PE"/>
-          <w14:ligatures w14:val="none"/>
-        </w:rPr>
-        <w:t xml:space="preserve"> </w:t>
-      </w:r>
-      <w:r>
-        <w:rPr>
-          <w:rFonts w:ascii="Arial Narrow" w:eastAsia="Arial Narrow" w:hAnsi="Arial Narrow" w:cs="Arial Narrow"/>
-          <w:color w:val="000000"/>
-          <w:kern w:val="0"/>
-          <w:sz w:val="22"/>
-          <w:szCs w:val="22"/>
-          <w:shd w:val="clear" w:color="auto" w:fill="FFFFFF"/>
-          <w:lang w:eastAsia="es-PE"/>
-          <w14:ligatures w14:val="none"/>
-        </w:rPr>
-        <w:t xml:space="preserve">a </w:t>
-      </w:r>
-      <w:r>
-        <w:rPr>
-          <w:rFonts w:ascii="Arial Narrow" w:eastAsia="Arial Narrow" w:hAnsi="Arial Narrow" w:cs="Arial Narrow"/>
-          <w:color w:val="000000"/>
-          <w:kern w:val="0"/>
-          <w:sz w:val="22"/>
-          <w:szCs w:val="22"/>
-          <w:shd w:val="clear" w:color="auto" w:fill="FFFFFF"/>
-          <w:lang w:eastAsia="es-PE"/>
-          <w14:ligatures w14:val="none"/>
-        </w:rPr>
-        <w:t xml:space="preserve">Scotiabank Perú S.A.A. </w:t>
-      </w:r>
-      <w:r>
-        <w:rPr>
-          <w:rFonts w:ascii="Arial Narrow" w:eastAsia="Arial Narrow" w:hAnsi="Arial Narrow" w:cs="Arial Narrow"/>
-          <w:color w:val="000000"/>
-          <w:sz w:val="22"/>
-          <w:szCs w:val="22"/>
-        </w:rPr>
-        <w:t>para que, dentro del plazo de dos (2) días hábiles siguientes a la fecha en que reciba la notificación en su bandeja de correo electrónico, efectúe</w:t>
-      </w:r>
-      <w:r>
-        <w:rPr>
-          <w:rFonts w:ascii="Arial Narrow" w:eastAsia="Arial Narrow" w:hAnsi="Arial Narrow" w:cs="Arial Narrow"/>
-          <w:color w:val="000000"/>
-          <w:sz w:val="22"/>
-          <w:szCs w:val="22"/>
-        </w:rPr>
-        <w:t>n</w:t>
-      </w:r>
-      <w:r>
-        <w:rPr>
-          <w:rFonts w:ascii="Arial Narrow" w:eastAsia="Arial Narrow" w:hAnsi="Arial Narrow" w:cs="Arial Narrow"/>
-          <w:color w:val="000000"/>
-          <w:sz w:val="22"/>
-          <w:szCs w:val="22"/>
-        </w:rPr>
-        <w:t xml:space="preserve"> la confirmación de recepción de la notificación remitida por este despacho a su correo electrónico, de conformidad con el</w:t>
-      </w:r>
-      <w:r>
-        <w:rPr>
-          <w:rFonts w:ascii="Arial Narrow" w:eastAsia="Arial Narrow" w:hAnsi="Arial Narrow" w:cs="Arial Narrow"/>
-          <w:color w:val="000000"/>
-          <w:sz w:val="22"/>
-          <w:szCs w:val="22"/>
-        </w:rPr>
-        <w:t xml:space="preserve"> segundo párrafo del numeral 4 del artículo 20</w:t>
-      </w:r>
-      <w:r>
-        <w:rPr>
-          <w:rFonts w:ascii="Arial Narrow" w:eastAsia="Arial Narrow" w:hAnsi="Arial Narrow" w:cs="Arial Narrow"/>
-          <w:color w:val="000000"/>
-          <w:kern w:val="0"/>
-          <w:sz w:val="22"/>
-          <w:szCs w:val="22"/>
-          <w:lang w:eastAsia="es-PE"/>
-          <w14:ligatures w14:val="none"/>
-        </w:rPr>
-        <w:t/>
-      </w:r>
-      <w:r>
-        <w:rPr>
-          <w:rFonts w:ascii="Arial Narrow" w:eastAsia="Arial Narrow" w:hAnsi="Arial Narrow" w:cs="Arial Narrow"/>
-          <w:color w:val="000000"/>
-          <w:sz w:val="22"/>
-          <w:szCs w:val="22"/>
-        </w:rPr>
-        <w:t xml:space="preserve"> del Texto Único Ordenado de la Ley del Procedimiento Administrativo General, aprobado mediante Decreto Supremo 006-2026-JUS, bajo apercibimiento de rehacer el acto de notificación y notificarle conforme al numeral 1 del artículo 20</w:t>
-      </w:r>
-      <w:r>
-        <w:rPr>
-          <w:rFonts w:ascii="Arial Narrow" w:eastAsia="Arial Narrow" w:hAnsi="Arial Narrow" w:cs="Arial Narrow"/>
-          <w:color w:val="000000"/>
-          <w:kern w:val="0"/>
-          <w:sz w:val="22"/>
-          <w:szCs w:val="22"/>
-          <w:lang w:eastAsia="es-PE"/>
-          <w14:ligatures w14:val="none"/>
-        </w:rPr>
-        <w:t/>
-      </w:r>
-      <w:r>
-        <w:rPr>
-          <w:rFonts w:ascii="Arial Narrow" w:eastAsia="Arial Narrow" w:hAnsi="Arial Narrow" w:cs="Arial Narrow"/>
-          <w:color w:val="000000"/>
-          <w:sz w:val="22"/>
-          <w:szCs w:val="22"/>
-        </w:rPr>
-        <w:t xml:space="preserve"> del citado cuerpo normativo</w:t>
-      </w:r>
-      <w:r>
-        <w:rPr>
-          <w:rStyle w:val="Refdenotaalpie"/>
-          <w:rFonts w:ascii="Arial Narrow" w:eastAsia="Arial Narrow" w:hAnsi="Arial Narrow" w:cs="Arial Narrow"/>
-          <w:sz w:val="22"/>
-          <w:szCs w:val="22"/>
-          <w:vertAlign w:val="superscript"/>
-        </w:rPr>
-        <w:footnoteReference w:id="14"/>
-      </w:r>
-      <w:r>
-        <w:rPr>
-          <w:rFonts w:ascii="Arial Narrow" w:eastAsia="Arial Narrow" w:hAnsi="Arial Narrow" w:cs="Arial Narrow"/>
-          <w:sz w:val="22"/>
-          <w:szCs w:val="22"/>
-        </w:rPr>
-        <w:t>.</w:t>
-      </w:r>
-    </w:p>
-    <w:p>
-      <w:pPr>
-        <w:suppressAutoHyphens/>
-        <w:spacing w:after="0" w:line="240" w:lineRule="auto"/>
-        <w:jc w:val="both"/>
-        <w:rPr>
-          <w:rFonts w:ascii="Arial Narrow" w:eastAsia="Arial Narrow" w:hAnsi="Arial Narrow" w:cs="Arial Narrow"/>
-          <w:sz w:val="22"/>
-          <w:szCs w:val="22"/>
-        </w:rPr>
-      </w:pPr>
-    </w:p>
-    <w:p>
-      <w:pPr>
-        <w:suppressAutoHyphens/>
-        <w:spacing w:line="240" w:lineRule="auto"/>
-        <w:jc w:val="both"/>
-        <w:rPr>
-          <w:rFonts w:ascii="Arial Narrow" w:eastAsia="Arial Narrow" w:hAnsi="Arial Narrow" w:cs="Arial Narrow"/>
-          <w:sz w:val="22"/>
-          <w:szCs w:val="22"/>
-        </w:rPr>
-      </w:pPr>
-      <w:r>
-        <w:rPr>
-          <w:rFonts w:ascii="Arial Narrow" w:eastAsia="Arial Narrow" w:hAnsi="Arial Narrow" w:cs="Arial Narrow"/>
-          <w:b/>
-          <w:bCs/>
-          <w:sz w:val="22"/>
-          <w:szCs w:val="22"/>
-        </w:rPr>
-        <w:t xml:space="preserve">DÉCIMO SEGUNDO: </w:t>
       </w:r>
       <w:r>
         <w:rPr>
@@ -14022,6 +14073,9 @@
     <w:p>
       <w:pPr>
         <w:pStyle w:val="Textonotapie"/>
+        <w:tabs>
+          <w:tab w:val="left" w:pos="567"/>
+        </w:tabs>
         <w:ind w:left="567" w:hanging="567"/>
         <w:jc w:val="both"/>
         <w:rPr>
@@ -14046,7 +14100,8 @@
           <w:sz w:val="16"/>
           <w:szCs w:val="16"/>
         </w:rPr>
-        <w:t xml:space="preserve"> </w:t>
+        <w:tab/>
+        <w:t xml:space="preserve"/>
       </w:r>
       <w:r>
         <w:rPr>
@@ -14121,7 +14176,8 @@
           <w:sz w:val="16"/>
           <w:szCs w:val="16"/>
         </w:rPr>
-        <w:t xml:space="preserve"> </w:t>
+        <w:tab/>
+        <w:t xml:space="preserve"/>
       </w:r>
       <w:r>
         <w:rPr>
@@ -14228,10 +14284,30 @@
         <w:jc w:val="both"/>
         <w:rPr>
           <w:rFonts w:ascii="Arial Narrow" w:eastAsia="Arial Narrow" w:hAnsi="Arial Narrow" w:cs="Arial Narrow"/>
-          <w:sz w:val="16"/>
-          <w:szCs w:val="16"/>
-        </w:rPr>
-      </w:pPr>
+          <w:b/>
+          <w:bCs/>
+          <w:sz w:val="16"/>
+          <w:szCs w:val="16"/>
+        </w:rPr>
+      </w:pPr>
+      <w:r>
+        <w:rPr>
+          <w:rFonts w:ascii="Arial Narrow" w:eastAsia="Arial Narrow" w:hAnsi="Arial Narrow" w:cs="Arial Narrow"/>
+          <w:sz w:val="16"/>
+          <w:szCs w:val="16"/>
+        </w:rPr>
+        <w:tab/>
+      </w:r>
+      <w:r>
+        <w:rPr>
+          <w:rFonts w:ascii="Arial Narrow" w:eastAsia="Arial Narrow" w:hAnsi="Arial Narrow" w:cs="Arial Narrow"/>
+          <w:b/>
+          <w:bCs/>
+          <w:sz w:val="16"/>
+          <w:szCs w:val="16"/>
+        </w:rPr>
+        <w:t xml:space="preserve">LEY DE ORGANIZACIÓN Y FUNCIONES DEL INDECOPI, APROBADA POR DECRETO LEGISLATIVO 1033 </w:t>
+      </w:r>
     </w:p>
     <w:p>
       <w:pPr>
@@ -14243,29 +14319,28 @@
         <w:jc w:val="both"/>
         <w:rPr>
           <w:rFonts w:ascii="Arial Narrow" w:eastAsia="Arial Narrow" w:hAnsi="Arial Narrow" w:cs="Arial Narrow"/>
+          <w:sz w:val="16"/>
+          <w:szCs w:val="16"/>
+        </w:rPr>
+      </w:pPr>
+      <w:r>
+        <w:rPr>
+          <w:rFonts w:ascii="Arial Narrow" w:eastAsia="Arial Narrow" w:hAnsi="Arial Narrow" w:cs="Arial Narrow"/>
           <w:b/>
           <w:bCs/>
           <w:sz w:val="16"/>
           <w:szCs w:val="16"/>
         </w:rPr>
-      </w:pPr>
-      <w:r>
-        <w:rPr>
-          <w:rFonts w:ascii="Arial Narrow" w:eastAsia="Arial Narrow" w:hAnsi="Arial Narrow" w:cs="Arial Narrow"/>
-          <w:sz w:val="16"/>
-          <w:szCs w:val="16"/>
-        </w:rPr>
         <w:tab/>
-      </w:r>
-      <w:r>
-        <w:rPr>
-          <w:rFonts w:ascii="Arial Narrow" w:eastAsia="Arial Narrow" w:hAnsi="Arial Narrow" w:cs="Arial Narrow"/>
-          <w:b/>
-          <w:bCs/>
-          <w:sz w:val="16"/>
-          <w:szCs w:val="16"/>
-        </w:rPr>
-        <w:t xml:space="preserve">LEY DE ORGANIZACIÓN Y FUNCIONES DEL INDECOPI, APROBADA POR DECRETO LEGISLATIVO 1033 </w:t>
+        <w:t>Artículo 27.-</w:t>
+      </w:r>
+      <w:r>
+        <w:rPr>
+          <w:rFonts w:ascii="Arial Narrow" w:eastAsia="Arial Narrow" w:hAnsi="Arial Narrow" w:cs="Arial Narrow"/>
+          <w:sz w:val="16"/>
+          <w:szCs w:val="16"/>
+        </w:rPr>
+        <w:t xml:space="preserve"> De la Comisión de Protección al Consumidor.- </w:t>
       </w:r>
     </w:p>
     <w:p>
@@ -14285,21 +14360,11 @@
       <w:r>
         <w:rPr>
           <w:rFonts w:ascii="Arial Narrow" w:eastAsia="Arial Narrow" w:hAnsi="Arial Narrow" w:cs="Arial Narrow"/>
-          <w:b/>
-          <w:bCs/>
           <w:sz w:val="16"/>
           <w:szCs w:val="16"/>
         </w:rPr>
         <w:tab/>
-        <w:t>Artículo 27.-</w:t>
-      </w:r>
-      <w:r>
-        <w:rPr>
-          <w:rFonts w:ascii="Arial Narrow" w:eastAsia="Arial Narrow" w:hAnsi="Arial Narrow" w:cs="Arial Narrow"/>
-          <w:sz w:val="16"/>
-          <w:szCs w:val="16"/>
-        </w:rPr>
-        <w:t xml:space="preserve"> De la Comisión de Protección al Consumidor.- </w:t>
+        <w:t>Corresponde a la Comisión de Protección al Consumidor velar por el cumplimiento de la Ley de Protección al Consumidor y de las leyes que, en general, protegen a los consumidores de la falta de idoneidad de los bienes y servicios en función de la información brindada, de las omisiones de información y de la discriminación en el consumo, así como de aquellas que complementen o sustituyan a las anteriores.</w:t>
       </w:r>
     </w:p>
     <w:p>
@@ -14312,20 +14377,15 @@
         <w:jc w:val="both"/>
         <w:rPr>
           <w:rFonts w:ascii="Arial Narrow" w:eastAsia="Arial Narrow" w:hAnsi="Arial Narrow" w:cs="Arial Narrow"/>
-          <w:sz w:val="16"/>
-          <w:szCs w:val="16"/>
-        </w:rPr>
-      </w:pPr>
-      <w:r>
-        <w:rPr>
-          <w:rFonts w:ascii="Arial Narrow" w:eastAsia="Arial Narrow" w:hAnsi="Arial Narrow" w:cs="Arial Narrow"/>
-          <w:sz w:val="16"/>
-          <w:szCs w:val="16"/>
-        </w:rPr>
-        <w:tab/>
-        <w:t>Corresponde a la Comisión de Protección al Consumidor velar por el cumplimiento de la Ley de Protección al Consumidor y de las leyes que, en general, protegen a los consumidores de la falta de idoneidad de los bienes y servicios en función de la información brindada, de las omisiones de información y de la discriminación en el consumo, así como de aquellas que complementen o sustituyan a las anteriores.</w:t>
-      </w:r>
-    </w:p>
+          <w:b/>
+          <w:bCs/>
+          <w:sz w:val="16"/>
+          <w:szCs w:val="16"/>
+        </w:rPr>
+      </w:pPr>
+    </w:p>
+  </w:footnote>
+  <w:footnote w:id="3">
     <w:p>
       <w:pPr>
         <w:pStyle w:val="Textonotapie"/>
@@ -14342,9 +14402,150 @@
           <w:szCs w:val="16"/>
         </w:rPr>
       </w:pPr>
-    </w:p>
-  </w:footnote>
-  <w:footnote w:id="3">
+      <w:r>
+        <w:rPr>
+          <w:rStyle w:val="Refdenotaalpie"/>
+          <w:rFonts w:ascii="Arial Narrow" w:eastAsia="Arial Narrow" w:hAnsi="Arial Narrow" w:cs="Arial Narrow"/>
+          <w:sz w:val="16"/>
+          <w:szCs w:val="16"/>
+          <w:vertAlign w:val="superscript"/>
+        </w:rPr>
+        <w:footnoteRef/>
+      </w:r>
+      <w:r>
+        <w:rPr>
+          <w:rFonts w:ascii="Arial Narrow" w:eastAsia="Arial Narrow" w:hAnsi="Arial Narrow" w:cs="Arial Narrow"/>
+          <w:sz w:val="16"/>
+          <w:szCs w:val="16"/>
+        </w:rPr>
+        <w:tab/>
+        <w:t xml:space="preserve"/>
+      </w:r>
+      <w:r>
+        <w:rPr>
+          <w:rFonts w:ascii="Arial Narrow" w:eastAsia="Arial Narrow" w:hAnsi="Arial Narrow" w:cs="Arial Narrow"/>
+          <w:sz w:val="16"/>
+          <w:szCs w:val="16"/>
+        </w:rPr>
+        <w:tab/>
+      </w:r>
+      <w:r>
+        <w:rPr>
+          <w:rFonts w:ascii="Arial Narrow" w:eastAsia="Arial Narrow" w:hAnsi="Arial Narrow" w:cs="Arial Narrow"/>
+          <w:b/>
+          <w:bCs/>
+          <w:sz w:val="16"/>
+          <w:szCs w:val="16"/>
+        </w:rPr>
+        <w:t xml:space="preserve">LEY 29571, CÓDIGO DE PROTECCIÓN Y DEFENSA DEL CONSUMIDOR, publicado el 2 de setiembre de 2010 y modificado por Decreto Legislativo 1308 </w:t>
+      </w:r>
+    </w:p>
+    <w:p>
+      <w:pPr>
+        <w:pStyle w:val="Textonotapie"/>
+        <w:ind w:left="567" w:right="-1"/>
+        <w:jc w:val="both"/>
+        <w:rPr>
+          <w:rFonts w:ascii="Arial Narrow" w:eastAsia="Arial Narrow" w:hAnsi="Arial Narrow" w:cs="Arial Narrow"/>
+          <w:b/>
+          <w:bCs/>
+          <w:sz w:val="16"/>
+          <w:szCs w:val="16"/>
+        </w:rPr>
+      </w:pPr>
+      <w:r>
+        <w:rPr>
+          <w:rFonts w:ascii="Arial Narrow" w:eastAsia="Arial Narrow" w:hAnsi="Arial Narrow" w:cs="Arial Narrow"/>
+          <w:b/>
+          <w:bCs/>
+          <w:sz w:val="16"/>
+          <w:szCs w:val="16"/>
+        </w:rPr>
+        <w:t xml:space="preserve">Artículo 18.- Idoneidad </w:t>
+      </w:r>
+    </w:p>
+    <w:p>
+      <w:pPr>
+        <w:pStyle w:val="Textonotapie"/>
+        <w:ind w:left="567" w:right="-1"/>
+        <w:jc w:val="both"/>
+        <w:rPr>
+          <w:rFonts w:ascii="Arial Narrow" w:eastAsia="Arial Narrow" w:hAnsi="Arial Narrow" w:cs="Arial Narrow"/>
+          <w:sz w:val="16"/>
+          <w:szCs w:val="16"/>
+        </w:rPr>
+      </w:pPr>
+      <w:r>
+        <w:rPr>
+          <w:rFonts w:ascii="Arial Narrow" w:eastAsia="Arial Narrow" w:hAnsi="Arial Narrow" w:cs="Arial Narrow"/>
+          <w:sz w:val="16"/>
+          <w:szCs w:val="16"/>
+        </w:rPr>
+        <w:t xml:space="preserve">Se entiende por idoneidad la correspondencia entre lo que un consumidor espera y lo que efectivamente recibe, en función a lo que se le hubiera ofrecido, la publicidad e información transmitida, las condiciones y circunstancias de la transacción, las características y naturaleza del producto o servicio, el precio, entre otros factores, atendiendo a las circunstancias del caso. </w:t>
+      </w:r>
+    </w:p>
+    <w:p>
+      <w:pPr>
+        <w:pStyle w:val="Textonotapie"/>
+        <w:ind w:left="567" w:right="-1"/>
+        <w:jc w:val="both"/>
+        <w:rPr>
+          <w:rFonts w:ascii="Arial Narrow" w:eastAsia="Arial Narrow" w:hAnsi="Arial Narrow" w:cs="Arial Narrow"/>
+          <w:sz w:val="16"/>
+          <w:szCs w:val="16"/>
+        </w:rPr>
+      </w:pPr>
+      <w:r>
+        <w:rPr>
+          <w:rFonts w:ascii="Arial Narrow" w:eastAsia="Arial Narrow" w:hAnsi="Arial Narrow" w:cs="Arial Narrow"/>
+          <w:sz w:val="16"/>
+          <w:szCs w:val="16"/>
+        </w:rPr>
+        <w:t xml:space="preserve">La idoneidad es evaluada en función a la propia naturaleza del producto o servicio y a su aptitud para satisfacer la finalidad para la cual ha sido puesto en el mercado. Las autorizaciones por parte de los organismos del Estado para la fabricación de un producto o la prestación de un servicio, en los casos que sea necesario, no eximen de responsabilidad al proveedor frente al consumidor. </w:t>
+      </w:r>
+    </w:p>
+    <w:p>
+      <w:pPr>
+        <w:pStyle w:val="Textonotapie"/>
+        <w:ind w:left="567" w:right="-1"/>
+        <w:jc w:val="both"/>
+        <w:rPr>
+          <w:rFonts w:ascii="Arial Narrow" w:eastAsia="Arial Narrow" w:hAnsi="Arial Narrow" w:cs="Arial Narrow"/>
+          <w:sz w:val="16"/>
+          <w:szCs w:val="16"/>
+        </w:rPr>
+      </w:pPr>
+      <w:r>
+        <w:rPr>
+          <w:rFonts w:ascii="Arial Narrow" w:eastAsia="Arial Narrow" w:hAnsi="Arial Narrow" w:cs="Arial Narrow"/>
+          <w:b/>
+          <w:bCs/>
+          <w:sz w:val="16"/>
+          <w:szCs w:val="16"/>
+        </w:rPr>
+        <w:t xml:space="preserve">Artículo 19.- Obligación de los proveedores </w:t>
+      </w:r>
+    </w:p>
+    <w:p>
+      <w:pPr>
+        <w:pStyle w:val="Textonotapie"/>
+        <w:ind w:left="567" w:right="-1"/>
+        <w:jc w:val="both"/>
+        <w:rPr>
+          <w:rFonts w:ascii="Arial Narrow" w:eastAsia="Arial Narrow" w:hAnsi="Arial Narrow" w:cs="Arial Narrow"/>
+          <w:sz w:val="16"/>
+          <w:szCs w:val="16"/>
+        </w:rPr>
+      </w:pPr>
+      <w:r>
+        <w:rPr>
+          <w:rFonts w:ascii="Arial Narrow" w:eastAsia="Arial Narrow" w:hAnsi="Arial Narrow" w:cs="Arial Narrow"/>
+          <w:sz w:val="16"/>
+          <w:szCs w:val="16"/>
+        </w:rPr>
+        <w:t>El proveedor responde por la idoneidad y calidad de los productos y servicios ofrecidos; por la autenticidad de las marcas y leyendas que exhiben sus productos o del signo que respalda al prestador del servicio, por la falta de conformidad entre la publicidad comercial de los productos y servicios y estos, así como por el contenido y la vida útil del producto indicado en el envase, en lo que corresponda.</w:t>
+      </w:r>
+    </w:p>
     <w:p>
       <w:pPr>
         <w:pStyle w:val="Textonotapie"/>
@@ -14361,161 +14562,9 @@
           <w:szCs w:val="16"/>
         </w:rPr>
       </w:pPr>
-      <w:r>
-        <w:rPr>
-          <w:rStyle w:val="Refdenotaalpie"/>
-          <w:rFonts w:ascii="Arial Narrow" w:eastAsia="Arial Narrow" w:hAnsi="Arial Narrow" w:cs="Arial Narrow"/>
-          <w:sz w:val="16"/>
-          <w:szCs w:val="16"/>
-          <w:vertAlign w:val="superscript"/>
-        </w:rPr>
-        <w:footnoteRef/>
-      </w:r>
-      <w:r>
-        <w:rPr>
-          <w:rFonts w:ascii="Arial Narrow" w:eastAsia="Arial Narrow" w:hAnsi="Arial Narrow" w:cs="Arial Narrow"/>
-          <w:sz w:val="16"/>
-          <w:szCs w:val="16"/>
-        </w:rPr>
-        <w:t xml:space="preserve"> </w:t>
-      </w:r>
-      <w:r>
-        <w:rPr>
-          <w:rFonts w:ascii="Arial Narrow" w:eastAsia="Arial Narrow" w:hAnsi="Arial Narrow" w:cs="Arial Narrow"/>
-          <w:sz w:val="16"/>
-          <w:szCs w:val="16"/>
-        </w:rPr>
-        <w:tab/>
-      </w:r>
-      <w:r>
-        <w:rPr>
-          <w:rFonts w:ascii="Arial Narrow" w:eastAsia="Arial Narrow" w:hAnsi="Arial Narrow" w:cs="Arial Narrow"/>
-          <w:b/>
-          <w:bCs/>
-          <w:sz w:val="16"/>
-          <w:szCs w:val="16"/>
-        </w:rPr>
-        <w:t xml:space="preserve">LEY 29571, CÓDIGO DE PROTECCIÓN Y DEFENSA DEL CONSUMIDOR, publicado el 2 de setiembre de 2010 y modificado por Decreto Legislativo 1308 </w:t>
-      </w:r>
-    </w:p>
-    <w:p>
-      <w:pPr>
-        <w:pStyle w:val="Textonotapie"/>
-        <w:ind w:left="567" w:right="-1"/>
-        <w:jc w:val="both"/>
-        <w:rPr>
-          <w:rFonts w:ascii="Arial Narrow" w:eastAsia="Arial Narrow" w:hAnsi="Arial Narrow" w:cs="Arial Narrow"/>
-          <w:b/>
-          <w:bCs/>
-          <w:sz w:val="16"/>
-          <w:szCs w:val="16"/>
-        </w:rPr>
-      </w:pPr>
-      <w:r>
-        <w:rPr>
-          <w:rFonts w:ascii="Arial Narrow" w:eastAsia="Arial Narrow" w:hAnsi="Arial Narrow" w:cs="Arial Narrow"/>
-          <w:b/>
-          <w:bCs/>
-          <w:sz w:val="16"/>
-          <w:szCs w:val="16"/>
-        </w:rPr>
-        <w:t xml:space="preserve">Artículo 18.- Idoneidad </w:t>
-      </w:r>
-    </w:p>
-    <w:p>
-      <w:pPr>
-        <w:pStyle w:val="Textonotapie"/>
-        <w:ind w:left="567" w:right="-1"/>
-        <w:jc w:val="both"/>
-        <w:rPr>
-          <w:rFonts w:ascii="Arial Narrow" w:eastAsia="Arial Narrow" w:hAnsi="Arial Narrow" w:cs="Arial Narrow"/>
-          <w:sz w:val="16"/>
-          <w:szCs w:val="16"/>
-        </w:rPr>
-      </w:pPr>
-      <w:r>
-        <w:rPr>
-          <w:rFonts w:ascii="Arial Narrow" w:eastAsia="Arial Narrow" w:hAnsi="Arial Narrow" w:cs="Arial Narrow"/>
-          <w:sz w:val="16"/>
-          <w:szCs w:val="16"/>
-        </w:rPr>
-        <w:t xml:space="preserve">Se entiende por idoneidad la correspondencia entre lo que un consumidor espera y lo que efectivamente recibe, en función a lo que se le hubiera ofrecido, la publicidad e información transmitida, las condiciones y circunstancias de la transacción, las características y naturaleza del producto o servicio, el precio, entre otros factores, atendiendo a las circunstancias del caso. </w:t>
-      </w:r>
-    </w:p>
-    <w:p>
-      <w:pPr>
-        <w:pStyle w:val="Textonotapie"/>
-        <w:ind w:left="567" w:right="-1"/>
-        <w:jc w:val="both"/>
-        <w:rPr>
-          <w:rFonts w:ascii="Arial Narrow" w:eastAsia="Arial Narrow" w:hAnsi="Arial Narrow" w:cs="Arial Narrow"/>
-          <w:sz w:val="16"/>
-          <w:szCs w:val="16"/>
-        </w:rPr>
-      </w:pPr>
-      <w:r>
-        <w:rPr>
-          <w:rFonts w:ascii="Arial Narrow" w:eastAsia="Arial Narrow" w:hAnsi="Arial Narrow" w:cs="Arial Narrow"/>
-          <w:sz w:val="16"/>
-          <w:szCs w:val="16"/>
-        </w:rPr>
-        <w:t xml:space="preserve">La idoneidad es evaluada en función a la propia naturaleza del producto o servicio y a su aptitud para satisfacer la finalidad para la cual ha sido puesto en el mercado. Las autorizaciones por parte de los organismos del Estado para la fabricación de un producto o la prestación de un servicio, en los casos que sea necesario, no eximen de responsabilidad al proveedor frente al consumidor. </w:t>
-      </w:r>
-    </w:p>
-    <w:p>
-      <w:pPr>
-        <w:pStyle w:val="Textonotapie"/>
-        <w:ind w:left="567" w:right="-1"/>
-        <w:jc w:val="both"/>
-        <w:rPr>
-          <w:rFonts w:ascii="Arial Narrow" w:eastAsia="Arial Narrow" w:hAnsi="Arial Narrow" w:cs="Arial Narrow"/>
-          <w:sz w:val="16"/>
-          <w:szCs w:val="16"/>
-        </w:rPr>
-      </w:pPr>
-    </w:p>
-    <w:p>
-      <w:pPr>
-        <w:pStyle w:val="Textonotapie"/>
-        <w:ind w:left="567" w:right="-1"/>
-        <w:jc w:val="both"/>
-        <w:rPr>
-          <w:rFonts w:ascii="Arial Narrow" w:eastAsia="Arial Narrow" w:hAnsi="Arial Narrow" w:cs="Arial Narrow"/>
-          <w:sz w:val="16"/>
-          <w:szCs w:val="16"/>
-        </w:rPr>
-      </w:pPr>
-      <w:r>
-        <w:rPr>
-          <w:rFonts w:ascii="Arial Narrow" w:eastAsia="Arial Narrow" w:hAnsi="Arial Narrow" w:cs="Arial Narrow"/>
-          <w:b/>
-          <w:bCs/>
-          <w:sz w:val="16"/>
-          <w:szCs w:val="16"/>
-        </w:rPr>
-        <w:t xml:space="preserve">Artículo 19.- Obligación de los proveedores </w:t>
-      </w:r>
-    </w:p>
-    <w:p>
-      <w:pPr>
-        <w:pStyle w:val="Textonotapie"/>
-        <w:ind w:left="567" w:right="-1"/>
-        <w:jc w:val="both"/>
-        <w:rPr>
-          <w:rFonts w:ascii="Arial Narrow" w:eastAsia="Arial Narrow" w:hAnsi="Arial Narrow" w:cs="Arial Narrow"/>
-          <w:sz w:val="16"/>
-          <w:szCs w:val="16"/>
-        </w:rPr>
-      </w:pPr>
-      <w:r>
-        <w:rPr>
-          <w:rFonts w:ascii="Arial Narrow" w:eastAsia="Arial Narrow" w:hAnsi="Arial Narrow" w:cs="Arial Narrow"/>
-          <w:sz w:val="16"/>
-          <w:szCs w:val="16"/>
-        </w:rPr>
-        <w:t>El proveedor responde por la idoneidad y calidad de los productos y servicios ofrecidos; por la autenticidad de las marcas y leyendas que exhiben sus productos o del signo que respalda al prestador del servicio, por la falta de conformidad entre la publicidad comercial de los productos y servicios y estos, así como por el contenido y la vida útil del producto indicado en el envase, en lo que corresponda.</w:t>
-      </w:r>
-    </w:p>
+    </w:p>
+  </w:footnote>
+  <w:footnote w:id="4">
     <w:p>
       <w:pPr>
         <w:pStyle w:val="Textonotapie"/>
@@ -14532,9 +14581,129 @@
           <w:szCs w:val="16"/>
         </w:rPr>
       </w:pPr>
-    </w:p>
-  </w:footnote>
-  <w:footnote w:id="4">
+      <w:r>
+        <w:rPr>
+          <w:rStyle w:val="Refdenotaalpie"/>
+          <w:rFonts w:ascii="Arial Narrow" w:eastAsia="Arial Narrow" w:hAnsi="Arial Narrow" w:cs="Arial Narrow"/>
+          <w:sz w:val="16"/>
+          <w:szCs w:val="16"/>
+          <w:vertAlign w:val="superscript"/>
+        </w:rPr>
+        <w:footnoteRef/>
+      </w:r>
+      <w:r>
+        <w:rPr>
+          <w:rFonts w:ascii="Arial Narrow" w:eastAsia="Arial Narrow" w:hAnsi="Arial Narrow" w:cs="Arial Narrow"/>
+          <w:sz w:val="16"/>
+          <w:szCs w:val="16"/>
+        </w:rPr>
+        <w:tab/>
+        <w:t xml:space="preserve"/>
+      </w:r>
+      <w:r>
+        <w:rPr>
+          <w:rFonts w:ascii="Arial Narrow" w:eastAsia="Arial Narrow" w:hAnsi="Arial Narrow" w:cs="Arial Narrow"/>
+          <w:sz w:val="16"/>
+          <w:szCs w:val="16"/>
+        </w:rPr>
+        <w:tab/>
+      </w:r>
+      <w:r>
+        <w:rPr>
+          <w:rFonts w:ascii="Arial Narrow" w:eastAsia="Arial Narrow" w:hAnsi="Arial Narrow" w:cs="Arial Narrow"/>
+          <w:b/>
+          <w:bCs/>
+          <w:sz w:val="16"/>
+          <w:szCs w:val="16"/>
+        </w:rPr>
+        <w:t xml:space="preserve">LEY 29571, CÓDIGO DE PROTECCIÓN Y DEFENSA DEL CONSUMIDOR, publicado el 2 de setiembre de 2010 y modificado por Decreto Legislativo 1308 </w:t>
+      </w:r>
+    </w:p>
+    <w:p>
+      <w:pPr>
+        <w:pStyle w:val="Textonotapie"/>
+        <w:tabs>
+          <w:tab w:val="left" w:pos="567"/>
+        </w:tabs>
+        <w:jc w:val="both"/>
+        <w:rPr>
+          <w:rFonts w:ascii="Arial Narrow" w:eastAsia="Arial Narrow" w:hAnsi="Arial Narrow" w:cs="Arial Narrow"/>
+          <w:sz w:val="16"/>
+          <w:szCs w:val="16"/>
+        </w:rPr>
+      </w:pPr>
+      <w:r>
+        <w:rPr>
+          <w:rFonts w:ascii="Arial Narrow" w:eastAsia="Arial Narrow" w:hAnsi="Arial Narrow" w:cs="Arial Narrow"/>
+          <w:b/>
+          <w:bCs/>
+          <w:sz w:val="16"/>
+          <w:szCs w:val="16"/>
+        </w:rPr>
+        <w:tab/>
+        <w:t>Artículo 56.- Métodos comerciales coercitivos</w:t>
+      </w:r>
+    </w:p>
+    <w:p>
+      <w:pPr>
+        <w:pStyle w:val="Textonotapie"/>
+        <w:ind w:left="567"/>
+        <w:jc w:val="both"/>
+        <w:rPr>
+          <w:rFonts w:ascii="Arial Narrow" w:eastAsia="Arial Narrow" w:hAnsi="Arial Narrow" w:cs="Arial Narrow"/>
+          <w:sz w:val="16"/>
+          <w:szCs w:val="16"/>
+        </w:rPr>
+      </w:pPr>
+      <w:r>
+        <w:rPr>
+          <w:rFonts w:ascii="Arial Narrow" w:eastAsia="Arial Narrow" w:hAnsi="Arial Narrow" w:cs="Arial Narrow"/>
+          <w:sz w:val="16"/>
+          <w:szCs w:val="16"/>
+        </w:rPr>
+        <w:t>56.1 De manera enunciativa y no limitativa, el derecho de todo consumidor a la protección contra los métodos comerciales coercitivos implica que los proveedores no pueden:</w:t>
+      </w:r>
+    </w:p>
+    <w:p>
+      <w:pPr>
+        <w:pStyle w:val="Textonotapie"/>
+        <w:ind w:left="567"/>
+        <w:jc w:val="both"/>
+        <w:rPr>
+          <w:rFonts w:ascii="Arial Narrow" w:eastAsia="Arial Narrow" w:hAnsi="Arial Narrow" w:cs="Arial Narrow"/>
+          <w:sz w:val="16"/>
+          <w:szCs w:val="16"/>
+        </w:rPr>
+      </w:pPr>
+      <w:r>
+        <w:rPr>
+          <w:rFonts w:ascii="Arial Narrow" w:eastAsia="Arial Narrow" w:hAnsi="Arial Narrow" w:cs="Arial Narrow"/>
+          <w:sz w:val="16"/>
+          <w:szCs w:val="16"/>
+        </w:rPr>
+        <w:t>(…)</w:t>
+      </w:r>
+    </w:p>
+    <w:p>
+      <w:pPr>
+        <w:pStyle w:val="Textonotapie"/>
+        <w:ind w:left="567"/>
+        <w:jc w:val="both"/>
+        <w:rPr>
+          <w:rFonts w:ascii="Arial Narrow" w:eastAsia="Arial Narrow" w:hAnsi="Arial Narrow" w:cs="Arial Narrow"/>
+          <w:sz w:val="16"/>
+          <w:szCs w:val="16"/>
+        </w:rPr>
+      </w:pPr>
+      <w:r>
+        <w:rPr>
+          <w:rFonts w:ascii="Arial Narrow" w:eastAsia="Arial Narrow" w:hAnsi="Arial Narrow" w:cs="Arial Narrow"/>
+          <w:sz w:val="16"/>
+          <w:szCs w:val="16"/>
+        </w:rPr>
+        <w:t>g. Exigir al consumidor la presentación de documentación innecesaria para la prestación del servicio que contrate o la entrega del producto adquirido, pudiendo, en todo caso, exigirse solo la documentación necesaria, razonable y pertinente de acuerdo con la etapa en la que se encuentre la prestación del producto o ejecución del servicio.</w:t>
+      </w:r>
+    </w:p>
     <w:p>
       <w:pPr>
         <w:pStyle w:val="Textonotapie"/>
@@ -14551,128 +14720,9 @@
           <w:szCs w:val="16"/>
         </w:rPr>
       </w:pPr>
-      <w:r>
-        <w:rPr>
-          <w:rStyle w:val="Refdenotaalpie"/>
-          <w:rFonts w:ascii="Arial Narrow" w:eastAsia="Arial Narrow" w:hAnsi="Arial Narrow" w:cs="Arial Narrow"/>
-          <w:sz w:val="16"/>
-          <w:szCs w:val="16"/>
-          <w:vertAlign w:val="superscript"/>
-        </w:rPr>
-        <w:footnoteRef/>
-      </w:r>
-      <w:r>
-        <w:rPr>
-          <w:rFonts w:ascii="Arial Narrow" w:eastAsia="Arial Narrow" w:hAnsi="Arial Narrow" w:cs="Arial Narrow"/>
-          <w:sz w:val="16"/>
-          <w:szCs w:val="16"/>
-        </w:rPr>
-        <w:t xml:space="preserve"> </w:t>
-      </w:r>
-      <w:r>
-        <w:rPr>
-          <w:rFonts w:ascii="Arial Narrow" w:eastAsia="Arial Narrow" w:hAnsi="Arial Narrow" w:cs="Arial Narrow"/>
-          <w:sz w:val="16"/>
-          <w:szCs w:val="16"/>
-        </w:rPr>
-        <w:tab/>
-      </w:r>
-      <w:r>
-        <w:rPr>
-          <w:rFonts w:ascii="Arial Narrow" w:eastAsia="Arial Narrow" w:hAnsi="Arial Narrow" w:cs="Arial Narrow"/>
-          <w:b/>
-          <w:bCs/>
-          <w:sz w:val="16"/>
-          <w:szCs w:val="16"/>
-        </w:rPr>
-        <w:t xml:space="preserve">LEY 29571, CÓDIGO DE PROTECCIÓN Y DEFENSA DEL CONSUMIDOR, publicado el 2 de setiembre de 2010 y modificado por Decreto Legislativo 1308 </w:t>
-      </w:r>
-    </w:p>
-    <w:p>
-      <w:pPr>
-        <w:pStyle w:val="Textonotapie"/>
-        <w:tabs>
-          <w:tab w:val="left" w:pos="567"/>
-        </w:tabs>
-        <w:jc w:val="both"/>
-        <w:rPr>
-          <w:rFonts w:ascii="Arial Narrow" w:eastAsia="Arial Narrow" w:hAnsi="Arial Narrow" w:cs="Arial Narrow"/>
-          <w:sz w:val="16"/>
-          <w:szCs w:val="16"/>
-        </w:rPr>
-      </w:pPr>
-      <w:r>
-        <w:rPr>
-          <w:rFonts w:ascii="Arial Narrow" w:eastAsia="Arial Narrow" w:hAnsi="Arial Narrow" w:cs="Arial Narrow"/>
-          <w:b/>
-          <w:bCs/>
-          <w:sz w:val="16"/>
-          <w:szCs w:val="16"/>
-        </w:rPr>
-        <w:tab/>
-        <w:t>Artículo 56.- Métodos comerciales coercitivos</w:t>
-      </w:r>
-    </w:p>
-    <w:p>
-      <w:pPr>
-        <w:pStyle w:val="Textonotapie"/>
-        <w:ind w:left="567"/>
-        <w:jc w:val="both"/>
-        <w:rPr>
-          <w:rFonts w:ascii="Arial Narrow" w:eastAsia="Arial Narrow" w:hAnsi="Arial Narrow" w:cs="Arial Narrow"/>
-          <w:sz w:val="16"/>
-          <w:szCs w:val="16"/>
-        </w:rPr>
-      </w:pPr>
-      <w:r>
-        <w:rPr>
-          <w:rFonts w:ascii="Arial Narrow" w:eastAsia="Arial Narrow" w:hAnsi="Arial Narrow" w:cs="Arial Narrow"/>
-          <w:sz w:val="16"/>
-          <w:szCs w:val="16"/>
-        </w:rPr>
-        <w:t>56.1 De manera enunciativa y no limitativa, el derecho de todo consumidor a la protección contra los métodos comerciales coercitivos implica que los proveedores no pueden:</w:t>
-      </w:r>
-    </w:p>
-    <w:p>
-      <w:pPr>
-        <w:pStyle w:val="Textonotapie"/>
-        <w:ind w:left="567"/>
-        <w:jc w:val="both"/>
-        <w:rPr>
-          <w:rFonts w:ascii="Arial Narrow" w:eastAsia="Arial Narrow" w:hAnsi="Arial Narrow" w:cs="Arial Narrow"/>
-          <w:sz w:val="16"/>
-          <w:szCs w:val="16"/>
-        </w:rPr>
-      </w:pPr>
-      <w:r>
-        <w:rPr>
-          <w:rFonts w:ascii="Arial Narrow" w:eastAsia="Arial Narrow" w:hAnsi="Arial Narrow" w:cs="Arial Narrow"/>
-          <w:sz w:val="16"/>
-          <w:szCs w:val="16"/>
-        </w:rPr>
-        <w:t>(…)</w:t>
-      </w:r>
-    </w:p>
-    <w:p>
-      <w:pPr>
-        <w:pStyle w:val="Textonotapie"/>
-        <w:ind w:left="567"/>
-        <w:jc w:val="both"/>
-        <w:rPr>
-          <w:rFonts w:ascii="Arial Narrow" w:eastAsia="Arial Narrow" w:hAnsi="Arial Narrow" w:cs="Arial Narrow"/>
-          <w:sz w:val="16"/>
-          <w:szCs w:val="16"/>
-        </w:rPr>
-      </w:pPr>
-      <w:r>
-        <w:rPr>
-          <w:rFonts w:ascii="Arial Narrow" w:eastAsia="Arial Narrow" w:hAnsi="Arial Narrow" w:cs="Arial Narrow"/>
-          <w:sz w:val="16"/>
-          <w:szCs w:val="16"/>
-        </w:rPr>
-        <w:t>g. Exigir al consumidor la presentación de documentación innecesaria para la prestación del servicio que contrate o la entrega del producto adquirido, pudiendo, en todo caso, exigirse solo la documentación necesaria, razonable y pertinente de acuerdo con la etapa en la que se encuentre la prestación del producto o ejecución del servicio.</w:t>
-      </w:r>
-    </w:p>
+    </w:p>
+  </w:footnote>
+  <w:footnote w:id="5">
     <w:p>
       <w:pPr>
         <w:pStyle w:val="Textonotapie"/>
@@ -14689,9 +14739,128 @@
           <w:szCs w:val="16"/>
         </w:rPr>
       </w:pPr>
-    </w:p>
-  </w:footnote>
-  <w:footnote w:id="5">
+      <w:r>
+        <w:rPr>
+          <w:rStyle w:val="Refdenotaalpie"/>
+          <w:rFonts w:ascii="Arial Narrow" w:eastAsia="Arial Narrow" w:hAnsi="Arial Narrow" w:cs="Arial Narrow"/>
+          <w:sz w:val="16"/>
+          <w:szCs w:val="16"/>
+          <w:vertAlign w:val="superscript"/>
+        </w:rPr>
+        <w:footnoteRef/>
+      </w:r>
+      <w:r>
+        <w:rPr>
+          <w:rFonts w:ascii="Arial Narrow" w:eastAsia="Arial Narrow" w:hAnsi="Arial Narrow" w:cs="Arial Narrow"/>
+          <w:sz w:val="16"/>
+          <w:szCs w:val="16"/>
+        </w:rPr>
+        <w:tab/>
+        <w:t xml:space="preserve"/>
+      </w:r>
+      <w:r>
+        <w:rPr>
+          <w:rFonts w:ascii="Arial Narrow" w:eastAsia="Arial Narrow" w:hAnsi="Arial Narrow" w:cs="Arial Narrow"/>
+          <w:sz w:val="16"/>
+          <w:szCs w:val="16"/>
+        </w:rPr>
+        <w:tab/>
+      </w:r>
+      <w:r>
+        <w:rPr>
+          <w:rFonts w:ascii="Arial Narrow" w:eastAsia="Arial Narrow" w:hAnsi="Arial Narrow" w:cs="Arial Narrow"/>
+          <w:b/>
+          <w:bCs/>
+          <w:sz w:val="16"/>
+          <w:szCs w:val="16"/>
+        </w:rPr>
+        <w:t xml:space="preserve">LEY 29571, CÓDIGO DE PROTECCIÓN Y DEFENSA DEL CONSUMIDOR, publicado el 2 de setiembre de 2010 y modificado por Decreto Legislativo 1308 </w:t>
+      </w:r>
+    </w:p>
+    <w:p>
+      <w:pPr>
+        <w:pStyle w:val="Textonotapie"/>
+        <w:ind w:left="567" w:right="-1"/>
+        <w:jc w:val="both"/>
+        <w:rPr>
+          <w:rFonts w:ascii="Arial Narrow" w:eastAsia="Arial Narrow" w:hAnsi="Arial Narrow" w:cs="Arial Narrow"/>
+          <w:b/>
+          <w:bCs/>
+          <w:sz w:val="16"/>
+          <w:szCs w:val="16"/>
+        </w:rPr>
+      </w:pPr>
+      <w:r>
+        <w:rPr>
+          <w:rFonts w:ascii="Arial Narrow" w:eastAsia="Arial Narrow" w:hAnsi="Arial Narrow" w:cs="Arial Narrow"/>
+          <w:b/>
+          <w:bCs/>
+          <w:sz w:val="16"/>
+          <w:szCs w:val="16"/>
+        </w:rPr>
+        <w:t>Artículo 47.- Protección mínima del contrato de consumo</w:t>
+      </w:r>
+    </w:p>
+    <w:p>
+      <w:pPr>
+        <w:pStyle w:val="Textonotapie"/>
+        <w:ind w:left="567" w:right="-1"/>
+        <w:jc w:val="both"/>
+        <w:rPr>
+          <w:rFonts w:ascii="Arial Narrow" w:eastAsia="Arial Narrow" w:hAnsi="Arial Narrow" w:cs="Arial Narrow"/>
+          <w:sz w:val="16"/>
+          <w:szCs w:val="16"/>
+        </w:rPr>
+      </w:pPr>
+      <w:r>
+        <w:rPr>
+          <w:rFonts w:ascii="Arial Narrow" w:eastAsia="Arial Narrow" w:hAnsi="Arial Narrow" w:cs="Arial Narrow"/>
+          <w:sz w:val="16"/>
+          <w:szCs w:val="16"/>
+        </w:rPr>
+        <w:t>En los contratos de consumo se observa lo siguiente:</w:t>
+      </w:r>
+    </w:p>
+    <w:p>
+      <w:pPr>
+        <w:pStyle w:val="Textonotapie"/>
+        <w:ind w:left="567" w:right="-1"/>
+        <w:jc w:val="both"/>
+        <w:rPr>
+          <w:rFonts w:ascii="Arial Narrow" w:eastAsia="Arial Narrow" w:hAnsi="Arial Narrow" w:cs="Arial Narrow"/>
+          <w:sz w:val="16"/>
+          <w:szCs w:val="16"/>
+        </w:rPr>
+      </w:pPr>
+      <w:r>
+        <w:rPr>
+          <w:rFonts w:ascii="Arial Narrow" w:eastAsia="Arial Narrow" w:hAnsi="Arial Narrow" w:cs="Arial Narrow"/>
+          <w:sz w:val="16"/>
+          <w:szCs w:val="16"/>
+        </w:rPr>
+        <w:t>(…)</w:t>
+      </w:r>
+    </w:p>
+    <w:p>
+      <w:pPr>
+        <w:pStyle w:val="Textonotapie"/>
+        <w:ind w:left="567" w:right="-1"/>
+        <w:jc w:val="both"/>
+        <w:rPr>
+          <w:rFonts w:ascii="Arial Narrow" w:eastAsia="Arial Narrow" w:hAnsi="Arial Narrow" w:cs="Arial Narrow"/>
+          <w:sz w:val="16"/>
+          <w:szCs w:val="16"/>
+        </w:rPr>
+      </w:pPr>
+      <w:r>
+        <w:rPr>
+          <w:rFonts w:ascii="Arial Narrow" w:eastAsia="Arial Narrow" w:hAnsi="Arial Narrow" w:cs="Arial Narrow"/>
+          <w:sz w:val="16"/>
+          <w:szCs w:val="16"/>
+        </w:rPr>
+        <w:t>e. Los proveedores deben entregar a los usuarios copia de los contratos y demás documentación relacionada con dichos actos jurídicos cuando estos hayan sido celebrados por escrito, incluidas las condiciones generales de la contratación. Asimismo, cuando el consumidor solicite copia física o virtual de estos, el proveedor debe entregar los documentos en un plazo máximo de quince días hábiles contados desde que recibió la solicitud. Los proveedores son responsables de dejar constancia de la entrega de los documentos al consumidor.</w:t>
+      </w:r>
+    </w:p>
     <w:p>
       <w:pPr>
         <w:pStyle w:val="Textonotapie"/>
@@ -14708,127 +14877,9 @@
           <w:szCs w:val="16"/>
         </w:rPr>
       </w:pPr>
-      <w:r>
-        <w:rPr>
-          <w:rStyle w:val="Refdenotaalpie"/>
-          <w:rFonts w:ascii="Arial Narrow" w:eastAsia="Arial Narrow" w:hAnsi="Arial Narrow" w:cs="Arial Narrow"/>
-          <w:sz w:val="16"/>
-          <w:szCs w:val="16"/>
-          <w:vertAlign w:val="superscript"/>
-        </w:rPr>
-        <w:footnoteRef/>
-      </w:r>
-      <w:r>
-        <w:rPr>
-          <w:rFonts w:ascii="Arial Narrow" w:eastAsia="Arial Narrow" w:hAnsi="Arial Narrow" w:cs="Arial Narrow"/>
-          <w:sz w:val="16"/>
-          <w:szCs w:val="16"/>
-        </w:rPr>
-        <w:t xml:space="preserve"> </w:t>
-      </w:r>
-      <w:r>
-        <w:rPr>
-          <w:rFonts w:ascii="Arial Narrow" w:eastAsia="Arial Narrow" w:hAnsi="Arial Narrow" w:cs="Arial Narrow"/>
-          <w:sz w:val="16"/>
-          <w:szCs w:val="16"/>
-        </w:rPr>
-        <w:tab/>
-      </w:r>
-      <w:r>
-        <w:rPr>
-          <w:rFonts w:ascii="Arial Narrow" w:eastAsia="Arial Narrow" w:hAnsi="Arial Narrow" w:cs="Arial Narrow"/>
-          <w:b/>
-          <w:bCs/>
-          <w:sz w:val="16"/>
-          <w:szCs w:val="16"/>
-        </w:rPr>
-        <w:t xml:space="preserve">LEY 29571, CÓDIGO DE PROTECCIÓN Y DEFENSA DEL CONSUMIDOR, publicado el 2 de setiembre de 2010 y modificado por Decreto Legislativo 1308 </w:t>
-      </w:r>
-    </w:p>
-    <w:p>
-      <w:pPr>
-        <w:pStyle w:val="Textonotapie"/>
-        <w:ind w:left="567" w:right="-1"/>
-        <w:jc w:val="both"/>
-        <w:rPr>
-          <w:rFonts w:ascii="Arial Narrow" w:eastAsia="Arial Narrow" w:hAnsi="Arial Narrow" w:cs="Arial Narrow"/>
-          <w:b/>
-          <w:bCs/>
-          <w:sz w:val="16"/>
-          <w:szCs w:val="16"/>
-        </w:rPr>
-      </w:pPr>
-      <w:r>
-        <w:rPr>
-          <w:rFonts w:ascii="Arial Narrow" w:eastAsia="Arial Narrow" w:hAnsi="Arial Narrow" w:cs="Arial Narrow"/>
-          <w:b/>
-          <w:bCs/>
-          <w:sz w:val="16"/>
-          <w:szCs w:val="16"/>
-        </w:rPr>
-        <w:t>Artículo 47.- Protección mínima del contrato de consumo</w:t>
-      </w:r>
-    </w:p>
-    <w:p>
-      <w:pPr>
-        <w:pStyle w:val="Textonotapie"/>
-        <w:ind w:left="567" w:right="-1"/>
-        <w:jc w:val="both"/>
-        <w:rPr>
-          <w:rFonts w:ascii="Arial Narrow" w:eastAsia="Arial Narrow" w:hAnsi="Arial Narrow" w:cs="Arial Narrow"/>
-          <w:sz w:val="16"/>
-          <w:szCs w:val="16"/>
-        </w:rPr>
-      </w:pPr>
-      <w:r>
-        <w:rPr>
-          <w:rFonts w:ascii="Arial Narrow" w:eastAsia="Arial Narrow" w:hAnsi="Arial Narrow" w:cs="Arial Narrow"/>
-          <w:sz w:val="16"/>
-          <w:szCs w:val="16"/>
-        </w:rPr>
-        <w:t>En los contratos de consumo se observa lo siguiente:</w:t>
-      </w:r>
-    </w:p>
-    <w:p>
-      <w:pPr>
-        <w:pStyle w:val="Textonotapie"/>
-        <w:ind w:left="567" w:right="-1"/>
-        <w:jc w:val="both"/>
-        <w:rPr>
-          <w:rFonts w:ascii="Arial Narrow" w:eastAsia="Arial Narrow" w:hAnsi="Arial Narrow" w:cs="Arial Narrow"/>
-          <w:sz w:val="16"/>
-          <w:szCs w:val="16"/>
-        </w:rPr>
-      </w:pPr>
-      <w:r>
-        <w:rPr>
-          <w:rFonts w:ascii="Arial Narrow" w:eastAsia="Arial Narrow" w:hAnsi="Arial Narrow" w:cs="Arial Narrow"/>
-          <w:sz w:val="16"/>
-          <w:szCs w:val="16"/>
-        </w:rPr>
-        <w:t>(…)</w:t>
-      </w:r>
-    </w:p>
-    <w:p>
-      <w:pPr>
-        <w:pStyle w:val="Textonotapie"/>
-        <w:ind w:left="567" w:right="-1"/>
-        <w:jc w:val="both"/>
-        <w:rPr>
-          <w:rFonts w:ascii="Arial Narrow" w:eastAsia="Arial Narrow" w:hAnsi="Arial Narrow" w:cs="Arial Narrow"/>
-          <w:sz w:val="16"/>
-          <w:szCs w:val="16"/>
-        </w:rPr>
-      </w:pPr>
-      <w:r>
-        <w:rPr>
-          <w:rFonts w:ascii="Arial Narrow" w:eastAsia="Arial Narrow" w:hAnsi="Arial Narrow" w:cs="Arial Narrow"/>
-          <w:sz w:val="16"/>
-          <w:szCs w:val="16"/>
-        </w:rPr>
-        <w:t>e. Los proveedores deben entregar a los usuarios copia de los contratos y demás documentación relacionada con dichos actos jurídicos cuando estos hayan sido celebrados por escrito, incluidas las condiciones generales de la contratación. Asimismo, cuando el consumidor solicite copia física o virtual de estos, el proveedor debe entregar los documentos en un plazo máximo de quince días hábiles contados desde que recibió la solicitud. Los proveedores son responsables de dejar constancia de la entrega de los documentos al consumidor.</w:t>
-      </w:r>
-    </w:p>
+    </w:p>
+  </w:footnote>
+  <w:footnote w:id="6">
     <w:p>
       <w:pPr>
         <w:pStyle w:val="Textonotapie"/>
@@ -14845,9 +14896,88 @@
           <w:szCs w:val="16"/>
         </w:rPr>
       </w:pPr>
-    </w:p>
-  </w:footnote>
-  <w:footnote w:id="6">
+      <w:r>
+        <w:rPr>
+          <w:rStyle w:val="Refdenotaalpie"/>
+          <w:rFonts w:ascii="Arial Narrow" w:eastAsia="Arial Narrow" w:hAnsi="Arial Narrow" w:cs="Arial Narrow"/>
+          <w:sz w:val="16"/>
+          <w:szCs w:val="16"/>
+          <w:vertAlign w:val="superscript"/>
+        </w:rPr>
+        <w:footnoteRef/>
+      </w:r>
+      <w:r>
+        <w:rPr>
+          <w:rFonts w:ascii="Arial Narrow" w:eastAsia="Arial Narrow" w:hAnsi="Arial Narrow" w:cs="Arial Narrow"/>
+          <w:sz w:val="16"/>
+          <w:szCs w:val="16"/>
+        </w:rPr>
+        <w:tab/>
+        <w:t xml:space="preserve"/>
+      </w:r>
+      <w:r>
+        <w:rPr>
+          <w:rFonts w:ascii="Arial Narrow" w:eastAsia="Arial Narrow" w:hAnsi="Arial Narrow" w:cs="Arial Narrow"/>
+          <w:sz w:val="16"/>
+          <w:szCs w:val="16"/>
+        </w:rPr>
+        <w:tab/>
+      </w:r>
+      <w:r>
+        <w:rPr>
+          <w:rFonts w:ascii="Arial Narrow" w:eastAsia="Arial Narrow" w:hAnsi="Arial Narrow" w:cs="Arial Narrow"/>
+          <w:b/>
+          <w:bCs/>
+          <w:sz w:val="16"/>
+          <w:szCs w:val="16"/>
+        </w:rPr>
+        <w:t xml:space="preserve">LEY 29571, CÓDIGO DE PROTECCIÓN Y DEFENSA DEL CONSUMIDOR, publicado el 2 de setiembre de 2010 y modificado por Decreto Legislativo 1308 </w:t>
+      </w:r>
+    </w:p>
+    <w:p>
+      <w:pPr>
+        <w:pStyle w:val="Textonotapie"/>
+        <w:ind w:left="567" w:right="-1"/>
+        <w:jc w:val="both"/>
+        <w:rPr>
+          <w:rFonts w:ascii="Arial Narrow" w:eastAsia="Arial Narrow" w:hAnsi="Arial Narrow" w:cs="Arial Narrow"/>
+          <w:b/>
+          <w:bCs/>
+          <w:sz w:val="16"/>
+          <w:szCs w:val="16"/>
+        </w:rPr>
+      </w:pPr>
+      <w:r>
+        <w:rPr>
+          <w:rFonts w:ascii="Arial Narrow" w:eastAsia="Arial Narrow" w:hAnsi="Arial Narrow" w:cs="Arial Narrow"/>
+          <w:b/>
+          <w:bCs/>
+          <w:sz w:val="16"/>
+          <w:szCs w:val="16"/>
+        </w:rPr>
+        <w:t>Artículo 88.- Reclamo de productos o servicios financieros y de seguros</w:t>
+      </w:r>
+    </w:p>
+    <w:p>
+      <w:pPr>
+        <w:pStyle w:val="Textonotapie"/>
+        <w:ind w:left="567" w:right="-1"/>
+        <w:jc w:val="both"/>
+        <w:rPr>
+          <w:rFonts w:ascii="Arial Narrow" w:eastAsia="Arial Narrow" w:hAnsi="Arial Narrow" w:cs="Arial Narrow"/>
+          <w:sz w:val="16"/>
+          <w:szCs w:val="16"/>
+        </w:rPr>
+      </w:pPr>
+      <w:r>
+        <w:rPr>
+          <w:rFonts w:ascii="Arial Narrow" w:eastAsia="Arial Narrow" w:hAnsi="Arial Narrow" w:cs="Arial Narrow"/>
+          <w:sz w:val="16"/>
+          <w:szCs w:val="16"/>
+        </w:rPr>
+        <w:t xml:space="preserve">88.1 Las entidades del sistema financiero y de seguros, en todas sus oficinas en la República, deben resolver los reclamos en un plazo no mayor de quince días hábiles. Excepcionalmente, la Superintendencia de Banca, Seguros y Administradoras Privadas de Fondos de Pensiones podrá establecer un plazo ampliatorio cuando la naturaleza y complejidad de la operación, producto o servicio materia del reclamo o requerimiento lo justifique, situación que debe ponerse en conocimiento del consumidor antes de la culminación del plazo inicial, sin perjuicio del derecho del consumidor de recurrir directamente ante la Autoridad de Consumo. </w:t>
+      </w:r>
+    </w:p>
     <w:p>
       <w:pPr>
         <w:pStyle w:val="Textonotapie"/>
@@ -14864,87 +14994,9 @@
           <w:szCs w:val="16"/>
         </w:rPr>
       </w:pPr>
-      <w:r>
-        <w:rPr>
-          <w:rStyle w:val="Refdenotaalpie"/>
-          <w:rFonts w:ascii="Arial Narrow" w:eastAsia="Arial Narrow" w:hAnsi="Arial Narrow" w:cs="Arial Narrow"/>
-          <w:sz w:val="16"/>
-          <w:szCs w:val="16"/>
-          <w:vertAlign w:val="superscript"/>
-        </w:rPr>
-        <w:footnoteRef/>
-      </w:r>
-      <w:r>
-        <w:rPr>
-          <w:rFonts w:ascii="Arial Narrow" w:eastAsia="Arial Narrow" w:hAnsi="Arial Narrow" w:cs="Arial Narrow"/>
-          <w:sz w:val="16"/>
-          <w:szCs w:val="16"/>
-        </w:rPr>
-        <w:t xml:space="preserve"> </w:t>
-      </w:r>
-      <w:r>
-        <w:rPr>
-          <w:rFonts w:ascii="Arial Narrow" w:eastAsia="Arial Narrow" w:hAnsi="Arial Narrow" w:cs="Arial Narrow"/>
-          <w:sz w:val="16"/>
-          <w:szCs w:val="16"/>
-        </w:rPr>
-        <w:tab/>
-      </w:r>
-      <w:r>
-        <w:rPr>
-          <w:rFonts w:ascii="Arial Narrow" w:eastAsia="Arial Narrow" w:hAnsi="Arial Narrow" w:cs="Arial Narrow"/>
-          <w:b/>
-          <w:bCs/>
-          <w:sz w:val="16"/>
-          <w:szCs w:val="16"/>
-        </w:rPr>
-        <w:t xml:space="preserve">LEY 29571, CÓDIGO DE PROTECCIÓN Y DEFENSA DEL CONSUMIDOR, publicado el 2 de setiembre de 2010 y modificado por Decreto Legislativo 1308 </w:t>
-      </w:r>
-    </w:p>
-    <w:p>
-      <w:pPr>
-        <w:pStyle w:val="Textonotapie"/>
-        <w:ind w:left="567" w:right="-1"/>
-        <w:jc w:val="both"/>
-        <w:rPr>
-          <w:rFonts w:ascii="Arial Narrow" w:eastAsia="Arial Narrow" w:hAnsi="Arial Narrow" w:cs="Arial Narrow"/>
-          <w:b/>
-          <w:bCs/>
-          <w:sz w:val="16"/>
-          <w:szCs w:val="16"/>
-        </w:rPr>
-      </w:pPr>
-      <w:r>
-        <w:rPr>
-          <w:rFonts w:ascii="Arial Narrow" w:eastAsia="Arial Narrow" w:hAnsi="Arial Narrow" w:cs="Arial Narrow"/>
-          <w:b/>
-          <w:bCs/>
-          <w:sz w:val="16"/>
-          <w:szCs w:val="16"/>
-        </w:rPr>
-        <w:t>Artículo 88.- Reclamo de productos o servicios financieros y de seguros</w:t>
-      </w:r>
-    </w:p>
-    <w:p>
-      <w:pPr>
-        <w:pStyle w:val="Textonotapie"/>
-        <w:ind w:left="567" w:right="-1"/>
-        <w:jc w:val="both"/>
-        <w:rPr>
-          <w:rFonts w:ascii="Arial Narrow" w:eastAsia="Arial Narrow" w:hAnsi="Arial Narrow" w:cs="Arial Narrow"/>
-          <w:sz w:val="16"/>
-          <w:szCs w:val="16"/>
-        </w:rPr>
-      </w:pPr>
-      <w:r>
-        <w:rPr>
-          <w:rFonts w:ascii="Arial Narrow" w:eastAsia="Arial Narrow" w:hAnsi="Arial Narrow" w:cs="Arial Narrow"/>
-          <w:sz w:val="16"/>
-          <w:szCs w:val="16"/>
-        </w:rPr>
-        <w:t xml:space="preserve">88.1 Las entidades del sistema financiero y de seguros, en todas sus oficinas en la República, deben resolver los reclamos en un plazo no mayor de quince días hábiles. Excepcionalmente, la Superintendencia de Banca, Seguros y Administradoras Privadas de Fondos de Pensiones podrá establecer un plazo ampliatorio cuando la naturaleza y complejidad de la operación, producto o servicio materia del reclamo o requerimiento lo justifique, situación que debe ponerse en conocimiento del consumidor antes de la culminación del plazo inicial, sin perjuicio del derecho del consumidor de recurrir directamente ante la Autoridad de Consumo. </w:t>
-      </w:r>
-    </w:p>
+    </w:p>
+  </w:footnote>
+  <w:footnote w:id="7">
     <w:p>
       <w:pPr>
         <w:pStyle w:val="Textonotapie"/>
@@ -14955,15 +15007,56 @@
         <w:jc w:val="both"/>
         <w:rPr>
           <w:rFonts w:ascii="Arial Narrow" w:eastAsia="Arial Narrow" w:hAnsi="Arial Narrow" w:cs="Arial Narrow"/>
+          <w:sz w:val="16"/>
+          <w:szCs w:val="16"/>
+        </w:rPr>
+      </w:pPr>
+      <w:r>
+        <w:rPr>
+          <w:rStyle w:val="Refdenotaalpie"/>
+          <w:rFonts w:ascii="Arial Narrow" w:eastAsia="Arial Narrow" w:hAnsi="Arial Narrow" w:cs="Arial Narrow"/>
+          <w:sz w:val="16"/>
+          <w:szCs w:val="16"/>
+          <w:vertAlign w:val="superscript"/>
+        </w:rPr>
+        <w:footnoteRef/>
+      </w:r>
+      <w:r>
+        <w:rPr>
+          <w:rFonts w:ascii="Arial Narrow" w:eastAsia="Arial Narrow" w:hAnsi="Arial Narrow" w:cs="Arial Narrow"/>
+          <w:sz w:val="16"/>
+          <w:szCs w:val="16"/>
+        </w:rPr>
+        <w:tab/>
+        <w:t xml:space="preserve"/>
+      </w:r>
+      <w:r>
+        <w:rPr>
+          <w:rFonts w:ascii="Arial Narrow" w:eastAsia="Arial Narrow" w:hAnsi="Arial Narrow" w:cs="Arial Narrow"/>
+          <w:sz w:val="16"/>
+          <w:szCs w:val="16"/>
+        </w:rPr>
+        <w:tab/>
+      </w:r>
+      <w:r>
+        <w:rPr>
+          <w:rFonts w:ascii="Arial Narrow" w:eastAsia="Arial Narrow" w:hAnsi="Arial Narrow" w:cs="Arial Narrow"/>
           <w:b/>
           <w:bCs/>
           <w:sz w:val="16"/>
           <w:szCs w:val="16"/>
         </w:rPr>
-      </w:pPr>
-    </w:p>
-  </w:footnote>
-  <w:footnote w:id="7">
+        <w:t>LEY SOBRE FACULTADES, NORMAS Y ORGANIZACIÓN DEL INDECOPI, APROBADA POR DECRETO LEGISLATIVO 807 Artículo 24.-</w:t>
+      </w:r>
+      <w:r>
+        <w:rPr>
+          <w:rFonts w:ascii="Arial Narrow" w:eastAsia="Arial Narrow" w:hAnsi="Arial Narrow" w:cs="Arial Narrow"/>
+          <w:sz w:val="16"/>
+          <w:szCs w:val="16"/>
+        </w:rPr>
+        <w:t xml:space="preserve"> El Secretario Técnico se encargará de la tramitación del procedimiento. Para ello, cuenta con las siguientes facultades:</w:t>
+      </w:r>
+    </w:p>
     <w:p>
       <w:pPr>
         <w:pStyle w:val="Textonotapie"/>
@@ -14980,47 +15073,12 @@
       </w:pPr>
       <w:r>
         <w:rPr>
-          <w:rStyle w:val="Refdenotaalpie"/>
-          <w:rFonts w:ascii="Arial Narrow" w:eastAsia="Arial Narrow" w:hAnsi="Arial Narrow" w:cs="Arial Narrow"/>
-          <w:sz w:val="16"/>
-          <w:szCs w:val="16"/>
-          <w:vertAlign w:val="superscript"/>
-        </w:rPr>
-        <w:footnoteRef/>
-      </w:r>
-      <w:r>
-        <w:rPr>
-          <w:rFonts w:ascii="Arial Narrow" w:eastAsia="Arial Narrow" w:hAnsi="Arial Narrow" w:cs="Arial Narrow"/>
-          <w:sz w:val="16"/>
-          <w:szCs w:val="16"/>
-        </w:rPr>
-        <w:t xml:space="preserve"> </w:t>
-      </w:r>
-      <w:r>
-        <w:rPr>
           <w:rFonts w:ascii="Arial Narrow" w:eastAsia="Arial Narrow" w:hAnsi="Arial Narrow" w:cs="Arial Narrow"/>
           <w:sz w:val="16"/>
           <w:szCs w:val="16"/>
         </w:rPr>
         <w:tab/>
-      </w:r>
-      <w:r>
-        <w:rPr>
-          <w:rFonts w:ascii="Arial Narrow" w:eastAsia="Arial Narrow" w:hAnsi="Arial Narrow" w:cs="Arial Narrow"/>
-          <w:b/>
-          <w:bCs/>
-          <w:sz w:val="16"/>
-          <w:szCs w:val="16"/>
-        </w:rPr>
-        <w:t>LEY SOBRE FACULTADES, NORMAS Y ORGANIZACIÓN DEL INDECOPI, APROBADA POR DECRETO LEGISLATIVO 807 Artículo 24.-</w:t>
-      </w:r>
-      <w:r>
-        <w:rPr>
-          <w:rFonts w:ascii="Arial Narrow" w:eastAsia="Arial Narrow" w:hAnsi="Arial Narrow" w:cs="Arial Narrow"/>
-          <w:sz w:val="16"/>
-          <w:szCs w:val="16"/>
-        </w:rPr>
-        <w:t xml:space="preserve"> El Secretario Técnico se encargará de la tramitación del procedimiento. Para ello, cuenta con las siguientes facultades:</w:t>
+        <w:t xml:space="preserve">(...) </w:t>
       </w:r>
     </w:p>
     <w:p>
@@ -15044,7 +15102,7 @@
           <w:szCs w:val="16"/>
         </w:rPr>
         <w:tab/>
-        <w:t xml:space="preserve">(...) </w:t>
+        <w:t xml:space="preserve">c) Admitir denuncias a trámite, en aquellos casos en que la Comisión le haya delegado esta facultad. </w:t>
       </w:r>
     </w:p>
     <w:p>
@@ -15068,7 +15126,7 @@
           <w:szCs w:val="16"/>
         </w:rPr>
         <w:tab/>
-        <w:t xml:space="preserve">c) Admitir denuncias a trámite, en aquellos casos en que la Comisión le haya delegado esta facultad. </w:t>
+        <w:t>(...).</w:t>
       </w:r>
     </w:p>
     <w:p>
@@ -15085,59 +15143,72 @@
           <w:szCs w:val="16"/>
         </w:rPr>
       </w:pPr>
-      <w:r>
-        <w:rPr>
-          <w:rFonts w:ascii="Arial Narrow" w:eastAsia="Arial Narrow" w:hAnsi="Arial Narrow" w:cs="Arial Narrow"/>
-          <w:sz w:val="16"/>
-          <w:szCs w:val="16"/>
-        </w:rPr>
-        <w:tab/>
-        <w:t>(...).</w:t>
-      </w:r>
-    </w:p>
+    </w:p>
+  </w:footnote>
+  <w:footnote w:id="8">
     <w:p>
       <w:pPr>
         <w:pStyle w:val="Textonotapie"/>
         <w:tabs>
           <w:tab w:val="left" w:pos="567"/>
         </w:tabs>
-        <w:ind w:left="567" w:right="-1" w:hanging="567"/>
-        <w:jc w:val="both"/>
-        <w:rPr>
-          <w:rFonts w:ascii="Arial Narrow" w:eastAsia="Arial Narrow" w:hAnsi="Arial Narrow" w:cs="Arial Narrow"/>
-          <w:sz w:val="16"/>
-          <w:szCs w:val="16"/>
-        </w:rPr>
-      </w:pPr>
-      <w:r>
-        <w:rPr>
-          <w:rFonts w:ascii="Arial Narrow" w:eastAsia="Arial Narrow" w:hAnsi="Arial Narrow" w:cs="Arial Narrow"/>
-          <w:sz w:val="16"/>
-          <w:szCs w:val="16"/>
-        </w:rPr>
-        <w:t xml:space="preserve">. </w:t>
-      </w:r>
-    </w:p>
+        <w:ind w:left="567" w:hanging="567"/>
+        <w:jc w:val="both"/>
+        <w:rPr>
+          <w:rFonts w:ascii="Arial Narrow" w:eastAsia="Arial Narrow" w:hAnsi="Arial Narrow" w:cs="Arial Narrow"/>
+          <w:sz w:val="16"/>
+          <w:szCs w:val="16"/>
+        </w:rPr>
+      </w:pPr>
+      <w:r>
+        <w:rPr>
+          <w:rStyle w:val="Refdenotaalpie"/>
+          <w:rFonts w:ascii="Arial Narrow" w:eastAsia="Arial Narrow" w:hAnsi="Arial Narrow" w:cs="Arial Narrow"/>
+          <w:sz w:val="16"/>
+          <w:szCs w:val="16"/>
+          <w:vertAlign w:val="superscript"/>
+        </w:rPr>
+        <w:footnoteRef/>
+      </w:r>
+      <w:r>
+        <w:rPr>
+          <w:rFonts w:ascii="Arial Narrow" w:eastAsia="Arial Narrow" w:hAnsi="Arial Narrow" w:cs="Arial Narrow"/>
+          <w:sz w:val="16"/>
+          <w:szCs w:val="16"/>
+        </w:rPr>
+        <w:tab/>
+        <w:t xml:space="preserve"/>
+      </w:r>
+      <w:r>
+        <w:rPr>
+          <w:rFonts w:ascii="Arial Narrow" w:eastAsia="Arial Narrow" w:hAnsi="Arial Narrow" w:cs="Arial Narrow"/>
+          <w:sz w:val="16"/>
+          <w:szCs w:val="16"/>
+        </w:rPr>
+        <w:tab/>
+        <w:t>El número de trabajadores se atenderá siempre que la empresa haya sido constituida antes de la vigencia de la Ley 30056, publicada el 2 de julio de 2013, que modificó el artículo 5 del Texto Único Ordenado de la Ley de Promoción de la Competitividad, Formalización y Desarrollo de la Micro y Pequeña Empresa y de Acceso al Empleo Decente (LEY MYPE). Ello, en la medida que la Tercera Disposición Complementaria Transitoria de la norma modificatoria precisa que las empresas constituidas antes de la entrada en vigencia de dicha Ley se rigen por los requisitos de acogimiento al régimen de las micro y pequeñas empresas regulados en el Decreto Legislativo 1086.</w:t>
+      </w:r>
+    </w:p>
+    <w:p>
+      <w:pPr>
+        <w:pStyle w:val="Textonotapie"/>
+        <w:ind w:left="567" w:hanging="567"/>
+        <w:jc w:val="both"/>
+        <w:rPr>
+          <w:rFonts w:ascii="Arial Narrow" w:eastAsia="Arial Narrow" w:hAnsi="Arial Narrow" w:cs="Arial Narrow"/>
+          <w:sz w:val="16"/>
+          <w:szCs w:val="16"/>
+        </w:rPr>
+      </w:pPr>
+    </w:p>
+  </w:footnote>
+  <w:footnote w:id="9">
     <w:p>
       <w:pPr>
         <w:pStyle w:val="Textonotapie"/>
         <w:tabs>
           <w:tab w:val="left" w:pos="567"/>
         </w:tabs>
-        <w:ind w:left="567" w:right="-1" w:hanging="567"/>
-        <w:jc w:val="both"/>
-        <w:rPr>
-          <w:rFonts w:ascii="Arial Narrow" w:eastAsia="Arial Narrow" w:hAnsi="Arial Narrow" w:cs="Arial Narrow"/>
-          <w:sz w:val="16"/>
-          <w:szCs w:val="16"/>
-        </w:rPr>
-      </w:pPr>
-    </w:p>
-  </w:footnote>
-  <w:footnote w:id="8">
-    <w:p>
-      <w:pPr>
-        <w:pStyle w:val="Textonotapie"/>
         <w:ind w:left="567" w:hanging="567"/>
         <w:jc w:val="both"/>
         <w:rPr>
@@ -15162,60 +15233,8 @@
           <w:sz w:val="16"/>
           <w:szCs w:val="16"/>
         </w:rPr>
-        <w:t xml:space="preserve"> </w:t>
-      </w:r>
-      <w:r>
-        <w:rPr>
-          <w:rFonts w:ascii="Arial Narrow" w:eastAsia="Arial Narrow" w:hAnsi="Arial Narrow" w:cs="Arial Narrow"/>
-          <w:sz w:val="16"/>
-          <w:szCs w:val="16"/>
-        </w:rPr>
         <w:tab/>
-        <w:t>El número de trabajadores se atenderá siempre que la empresa haya sido constituida antes de la vigencia de la Ley 30056, publicada el 2 de julio de 2013, que modificó el artículo 5 del Texto Único Ordenado de la Ley de Promoción de la Competitividad, Formalización y Desarrollo de la Micro y Pequeña Empresa y de Acceso al Empleo Decente (LEY MYPE). Ello, en la medida que la Tercera Disposición Complementaria Transitoria de la norma modificatoria precisa que las empresas constituidas antes de la entrada en vigencia de dicha Ley se rigen por los requisitos de acogimiento al régimen de las micro y pequeñas empresas regulados en el Decreto Legislativo 1086.</w:t>
-      </w:r>
-    </w:p>
-    <w:p>
-      <w:pPr>
-        <w:pStyle w:val="Textonotapie"/>
-        <w:ind w:left="567" w:hanging="567"/>
-        <w:jc w:val="both"/>
-        <w:rPr>
-          <w:rFonts w:ascii="Arial Narrow" w:eastAsia="Arial Narrow" w:hAnsi="Arial Narrow" w:cs="Arial Narrow"/>
-          <w:sz w:val="16"/>
-          <w:szCs w:val="16"/>
-        </w:rPr>
-      </w:pPr>
-    </w:p>
-  </w:footnote>
-  <w:footnote w:id="9">
-    <w:p>
-      <w:pPr>
-        <w:pStyle w:val="Textonotapie"/>
-        <w:ind w:left="567" w:hanging="567"/>
-        <w:jc w:val="both"/>
-        <w:rPr>
-          <w:rFonts w:ascii="Arial Narrow" w:eastAsia="Arial Narrow" w:hAnsi="Arial Narrow" w:cs="Arial Narrow"/>
-          <w:sz w:val="16"/>
-          <w:szCs w:val="16"/>
-        </w:rPr>
-      </w:pPr>
-      <w:r>
-        <w:rPr>
-          <w:rStyle w:val="Refdenotaalpie"/>
-          <w:rFonts w:ascii="Arial Narrow" w:eastAsia="Arial Narrow" w:hAnsi="Arial Narrow" w:cs="Arial Narrow"/>
-          <w:sz w:val="16"/>
-          <w:szCs w:val="16"/>
-          <w:vertAlign w:val="superscript"/>
-        </w:rPr>
-        <w:footnoteRef/>
-      </w:r>
-      <w:r>
-        <w:rPr>
-          <w:rFonts w:ascii="Arial Narrow" w:eastAsia="Arial Narrow" w:hAnsi="Arial Narrow" w:cs="Arial Narrow"/>
-          <w:sz w:val="16"/>
-          <w:szCs w:val="16"/>
-        </w:rPr>
-        <w:t xml:space="preserve"> </w:t>
+        <w:t xml:space="preserve"/>
       </w:r>
       <w:r>
         <w:rPr>
@@ -15374,7 +15393,50 @@
       </w:pPr>
     </w:p>
   </w:footnote>
-  <w:footnote w:id="15">
+  <w:footnote w:id="10">
+    <w:p>
+      <w:pPr>
+        <w:pStyle w:val="Textonotapie"/>
+        <w:tabs>
+          <w:tab w:val="left" w:pos="567"/>
+        </w:tabs>
+        <w:ind w:left="567" w:hanging="567"/>
+        <w:jc w:val="both"/>
+        <w:rPr>
+          <w:rFonts w:ascii="Arial Narrow" w:eastAsia="Arial Narrow" w:hAnsi="Arial Narrow" w:cs="Arial Narrow"/>
+          <w:sz w:val="16"/>
+          <w:szCs w:val="16"/>
+        </w:rPr>
+      </w:pPr>
+      <w:r>
+        <w:rPr>
+          <w:rStyle w:val="Refdenotaalpie"/>
+          <w:rFonts w:ascii="Arial Narrow" w:eastAsia="Arial Narrow" w:hAnsi="Arial Narrow" w:cs="Arial Narrow"/>
+          <w:sz w:val="16"/>
+          <w:szCs w:val="16"/>
+          <w:vertAlign w:val="superscript"/>
+        </w:rPr>
+        <w:footnoteRef/>
+      </w:r>
+      <w:r>
+        <w:rPr>
+          <w:rFonts w:ascii="Arial Narrow" w:eastAsia="Arial Narrow" w:hAnsi="Arial Narrow" w:cs="Arial Narrow"/>
+          <w:sz w:val="16"/>
+          <w:szCs w:val="16"/>
+        </w:rPr>
+        <w:tab/>
+      </w:r>
+      <w:r>
+        <w:rPr>
+          <w:rFonts w:ascii="Arial Narrow" w:eastAsia="Arial Narrow" w:hAnsi="Arial Narrow" w:cs="Arial Narrow"/>
+          <w:b/>
+          <w:bCs/>
+          <w:sz w:val="16"/>
+          <w:szCs w:val="16"/>
+        </w:rPr>
+        <w:t xml:space="preserve">DECRETO LEGISLATIVO 807, LEY SOBRE FACULTADES, NORMAS Y ORGANIZACIÓN DEL INDECOPI, publicado el 18 de abril de 1996</w:t>
+      </w:r>
+    </w:p>
     <w:p>
       <w:pPr>
         <w:pStyle w:val="Textonotapie"/>
@@ -15388,16 +15450,6 @@
       </w:pPr>
       <w:r>
         <w:rPr>
-          <w:rStyle w:val="Refdenotaalpie"/>
-          <w:rFonts w:ascii="Arial Narrow" w:eastAsia="Arial Narrow" w:hAnsi="Arial Narrow" w:cs="Arial Narrow"/>
-          <w:sz w:val="16"/>
-          <w:szCs w:val="16"/>
-          <w:vertAlign w:val="superscript"/>
-        </w:rPr>
-        <w:footnoteRef/>
-      </w:r>
-      <w:r>
-        <w:rPr>
           <w:rFonts w:ascii="Arial Narrow" w:eastAsia="Arial Narrow" w:hAnsi="Arial Narrow" w:cs="Arial Narrow"/>
           <w:sz w:val="16"/>
           <w:szCs w:val="16"/>
@@ -15412,7 +15464,15 @@
           <w:sz w:val="16"/>
           <w:szCs w:val="16"/>
         </w:rPr>
-        <w:t xml:space="preserve">DECRETO LEGISLATIVO 807, LEY SOBRE FACULTADES, NORMAS Y ORGANIZACIÓN DEL INDECOPI, publicado el 18 de abril de 1996</w:t>
+        <w:t xml:space="preserve">Artículo 26.-</w:t>
+      </w:r>
+      <w:r>
+        <w:rPr>
+          <w:rFonts w:ascii="Arial Narrow" w:eastAsia="Arial Narrow" w:hAnsi="Arial Narrow" w:cs="Arial Narrow"/>
+          <w:sz w:val="16"/>
+          <w:szCs w:val="16"/>
+        </w:rPr>
+        <w:t xml:space="preserve"> Una vez admitida a trámite la denuncia, se correrá traslado de la misma al denunciado, a fin de que éste presente su descargo. El plazo para la presentación del descargo será de cinco (5) días contados desde la notificación, vencido el cual, el Secretario Técnico declarará en rebeldía al denunciado que no lo hubiera presentado.</w:t>
       </w:r>
     </w:p>
     <w:p>
@@ -15426,6 +15486,33 @@
           <w:szCs w:val="16"/>
         </w:rPr>
       </w:pPr>
+    </w:p>
+  </w:footnote>
+  <w:footnote w:id="11">
+    <w:p>
+      <w:pPr>
+        <w:pStyle w:val="Textonotapie"/>
+        <w:tabs>
+          <w:tab w:val="left" w:pos="567"/>
+        </w:tabs>
+        <w:ind w:left="567" w:hanging="567"/>
+        <w:jc w:val="both"/>
+        <w:rPr>
+          <w:rFonts w:ascii="Arial Narrow" w:eastAsia="Arial Narrow" w:hAnsi="Arial Narrow" w:cs="Arial Narrow"/>
+          <w:sz w:val="16"/>
+          <w:szCs w:val="16"/>
+        </w:rPr>
+      </w:pPr>
+      <w:r>
+        <w:rPr>
+          <w:rStyle w:val="Refdenotaalpie"/>
+          <w:rFonts w:ascii="Arial Narrow" w:eastAsia="Arial Narrow" w:hAnsi="Arial Narrow" w:cs="Arial Narrow"/>
+          <w:sz w:val="16"/>
+          <w:szCs w:val="16"/>
+          <w:vertAlign w:val="superscript"/>
+        </w:rPr>
+        <w:footnoteRef/>
+      </w:r>
       <w:r>
         <w:rPr>
           <w:rFonts w:ascii="Arial Narrow" w:eastAsia="Arial Narrow" w:hAnsi="Arial Narrow" w:cs="Arial Narrow"/>
@@ -15442,15 +15529,7 @@
           <w:sz w:val="16"/>
           <w:szCs w:val="16"/>
         </w:rPr>
-        <w:t xml:space="preserve">Artículo 26.-</w:t>
-      </w:r>
-      <w:r>
-        <w:rPr>
-          <w:rFonts w:ascii="Arial Narrow" w:eastAsia="Arial Narrow" w:hAnsi="Arial Narrow" w:cs="Arial Narrow"/>
-          <w:sz w:val="16"/>
-          <w:szCs w:val="16"/>
-        </w:rPr>
-        <w:t xml:space="preserve"> Una vez admitida a trámite la denuncia, se correrá traslado de la misma al denunciado, a fin de que éste presente su descargo. El plazo para la presentación del descargo será de cinco (5) días contados desde la notificación, vencido el cual, el Secretario Técnico declarará en rebeldía al denunciado que no lo hubiera presentado.</w:t>
+        <w:t xml:space="preserve">DECRETO SUPREMO 006-2026-JUS, TEXTO ÚNICO ORDENADO DE LA LEY 27444, LEY DEL PROCEDIMIENTO ADMINISTRATIVO GENERAL, publicado el 30 de abril de 2026</w:t>
       </w:r>
     </w:p>
     <w:p>
@@ -15464,9 +15543,25 @@
           <w:szCs w:val="16"/>
         </w:rPr>
       </w:pPr>
-    </w:p>
-  </w:footnote>
-  <w:footnote w:id="16">
+      <w:r>
+        <w:rPr>
+          <w:rFonts w:ascii="Arial Narrow" w:eastAsia="Arial Narrow" w:hAnsi="Arial Narrow" w:cs="Arial Narrow"/>
+          <w:sz w:val="16"/>
+          <w:szCs w:val="16"/>
+        </w:rPr>
+        <w:tab/>
+      </w:r>
+      <w:r>
+        <w:rPr>
+          <w:rFonts w:ascii="Arial Narrow" w:eastAsia="Arial Narrow" w:hAnsi="Arial Narrow" w:cs="Arial Narrow"/>
+          <w:b/>
+          <w:bCs/>
+          <w:sz w:val="16"/>
+          <w:szCs w:val="16"/>
+        </w:rPr>
+        <w:t xml:space="preserve">Artículo 223.- Contestación de la reclamación</w:t>
+      </w:r>
+    </w:p>
     <w:p>
       <w:pPr>
         <w:pStyle w:val="Textonotapie"/>
@@ -15480,16 +15575,6 @@
       </w:pPr>
       <w:r>
         <w:rPr>
-          <w:rStyle w:val="Refdenotaalpie"/>
-          <w:rFonts w:ascii="Arial Narrow" w:eastAsia="Arial Narrow" w:hAnsi="Arial Narrow" w:cs="Arial Narrow"/>
-          <w:sz w:val="16"/>
-          <w:szCs w:val="16"/>
-          <w:vertAlign w:val="superscript"/>
-        </w:rPr>
-        <w:footnoteRef/>
-      </w:r>
-      <w:r>
-        <w:rPr>
           <w:rFonts w:ascii="Arial Narrow" w:eastAsia="Arial Narrow" w:hAnsi="Arial Narrow" w:cs="Arial Narrow"/>
           <w:sz w:val="16"/>
           <w:szCs w:val="16"/>
@@ -15499,12 +15584,10 @@
       <w:r>
         <w:rPr>
           <w:rFonts w:ascii="Arial Narrow" w:eastAsia="Arial Narrow" w:hAnsi="Arial Narrow" w:cs="Arial Narrow"/>
-          <w:b/>
-          <w:bCs/>
-          <w:sz w:val="16"/>
-          <w:szCs w:val="16"/>
-        </w:rPr>
-        <w:t xml:space="preserve">DECRETO SUPREMO 006-2026-JUS, TEXTO ÚNICO ORDENADO DE LA LEY 27444, LEY DEL PROCEDIMIENTO ADMINISTRATIVO GENERAL, publicado el 30 de abril de 2026</w:t>
+          <w:sz w:val="16"/>
+          <w:szCs w:val="16"/>
+        </w:rPr>
+        <w:t xml:space="preserve">223.1 El reclamado deberá presentar la contestación de la reclamación dentro de los quince (15) días posteriores a la notificación de ésta; vencido este plazo, la Administración declarará en rebeldía al reclamado que no la hubiera presentado. La contestación deberá contener los requisitos de los escritos previstos en el artículo 113 de la presente Ley, así como la absolución de todos los asuntos controvertidos de hecho y de derecho, Las alegaciones y los hechos relevantes de la reclamación, salvo que hayan sido específicamente negadas en la contestación, se tendrán por aceptadas o merituadas como ciertas.</w:t>
       </w:r>
     </w:p>
     <w:p>
@@ -15518,69 +15601,14 @@
           <w:szCs w:val="16"/>
         </w:rPr>
       </w:pPr>
-      <w:r>
-        <w:rPr>
-          <w:rFonts w:ascii="Arial Narrow" w:eastAsia="Arial Narrow" w:hAnsi="Arial Narrow" w:cs="Arial Narrow"/>
-          <w:sz w:val="16"/>
-          <w:szCs w:val="16"/>
-        </w:rPr>
-        <w:tab/>
-      </w:r>
-      <w:r>
-        <w:rPr>
-          <w:rFonts w:ascii="Arial Narrow" w:eastAsia="Arial Narrow" w:hAnsi="Arial Narrow" w:cs="Arial Narrow"/>
-          <w:b/>
-          <w:bCs/>
-          <w:sz w:val="16"/>
-          <w:szCs w:val="16"/>
-        </w:rPr>
-        <w:t xml:space="preserve">Artículo 223.- Contestación de la reclamación</w:t>
-      </w:r>
-    </w:p>
-    <w:p>
-      <w:pPr>
-        <w:pStyle w:val="Textonotapie"/>
-        <w:ind w:left="567" w:hanging="567"/>
-        <w:jc w:val="both"/>
-        <w:rPr>
-          <w:rFonts w:ascii="Arial Narrow" w:eastAsia="Arial Narrow" w:hAnsi="Arial Narrow" w:cs="Arial Narrow"/>
-          <w:sz w:val="16"/>
-          <w:szCs w:val="16"/>
-        </w:rPr>
-      </w:pPr>
-      <w:r>
-        <w:rPr>
-          <w:rFonts w:ascii="Arial Narrow" w:eastAsia="Arial Narrow" w:hAnsi="Arial Narrow" w:cs="Arial Narrow"/>
-          <w:sz w:val="16"/>
-          <w:szCs w:val="16"/>
-        </w:rPr>
-        <w:tab/>
-      </w:r>
-      <w:r>
-        <w:rPr>
-          <w:rFonts w:ascii="Arial Narrow" w:eastAsia="Arial Narrow" w:hAnsi="Arial Narrow" w:cs="Arial Narrow"/>
-          <w:sz w:val="16"/>
-          <w:szCs w:val="16"/>
-        </w:rPr>
-        <w:t xml:space="preserve">223.1 El reclamado deberá presentar la contestación de la reclamación dentro de los quince (15) días posteriores a la notificación de ésta; vencido este plazo, la Administración declarará en rebeldía al reclamado que no la hubiera presentado. La contestación deberá contener los requisitos de los escritos previstos en el artículo 113 de la presente Ley, así como la absolución de todos los asuntos controvertidos de hecho y de derecho, Las alegaciones y los hechos relevantes de la reclamación, salvo que hayan sido específicamente negadas en la contestación, se tendrán por aceptadas o merituadas como ciertas.</w:t>
-      </w:r>
-    </w:p>
-    <w:p>
-      <w:pPr>
-        <w:pStyle w:val="Textonotapie"/>
-        <w:ind w:left="567" w:hanging="567"/>
-        <w:jc w:val="both"/>
-        <w:rPr>
-          <w:rFonts w:ascii="Arial Narrow" w:eastAsia="Arial Narrow" w:hAnsi="Arial Narrow" w:cs="Arial Narrow"/>
-          <w:sz w:val="16"/>
-          <w:szCs w:val="16"/>
-        </w:rPr>
-      </w:pPr>
     </w:p>
   </w:footnote>
-  <w:footnote w:id="10">
-    <w:p>
-      <w:pPr>
+  <w:footnote w:id="12">
+    <w:p>
+      <w:pPr>
+        <w:tabs>
+          <w:tab w:val="left" w:pos="567"/>
+        </w:tabs>
         <w:spacing w:after="0" w:line="240" w:lineRule="auto"/>
         <w:ind w:left="567" w:hanging="567"/>
         <w:jc w:val="both"/>
@@ -15607,7 +15635,8 @@
           <w:szCs w:val="16"/>
           <w:vertAlign w:val="superscript"/>
         </w:rPr>
-        <w:t xml:space="preserve"> </w:t>
+        <w:tab/>
+        <w:t xml:space="preserve"/>
       </w:r>
       <w:r>
         <w:rPr>
@@ -15802,9 +15831,66 @@
       </w:pPr>
     </w:p>
   </w:footnote>
-  <w:footnote w:id="11">
-    <w:p>
-      <w:pPr>
+  <w:footnote w:id="13">
+    <w:p>
+      <w:pPr>
+        <w:pStyle w:val="Textonotapie"/>
+        <w:tabs>
+          <w:tab w:val="left" w:pos="567"/>
+        </w:tabs>
+        <w:ind w:left="567" w:right="-1" w:hanging="567"/>
+        <w:jc w:val="both"/>
+        <w:rPr>
+          <w:rFonts w:ascii="Arial Narrow" w:eastAsia="Arial Narrow" w:hAnsi="Arial Narrow" w:cs="Arial Narrow"/>
+          <w:b/>
+          <w:bCs/>
+          <w:sz w:val="16"/>
+          <w:szCs w:val="16"/>
+        </w:rPr>
+      </w:pPr>
+      <w:r>
+        <w:rPr>
+          <w:rStyle w:val="Refdenotaalpie"/>
+          <w:rFonts w:ascii="Arial Narrow" w:eastAsia="Arial Narrow" w:hAnsi="Arial Narrow" w:cs="Arial Narrow"/>
+          <w:sz w:val="16"/>
+          <w:szCs w:val="16"/>
+          <w:vertAlign w:val="superscript"/>
+        </w:rPr>
+        <w:footnoteRef/>
+      </w:r>
+      <w:r>
+        <w:rPr>
+          <w:rFonts w:ascii="Arial Narrow" w:eastAsia="Arial Narrow" w:hAnsi="Arial Narrow" w:cs="Arial Narrow"/>
+          <w:sz w:val="16"/>
+          <w:szCs w:val="16"/>
+        </w:rPr>
+        <w:tab/>
+        <w:t xml:space="preserve"/>
+      </w:r>
+      <w:r>
+        <w:rPr>
+          <w:rFonts w:ascii="Arial Narrow" w:eastAsia="Arial Narrow" w:hAnsi="Arial Narrow" w:cs="Arial Narrow"/>
+          <w:sz w:val="16"/>
+          <w:szCs w:val="16"/>
+        </w:rPr>
+        <w:tab/>
+      </w:r>
+      <w:r>
+        <w:rPr>
+          <w:rFonts w:ascii="Arial Narrow" w:eastAsia="Arial Narrow" w:hAnsi="Arial Narrow" w:cs="Arial Narrow"/>
+          <w:b/>
+          <w:bCs/>
+          <w:sz w:val="16"/>
+          <w:szCs w:val="16"/>
+        </w:rPr>
+        <w:t xml:space="preserve">LEY 29571, CÓDIGO DE PROTECCIÓN Y DEFENSA DEL CONSUMIDOR, publicado el 2 de setiembre de 2010 y modificado por Decreto Legislativo 1308 </w:t>
+      </w:r>
+    </w:p>
+    <w:p>
+      <w:pPr>
+        <w:tabs>
+          <w:tab w:val="left" w:pos="567"/>
+        </w:tabs>
         <w:spacing w:after="0" w:line="240" w:lineRule="auto"/>
         <w:ind w:left="567" w:hanging="567"/>
         <w:jc w:val="both"/>
@@ -15816,29 +15902,12 @@
       </w:pPr>
       <w:r>
         <w:rPr>
-          <w:rStyle w:val="Refdenotaalpie"/>
-          <w:rFonts w:ascii="Arial Narrow" w:eastAsia="Arial Narrow" w:hAnsi="Arial Narrow" w:cs="Arial Narrow"/>
-          <w:sz w:val="16"/>
-          <w:szCs w:val="16"/>
-          <w:vertAlign w:val="superscript"/>
-        </w:rPr>
-        <w:footnoteRef/>
-      </w:r>
-      <w:r>
-        <w:rPr>
-          <w:rFonts w:ascii="Arial Narrow" w:eastAsia="Arial Narrow" w:hAnsi="Arial Narrow" w:cs="Arial Narrow"/>
-          <w:sz w:val="16"/>
-          <w:szCs w:val="16"/>
-        </w:rPr>
-        <w:t xml:space="preserve"> </w:t>
-      </w:r>
-      <w:r>
-        <w:rPr>
           <w:rFonts w:ascii="Arial Narrow" w:eastAsia="Arial Narrow" w:hAnsi="Arial Narrow" w:cs="Arial Narrow"/>
           <w:sz w:val="16"/>
           <w:szCs w:val="16"/>
         </w:rPr>
         <w:tab/>
+        <w:t xml:space="preserve"/>
       </w:r>
       <w:r>
         <w:rPr>
@@ -15911,18 +15980,6 @@
         <w:tab/>
         <w:t>Las medidas correctivas complementarias pueden dictarse de oficio o a pedido de parte.</w:t>
       </w:r>
-    </w:p>
-    <w:p>
-      <w:pPr>
-        <w:spacing w:after="0" w:line="240" w:lineRule="auto"/>
-        <w:ind w:left="567" w:hanging="567"/>
-        <w:jc w:val="both"/>
-        <w:rPr>
-          <w:rFonts w:ascii="Arial Narrow" w:eastAsia="Arial Narrow" w:hAnsi="Arial Narrow" w:cs="Arial Narrow"/>
-          <w:sz w:val="16"/>
-          <w:szCs w:val="16"/>
-        </w:rPr>
-      </w:pPr>
     </w:p>
     <w:p>
       <w:pPr>
@@ -16137,8 +16194,12 @@
     </w:p>
     <w:p>
       <w:pPr>
-        <w:pStyle w:val="Sinespaciado"/>
-        <w:ind w:firstLine="567"/>
+        <w:numPr>
+          <w:ilvl w:val="0"/>
+          <w:numId w:val="1"/>
+        </w:numPr>
+        <w:spacing w:after="0" w:line="240" w:lineRule="auto"/>
+        <w:ind w:left="567" w:firstLine="0"/>
         <w:jc w:val="both"/>
         <w:rPr>
           <w:rFonts w:ascii="Arial Narrow" w:eastAsia="Arial Narrow" w:hAnsi="Arial Narrow" w:cs="Arial Narrow"/>
@@ -16157,8 +16218,12 @@
     </w:p>
     <w:p>
       <w:pPr>
-        <w:pStyle w:val="Sinespaciado"/>
-        <w:ind w:firstLine="567"/>
+        <w:numPr>
+          <w:ilvl w:val="0"/>
+          <w:numId w:val="1"/>
+        </w:numPr>
+        <w:spacing w:after="0" w:line="240" w:lineRule="auto"/>
+        <w:ind w:left="567" w:firstLine="0"/>
         <w:jc w:val="both"/>
         <w:rPr>
           <w:rFonts w:ascii="Arial Narrow" w:eastAsia="Arial Narrow" w:hAnsi="Arial Narrow" w:cs="Arial Narrow"/>
@@ -16302,10 +16367,22 @@
         <w:jc w:val="both"/>
         <w:rPr>
           <w:rFonts w:ascii="Arial Narrow" w:eastAsia="Arial Narrow" w:hAnsi="Arial Narrow" w:cs="Arial Narrow"/>
-          <w:sz w:val="16"/>
-          <w:szCs w:val="16"/>
-        </w:rPr>
-      </w:pPr>
+          <w:b/>
+          <w:bCs/>
+          <w:sz w:val="16"/>
+          <w:szCs w:val="16"/>
+        </w:rPr>
+      </w:pPr>
+      <w:r>
+        <w:rPr>
+          <w:rFonts w:ascii="Arial Narrow" w:eastAsia="Arial Narrow" w:hAnsi="Arial Narrow" w:cs="Arial Narrow"/>
+          <w:b/>
+          <w:bCs/>
+          <w:sz w:val="16"/>
+          <w:szCs w:val="16"/>
+        </w:rPr>
+        <w:t>Artículo 116.- Medidas correctivas complementarias</w:t>
+      </w:r>
     </w:p>
     <w:p>
       <w:pPr>
@@ -16314,21 +16391,17 @@
         <w:jc w:val="both"/>
         <w:rPr>
           <w:rFonts w:ascii="Arial Narrow" w:eastAsia="Arial Narrow" w:hAnsi="Arial Narrow" w:cs="Arial Narrow"/>
-          <w:b/>
-          <w:bCs/>
-          <w:sz w:val="16"/>
-          <w:szCs w:val="16"/>
-        </w:rPr>
-      </w:pPr>
-      <w:r>
-        <w:rPr>
-          <w:rFonts w:ascii="Arial Narrow" w:eastAsia="Arial Narrow" w:hAnsi="Arial Narrow" w:cs="Arial Narrow"/>
-          <w:b/>
-          <w:bCs/>
-          <w:sz w:val="16"/>
-          <w:szCs w:val="16"/>
-        </w:rPr>
-        <w:t>Artículo 116.- Medidas correctivas complementarias</w:t>
+          <w:sz w:val="16"/>
+          <w:szCs w:val="16"/>
+        </w:rPr>
+      </w:pPr>
+      <w:r>
+        <w:rPr>
+          <w:rFonts w:ascii="Arial Narrow" w:eastAsia="Arial Narrow" w:hAnsi="Arial Narrow" w:cs="Arial Narrow"/>
+          <w:sz w:val="16"/>
+          <w:szCs w:val="16"/>
+        </w:rPr>
+        <w:t xml:space="preserve">Las medidas correctivas complementarias tienen el objeto de revertir los efectos de la conducta infractora o evitar que esta se produzca nuevamente en el futuro y pueden ser, entre otras, las siguientes: </w:t>
       </w:r>
     </w:p>
     <w:p>
@@ -16348,7 +16421,7 @@
           <w:sz w:val="16"/>
           <w:szCs w:val="16"/>
         </w:rPr>
-        <w:t xml:space="preserve">Las medidas correctivas complementarias tienen el objeto de revertir los efectos de la conducta infractora o evitar que esta se produzca nuevamente en el futuro y pueden ser, entre otras, las siguientes: </w:t>
+        <w:t xml:space="preserve">a. Que el proveedor cumpla con atender la solicitud de información requerida por el consumidor, siempre que dicho requerimiento guarde relación con el producto adquirido o servicio contratado. </w:t>
       </w:r>
     </w:p>
     <w:p>
@@ -16368,7 +16441,7 @@
           <w:sz w:val="16"/>
           <w:szCs w:val="16"/>
         </w:rPr>
-        <w:t xml:space="preserve">a. Que el proveedor cumpla con atender la solicitud de información requerida por el consumidor, siempre que dicho requerimiento guarde relación con el producto adquirido o servicio contratado. </w:t>
+        <w:t xml:space="preserve">b. Declarar inexigibles las cláusulas que han sido identificadas como abusivas en el procedimiento. </w:t>
       </w:r>
     </w:p>
     <w:p>
@@ -16388,7 +16461,7 @@
           <w:sz w:val="16"/>
           <w:szCs w:val="16"/>
         </w:rPr>
-        <w:t xml:space="preserve">b. Declarar inexigibles las cláusulas que han sido identificadas como abusivas en el procedimiento. </w:t>
+        <w:t xml:space="preserve">c. El decomiso y destrucción de la mercadería, envases, envolturas o etiquetas. </w:t>
       </w:r>
     </w:p>
     <w:p>
@@ -16408,7 +16481,7 @@
           <w:sz w:val="16"/>
           <w:szCs w:val="16"/>
         </w:rPr>
-        <w:t xml:space="preserve">c. El decomiso y destrucción de la mercadería, envases, envolturas o etiquetas. </w:t>
+        <w:t xml:space="preserve">d. En caso de infracciones muy graves y de reincidencia o reiterancia: </w:t>
       </w:r>
     </w:p>
     <w:p>
@@ -16428,7 +16501,7 @@
           <w:sz w:val="16"/>
           <w:szCs w:val="16"/>
         </w:rPr>
-        <w:t xml:space="preserve">d. En caso de infracciones muy graves y de reincidencia o reiterancia: </w:t>
+        <w:t xml:space="preserve">(i) Solicitar a la autoridad correspondiente la clausura temporal del establecimiento industrial, comercial o de servicios por un plazo máximo de seis (6) meses. </w:t>
       </w:r>
     </w:p>
     <w:p>
@@ -16448,7 +16521,7 @@
           <w:sz w:val="16"/>
           <w:szCs w:val="16"/>
         </w:rPr>
-        <w:t xml:space="preserve">(i) Solicitar a la autoridad correspondiente la clausura temporal del establecimiento industrial, comercial o de servicios por un plazo máximo de seis (6) meses. </w:t>
+        <w:t xml:space="preserve">(ii) Solicitar a la autoridad competente la inhabilitación, temporal o permanente, del proveedor en función de los alcances de la infracción sancionada. </w:t>
       </w:r>
     </w:p>
     <w:p>
@@ -16468,7 +16541,7 @@
           <w:sz w:val="16"/>
           <w:szCs w:val="16"/>
         </w:rPr>
-        <w:t xml:space="preserve">(ii) Solicitar a la autoridad competente la inhabilitación, temporal o permanente, del proveedor en función de los alcances de la infracción sancionada. </w:t>
+        <w:t xml:space="preserve">e. Publicación de avisos rectificatorios o informativos en la forma que determine el Indecopi, tomando en consideración los medios que resulten idóneos para revertir los efectos que el acto objeto de sanción ha ocasionado. </w:t>
       </w:r>
     </w:p>
     <w:p>
@@ -16488,7 +16561,7 @@
           <w:sz w:val="16"/>
           <w:szCs w:val="16"/>
         </w:rPr>
-        <w:t xml:space="preserve">e. Publicación de avisos rectificatorios o informativos en la forma que determine el Indecopi, tomando en consideración los medios que resulten idóneos para revertir los efectos que el acto objeto de sanción ha ocasionado. </w:t>
+        <w:t xml:space="preserve">f. Cualquier otra medida correctiva que tenga el objeto de revertir los efectos de la conducta infractora o evitar que esta se produzca nuevamente en el futuro. </w:t>
       </w:r>
     </w:p>
     <w:p>
@@ -16508,26 +16581,6 @@
           <w:sz w:val="16"/>
           <w:szCs w:val="16"/>
         </w:rPr>
-        <w:t xml:space="preserve">f. Cualquier otra medida correctiva que tenga el objeto de revertir los efectos de la conducta infractora o evitar que esta se produzca nuevamente en el futuro. </w:t>
-      </w:r>
-    </w:p>
-    <w:p>
-      <w:pPr>
-        <w:spacing w:after="0" w:line="240" w:lineRule="auto"/>
-        <w:ind w:left="567"/>
-        <w:jc w:val="both"/>
-        <w:rPr>
-          <w:rFonts w:ascii="Arial Narrow" w:eastAsia="Arial Narrow" w:hAnsi="Arial Narrow" w:cs="Arial Narrow"/>
-          <w:sz w:val="16"/>
-          <w:szCs w:val="16"/>
-        </w:rPr>
-      </w:pPr>
-      <w:r>
-        <w:rPr>
-          <w:rFonts w:ascii="Arial Narrow" w:eastAsia="Arial Narrow" w:hAnsi="Arial Narrow" w:cs="Arial Narrow"/>
-          <w:sz w:val="16"/>
-          <w:szCs w:val="16"/>
-        </w:rPr>
         <w:t>El Indecopi está facultado para solicitar a la autoridad municipal y policial el apoyo respectivo para la ejecución de las medidas correctivas complementarias correspondientes.</w:t>
       </w:r>
     </w:p>
@@ -16544,7 +16597,7 @@
       </w:pPr>
     </w:p>
   </w:footnote>
-  <w:footnote w:id="12">
+  <w:footnote w:id="14">
     <w:p>
       <w:pPr>
         <w:pStyle w:val="Textonotapie"/>
@@ -16576,7 +16629,8 @@
           <w:sz w:val="16"/>
           <w:szCs w:val="16"/>
         </w:rPr>
-        <w:t xml:space="preserve"> </w:t>
+        <w:tab/>
+        <w:t xml:space="preserve"/>
       </w:r>
       <w:r>
         <w:rPr>
@@ -16749,7 +16803,102 @@
       </w:pPr>
     </w:p>
   </w:footnote>
-  <w:footnote w:id="13">
+  <w:footnote w:id="15">
+    <w:p>
+      <w:pPr>
+        <w:autoSpaceDE w:val="0"/>
+        <w:autoSpaceDN w:val="0"/>
+        <w:adjustRightInd w:val="0"/>
+        <w:tabs>
+          <w:tab w:val="left" w:pos="567"/>
+        </w:tabs>
+        <w:spacing w:after="0" w:line="240" w:lineRule="auto"/>
+        <w:ind w:left="567" w:hanging="567"/>
+        <w:jc w:val="both"/>
+        <w:rPr>
+          <w:rFonts w:ascii="Arial Narrow" w:eastAsia="Arial Narrow" w:hAnsi="Arial Narrow" w:cs="Arial Narrow"/>
+          <w:b/>
+          <w:bCs/>
+          <w:sz w:val="16"/>
+          <w:szCs w:val="16"/>
+        </w:rPr>
+      </w:pPr>
+      <w:r>
+        <w:rPr>
+          <w:rStyle w:val="Refdenotaalpie"/>
+          <w:rFonts w:ascii="Arial Narrow" w:eastAsia="Arial Narrow" w:hAnsi="Arial Narrow" w:cs="Arial Narrow"/>
+          <w:b/>
+          <w:bCs/>
+          <w:sz w:val="16"/>
+          <w:szCs w:val="16"/>
+          <w:vertAlign w:val="superscript"/>
+        </w:rPr>
+        <w:footnoteRef/>
+      </w:r>
+      <w:r>
+        <w:rPr>
+          <w:rFonts w:ascii="Arial Narrow" w:eastAsia="Arial Narrow" w:hAnsi="Arial Narrow" w:cs="Arial Narrow"/>
+          <w:b/>
+          <w:bCs/>
+          <w:sz w:val="16"/>
+          <w:szCs w:val="16"/>
+        </w:rPr>
+        <w:tab/>
+        <w:t xml:space="preserve"/>
+      </w:r>
+      <w:r>
+        <w:rPr>
+          <w:rFonts w:ascii="Arial Narrow" w:eastAsia="Arial Narrow" w:hAnsi="Arial Narrow" w:cs="Arial Narrow"/>
+          <w:b/>
+          <w:bCs/>
+          <w:sz w:val="16"/>
+          <w:szCs w:val="16"/>
+        </w:rPr>
+        <w:tab/>
+        <w:t>DECRETO LEGISLATIVO 807, LEY SOBRE FACULTADES, NORMAS Y ORGANIZACIÓN DEL INDECOPI FACULTADES DE LAS COMISIONES Y OFICINAS DEL INDECOPI</w:t>
+      </w:r>
+    </w:p>
+    <w:p>
+      <w:pPr>
+        <w:pStyle w:val="NormalWeb"/>
+        <w:spacing w:after="0" w:line="240" w:lineRule="auto"/>
+        <w:ind w:left="567"/>
+        <w:jc w:val="both"/>
+        <w:rPr>
+          <w:rFonts w:ascii="Arial Narrow" w:eastAsia="Arial Narrow" w:hAnsi="Arial Narrow" w:cs="Arial Narrow"/>
+          <w:bCs/>
+          <w:sz w:val="16"/>
+          <w:szCs w:val="16"/>
+        </w:rPr>
+      </w:pPr>
+      <w:r>
+        <w:rPr>
+          <w:rFonts w:ascii="Arial Narrow" w:eastAsia="Arial Narrow" w:hAnsi="Arial Narrow" w:cs="Arial Narrow"/>
+          <w:b/>
+          <w:sz w:val="16"/>
+          <w:szCs w:val="16"/>
+        </w:rPr>
+        <w:t xml:space="preserve">Artículo 29.- </w:t>
+      </w:r>
+      <w:r>
+        <w:rPr>
+          <w:rFonts w:ascii="Arial Narrow" w:eastAsia="Arial Narrow" w:hAnsi="Arial Narrow" w:cs="Arial Narrow"/>
+          <w:bCs/>
+          <w:sz w:val="16"/>
+          <w:szCs w:val="16"/>
+        </w:rPr>
+        <w:t xml:space="preserve">En cualquier estado del procedimiento, e incluso antes de admitirse a trámite la denuncia, el Secretario Técnico podrá citar a las partes a audiencia de conciliación. La audiencia se desarrollará ante el Secretario Técnico o ante la persona que este designe. Si ambas partes arribaran a un acuerdo respecto de la denuncia, se levantará un acta </w:t>
+      </w:r>
+      <w:r>
+        <w:rPr>
+          <w:rFonts w:ascii="Arial Narrow" w:eastAsia="Arial Narrow" w:hAnsi="Arial Narrow" w:cs="Arial Narrow"/>
+          <w:bCs/>
+          <w:sz w:val="16"/>
+          <w:szCs w:val="16"/>
+        </w:rPr>
+        <w:t>donde conste el acuerdo respectivo, el mismo que tendrá efectos de transacción extrajudicial. En cualquier caso, la Comisión podrá continuar de oficio el procedimiento, si del análisis de los hechos denunciados considera que podría estarse afectando intereses de terceros.</w:t>
+      </w:r>
+    </w:p>
     <w:p>
       <w:pPr>
         <w:autoSpaceDE w:val="0"/>
@@ -16766,12 +16915,27 @@
           <w:szCs w:val="16"/>
         </w:rPr>
       </w:pPr>
+    </w:p>
+  </w:footnote>
+  <w:footnote w:id="16">
+    <w:p>
+      <w:pPr>
+        <w:pStyle w:val="Textonotapie"/>
+        <w:tabs>
+          <w:tab w:val="left" w:pos="567"/>
+        </w:tabs>
+        <w:ind w:left="567" w:hanging="567"/>
+        <w:jc w:val="both"/>
+        <w:rPr>
+          <w:rFonts w:ascii="Arial Narrow" w:eastAsia="Arial Narrow" w:hAnsi="Arial Narrow" w:cs="Arial Narrow"/>
+          <w:sz w:val="16"/>
+          <w:szCs w:val="16"/>
+        </w:rPr>
+      </w:pPr>
       <w:r>
         <w:rPr>
           <w:rStyle w:val="Refdenotaalpie"/>
           <w:rFonts w:ascii="Arial Narrow" w:eastAsia="Arial Narrow" w:hAnsi="Arial Narrow" w:cs="Arial Narrow"/>
-          <w:b/>
-          <w:bCs/>
           <w:sz w:val="16"/>
           <w:szCs w:val="16"/>
           <w:vertAlign w:val="superscript"/>
@@ -16781,113 +16945,11 @@
       <w:r>
         <w:rPr>
           <w:rFonts w:ascii="Arial Narrow" w:eastAsia="Arial Narrow" w:hAnsi="Arial Narrow" w:cs="Arial Narrow"/>
-          <w:b/>
-          <w:bCs/>
-          <w:sz w:val="16"/>
-          <w:szCs w:val="16"/>
-        </w:rPr>
-        <w:t xml:space="preserve"> </w:t>
-      </w:r>
-      <w:r>
-        <w:rPr>
-          <w:rFonts w:ascii="Arial Narrow" w:eastAsia="Arial Narrow" w:hAnsi="Arial Narrow" w:cs="Arial Narrow"/>
-          <w:b/>
-          <w:bCs/>
           <w:sz w:val="16"/>
           <w:szCs w:val="16"/>
         </w:rPr>
         <w:tab/>
-        <w:t>DECRETO LEGISLATIVO 807, LEY SOBRE FACULTADES, NORMAS Y ORGANIZACIÓN DEL INDECOPI FACULTADES DE LAS COMISIONES Y OFICINAS DEL INDECOPI</w:t>
-      </w:r>
-    </w:p>
-    <w:p>
-      <w:pPr>
-        <w:pStyle w:val="NormalWeb"/>
-        <w:spacing w:after="0" w:line="240" w:lineRule="auto"/>
-        <w:ind w:left="567"/>
-        <w:jc w:val="both"/>
-        <w:rPr>
-          <w:rFonts w:ascii="Arial Narrow" w:eastAsia="Arial Narrow" w:hAnsi="Arial Narrow" w:cs="Arial Narrow"/>
-          <w:bCs/>
-          <w:sz w:val="16"/>
-          <w:szCs w:val="16"/>
-        </w:rPr>
-      </w:pPr>
-      <w:r>
-        <w:rPr>
-          <w:rFonts w:ascii="Arial Narrow" w:eastAsia="Arial Narrow" w:hAnsi="Arial Narrow" w:cs="Arial Narrow"/>
-          <w:b/>
-          <w:sz w:val="16"/>
-          <w:szCs w:val="16"/>
-        </w:rPr>
-        <w:t xml:space="preserve">Artículo 29.- </w:t>
-      </w:r>
-      <w:r>
-        <w:rPr>
-          <w:rFonts w:ascii="Arial Narrow" w:eastAsia="Arial Narrow" w:hAnsi="Arial Narrow" w:cs="Arial Narrow"/>
-          <w:bCs/>
-          <w:sz w:val="16"/>
-          <w:szCs w:val="16"/>
-        </w:rPr>
-        <w:t xml:space="preserve">En cualquier estado del procedimiento, e incluso antes de admitirse a trámite la denuncia, el Secretario Técnico podrá citar a las partes a audiencia de conciliación. La audiencia se desarrollará ante el Secretario Técnico o ante la persona que este designe. Si ambas partes arribaran a un acuerdo respecto de la denuncia, se levantará un acta </w:t>
-      </w:r>
-      <w:r>
-        <w:rPr>
-          <w:rFonts w:ascii="Arial Narrow" w:eastAsia="Arial Narrow" w:hAnsi="Arial Narrow" w:cs="Arial Narrow"/>
-          <w:bCs/>
-          <w:sz w:val="16"/>
-          <w:szCs w:val="16"/>
-        </w:rPr>
-        <w:t>donde conste el acuerdo respectivo, el mismo que tendrá efectos de transacción extrajudicial. En cualquier caso, la Comisión podrá continuar de oficio el procedimiento, si del análisis de los hechos denunciados considera que podría estarse afectando intereses de terceros.</w:t>
-      </w:r>
-    </w:p>
-    <w:p>
-      <w:pPr>
-        <w:autoSpaceDE w:val="0"/>
-        <w:autoSpaceDN w:val="0"/>
-        <w:adjustRightInd w:val="0"/>
-        <w:spacing w:after="0" w:line="240" w:lineRule="auto"/>
-        <w:ind w:left="567" w:hanging="567"/>
-        <w:jc w:val="both"/>
-        <w:rPr>
-          <w:rFonts w:ascii="Arial Narrow" w:eastAsia="Arial Narrow" w:hAnsi="Arial Narrow" w:cs="Arial Narrow"/>
-          <w:b/>
-          <w:bCs/>
-          <w:sz w:val="16"/>
-          <w:szCs w:val="16"/>
-        </w:rPr>
-      </w:pPr>
-    </w:p>
-  </w:footnote>
-  <w:footnote w:id="14">
-    <w:p>
-      <w:pPr>
-        <w:pStyle w:val="Textonotapie"/>
-        <w:ind w:left="567" w:hanging="567"/>
-        <w:jc w:val="both"/>
-        <w:rPr>
-          <w:rFonts w:ascii="Arial Narrow" w:eastAsia="Arial Narrow" w:hAnsi="Arial Narrow" w:cs="Arial Narrow"/>
-          <w:sz w:val="16"/>
-          <w:szCs w:val="16"/>
-        </w:rPr>
-      </w:pPr>
-      <w:r>
-        <w:rPr>
-          <w:rStyle w:val="Refdenotaalpie"/>
-          <w:rFonts w:ascii="Arial Narrow" w:eastAsia="Arial Narrow" w:hAnsi="Arial Narrow" w:cs="Arial Narrow"/>
-          <w:sz w:val="16"/>
-          <w:szCs w:val="16"/>
-          <w:vertAlign w:val="superscript"/>
-        </w:rPr>
-        <w:footnoteRef/>
-      </w:r>
-      <w:r>
-        <w:rPr>
-          <w:rFonts w:ascii="Arial Narrow" w:eastAsia="Arial Narrow" w:hAnsi="Arial Narrow" w:cs="Arial Narrow"/>
-          <w:sz w:val="16"/>
-          <w:szCs w:val="16"/>
-        </w:rPr>
-        <w:t xml:space="preserve"> </w:t>
+        <w:t xml:space="preserve"/>
       </w:r>
       <w:r>
         <w:rPr>

--- a/plantillas_maestras/03_seguro_desgravamen/falta_evaluacion_invalidez/2_ddos_banco_y_aseguradora/varon/TPL_0613_2026_SEGURO_DESGRAVAMEN_FALTA_EVALUACION_INVALIDEZ_BANCO_VARON_R1.docx
+++ b/plantillas_maestras/03_seguro_desgravamen/falta_evaluacion_invalidez/2_ddos_banco_y_aseguradora/varon/TPL_0613_2026_SEGURO_DESGRAVAMEN_FALTA_EVALUACION_INVALIDEZ_BANCO_VARON_R1.docx
@@ -682,7 +682,7 @@
     </w:p>
     <w:p>
       <w:pPr>
-        <w:spacing w:after="0" w:line="240" w:lineRule="auto"/>
+        <w:spacing w:before="0" w:after="0" w:line="240" w:lineRule="auto"/>
         <w:jc w:val="both"/>
         <w:rPr>
           <w:rFonts w:ascii="Arial Narrow" w:eastAsia="Arial Narrow" w:hAnsi="Arial Narrow" w:cs="Arial Narrow"/>
@@ -940,7 +940,7 @@
     </w:p>
     <w:p>
       <w:pPr>
-        <w:spacing w:after="0" w:line="240" w:lineRule="auto"/>
+        <w:spacing w:before="0" w:after="0" w:line="240" w:lineRule="auto"/>
         <w:jc w:val="both"/>
         <w:rPr>
           <w:rFonts w:ascii="Arial Narrow" w:eastAsia="Arial Narrow" w:hAnsi="Arial Narrow" w:cs="Arial Narrow"/>
@@ -1388,7 +1388,7 @@
     <w:p>
       <w:pPr>
         <w:pStyle w:val="Prrafodelista"/>
-        <w:spacing w:after="0" w:line="240" w:lineRule="auto"/>
+        <w:spacing w:before="0" w:after="0" w:line="240" w:lineRule="auto"/>
         <w:ind w:left="1134"/>
         <w:jc w:val="both"/>
         <w:rPr>
@@ -1513,7 +1513,7 @@
     <w:p>
       <w:pPr>
         <w:pStyle w:val="Prrafodelista"/>
-        <w:spacing w:after="0" w:line="240" w:lineRule="auto"/>
+        <w:spacing w:before="0" w:after="0" w:line="240" w:lineRule="auto"/>
         <w:ind w:left="1134"/>
         <w:jc w:val="both"/>
         <w:rPr>
@@ -1673,7 +1673,7 @@
     </w:p>
     <w:p>
       <w:pPr>
-        <w:spacing w:after="0" w:line="240" w:lineRule="auto"/>
+        <w:spacing w:before="0" w:after="0" w:line="240" w:lineRule="auto"/>
         <w:jc w:val="both"/>
         <w:rPr>
           <w:rFonts w:ascii="Arial Narrow" w:eastAsia="Arial Narrow" w:hAnsi="Arial Narrow" w:cs="Arial Narrow"/>
@@ -1809,7 +1809,7 @@
     <w:p>
       <w:pPr>
         <w:pStyle w:val="Prrafodelista"/>
-        <w:spacing w:after="0" w:line="240" w:lineRule="auto"/>
+        <w:spacing w:before="0" w:after="0" w:line="240" w:lineRule="auto"/>
         <w:ind w:left="1134"/>
         <w:jc w:val="both"/>
         <w:rPr>
@@ -1945,7 +1945,7 @@
     </w:p>
     <w:p>
       <w:pPr>
-        <w:spacing w:after="0" w:line="240" w:lineRule="auto"/>
+        <w:spacing w:before="0" w:after="0" w:line="240" w:lineRule="auto"/>
         <w:jc w:val="both"/>
         <w:rPr>
           <w:rFonts w:ascii="Arial Narrow" w:eastAsia="Arial Narrow" w:hAnsi="Arial Narrow" w:cs="Arial Narrow"/>
@@ -2046,7 +2046,7 @@
     <w:p>
       <w:pPr>
         <w:pStyle w:val="Prrafodelista"/>
-        <w:spacing w:after="0" w:line="240" w:lineRule="auto"/>
+        <w:spacing w:before="0" w:after="0" w:line="240" w:lineRule="auto"/>
         <w:ind w:left="1134"/>
         <w:jc w:val="both"/>
         <w:rPr>
@@ -2219,6 +2219,7 @@
     <w:p>
       <w:pPr>
         <w:pStyle w:val="Prrafodelista"/>
+        <w:spacing w:before="0" w:after="0" w:line="240" w:lineRule="auto"/>
         <w:rPr>
           <w:rFonts w:ascii="Arial Narrow" w:eastAsia="Arial Narrow" w:hAnsi="Arial Narrow" w:cs="Arial Narrow"/>
           <w:color w:val="000000"/>
@@ -2604,7 +2605,7 @@
     </w:p>
     <w:p>
       <w:pPr>
-        <w:spacing w:after="0" w:line="240" w:lineRule="auto"/>
+        <w:spacing w:before="0" w:after="0" w:line="240" w:lineRule="auto"/>
         <w:jc w:val="both"/>
         <w:rPr>
           <w:rFonts w:ascii="Arial Narrow" w:eastAsia="Arial Narrow" w:hAnsi="Arial Narrow" w:cs="Arial Narrow"/>
@@ -2776,7 +2777,7 @@
     <w:p>
       <w:pPr>
         <w:pStyle w:val="Prrafodelista"/>
-        <w:spacing w:after="0" w:line="240" w:lineRule="auto"/>
+        <w:spacing w:before="0" w:after="0" w:line="240" w:lineRule="auto"/>
         <w:ind w:left="1134"/>
         <w:jc w:val="both"/>
         <w:rPr>
@@ -2877,7 +2878,7 @@
     <w:p>
       <w:pPr>
         <w:pStyle w:val="Prrafodelista"/>
-        <w:spacing w:after="0" w:line="240" w:lineRule="auto"/>
+        <w:spacing w:before="0" w:after="0" w:line="240" w:lineRule="auto"/>
         <w:ind w:left="1134"/>
         <w:jc w:val="both"/>
         <w:rPr>
@@ -3170,7 +3171,7 @@
     <w:p>
       <w:pPr>
         <w:pStyle w:val="Prrafodelista"/>
-        <w:spacing w:after="0" w:line="240" w:lineRule="auto"/>
+        <w:spacing w:before="0" w:after="0" w:line="240" w:lineRule="auto"/>
         <w:ind w:left="1134"/>
         <w:jc w:val="both"/>
         <w:rPr>
@@ -3403,7 +3404,7 @@
     <w:p>
       <w:pPr>
         <w:pStyle w:val="Prrafodelista"/>
-        <w:spacing w:after="0" w:line="240" w:lineRule="auto"/>
+        <w:spacing w:before="0" w:after="0" w:line="240" w:lineRule="auto"/>
         <w:ind w:left="1134"/>
         <w:jc w:val="both"/>
         <w:rPr>
@@ -3636,7 +3637,7 @@
     <w:p>
       <w:pPr>
         <w:pStyle w:val="Prrafodelista"/>
-        <w:spacing w:after="0" w:line="240" w:lineRule="auto"/>
+        <w:spacing w:before="0" w:after="0" w:line="240" w:lineRule="auto"/>
         <w:ind w:left="1134"/>
         <w:jc w:val="both"/>
         <w:rPr>
@@ -3805,7 +3806,7 @@
     <w:p>
       <w:pPr>
         <w:pStyle w:val="Prrafodelista"/>
-        <w:spacing w:after="0" w:line="240" w:lineRule="auto"/>
+        <w:spacing w:before="0" w:after="0" w:line="240" w:lineRule="auto"/>
         <w:ind w:left="1134"/>
         <w:jc w:val="both"/>
         <w:rPr>
@@ -4039,7 +4040,7 @@
     <w:p>
       <w:pPr>
         <w:pStyle w:val="Prrafodelista"/>
-        <w:spacing w:after="0" w:line="240" w:lineRule="auto"/>
+        <w:spacing w:before="0" w:after="0" w:line="240" w:lineRule="auto"/>
         <w:ind w:left="1134"/>
         <w:jc w:val="both"/>
         <w:rPr>
@@ -4188,7 +4189,7 @@
     <w:p>
       <w:pPr>
         <w:pStyle w:val="Prrafodelista"/>
-        <w:spacing w:after="0" w:line="240" w:lineRule="auto"/>
+        <w:spacing w:before="0" w:after="0" w:line="240" w:lineRule="auto"/>
         <w:ind w:left="1134"/>
         <w:jc w:val="both"/>
         <w:rPr>
@@ -4421,7 +4422,7 @@
     <w:p>
       <w:pPr>
         <w:pStyle w:val="Prrafodelista"/>
-        <w:spacing w:after="0" w:line="240" w:lineRule="auto"/>
+        <w:spacing w:before="0" w:after="0" w:line="240" w:lineRule="auto"/>
         <w:ind w:left="1134"/>
         <w:jc w:val="both"/>
         <w:rPr>
@@ -4567,6 +4568,7 @@
     <w:p>
       <w:pPr>
         <w:pStyle w:val="Prrafodelista"/>
+        <w:spacing w:before="0" w:after="0" w:line="240" w:lineRule="auto"/>
         <w:rPr>
           <w:rFonts w:ascii="Arial Narrow" w:eastAsia="Arial Narrow" w:hAnsi="Arial Narrow" w:cs="Arial Narrow"/>
           <w:color w:val="000000"/>
@@ -4709,10 +4711,10 @@
     </w:p>
     <w:p>
       <w:pPr>
+        <w:spacing w:before="0" w:after="0" w:line="240" w:lineRule="auto"/>
         <w:tabs>
           <w:tab w:val="left" w:pos="1134"/>
         </w:tabs>
-        <w:spacing w:after="0" w:line="240" w:lineRule="auto"/>
         <w:jc w:val="both"/>
         <w:rPr>
           <w:rFonts w:ascii="Arial Narrow" w:eastAsia="Arial Narrow" w:hAnsi="Arial Narrow" w:cs="Arial Narrow"/>
@@ -5445,7 +5447,7 @@
     <w:bookmarkEnd w:id="2"/>
     <w:p>
       <w:pPr>
-        <w:spacing w:after="0" w:line="240" w:lineRule="auto"/>
+        <w:spacing w:before="0" w:after="0" w:line="240" w:lineRule="auto"/>
         <w:contextualSpacing/>
         <w:jc w:val="both"/>
         <w:rPr>
@@ -5501,7 +5503,7 @@
     </w:p>
     <w:p>
       <w:pPr>
-        <w:spacing w:after="0" w:line="240" w:lineRule="auto"/>
+        <w:spacing w:before="0" w:after="0" w:line="240" w:lineRule="auto"/>
         <w:ind w:left="567"/>
         <w:contextualSpacing/>
         <w:jc w:val="both"/>
@@ -5758,7 +5760,7 @@
     <w:p>
       <w:pPr>
         <w:pStyle w:val="Prrafodelista"/>
-        <w:spacing w:after="0" w:line="240" w:lineRule="auto"/>
+        <w:spacing w:before="0" w:after="0" w:line="240" w:lineRule="auto"/>
         <w:ind w:left="567"/>
         <w:jc w:val="both"/>
         <w:rPr>
@@ -5904,6 +5906,7 @@
     <w:p>
       <w:pPr>
         <w:pStyle w:val="Prrafodelista"/>
+        <w:spacing w:before="0" w:after="0" w:line="240" w:lineRule="auto"/>
         <w:rPr>
           <w:rFonts w:ascii="Arial Narrow" w:eastAsia="Arial Narrow" w:hAnsi="Arial Narrow" w:cs="Arial Narrow"/>
           <w:kern w:val="0"/>
@@ -6090,6 +6093,7 @@
     <w:p>
       <w:pPr>
         <w:pStyle w:val="Prrafodelista"/>
+        <w:spacing w:before="0" w:after="0" w:line="240" w:lineRule="auto"/>
         <w:rPr>
           <w:rFonts w:ascii="Arial Narrow" w:eastAsia="Arial Narrow" w:hAnsi="Arial Narrow" w:cs="Arial Narrow"/>
           <w:kern w:val="0"/>
@@ -6231,6 +6235,7 @@
     <w:p>
       <w:pPr>
         <w:pStyle w:val="Prrafodelista"/>
+        <w:spacing w:before="0" w:after="0" w:line="240" w:lineRule="auto"/>
         <w:rPr>
           <w:rFonts w:ascii="Arial Narrow" w:eastAsia="Arial Narrow" w:hAnsi="Arial Narrow" w:cs="Arial Narrow"/>
           <w:kern w:val="0"/>
@@ -6371,7 +6376,7 @@
     <w:p>
       <w:pPr>
         <w:pStyle w:val="Prrafodelista"/>
-        <w:spacing w:after="0" w:line="240" w:lineRule="auto"/>
+        <w:spacing w:before="0" w:after="0" w:line="240" w:lineRule="auto"/>
         <w:ind w:left="567"/>
         <w:jc w:val="both"/>
         <w:rPr>
@@ -6617,6 +6622,7 @@
     <w:p>
       <w:pPr>
         <w:pStyle w:val="Prrafodelista"/>
+        <w:spacing w:before="0" w:after="0" w:line="240" w:lineRule="auto"/>
         <w:rPr>
           <w:rFonts w:ascii="Arial Narrow" w:eastAsia="Arial Narrow" w:hAnsi="Arial Narrow" w:cs="Arial Narrow"/>
           <w:kern w:val="0"/>
@@ -6799,7 +6805,7 @@
     <w:bookmarkEnd w:id="7"/>
     <w:p>
       <w:pPr>
-        <w:spacing w:after="0" w:line="240" w:lineRule="auto"/>
+        <w:spacing w:before="0" w:after="0" w:line="240" w:lineRule="auto"/>
         <w:jc w:val="both"/>
         <w:rPr>
           <w:rFonts w:ascii="Arial Narrow" w:eastAsia="Arial Narrow" w:hAnsi="Arial Narrow" w:cs="Arial Narrow"/>
@@ -6917,6 +6923,7 @@
     <w:p>
       <w:pPr>
         <w:pStyle w:val="Prrafodelista"/>
+        <w:spacing w:before="0" w:after="0" w:line="240" w:lineRule="auto"/>
         <w:rPr>
           <w:rFonts w:ascii="Arial Narrow" w:eastAsia="Arial Narrow" w:hAnsi="Arial Narrow" w:cs="Arial Narrow"/>
           <w:kern w:val="0"/>
@@ -6999,7 +7006,7 @@
     </w:p>
     <w:p>
       <w:pPr>
-        <w:spacing w:after="0" w:line="240" w:lineRule="auto"/>
+        <w:spacing w:before="0" w:after="0" w:line="240" w:lineRule="auto"/>
         <w:jc w:val="both"/>
         <w:rPr>
           <w:rFonts w:ascii="Arial Narrow" w:eastAsia="Arial Narrow" w:hAnsi="Arial Narrow" w:cs="Arial Narrow"/>
@@ -7182,6 +7189,7 @@
     <w:p>
       <w:pPr>
         <w:pStyle w:val="Prrafodelista"/>
+        <w:spacing w:before="0" w:after="0" w:line="240" w:lineRule="auto"/>
         <w:rPr>
           <w:rFonts w:ascii="Arial Narrow" w:eastAsia="Arial Narrow" w:hAnsi="Arial Narrow" w:cs="Arial Narrow"/>
           <w:kern w:val="0"/>
@@ -7291,6 +7299,7 @@
     <w:p>
       <w:pPr>
         <w:pStyle w:val="Prrafodelista"/>
+        <w:spacing w:before="0" w:after="0" w:line="240" w:lineRule="auto"/>
         <w:rPr>
           <w:rFonts w:ascii="Arial Narrow" w:eastAsia="Arial Narrow" w:hAnsi="Arial Narrow" w:cs="Arial Narrow"/>
           <w:kern w:val="0"/>
@@ -7400,7 +7409,7 @@
     <w:p>
       <w:pPr>
         <w:pStyle w:val="Prrafodelista"/>
-        <w:spacing w:after="0" w:line="240" w:lineRule="auto"/>
+        <w:spacing w:before="0" w:after="0" w:line="240" w:lineRule="auto"/>
         <w:ind w:left="567"/>
         <w:jc w:val="both"/>
         <w:rPr>
@@ -7511,7 +7520,7 @@
     </w:p>
     <w:p>
       <w:pPr>
-        <w:spacing w:after="0" w:line="240" w:lineRule="auto"/>
+        <w:spacing w:before="0" w:after="0" w:line="240" w:lineRule="auto"/>
         <w:jc w:val="both"/>
         <w:rPr>
           <w:rFonts w:ascii="Arial Narrow" w:eastAsia="Arial Narrow" w:hAnsi="Arial Narrow" w:cs="Arial Narrow"/>
@@ -7659,7 +7668,7 @@
     <w:p>
       <w:pPr>
         <w:pStyle w:val="Prrafodelista"/>
-        <w:spacing w:after="0" w:line="240" w:lineRule="auto"/>
+        <w:spacing w:before="0" w:after="0" w:line="240" w:lineRule="auto"/>
         <w:ind w:left="567"/>
         <w:jc w:val="both"/>
         <w:rPr>
@@ -7725,7 +7734,19 @@
           <w:lang w:val="es-ES" w:eastAsia="es-ES"/>
           <w14:ligatures w14:val="none"/>
         </w:rPr>
-        <w:t xml:space="preserve">: </w:t>
+        <w:t xml:space="preserve">:</w:t>
+      </w:r>
+      <w:r>
+        <w:rPr>
+          <w:rFonts w:ascii="Arial Narrow" w:eastAsia="Arial Narrow" w:hAnsi="Arial Narrow" w:cs="Arial Narrow"/>
+          <w:color w:val="000000"/>
+          <w:kern w:val="0"/>
+          <w:sz w:val="22"/>
+          <w:szCs w:val="22"/>
+          <w:lang w:val="es-ES" w:eastAsia="es-ES"/>
+          <w14:ligatures w14:val="none"/>
+        </w:rPr>
+        <w:t xml:space="preserve"> </w:t>
       </w:r>
       <w:r>
         <w:rPr>
@@ -8159,6 +8180,24 @@
         </w:rPr>
         <w:t xml:space="preserve"> </w:t>
       </w:r>
+    </w:p>
+    <w:p>
+      <w:pPr>
+        <w:pStyle w:val="Prrafodelista"/>
+        <w:spacing w:before="0" w:after="0" w:line="240" w:lineRule="auto"/>
+        <w:ind w:left="567"/>
+        <w:jc w:val="both"/>
+        <w:rPr>
+          <w:rFonts w:ascii="Arial Narrow" w:eastAsia="Arial Narrow" w:hAnsi="Arial Narrow" w:cs="Arial Narrow"/>
+          <w:color w:val="000000"/>
+          <w:kern w:val="0"/>
+          <w:sz w:val="22"/>
+          <w:szCs w:val="22"/>
+          <w:u w:val="single"/>
+          <w:lang w:val="es-ES" w:eastAsia="es-ES"/>
+          <w14:ligatures w14:val="none"/>
+        </w:rPr>
+      </w:pPr>
     </w:p>
     <w:p>
       <w:pPr>
@@ -8177,284 +8216,266 @@
           <w14:ligatures w14:val="none"/>
         </w:rPr>
       </w:pPr>
+      <w:r>
+        <w:rPr>
+          <w:rFonts w:ascii="Arial Narrow" w:eastAsia="Arial Narrow" w:hAnsi="Arial Narrow" w:cs="Arial Narrow"/>
+          <w:color w:val="000000"/>
+          <w:kern w:val="0"/>
+          <w:sz w:val="22"/>
+          <w:szCs w:val="22"/>
+          <w:u w:val="single"/>
+          <w:lang w:val="es-ES" w:eastAsia="es-ES"/>
+          <w14:ligatures w14:val="none"/>
+        </w:rPr>
+        <w:t xml:space="preserve">A </w:t>
+      </w:r>
+      <w:r>
+        <w:rPr>
+          <w:rFonts w:ascii="Arial Narrow" w:eastAsia="Arial Narrow" w:hAnsi="Arial Narrow" w:cs="Arial Narrow"/>
+          <w:color w:val="000000"/>
+          <w:kern w:val="0"/>
+          <w:sz w:val="22"/>
+          <w:szCs w:val="22"/>
+          <w:u w:val="single"/>
+          <w:lang w:val="es-ES" w:eastAsia="es-ES"/>
+          <w14:ligatures w14:val="none"/>
+        </w:rPr>
+        <w:t>Scotiabank</w:t>
+      </w:r>
+      <w:r>
+        <w:rPr>
+          <w:rFonts w:ascii="Arial Narrow" w:eastAsia="Arial Narrow" w:hAnsi="Arial Narrow" w:cs="Arial Narrow"/>
+          <w:color w:val="000000"/>
+          <w:kern w:val="0"/>
+          <w:sz w:val="22"/>
+          <w:szCs w:val="22"/>
+          <w:lang w:val="es-ES" w:eastAsia="es-ES"/>
+          <w14:ligatures w14:val="none"/>
+        </w:rPr>
+        <w:t>:</w:t>
+      </w:r>
+      <w:r>
+        <w:rPr>
+          <w:rFonts w:ascii="Arial Narrow" w:eastAsia="Arial Narrow" w:hAnsi="Arial Narrow" w:cs="Arial Narrow"/>
+          <w:color w:val="000000"/>
+          <w:kern w:val="0"/>
+          <w:sz w:val="22"/>
+          <w:szCs w:val="22"/>
+          <w:lang w:eastAsia="es-ES"/>
+          <w14:ligatures w14:val="none"/>
+        </w:rPr>
+        <w:t xml:space="preserve"> </w:t>
+      </w:r>
+      <w:r>
+        <w:rPr>
+          <w:rFonts w:ascii="Arial Narrow" w:eastAsia="Arial Narrow" w:hAnsi="Arial Narrow" w:cs="Arial Narrow"/>
+          <w:color w:val="000000"/>
+          <w:kern w:val="0"/>
+          <w:sz w:val="22"/>
+          <w:szCs w:val="22"/>
+          <w:lang w:val="es-ES" w:eastAsia="es-ES"/>
+          <w14:ligatures w14:val="none"/>
+        </w:rPr>
+        <w:t xml:space="preserve">(i) presentar una copia completa, legible y debidamente suscrita de la </w:t>
+      </w:r>
+      <w:r>
+        <w:rPr>
+          <w:rFonts w:ascii="Arial Narrow" w:eastAsia="Arial Narrow" w:hAnsi="Arial Narrow" w:cs="Arial Narrow"/>
+          <w:color w:val="000000"/>
+          <w:kern w:val="0"/>
+          <w:sz w:val="22"/>
+          <w:szCs w:val="22"/>
+          <w:lang w:eastAsia="es-ES"/>
+          <w14:ligatures w14:val="none"/>
+        </w:rPr>
+        <w:t>Póliza</w:t>
+      </w:r>
+      <w:r>
+        <w:rPr>
+          <w:rFonts w:ascii="Arial Narrow" w:eastAsia="Arial Narrow" w:hAnsi="Arial Narrow" w:cs="Arial Narrow"/>
+          <w:color w:val="000000"/>
+          <w:kern w:val="0"/>
+          <w:sz w:val="22"/>
+          <w:szCs w:val="22"/>
+          <w:lang w:eastAsia="es-ES"/>
+          <w14:ligatures w14:val="none"/>
+        </w:rPr>
+        <w:t xml:space="preserve"> y/o Certificado</w:t>
+      </w:r>
+      <w:r>
+        <w:rPr>
+          <w:rFonts w:ascii="Arial Narrow" w:eastAsia="Arial Narrow" w:hAnsi="Arial Narrow" w:cs="Arial Narrow"/>
+          <w:color w:val="000000"/>
+          <w:kern w:val="0"/>
+          <w:sz w:val="22"/>
+          <w:szCs w:val="22"/>
+          <w:lang w:eastAsia="es-ES"/>
+          <w14:ligatures w14:val="none"/>
+        </w:rPr>
+        <w:t xml:space="preserve"> del Seguro de desgravamen asociado a la tarjeta de crédito </w:t>
+      </w:r>
+      <w:r>
+        <w:rPr>
+          <w:rFonts w:ascii="Arial Narrow" w:eastAsia="Arial Narrow" w:hAnsi="Arial Narrow" w:cs="Arial Narrow"/>
+          <w:color w:val="000000"/>
+          <w:kern w:val="0"/>
+          <w:sz w:val="22"/>
+          <w:szCs w:val="22"/>
+          <w:lang w:val="es-ES" w:eastAsia="es-ES"/>
+          <w14:ligatures w14:val="none"/>
+        </w:rPr>
+        <w:t>Visa Signature 4241-****-****-**19</w:t>
+      </w:r>
+      <w:r>
+        <w:rPr>
+          <w:rFonts w:ascii="Arial Narrow" w:eastAsia="Arial Narrow" w:hAnsi="Arial Narrow" w:cs="Arial Narrow"/>
+          <w:color w:val="000000"/>
+          <w:kern w:val="0"/>
+          <w:sz w:val="22"/>
+          <w:szCs w:val="22"/>
+          <w:lang w:val="es-ES" w:eastAsia="es-ES"/>
+          <w14:ligatures w14:val="none"/>
+        </w:rPr>
+        <w:t xml:space="preserve">, así como </w:t>
+      </w:r>
+      <w:r>
+        <w:rPr>
+          <w:rFonts w:ascii="Arial Narrow" w:eastAsia="Arial Narrow" w:hAnsi="Arial Narrow" w:cs="Arial Narrow"/>
+          <w:color w:val="000000"/>
+          <w:kern w:val="0"/>
+          <w:sz w:val="22"/>
+          <w:szCs w:val="22"/>
+          <w:lang w:val="es-ES" w:eastAsia="es-ES"/>
+          <w14:ligatures w14:val="none"/>
+        </w:rPr>
+        <w:t>su</w:t>
+      </w:r>
+      <w:r>
+        <w:rPr>
+          <w:rFonts w:ascii="Arial Narrow" w:eastAsia="Arial Narrow" w:hAnsi="Arial Narrow" w:cs="Arial Narrow"/>
+          <w:color w:val="000000"/>
+          <w:kern w:val="0"/>
+          <w:sz w:val="22"/>
+          <w:szCs w:val="22"/>
+          <w:lang w:val="es-ES" w:eastAsia="es-ES"/>
+          <w14:ligatures w14:val="none"/>
+        </w:rPr>
+        <w:t xml:space="preserve"> cargo de remisión; </w:t>
+      </w:r>
+      <w:r>
+        <w:rPr>
+          <w:rFonts w:ascii="Arial Narrow" w:eastAsia="Arial Narrow" w:hAnsi="Arial Narrow" w:cs="Arial Narrow"/>
+          <w:color w:val="000000"/>
+          <w:kern w:val="0"/>
+          <w:sz w:val="22"/>
+          <w:szCs w:val="22"/>
+          <w:lang w:val="es-ES" w:eastAsia="es-ES"/>
+          <w14:ligatures w14:val="none"/>
+        </w:rPr>
+        <w:t xml:space="preserve">(ii) </w:t>
+      </w:r>
+      <w:r>
+        <w:rPr>
+          <w:rFonts w:ascii="Arial Narrow" w:eastAsia="Arial Narrow" w:hAnsi="Arial Narrow" w:cs="Arial Narrow"/>
+          <w:color w:val="000000"/>
+          <w:kern w:val="0"/>
+          <w:sz w:val="22"/>
+          <w:szCs w:val="22"/>
+          <w:lang w:val="es-ES" w:eastAsia="es-ES"/>
+          <w14:ligatures w14:val="none"/>
+        </w:rPr>
+        <w:t xml:space="preserve">presentar una copia completa, legible y debidamente suscrita de la </w:t>
+      </w:r>
+      <w:r>
+        <w:rPr>
+          <w:rFonts w:ascii="Arial Narrow" w:eastAsia="Arial Narrow" w:hAnsi="Arial Narrow" w:cs="Arial Narrow"/>
+          <w:color w:val="000000"/>
+          <w:kern w:val="0"/>
+          <w:sz w:val="22"/>
+          <w:szCs w:val="22"/>
+          <w:lang w:eastAsia="es-ES"/>
+          <w14:ligatures w14:val="none"/>
+        </w:rPr>
+        <w:t>Póliza y/o Certificado del Seguro de desgravamen asociado</w:t>
+      </w:r>
+      <w:r>
+        <w:rPr>
+          <w:rFonts w:ascii="Arial Narrow" w:eastAsia="Arial Narrow" w:hAnsi="Arial Narrow" w:cs="Arial Narrow"/>
+          <w:color w:val="000000"/>
+          <w:kern w:val="0"/>
+          <w:sz w:val="22"/>
+          <w:szCs w:val="22"/>
+          <w:lang w:val="es-ES" w:eastAsia="es-ES"/>
+          <w14:ligatures w14:val="none"/>
+        </w:rPr>
+        <w:t xml:space="preserve"> </w:t>
+      </w:r>
+      <w:r>
+        <w:rPr>
+          <w:rFonts w:ascii="Arial Narrow" w:eastAsia="Arial Narrow" w:hAnsi="Arial Narrow" w:cs="Arial Narrow"/>
+          <w:color w:val="000000"/>
+          <w:kern w:val="0"/>
+          <w:sz w:val="22"/>
+          <w:szCs w:val="22"/>
+          <w:lang w:eastAsia="es-ES"/>
+          <w14:ligatures w14:val="none"/>
+        </w:rPr>
+        <w:t xml:space="preserve">a la tarjeta de crédito </w:t>
+      </w:r>
+      <w:r>
+        <w:rPr>
+          <w:rFonts w:ascii="Arial Narrow" w:eastAsia="Arial Narrow" w:hAnsi="Arial Narrow" w:cs="Arial Narrow"/>
+          <w:color w:val="000000"/>
+          <w:kern w:val="0"/>
+          <w:sz w:val="22"/>
+          <w:szCs w:val="22"/>
+          <w:lang w:val="es-ES" w:eastAsia="es-ES"/>
+          <w14:ligatures w14:val="none"/>
+        </w:rPr>
+        <w:t>Extralínea 8912-****-****-**61, así como su cargo de remisión</w:t>
+      </w:r>
+      <w:r>
+        <w:rPr>
+          <w:rFonts w:ascii="Arial Narrow" w:eastAsia="Arial Narrow" w:hAnsi="Arial Narrow" w:cs="Arial Narrow"/>
+          <w:color w:val="000000"/>
+          <w:kern w:val="0"/>
+          <w:sz w:val="22"/>
+          <w:szCs w:val="22"/>
+          <w:lang w:val="es-ES" w:eastAsia="es-ES"/>
+          <w14:ligatures w14:val="none"/>
+        </w:rPr>
+        <w:t>; y, (i</w:t>
+      </w:r>
+      <w:r>
+        <w:rPr>
+          <w:rFonts w:ascii="Arial Narrow" w:eastAsia="Arial Narrow" w:hAnsi="Arial Narrow" w:cs="Arial Narrow"/>
+          <w:color w:val="000000"/>
+          <w:kern w:val="0"/>
+          <w:sz w:val="22"/>
+          <w:szCs w:val="22"/>
+          <w:lang w:val="es-ES" w:eastAsia="es-ES"/>
+          <w14:ligatures w14:val="none"/>
+        </w:rPr>
+        <w:t>i</w:t>
+      </w:r>
+      <w:r>
+        <w:rPr>
+          <w:rFonts w:ascii="Arial Narrow" w:eastAsia="Arial Narrow" w:hAnsi="Arial Narrow" w:cs="Arial Narrow"/>
+          <w:color w:val="000000"/>
+          <w:kern w:val="0"/>
+          <w:sz w:val="22"/>
+          <w:szCs w:val="22"/>
+          <w:lang w:val="es-ES" w:eastAsia="es-ES"/>
+          <w14:ligatures w14:val="none"/>
+        </w:rPr>
+        <w:t>i) presentar todas las comunicaciones cursadas con la parte denunciante en virtud de los hechos materia de denuncia.</w:t>
+      </w:r>
+      <w:bookmarkEnd w:id="9"/>
     </w:p>
     <w:p>
       <w:pPr>
         <w:pStyle w:val="Prrafodelista"/>
-        <w:spacing w:after="0" w:line="240" w:lineRule="auto"/>
-        <w:ind w:left="567"/>
-        <w:jc w:val="both"/>
-        <w:rPr>
-          <w:rFonts w:ascii="Arial Narrow" w:eastAsia="Arial Narrow" w:hAnsi="Arial Narrow" w:cs="Arial Narrow"/>
-          <w:color w:val="000000"/>
-          <w:kern w:val="0"/>
-          <w:sz w:val="22"/>
-          <w:szCs w:val="22"/>
-          <w:u w:val="single"/>
-          <w:lang w:val="es-ES" w:eastAsia="es-ES"/>
-          <w14:ligatures w14:val="none"/>
-        </w:rPr>
-      </w:pPr>
-      <w:r>
-        <w:rPr>
-          <w:rFonts w:ascii="Arial Narrow" w:eastAsia="Arial Narrow" w:hAnsi="Arial Narrow" w:cs="Arial Narrow"/>
-          <w:color w:val="000000"/>
-          <w:kern w:val="0"/>
-          <w:sz w:val="22"/>
-          <w:szCs w:val="22"/>
-          <w:u w:val="single"/>
-          <w:lang w:val="es-ES" w:eastAsia="es-ES"/>
-          <w14:ligatures w14:val="none"/>
-        </w:rPr>
-        <w:t xml:space="preserve">A </w:t>
-      </w:r>
-      <w:r>
-        <w:rPr>
-          <w:rFonts w:ascii="Arial Narrow" w:eastAsia="Arial Narrow" w:hAnsi="Arial Narrow" w:cs="Arial Narrow"/>
-          <w:color w:val="000000"/>
-          <w:kern w:val="0"/>
-          <w:sz w:val="22"/>
-          <w:szCs w:val="22"/>
-          <w:u w:val="single"/>
-          <w:lang w:val="es-ES" w:eastAsia="es-ES"/>
-          <w14:ligatures w14:val="none"/>
-        </w:rPr>
-        <w:t>Scotiabank</w:t>
-      </w:r>
-      <w:r>
-        <w:rPr>
-          <w:rFonts w:ascii="Arial Narrow" w:eastAsia="Arial Narrow" w:hAnsi="Arial Narrow" w:cs="Arial Narrow"/>
-          <w:color w:val="000000"/>
-          <w:kern w:val="0"/>
-          <w:sz w:val="22"/>
-          <w:szCs w:val="22"/>
-          <w:lang w:val="es-ES" w:eastAsia="es-ES"/>
-          <w14:ligatures w14:val="none"/>
-        </w:rPr>
-        <w:t>:</w:t>
-      </w:r>
-      <w:r>
-        <w:rPr>
-          <w:rFonts w:ascii="Arial Narrow" w:eastAsia="Arial Narrow" w:hAnsi="Arial Narrow" w:cs="Arial Narrow"/>
-          <w:color w:val="000000"/>
-          <w:kern w:val="0"/>
-          <w:sz w:val="22"/>
-          <w:szCs w:val="22"/>
-          <w:lang w:eastAsia="es-ES"/>
-          <w14:ligatures w14:val="none"/>
-        </w:rPr>
-        <w:t xml:space="preserve"> </w:t>
-      </w:r>
-      <w:r>
-        <w:rPr>
-          <w:rFonts w:ascii="Arial Narrow" w:eastAsia="Arial Narrow" w:hAnsi="Arial Narrow" w:cs="Arial Narrow"/>
-          <w:color w:val="000000"/>
-          <w:kern w:val="0"/>
-          <w:sz w:val="22"/>
-          <w:szCs w:val="22"/>
-          <w:lang w:val="es-ES" w:eastAsia="es-ES"/>
-          <w14:ligatures w14:val="none"/>
-        </w:rPr>
-        <w:t xml:space="preserve">(i) presentar una copia completa, legible y debidamente suscrita de la </w:t>
-      </w:r>
-      <w:r>
-        <w:rPr>
-          <w:rFonts w:ascii="Arial Narrow" w:eastAsia="Arial Narrow" w:hAnsi="Arial Narrow" w:cs="Arial Narrow"/>
-          <w:color w:val="000000"/>
-          <w:kern w:val="0"/>
-          <w:sz w:val="22"/>
-          <w:szCs w:val="22"/>
-          <w:lang w:eastAsia="es-ES"/>
-          <w14:ligatures w14:val="none"/>
-        </w:rPr>
-        <w:t>Póliza</w:t>
-      </w:r>
-      <w:r>
-        <w:rPr>
-          <w:rFonts w:ascii="Arial Narrow" w:eastAsia="Arial Narrow" w:hAnsi="Arial Narrow" w:cs="Arial Narrow"/>
-          <w:color w:val="000000"/>
-          <w:kern w:val="0"/>
-          <w:sz w:val="22"/>
-          <w:szCs w:val="22"/>
-          <w:lang w:eastAsia="es-ES"/>
-          <w14:ligatures w14:val="none"/>
-        </w:rPr>
-        <w:t xml:space="preserve"> y/o Certificado</w:t>
-      </w:r>
-      <w:r>
-        <w:rPr>
-          <w:rFonts w:ascii="Arial Narrow" w:eastAsia="Arial Narrow" w:hAnsi="Arial Narrow" w:cs="Arial Narrow"/>
-          <w:color w:val="000000"/>
-          <w:kern w:val="0"/>
-          <w:sz w:val="22"/>
-          <w:szCs w:val="22"/>
-          <w:lang w:eastAsia="es-ES"/>
-          <w14:ligatures w14:val="none"/>
-        </w:rPr>
-        <w:t xml:space="preserve"> del Seguro de desgravamen asociado a la tarjeta de crédito </w:t>
-      </w:r>
-      <w:r>
-        <w:rPr>
-          <w:rFonts w:ascii="Arial Narrow" w:eastAsia="Arial Narrow" w:hAnsi="Arial Narrow" w:cs="Arial Narrow"/>
-          <w:color w:val="000000"/>
-          <w:kern w:val="0"/>
-          <w:sz w:val="22"/>
-          <w:szCs w:val="22"/>
-          <w:lang w:val="es-ES" w:eastAsia="es-ES"/>
-          <w14:ligatures w14:val="none"/>
-        </w:rPr>
-        <w:t>Visa Signature 4241-****-****-**19</w:t>
-      </w:r>
-      <w:r>
-        <w:rPr>
-          <w:rFonts w:ascii="Arial Narrow" w:eastAsia="Arial Narrow" w:hAnsi="Arial Narrow" w:cs="Arial Narrow"/>
-          <w:color w:val="000000"/>
-          <w:kern w:val="0"/>
-          <w:sz w:val="22"/>
-          <w:szCs w:val="22"/>
-          <w:lang w:val="es-ES" w:eastAsia="es-ES"/>
-          <w14:ligatures w14:val="none"/>
-        </w:rPr>
-        <w:t xml:space="preserve">, así como </w:t>
-      </w:r>
-      <w:r>
-        <w:rPr>
-          <w:rFonts w:ascii="Arial Narrow" w:eastAsia="Arial Narrow" w:hAnsi="Arial Narrow" w:cs="Arial Narrow"/>
-          <w:color w:val="000000"/>
-          <w:kern w:val="0"/>
-          <w:sz w:val="22"/>
-          <w:szCs w:val="22"/>
-          <w:lang w:val="es-ES" w:eastAsia="es-ES"/>
-          <w14:ligatures w14:val="none"/>
-        </w:rPr>
-        <w:t>su</w:t>
-      </w:r>
-      <w:r>
-        <w:rPr>
-          <w:rFonts w:ascii="Arial Narrow" w:eastAsia="Arial Narrow" w:hAnsi="Arial Narrow" w:cs="Arial Narrow"/>
-          <w:color w:val="000000"/>
-          <w:kern w:val="0"/>
-          <w:sz w:val="22"/>
-          <w:szCs w:val="22"/>
-          <w:lang w:val="es-ES" w:eastAsia="es-ES"/>
-          <w14:ligatures w14:val="none"/>
-        </w:rPr>
-        <w:t xml:space="preserve"> cargo de remisión; </w:t>
-      </w:r>
-      <w:r>
-        <w:rPr>
-          <w:rFonts w:ascii="Arial Narrow" w:eastAsia="Arial Narrow" w:hAnsi="Arial Narrow" w:cs="Arial Narrow"/>
-          <w:color w:val="000000"/>
-          <w:kern w:val="0"/>
-          <w:sz w:val="22"/>
-          <w:szCs w:val="22"/>
-          <w:lang w:val="es-ES" w:eastAsia="es-ES"/>
-          <w14:ligatures w14:val="none"/>
-        </w:rPr>
-        <w:t xml:space="preserve">(ii) </w:t>
-      </w:r>
-      <w:r>
-        <w:rPr>
-          <w:rFonts w:ascii="Arial Narrow" w:eastAsia="Arial Narrow" w:hAnsi="Arial Narrow" w:cs="Arial Narrow"/>
-          <w:color w:val="000000"/>
-          <w:kern w:val="0"/>
-          <w:sz w:val="22"/>
-          <w:szCs w:val="22"/>
-          <w:lang w:val="es-ES" w:eastAsia="es-ES"/>
-          <w14:ligatures w14:val="none"/>
-        </w:rPr>
-        <w:t xml:space="preserve">presentar una copia completa, legible y debidamente suscrita de la </w:t>
-      </w:r>
-      <w:r>
-        <w:rPr>
-          <w:rFonts w:ascii="Arial Narrow" w:eastAsia="Arial Narrow" w:hAnsi="Arial Narrow" w:cs="Arial Narrow"/>
-          <w:color w:val="000000"/>
-          <w:kern w:val="0"/>
-          <w:sz w:val="22"/>
-          <w:szCs w:val="22"/>
-          <w:lang w:eastAsia="es-ES"/>
-          <w14:ligatures w14:val="none"/>
-        </w:rPr>
-        <w:t>Póliza y/o Certificado del Seguro de desgravamen asociado</w:t>
-      </w:r>
-      <w:r>
-        <w:rPr>
-          <w:rFonts w:ascii="Arial Narrow" w:eastAsia="Arial Narrow" w:hAnsi="Arial Narrow" w:cs="Arial Narrow"/>
-          <w:color w:val="000000"/>
-          <w:kern w:val="0"/>
-          <w:sz w:val="22"/>
-          <w:szCs w:val="22"/>
-          <w:lang w:val="es-ES" w:eastAsia="es-ES"/>
-          <w14:ligatures w14:val="none"/>
-        </w:rPr>
-        <w:t xml:space="preserve"> </w:t>
-      </w:r>
-      <w:r>
-        <w:rPr>
-          <w:rFonts w:ascii="Arial Narrow" w:eastAsia="Arial Narrow" w:hAnsi="Arial Narrow" w:cs="Arial Narrow"/>
-          <w:color w:val="000000"/>
-          <w:kern w:val="0"/>
-          <w:sz w:val="22"/>
-          <w:szCs w:val="22"/>
-          <w:lang w:eastAsia="es-ES"/>
-          <w14:ligatures w14:val="none"/>
-        </w:rPr>
-        <w:t xml:space="preserve">a la tarjeta de crédito </w:t>
-      </w:r>
-      <w:r>
-        <w:rPr>
-          <w:rFonts w:ascii="Arial Narrow" w:eastAsia="Arial Narrow" w:hAnsi="Arial Narrow" w:cs="Arial Narrow"/>
-          <w:color w:val="000000"/>
-          <w:kern w:val="0"/>
-          <w:sz w:val="22"/>
-          <w:szCs w:val="22"/>
-          <w:lang w:val="es-ES" w:eastAsia="es-ES"/>
-          <w14:ligatures w14:val="none"/>
-        </w:rPr>
-        <w:t>Extralínea 8912-****-****-**61, así como su cargo de remisión</w:t>
-      </w:r>
-      <w:r>
-        <w:rPr>
-          <w:rFonts w:ascii="Arial Narrow" w:eastAsia="Arial Narrow" w:hAnsi="Arial Narrow" w:cs="Arial Narrow"/>
-          <w:color w:val="000000"/>
-          <w:kern w:val="0"/>
-          <w:sz w:val="22"/>
-          <w:szCs w:val="22"/>
-          <w:lang w:val="es-ES" w:eastAsia="es-ES"/>
-          <w14:ligatures w14:val="none"/>
-        </w:rPr>
-        <w:t>; y, (i</w:t>
-      </w:r>
-      <w:r>
-        <w:rPr>
-          <w:rFonts w:ascii="Arial Narrow" w:eastAsia="Arial Narrow" w:hAnsi="Arial Narrow" w:cs="Arial Narrow"/>
-          <w:color w:val="000000"/>
-          <w:kern w:val="0"/>
-          <w:sz w:val="22"/>
-          <w:szCs w:val="22"/>
-          <w:lang w:val="es-ES" w:eastAsia="es-ES"/>
-          <w14:ligatures w14:val="none"/>
-        </w:rPr>
-        <w:t>i</w:t>
-      </w:r>
-      <w:r>
-        <w:rPr>
-          <w:rFonts w:ascii="Arial Narrow" w:eastAsia="Arial Narrow" w:hAnsi="Arial Narrow" w:cs="Arial Narrow"/>
-          <w:color w:val="000000"/>
-          <w:kern w:val="0"/>
-          <w:sz w:val="22"/>
-          <w:szCs w:val="22"/>
-          <w:lang w:val="es-ES" w:eastAsia="es-ES"/>
-          <w14:ligatures w14:val="none"/>
-        </w:rPr>
-        <w:t>i) presentar todas las comunicaciones cursadas con la parte denunciante en virtud de los hechos materia de denuncia.</w:t>
-      </w:r>
-      <w:bookmarkEnd w:id="9"/>
-    </w:p>
-    <w:p>
-      <w:pPr>
-        <w:pStyle w:val="Prrafodelista"/>
-        <w:spacing w:after="0" w:line="240" w:lineRule="auto"/>
+        <w:spacing w:before="0" w:after="0" w:line="240" w:lineRule="auto"/>
         <w:ind w:left="567"/>
         <w:jc w:val="both"/>
         <w:rPr>
@@ -8509,10 +8530,37 @@
     </w:p>
     <w:p>
       <w:pPr>
+        <w:spacing w:before="0" w:after="0" w:line="240" w:lineRule="auto"/>
+        <w:jc w:val="both"/>
+        <w:rPr>
+          <w:rFonts w:ascii="Arial Narrow" w:eastAsia="Arial Narrow" w:hAnsi="Arial Narrow" w:cs="Arial Narrow"/>
+          <w:b/>
+          <w:color w:val="000000"/>
+          <w:kern w:val="0"/>
+          <w:sz w:val="22"/>
+          <w:szCs w:val="22"/>
+          <w:lang w:eastAsia="es-PE"/>
+          <w14:ligatures w14:val="none"/>
+        </w:rPr>
+      </w:pPr>
+    </w:p>
+    <w:p>
+      <w:pPr>
         <w:spacing w:after="0" w:line="240" w:lineRule="auto"/>
         <w:jc w:val="both"/>
         <w:rPr>
           <w:rFonts w:ascii="Arial Narrow" w:eastAsia="Arial Narrow" w:hAnsi="Arial Narrow" w:cs="Arial Narrow"/>
+          <w:color w:val="000000"/>
+          <w:kern w:val="0"/>
+          <w:sz w:val="22"/>
+          <w:szCs w:val="22"/>
+          <w:lang w:eastAsia="es-PE"/>
+          <w14:ligatures w14:val="none"/>
+        </w:rPr>
+      </w:pPr>
+      <w:r>
+        <w:rPr>
+          <w:rFonts w:ascii="Arial Narrow" w:eastAsia="Arial Narrow" w:hAnsi="Arial Narrow" w:cs="Arial Narrow"/>
           <w:b/>
           <w:color w:val="000000"/>
           <w:kern w:val="0"/>
@@ -8521,33 +8569,6 @@
           <w:lang w:eastAsia="es-PE"/>
           <w14:ligatures w14:val="none"/>
         </w:rPr>
-      </w:pPr>
-    </w:p>
-    <w:p>
-      <w:pPr>
-        <w:spacing w:after="0" w:line="240" w:lineRule="auto"/>
-        <w:jc w:val="both"/>
-        <w:rPr>
-          <w:rFonts w:ascii="Arial Narrow" w:eastAsia="Arial Narrow" w:hAnsi="Arial Narrow" w:cs="Arial Narrow"/>
-          <w:color w:val="000000"/>
-          <w:kern w:val="0"/>
-          <w:sz w:val="22"/>
-          <w:szCs w:val="22"/>
-          <w:lang w:eastAsia="es-PE"/>
-          <w14:ligatures w14:val="none"/>
-        </w:rPr>
-      </w:pPr>
-      <w:r>
-        <w:rPr>
-          <w:rFonts w:ascii="Arial Narrow" w:eastAsia="Arial Narrow" w:hAnsi="Arial Narrow" w:cs="Arial Narrow"/>
-          <w:b/>
-          <w:color w:val="000000"/>
-          <w:kern w:val="0"/>
-          <w:sz w:val="22"/>
-          <w:szCs w:val="22"/>
-          <w:lang w:eastAsia="es-PE"/>
-          <w14:ligatures w14:val="none"/>
-        </w:rPr>
         <w:t xml:space="preserve">PRIMERO:</w:t>
       </w:r>
       <w:r>
@@ -8689,7 +8710,7 @@
     <w:p>
       <w:pPr>
         <w:pStyle w:val="Prrafodelista"/>
-        <w:spacing w:after="0" w:line="240" w:lineRule="auto"/>
+        <w:spacing w:before="0" w:after="0" w:line="240" w:lineRule="auto"/>
         <w:ind w:left="567"/>
         <w:jc w:val="both"/>
         <w:rPr>
@@ -8932,7 +8953,7 @@
     <w:p>
       <w:pPr>
         <w:pStyle w:val="Prrafodelista"/>
-        <w:spacing w:after="0" w:line="240" w:lineRule="auto"/>
+        <w:spacing w:before="0" w:after="0" w:line="240" w:lineRule="auto"/>
         <w:ind w:left="567"/>
         <w:jc w:val="both"/>
         <w:rPr>
@@ -9148,7 +9169,7 @@
     </w:p>
     <w:p>
       <w:pPr>
-        <w:spacing w:after="0" w:line="240" w:lineRule="auto"/>
+        <w:spacing w:before="0" w:after="0" w:line="240" w:lineRule="auto"/>
         <w:jc w:val="both"/>
         <w:rPr>
           <w:rFonts w:ascii="Arial Narrow" w:eastAsia="Arial Narrow" w:hAnsi="Arial Narrow" w:cs="Arial Narrow"/>
@@ -9334,7 +9355,7 @@
     <w:p>
       <w:pPr>
         <w:pStyle w:val="Prrafodelista"/>
-        <w:spacing w:after="0" w:line="240" w:lineRule="auto"/>
+        <w:spacing w:before="0" w:after="0" w:line="240" w:lineRule="auto"/>
         <w:ind w:left="567" w:hanging="567"/>
         <w:jc w:val="both"/>
         <w:rPr>
@@ -9499,7 +9520,7 @@
     </w:p>
     <w:p>
       <w:pPr>
-        <w:spacing w:after="0" w:line="240" w:lineRule="auto"/>
+        <w:spacing w:before="0" w:after="0" w:line="240" w:lineRule="auto"/>
         <w:jc w:val="both"/>
         <w:rPr>
           <w:rFonts w:ascii="Arial Narrow" w:eastAsia="Arial Narrow" w:hAnsi="Arial Narrow" w:cs="Arial Narrow"/>
@@ -9698,6 +9719,7 @@
     <w:p>
       <w:pPr>
         <w:pStyle w:val="Prrafodelista"/>
+        <w:spacing w:before="0" w:after="0" w:line="240" w:lineRule="auto"/>
         <w:rPr>
           <w:rFonts w:ascii="Arial Narrow" w:eastAsia="Arial Narrow" w:hAnsi="Arial Narrow" w:cs="Arial Narrow"/>
           <w:kern w:val="0"/>
@@ -10065,7 +10087,7 @@
     </w:p>
     <w:p>
       <w:pPr>
-        <w:spacing w:after="0" w:line="240" w:lineRule="auto"/>
+        <w:spacing w:before="0" w:after="0" w:line="240" w:lineRule="auto"/>
         <w:jc w:val="both"/>
         <w:rPr>
           <w:rFonts w:ascii="Arial Narrow" w:eastAsia="Arial Narrow" w:hAnsi="Arial Narrow" w:cs="Arial Narrow"/>
@@ -10364,6 +10386,7 @@
     <w:p>
       <w:pPr>
         <w:pStyle w:val="Prrafodelista"/>
+        <w:spacing w:before="0" w:after="0" w:line="240" w:lineRule="auto"/>
         <w:rPr>
           <w:rFonts w:ascii="Arial Narrow" w:eastAsia="Arial Narrow" w:hAnsi="Arial Narrow" w:cs="Arial Narrow"/>
           <w:kern w:val="0"/>
@@ -10639,6 +10662,7 @@
     <w:p>
       <w:pPr>
         <w:pStyle w:val="Prrafodelista"/>
+        <w:spacing w:before="0" w:after="0" w:line="240" w:lineRule="auto"/>
         <w:rPr>
           <w:rFonts w:ascii="Arial Narrow" w:eastAsia="Arial Narrow" w:hAnsi="Arial Narrow" w:cs="Arial Narrow"/>
           <w:kern w:val="0"/>
@@ -10913,6 +10937,7 @@
     <w:p>
       <w:pPr>
         <w:pStyle w:val="Prrafodelista"/>
+        <w:spacing w:before="0" w:after="0" w:line="240" w:lineRule="auto"/>
         <w:rPr>
           <w:rFonts w:ascii="Arial Narrow" w:eastAsia="Arial Narrow" w:hAnsi="Arial Narrow" w:cs="Arial Narrow"/>
           <w:kern w:val="0"/>
@@ -11006,7 +11031,7 @@
     <w:p>
       <w:pPr>
         <w:pStyle w:val="Prrafodelista"/>
-        <w:spacing w:after="0" w:line="240" w:lineRule="auto"/>
+        <w:spacing w:before="0" w:after="0" w:line="240" w:lineRule="auto"/>
         <w:ind w:left="567"/>
         <w:jc w:val="both"/>
         <w:rPr>
@@ -11082,6 +11107,7 @@
     <w:p>
       <w:pPr>
         <w:pStyle w:val="Prrafodelista"/>
+        <w:spacing w:before="0" w:after="0" w:line="240" w:lineRule="auto"/>
         <w:rPr>
           <w:rFonts w:ascii="Arial Narrow" w:eastAsia="Arial Narrow" w:hAnsi="Arial Narrow" w:cs="Arial Narrow"/>
           <w:kern w:val="0"/>
@@ -11168,7 +11194,7 @@
     <w:p>
       <w:pPr>
         <w:pStyle w:val="Prrafodelista"/>
-        <w:spacing w:after="0" w:line="240" w:lineRule="auto"/>
+        <w:spacing w:before="0" w:after="0" w:line="240" w:lineRule="auto"/>
         <w:ind w:left="567" w:hanging="567"/>
         <w:jc w:val="both"/>
         <w:rPr>
@@ -11255,7 +11281,7 @@
     </w:p>
     <w:p>
       <w:pPr>
-        <w:spacing w:line="240" w:lineRule="auto"/>
+        <w:spacing w:before="0" w:after="0" w:line="240" w:lineRule="auto"/>
         <w:contextualSpacing/>
         <w:jc w:val="both"/>
         <w:rPr>
@@ -11383,7 +11409,7 @@
     </w:p>
     <w:p>
       <w:pPr>
-        <w:spacing w:after="0" w:line="240" w:lineRule="auto"/>
+        <w:spacing w:before="0" w:after="0" w:line="240" w:lineRule="auto"/>
         <w:jc w:val="both"/>
         <w:rPr>
           <w:rFonts w:ascii="Arial Narrow" w:eastAsia="Arial Narrow" w:hAnsi="Arial Narrow" w:cs="Arial Narrow"/>
@@ -11676,7 +11702,7 @@
     </w:p>
     <w:p>
       <w:pPr>
-        <w:spacing w:after="0" w:line="240" w:lineRule="auto"/>
+        <w:spacing w:before="0" w:after="0" w:line="240" w:lineRule="auto"/>
         <w:ind w:left="567"/>
         <w:jc w:val="both"/>
         <w:rPr>
@@ -11777,7 +11803,7 @@
     </w:p>
     <w:p>
       <w:pPr>
-        <w:spacing w:after="0" w:line="240" w:lineRule="auto"/>
+        <w:spacing w:before="0" w:after="0" w:line="240" w:lineRule="auto"/>
         <w:jc w:val="both"/>
         <w:rPr>
           <w:rFonts w:ascii="Arial Narrow" w:eastAsia="Arial Narrow" w:hAnsi="Arial Narrow" w:cs="Arial Narrow"/>
@@ -12325,6 +12351,21 @@
     </w:p>
     <w:p>
       <w:pPr>
+        <w:spacing w:before="0" w:after="0" w:line="240" w:lineRule="auto"/>
+        <w:jc w:val="both"/>
+        <w:rPr>
+          <w:rFonts w:ascii="Arial Narrow" w:eastAsia="Arial Narrow" w:hAnsi="Arial Narrow" w:cs="Arial Narrow"/>
+          <w:color w:val="000000"/>
+          <w:kern w:val="0"/>
+          <w:sz w:val="22"/>
+          <w:szCs w:val="22"/>
+          <w:lang w:val="es-ES" w:eastAsia="es-ES"/>
+          <w14:ligatures w14:val="none"/>
+        </w:rPr>
+      </w:pPr>
+    </w:p>
+    <w:p>
+      <w:pPr>
         <w:spacing w:after="0" w:line="240" w:lineRule="auto"/>
         <w:jc w:val="both"/>
         <w:rPr>
@@ -12337,21 +12378,6 @@
           <w14:ligatures w14:val="none"/>
         </w:rPr>
       </w:pPr>
-    </w:p>
-    <w:p>
-      <w:pPr>
-        <w:spacing w:after="0" w:line="240" w:lineRule="auto"/>
-        <w:jc w:val="both"/>
-        <w:rPr>
-          <w:rFonts w:ascii="Arial Narrow" w:eastAsia="Arial Narrow" w:hAnsi="Arial Narrow" w:cs="Arial Narrow"/>
-          <w:color w:val="000000"/>
-          <w:kern w:val="0"/>
-          <w:sz w:val="22"/>
-          <w:szCs w:val="22"/>
-          <w:lang w:val="es-ES" w:eastAsia="es-ES"/>
-          <w14:ligatures w14:val="none"/>
-        </w:rPr>
-      </w:pPr>
       <w:r>
         <w:rPr>
           <w:rFonts w:ascii="Arial Narrow" w:eastAsia="Arial Narrow" w:hAnsi="Arial Narrow" w:cs="Arial Narrow"/>
@@ -12640,7 +12666,7 @@
     </w:p>
     <w:p>
       <w:pPr>
-        <w:spacing w:after="0" w:line="240" w:lineRule="auto"/>
+        <w:spacing w:before="0" w:after="0" w:line="240" w:lineRule="auto"/>
         <w:jc w:val="both"/>
         <w:rPr>
           <w:rFonts w:ascii="Arial Narrow" w:eastAsia="Arial Narrow" w:hAnsi="Arial Narrow" w:cs="Arial Narrow"/>
@@ -12957,28 +12983,28 @@
     </w:p>
     <w:p>
       <w:pPr>
+        <w:spacing w:before="0" w:after="0" w:line="240" w:lineRule="auto"/>
+        <w:shd w:val="clear" w:color="auto" w:fill="FFFFFF"/>
+        <w:jc w:val="both"/>
+        <w:rPr>
+          <w:rFonts w:ascii="Arial Narrow" w:eastAsia="Arial Narrow" w:hAnsi="Arial Narrow" w:cs="Arial Narrow"/>
+          <w:b/>
+          <w:color w:val="000000"/>
+          <w:kern w:val="0"/>
+          <w:sz w:val="22"/>
+          <w:szCs w:val="22"/>
+          <w:lang w:eastAsia="es-PE"/>
+          <w14:ligatures w14:val="none"/>
+        </w:rPr>
+      </w:pPr>
+    </w:p>
+    <w:p>
+      <w:pPr>
         <w:shd w:val="clear" w:color="auto" w:fill="FFFFFF"/>
         <w:spacing w:after="0" w:line="240" w:lineRule="auto"/>
         <w:jc w:val="both"/>
         <w:rPr>
           <w:rFonts w:ascii="Arial Narrow" w:eastAsia="Arial Narrow" w:hAnsi="Arial Narrow" w:cs="Arial Narrow"/>
-          <w:b/>
-          <w:color w:val="000000"/>
-          <w:kern w:val="0"/>
-          <w:sz w:val="22"/>
-          <w:szCs w:val="22"/>
-          <w:lang w:eastAsia="es-PE"/>
-          <w14:ligatures w14:val="none"/>
-        </w:rPr>
-      </w:pPr>
-    </w:p>
-    <w:p>
-      <w:pPr>
-        <w:shd w:val="clear" w:color="auto" w:fill="FFFFFF"/>
-        <w:spacing w:after="0" w:line="240" w:lineRule="auto"/>
-        <w:jc w:val="both"/>
-        <w:rPr>
-          <w:rFonts w:ascii="Arial Narrow" w:eastAsia="Arial Narrow" w:hAnsi="Arial Narrow" w:cs="Arial Narrow"/>
           <w:color w:val="000000"/>
           <w:kern w:val="0"/>
           <w:sz w:val="22"/>
@@ -13051,8 +13077,8 @@
     </w:p>
     <w:p>
       <w:pPr>
+        <w:spacing w:before="0" w:after="0" w:line="240" w:lineRule="auto"/>
         <w:shd w:val="clear" w:color="auto" w:fill="FFFFFF"/>
-        <w:spacing w:after="0" w:line="240" w:lineRule="auto"/>
         <w:jc w:val="both"/>
         <w:rPr>
           <w:rFonts w:ascii="Arial Narrow" w:eastAsia="Arial Narrow" w:hAnsi="Arial Narrow" w:cs="Arial Narrow"/>
@@ -13200,15 +13226,97 @@
     </w:p>
     <w:p>
       <w:pPr>
+        <w:spacing w:before="0" w:after="0" w:line="240" w:lineRule="auto"/>
+        <w:suppressAutoHyphens/>
+        <w:jc w:val="both"/>
+        <w:rPr>
+          <w:rFonts w:ascii="Arial Narrow" w:eastAsia="Arial Narrow" w:hAnsi="Arial Narrow" w:cs="Arial Narrow"/>
+          <w:kern w:val="0"/>
+          <w:sz w:val="22"/>
+          <w:szCs w:val="22"/>
+          <w:u w:val="single"/>
+          <w14:ligatures w14:val="none"/>
+        </w:rPr>
+      </w:pPr>
+    </w:p>
+    <w:p>
+      <w:pPr>
         <w:suppressAutoHyphens/>
         <w:spacing w:after="0" w:line="240" w:lineRule="auto"/>
         <w:jc w:val="both"/>
         <w:rPr>
           <w:rFonts w:ascii="Arial Narrow" w:eastAsia="Arial Narrow" w:hAnsi="Arial Narrow" w:cs="Arial Narrow"/>
-          <w:kern w:val="0"/>
-          <w:sz w:val="22"/>
-          <w:szCs w:val="22"/>
-          <w:u w:val="single"/>
+          <w:b/>
+          <w:bCs/>
+          <w:sz w:val="22"/>
+          <w:szCs w:val="22"/>
+        </w:rPr>
+      </w:pPr>
+      <w:r>
+        <w:rPr>
+          <w:rFonts w:ascii="Arial Narrow" w:eastAsia="Arial Narrow" w:hAnsi="Arial Narrow" w:cs="Arial Narrow"/>
+          <w:b/>
+          <w:spacing w:val="-3"/>
+          <w:kern w:val="0"/>
+          <w14:ligatures w14:val="none"/>
+          <w:sz w:val="22"/>
+          <w:szCs w:val="22"/>
+        </w:rPr>
+        <w:lastRenderedPageBreak/>
+        <w:t>DÉCIMO</w:t>
+      </w:r>
+      <w:r>
+        <w:rPr>
+          <w:rFonts w:ascii="Arial Narrow" w:eastAsia="Arial Narrow" w:hAnsi="Arial Narrow" w:cs="Arial Narrow"/>
+          <w:b/>
+          <w:color w:val="000000"/>
+          <w:kern w:val="0"/>
+          <w:sz w:val="22"/>
+          <w:szCs w:val="22"/>
+          <w:lang w:eastAsia="es-PE"/>
+          <w14:ligatures w14:val="none"/>
+        </w:rPr>
+        <w:t>:</w:t>
+      </w:r>
+      <w:r>
+        <w:rPr>
+          <w:rFonts w:ascii="Arial Narrow" w:eastAsia="Arial Narrow" w:hAnsi="Arial Narrow" w:cs="Arial Narrow"/>
+          <w:color w:val="000000"/>
+          <w:kern w:val="0"/>
+          <w:sz w:val="22"/>
+          <w:szCs w:val="22"/>
+          <w:lang w:eastAsia="es-PE"/>
+          <w14:ligatures w14:val="none"/>
+        </w:rPr>
+        <w:t xml:space="preserve"> </w:t>
+      </w:r>
+      <w:r>
+        <w:rPr>
+          <w:rFonts w:ascii="Arial Narrow" w:eastAsia="Arial Narrow" w:hAnsi="Arial Narrow" w:cs="Arial Narrow"/>
+          <w:color w:val="000000"/>
+          <w:kern w:val="0"/>
+          <w:sz w:val="22"/>
+          <w:szCs w:val="22"/>
+          <w:lang w:eastAsia="es-PE"/>
+          <w14:ligatures w14:val="none"/>
+        </w:rPr>
+        <w:t xml:space="preserve">poner en conocimiento de las partes que, antes de la emisión de la Resolución Final, tienen la posibilidad de formular su desistimiento o presentar el acuerdo arribado mediante la conciliación, mediación, transacción o cualquier otro que, de forma indubitable, deje constancia que se ha solucionado la controversia materia de denuncia.</w:t>
+      </w:r>
+      <w:bookmarkStart w:id="13" w:name="h.gjdgxs" w:colFirst="0" w:colLast="0"/>
+      <w:bookmarkEnd w:id="13"/>
+    </w:p>
+    <w:p>
+      <w:pPr>
+        <w:spacing w:before="0" w:after="0" w:line="240" w:lineRule="auto"/>
+        <w:suppressAutoHyphens/>
+        <w:jc w:val="both"/>
+        <w:rPr>
+          <w:rFonts w:ascii="Arial Narrow" w:eastAsia="Arial Narrow" w:hAnsi="Arial Narrow" w:cs="Arial Narrow"/>
+          <w:color w:val="000000"/>
+          <w:kern w:val="0"/>
+          <w:sz w:val="22"/>
+          <w:szCs w:val="22"/>
+          <w:lang w:eastAsia="es-PE"/>
           <w14:ligatures w14:val="none"/>
         </w:rPr>
       </w:pPr>
@@ -13220,12 +13328,30 @@
         <w:jc w:val="both"/>
         <w:rPr>
           <w:rFonts w:ascii="Arial Narrow" w:eastAsia="Arial Narrow" w:hAnsi="Arial Narrow" w:cs="Arial Narrow"/>
+          <w:sz w:val="22"/>
+          <w:szCs w:val="22"/>
+        </w:rPr>
+      </w:pPr>
+      <w:r>
+        <w:rPr>
+          <w:rFonts w:ascii="Arial Narrow" w:eastAsia="Arial Narrow" w:hAnsi="Arial Narrow" w:cs="Arial Narrow"/>
           <w:b/>
           <w:bCs/>
           <w:sz w:val="22"/>
           <w:szCs w:val="22"/>
         </w:rPr>
-      </w:pPr>
+        <w:t>DÉCIMO</w:t>
+      </w:r>
+      <w:r>
+        <w:rPr>
+          <w:rFonts w:ascii="Arial Narrow" w:eastAsia="Arial Narrow" w:hAnsi="Arial Narrow" w:cs="Arial Narrow"/>
+          <w:b/>
+          <w:bCs/>
+          <w:sz w:val="22"/>
+          <w:szCs w:val="22"/>
+        </w:rPr>
+        <w:t xml:space="preserve"> PRIMERO</w:t>
+      </w:r>
       <w:r>
         <w:rPr>
           <w:rFonts w:ascii="Arial Narrow" w:eastAsia="Arial Narrow" w:hAnsi="Arial Narrow" w:cs="Arial Narrow"/>
@@ -13236,270 +13362,170 @@
           <w:sz w:val="22"/>
           <w:szCs w:val="22"/>
         </w:rPr>
-        <w:lastRenderedPageBreak/>
-        <w:t>DÉCIMO</w:t>
-      </w:r>
-      <w:r>
-        <w:rPr>
-          <w:rFonts w:ascii="Arial Narrow" w:eastAsia="Arial Narrow" w:hAnsi="Arial Narrow" w:cs="Arial Narrow"/>
-          <w:b/>
-          <w:color w:val="000000"/>
-          <w:kern w:val="0"/>
-          <w:sz w:val="22"/>
-          <w:szCs w:val="22"/>
-          <w:lang w:eastAsia="es-PE"/>
-          <w14:ligatures w14:val="none"/>
-        </w:rPr>
         <w:t>:</w:t>
       </w:r>
       <w:r>
         <w:rPr>
           <w:rFonts w:ascii="Arial Narrow" w:eastAsia="Arial Narrow" w:hAnsi="Arial Narrow" w:cs="Arial Narrow"/>
-          <w:color w:val="000000"/>
-          <w:kern w:val="0"/>
-          <w:sz w:val="22"/>
-          <w:szCs w:val="22"/>
-          <w:lang w:eastAsia="es-PE"/>
-          <w14:ligatures w14:val="none"/>
+          <w:spacing w:val="-3"/>
+          <w:kern w:val="0"/>
+          <w14:ligatures w14:val="none"/>
+          <w:sz w:val="22"/>
+          <w:szCs w:val="22"/>
         </w:rPr>
         <w:t xml:space="preserve"> </w:t>
       </w:r>
       <w:r>
         <w:rPr>
           <w:rFonts w:ascii="Arial Narrow" w:eastAsia="Arial Narrow" w:hAnsi="Arial Narrow" w:cs="Arial Narrow"/>
-          <w:color w:val="000000"/>
-          <w:kern w:val="0"/>
-          <w:sz w:val="22"/>
-          <w:szCs w:val="22"/>
-          <w:lang w:eastAsia="es-PE"/>
-          <w14:ligatures w14:val="none"/>
-        </w:rPr>
-        <w:t xml:space="preserve">poner en conocimiento de las partes que, antes de la emisión de la Resolución Final, tienen la posibilidad de formular su desistimiento o presentar el acuerdo arribado mediante la conciliación, mediación, transacción o cualquier otro que, de forma indubitable, deje constancia que se ha solucionado la controversia materia de denuncia.</w:t>
-      </w:r>
-      <w:bookmarkStart w:id="13" w:name="h.gjdgxs" w:colFirst="0" w:colLast="0"/>
-      <w:bookmarkEnd w:id="13"/>
-    </w:p>
-    <w:p>
-      <w:pPr>
+          <w:spacing w:val="-3"/>
+          <w:kern w:val="0"/>
+          <w14:ligatures w14:val="none"/>
+          <w:sz w:val="22"/>
+          <w:szCs w:val="22"/>
+        </w:rPr>
+        <w:t>requerir</w:t>
+      </w:r>
+      <w:r>
+        <w:rPr>
+          <w:rFonts w:ascii="Arial Narrow" w:eastAsia="Arial Narrow" w:hAnsi="Arial Narrow" w:cs="Arial Narrow"/>
+          <w:color w:val="000000"/>
+          <w:kern w:val="0"/>
+          <w:sz w:val="22"/>
+          <w:szCs w:val="22"/>
+          <w:shd w:val="clear" w:color="auto" w:fill="FFFFFF"/>
+          <w:lang w:eastAsia="es-PE"/>
+          <w14:ligatures w14:val="none"/>
+        </w:rPr>
+        <w:t xml:space="preserve"> </w:t>
+      </w:r>
+      <w:r>
+        <w:rPr>
+          <w:rFonts w:ascii="Arial Narrow" w:eastAsia="Arial Narrow" w:hAnsi="Arial Narrow" w:cs="Arial Narrow"/>
+          <w:color w:val="000000"/>
+          <w:kern w:val="0"/>
+          <w:sz w:val="22"/>
+          <w:szCs w:val="22"/>
+          <w:shd w:val="clear" w:color="auto" w:fill="FFFFFF"/>
+          <w:lang w:eastAsia="es-PE"/>
+          <w14:ligatures w14:val="none"/>
+        </w:rPr>
+        <w:t xml:space="preserve">a </w:t>
+      </w:r>
+      <w:r>
+        <w:rPr>
+          <w:rFonts w:ascii="Arial Narrow" w:eastAsia="Arial Narrow" w:hAnsi="Arial Narrow" w:cs="Arial Narrow"/>
+          <w:color w:val="000000"/>
+          <w:kern w:val="0"/>
+          <w:sz w:val="22"/>
+          <w:szCs w:val="22"/>
+          <w:shd w:val="clear" w:color="auto" w:fill="FFFFFF"/>
+          <w:lang w:eastAsia="es-PE"/>
+          <w14:ligatures w14:val="none"/>
+        </w:rPr>
+        <w:t xml:space="preserve">Scotiabank Perú S.A.A. </w:t>
+      </w:r>
+      <w:r>
+        <w:rPr>
+          <w:rFonts w:ascii="Arial Narrow" w:eastAsia="Arial Narrow" w:hAnsi="Arial Narrow" w:cs="Arial Narrow"/>
+          <w:color w:val="000000"/>
+          <w:sz w:val="22"/>
+          <w:szCs w:val="22"/>
+        </w:rPr>
+        <w:t>para que, dentro del plazo de dos (2) días hábiles siguientes a la fecha en que reciba la notificación en su bandeja de correo electrónico, efectúe</w:t>
+      </w:r>
+      <w:r>
+        <w:rPr>
+          <w:rFonts w:ascii="Arial Narrow" w:eastAsia="Arial Narrow" w:hAnsi="Arial Narrow" w:cs="Arial Narrow"/>
+          <w:color w:val="000000"/>
+          <w:sz w:val="22"/>
+          <w:szCs w:val="22"/>
+        </w:rPr>
+        <w:t>n</w:t>
+      </w:r>
+      <w:r>
+        <w:rPr>
+          <w:rFonts w:ascii="Arial Narrow" w:eastAsia="Arial Narrow" w:hAnsi="Arial Narrow" w:cs="Arial Narrow"/>
+          <w:color w:val="000000"/>
+          <w:sz w:val="22"/>
+          <w:szCs w:val="22"/>
+        </w:rPr>
+        <w:t xml:space="preserve"> la confirmación de recepción de la notificación remitida por este despacho a su correo electrónico, de conformidad con el</w:t>
+      </w:r>
+      <w:r>
+        <w:rPr>
+          <w:rFonts w:ascii="Arial Narrow" w:eastAsia="Arial Narrow" w:hAnsi="Arial Narrow" w:cs="Arial Narrow"/>
+          <w:color w:val="000000"/>
+          <w:sz w:val="22"/>
+          <w:szCs w:val="22"/>
+        </w:rPr>
+        <w:t xml:space="preserve"> segundo párrafo del numeral 4 del artículo 20</w:t>
+      </w:r>
+      <w:r>
+        <w:rPr>
+          <w:rFonts w:ascii="Arial Narrow" w:eastAsia="Arial Narrow" w:hAnsi="Arial Narrow" w:cs="Arial Narrow"/>
+          <w:color w:val="000000"/>
+          <w:kern w:val="0"/>
+          <w:sz w:val="22"/>
+          <w:szCs w:val="22"/>
+          <w:lang w:eastAsia="es-PE"/>
+          <w14:ligatures w14:val="none"/>
+        </w:rPr>
+        <w:t/>
+      </w:r>
+      <w:r>
+        <w:rPr>
+          <w:rFonts w:ascii="Arial Narrow" w:eastAsia="Arial Narrow" w:hAnsi="Arial Narrow" w:cs="Arial Narrow"/>
+          <w:color w:val="000000"/>
+          <w:sz w:val="22"/>
+          <w:szCs w:val="22"/>
+        </w:rPr>
+        <w:t xml:space="preserve"> del Texto Único Ordenado de la Ley del Procedimiento Administrativo General, aprobado mediante Decreto Supremo 006-2026-JUS, bajo apercibimiento de rehacer el acto de notificación y notificarles conforme al numeral 1 del artículo 20</w:t>
+      </w:r>
+      <w:r>
+        <w:rPr>
+          <w:rFonts w:ascii="Arial Narrow" w:eastAsia="Arial Narrow" w:hAnsi="Arial Narrow" w:cs="Arial Narrow"/>
+          <w:color w:val="000000"/>
+          <w:kern w:val="0"/>
+          <w:sz w:val="22"/>
+          <w:szCs w:val="22"/>
+          <w:lang w:eastAsia="es-PE"/>
+          <w14:ligatures w14:val="none"/>
+        </w:rPr>
+        <w:t/>
+      </w:r>
+      <w:r>
+        <w:rPr>
+          <w:rFonts w:ascii="Arial Narrow" w:eastAsia="Arial Narrow" w:hAnsi="Arial Narrow" w:cs="Arial Narrow"/>
+          <w:color w:val="000000"/>
+          <w:sz w:val="22"/>
+          <w:szCs w:val="22"/>
+        </w:rPr>
+        <w:t xml:space="preserve"> del citado cuerpo normativo</w:t>
+      </w:r>
+      <w:r>
+        <w:rPr>
+          <w:rStyle w:val="Refdenotaalpie"/>
+          <w:rFonts w:ascii="Arial Narrow" w:eastAsia="Arial Narrow" w:hAnsi="Arial Narrow" w:cs="Arial Narrow"/>
+          <w:sz w:val="22"/>
+          <w:szCs w:val="22"/>
+          <w:vertAlign w:val="superscript"/>
+        </w:rPr>
+        <w:footnoteReference w:id="16"/>
+      </w:r>
+      <w:r>
+        <w:rPr>
+          <w:rFonts w:ascii="Arial Narrow" w:eastAsia="Arial Narrow" w:hAnsi="Arial Narrow" w:cs="Arial Narrow"/>
+          <w:sz w:val="22"/>
+          <w:szCs w:val="22"/>
+        </w:rPr>
+        <w:t>.</w:t>
+      </w:r>
+    </w:p>
+    <w:p>
+      <w:pPr>
+        <w:spacing w:before="0" w:after="0" w:line="240" w:lineRule="auto"/>
         <w:suppressAutoHyphens/>
-        <w:spacing w:after="0" w:line="240" w:lineRule="auto"/>
-        <w:jc w:val="both"/>
-        <w:rPr>
-          <w:rFonts w:ascii="Arial Narrow" w:eastAsia="Arial Narrow" w:hAnsi="Arial Narrow" w:cs="Arial Narrow"/>
-          <w:color w:val="000000"/>
-          <w:kern w:val="0"/>
-          <w:sz w:val="22"/>
-          <w:szCs w:val="22"/>
-          <w:lang w:eastAsia="es-PE"/>
-          <w14:ligatures w14:val="none"/>
-        </w:rPr>
-      </w:pPr>
-    </w:p>
-    <w:p>
-      <w:pPr>
-        <w:suppressAutoHyphens/>
-        <w:spacing w:after="0" w:line="240" w:lineRule="auto"/>
-        <w:jc w:val="both"/>
-        <w:rPr>
-          <w:rFonts w:ascii="Arial Narrow" w:eastAsia="Arial Narrow" w:hAnsi="Arial Narrow" w:cs="Arial Narrow"/>
-          <w:sz w:val="22"/>
-          <w:szCs w:val="22"/>
-        </w:rPr>
-      </w:pPr>
-      <w:r>
-        <w:rPr>
-          <w:rFonts w:ascii="Arial Narrow" w:eastAsia="Arial Narrow" w:hAnsi="Arial Narrow" w:cs="Arial Narrow"/>
-          <w:b/>
-          <w:bCs/>
-          <w:sz w:val="22"/>
-          <w:szCs w:val="22"/>
-        </w:rPr>
-        <w:t>DÉCIMO</w:t>
-      </w:r>
-      <w:r>
-        <w:rPr>
-          <w:rFonts w:ascii="Arial Narrow" w:eastAsia="Arial Narrow" w:hAnsi="Arial Narrow" w:cs="Arial Narrow"/>
-          <w:b/>
-          <w:bCs/>
-          <w:sz w:val="22"/>
-          <w:szCs w:val="22"/>
-        </w:rPr>
-        <w:t xml:space="preserve"> PRIMERO</w:t>
-      </w:r>
-      <w:r>
-        <w:rPr>
-          <w:rFonts w:ascii="Arial Narrow" w:eastAsia="Arial Narrow" w:hAnsi="Arial Narrow" w:cs="Arial Narrow"/>
-          <w:b/>
-          <w:spacing w:val="-3"/>
-          <w:kern w:val="0"/>
-          <w14:ligatures w14:val="none"/>
-          <w:sz w:val="22"/>
-          <w:szCs w:val="22"/>
-        </w:rPr>
-        <w:t>:</w:t>
-      </w:r>
-      <w:r>
-        <w:rPr>
-          <w:rFonts w:ascii="Arial Narrow" w:eastAsia="Arial Narrow" w:hAnsi="Arial Narrow" w:cs="Arial Narrow"/>
-          <w:spacing w:val="-3"/>
-          <w:kern w:val="0"/>
-          <w14:ligatures w14:val="none"/>
-          <w:sz w:val="22"/>
-          <w:szCs w:val="22"/>
-        </w:rPr>
-        <w:t xml:space="preserve"> </w:t>
-      </w:r>
-      <w:r>
-        <w:rPr>
-          <w:rFonts w:ascii="Arial Narrow" w:eastAsia="Arial Narrow" w:hAnsi="Arial Narrow" w:cs="Arial Narrow"/>
-          <w:spacing w:val="-3"/>
-          <w:kern w:val="0"/>
-          <w14:ligatures w14:val="none"/>
-          <w:sz w:val="22"/>
-          <w:szCs w:val="22"/>
-        </w:rPr>
-        <w:t>requerir</w:t>
-      </w:r>
-      <w:r>
-        <w:rPr>
-          <w:rFonts w:ascii="Arial Narrow" w:eastAsia="Arial Narrow" w:hAnsi="Arial Narrow" w:cs="Arial Narrow"/>
-          <w:color w:val="000000"/>
-          <w:kern w:val="0"/>
-          <w:sz w:val="22"/>
-          <w:szCs w:val="22"/>
-          <w:shd w:val="clear" w:color="auto" w:fill="FFFFFF"/>
-          <w:lang w:eastAsia="es-PE"/>
-          <w14:ligatures w14:val="none"/>
-        </w:rPr>
-        <w:t xml:space="preserve"> </w:t>
-      </w:r>
-      <w:r>
-        <w:rPr>
-          <w:rFonts w:ascii="Arial Narrow" w:eastAsia="Arial Narrow" w:hAnsi="Arial Narrow" w:cs="Arial Narrow"/>
-          <w:color w:val="000000"/>
-          <w:kern w:val="0"/>
-          <w:sz w:val="22"/>
-          <w:szCs w:val="22"/>
-          <w:shd w:val="clear" w:color="auto" w:fill="FFFFFF"/>
-          <w:lang w:eastAsia="es-PE"/>
-          <w14:ligatures w14:val="none"/>
-        </w:rPr>
-        <w:t xml:space="preserve">a </w:t>
-      </w:r>
-      <w:r>
-        <w:rPr>
-          <w:rFonts w:ascii="Arial Narrow" w:eastAsia="Arial Narrow" w:hAnsi="Arial Narrow" w:cs="Arial Narrow"/>
-          <w:color w:val="000000"/>
-          <w:kern w:val="0"/>
-          <w:sz w:val="22"/>
-          <w:szCs w:val="22"/>
-          <w:shd w:val="clear" w:color="auto" w:fill="FFFFFF"/>
-          <w:lang w:eastAsia="es-PE"/>
-          <w14:ligatures w14:val="none"/>
-        </w:rPr>
-        <w:t xml:space="preserve">Scotiabank Perú S.A.A. </w:t>
-      </w:r>
-      <w:r>
-        <w:rPr>
-          <w:rFonts w:ascii="Arial Narrow" w:eastAsia="Arial Narrow" w:hAnsi="Arial Narrow" w:cs="Arial Narrow"/>
-          <w:color w:val="000000"/>
-          <w:sz w:val="22"/>
-          <w:szCs w:val="22"/>
-        </w:rPr>
-        <w:t>para que, dentro del plazo de dos (2) días hábiles siguientes a la fecha en que reciba la notificación en su bandeja de correo electrónico, efectúe</w:t>
-      </w:r>
-      <w:r>
-        <w:rPr>
-          <w:rFonts w:ascii="Arial Narrow" w:eastAsia="Arial Narrow" w:hAnsi="Arial Narrow" w:cs="Arial Narrow"/>
-          <w:color w:val="000000"/>
-          <w:sz w:val="22"/>
-          <w:szCs w:val="22"/>
-        </w:rPr>
-        <w:t>n</w:t>
-      </w:r>
-      <w:r>
-        <w:rPr>
-          <w:rFonts w:ascii="Arial Narrow" w:eastAsia="Arial Narrow" w:hAnsi="Arial Narrow" w:cs="Arial Narrow"/>
-          <w:color w:val="000000"/>
-          <w:sz w:val="22"/>
-          <w:szCs w:val="22"/>
-        </w:rPr>
-        <w:t xml:space="preserve"> la confirmación de recepción de la notificación remitida por este despacho a su correo electrónico, de conformidad con el</w:t>
-      </w:r>
-      <w:r>
-        <w:rPr>
-          <w:rFonts w:ascii="Arial Narrow" w:eastAsia="Arial Narrow" w:hAnsi="Arial Narrow" w:cs="Arial Narrow"/>
-          <w:color w:val="000000"/>
-          <w:sz w:val="22"/>
-          <w:szCs w:val="22"/>
-        </w:rPr>
-        <w:t xml:space="preserve"> segundo párrafo del numeral 4 del artículo 20</w:t>
-      </w:r>
-      <w:r>
-        <w:rPr>
-          <w:rFonts w:ascii="Arial Narrow" w:eastAsia="Arial Narrow" w:hAnsi="Arial Narrow" w:cs="Arial Narrow"/>
-          <w:color w:val="000000"/>
-          <w:kern w:val="0"/>
-          <w:sz w:val="22"/>
-          <w:szCs w:val="22"/>
-          <w:lang w:eastAsia="es-PE"/>
-          <w14:ligatures w14:val="none"/>
-        </w:rPr>
-        <w:t/>
-      </w:r>
-      <w:r>
-        <w:rPr>
-          <w:rFonts w:ascii="Arial Narrow" w:eastAsia="Arial Narrow" w:hAnsi="Arial Narrow" w:cs="Arial Narrow"/>
-          <w:color w:val="000000"/>
-          <w:sz w:val="22"/>
-          <w:szCs w:val="22"/>
-        </w:rPr>
-        <w:t xml:space="preserve"> del Texto Único Ordenado de la Ley del Procedimiento Administrativo General, aprobado mediante Decreto Supremo 006-2026-JUS, bajo apercibimiento de rehacer el acto de notificación y notificarles conforme al numeral 1 del artículo 20</w:t>
-      </w:r>
-      <w:r>
-        <w:rPr>
-          <w:rFonts w:ascii="Arial Narrow" w:eastAsia="Arial Narrow" w:hAnsi="Arial Narrow" w:cs="Arial Narrow"/>
-          <w:color w:val="000000"/>
-          <w:kern w:val="0"/>
-          <w:sz w:val="22"/>
-          <w:szCs w:val="22"/>
-          <w:lang w:eastAsia="es-PE"/>
-          <w14:ligatures w14:val="none"/>
-        </w:rPr>
-        <w:t/>
-      </w:r>
-      <w:r>
-        <w:rPr>
-          <w:rFonts w:ascii="Arial Narrow" w:eastAsia="Arial Narrow" w:hAnsi="Arial Narrow" w:cs="Arial Narrow"/>
-          <w:color w:val="000000"/>
-          <w:sz w:val="22"/>
-          <w:szCs w:val="22"/>
-        </w:rPr>
-        <w:t xml:space="preserve"> del citado cuerpo normativo</w:t>
-      </w:r>
-      <w:r>
-        <w:rPr>
-          <w:rStyle w:val="Refdenotaalpie"/>
-          <w:rFonts w:ascii="Arial Narrow" w:eastAsia="Arial Narrow" w:hAnsi="Arial Narrow" w:cs="Arial Narrow"/>
-          <w:sz w:val="22"/>
-          <w:szCs w:val="22"/>
-          <w:vertAlign w:val="superscript"/>
-        </w:rPr>
-        <w:footnoteReference w:id="16"/>
-      </w:r>
-      <w:r>
-        <w:rPr>
-          <w:rFonts w:ascii="Arial Narrow" w:eastAsia="Arial Narrow" w:hAnsi="Arial Narrow" w:cs="Arial Narrow"/>
-          <w:sz w:val="22"/>
-          <w:szCs w:val="22"/>
-        </w:rPr>
-        <w:t>.</w:t>
-      </w:r>
-    </w:p>
-    <w:p>
-      <w:pPr>
-        <w:suppressAutoHyphens/>
-        <w:spacing w:after="0" w:line="240" w:lineRule="auto"/>
         <w:jc w:val="both"/>
         <w:rPr>
           <w:rFonts w:ascii="Arial Narrow" w:eastAsia="Arial Narrow" w:hAnsi="Arial Narrow" w:cs="Arial Narrow"/>
@@ -14100,7 +14126,6 @@
           <w:sz w:val="16"/>
           <w:szCs w:val="16"/>
         </w:rPr>
-        <w:tab/>
         <w:t xml:space="preserve"/>
       </w:r>
       <w:r>
@@ -14176,7 +14201,6 @@
           <w:sz w:val="16"/>
           <w:szCs w:val="16"/>
         </w:rPr>
-        <w:tab/>
         <w:t xml:space="preserve"/>
       </w:r>
       <w:r>
@@ -14185,7 +14209,6 @@
           <w:sz w:val="16"/>
           <w:szCs w:val="16"/>
         </w:rPr>
-        <w:tab/>
       </w:r>
       <w:r>
         <w:rPr>
@@ -14195,6 +14218,7 @@
           <w:sz w:val="16"/>
           <w:szCs w:val="16"/>
         </w:rPr>
+        <w:tab/>
         <w:t xml:space="preserve">LEY 29571, CÓDIGO DE PROTECCIÓN Y DEFENSA DEL CONSUMIDOR, publicado el 2 de setiembre de 2010 y modificado por Decreto Legislativo 1308 </w:t>
       </w:r>
     </w:p>
@@ -14418,7 +14442,6 @@
           <w:sz w:val="16"/>
           <w:szCs w:val="16"/>
         </w:rPr>
-        <w:tab/>
         <w:t xml:space="preserve"/>
       </w:r>
       <w:r>
@@ -14427,7 +14450,6 @@
           <w:sz w:val="16"/>
           <w:szCs w:val="16"/>
         </w:rPr>
-        <w:tab/>
       </w:r>
       <w:r>
         <w:rPr>
@@ -14437,6 +14459,7 @@
           <w:sz w:val="16"/>
           <w:szCs w:val="16"/>
         </w:rPr>
+        <w:tab/>
         <w:t xml:space="preserve">LEY 29571, CÓDIGO DE PROTECCIÓN Y DEFENSA DEL CONSUMIDOR, publicado el 2 de setiembre de 2010 y modificado por Decreto Legislativo 1308 </w:t>
       </w:r>
     </w:p>
@@ -14597,7 +14620,6 @@
           <w:sz w:val="16"/>
           <w:szCs w:val="16"/>
         </w:rPr>
-        <w:tab/>
         <w:t xml:space="preserve"/>
       </w:r>
       <w:r>
@@ -14606,7 +14628,6 @@
           <w:sz w:val="16"/>
           <w:szCs w:val="16"/>
         </w:rPr>
-        <w:tab/>
       </w:r>
       <w:r>
         <w:rPr>
@@ -14616,6 +14637,7 @@
           <w:sz w:val="16"/>
           <w:szCs w:val="16"/>
         </w:rPr>
+        <w:tab/>
         <w:t xml:space="preserve">LEY 29571, CÓDIGO DE PROTECCIÓN Y DEFENSA DEL CONSUMIDOR, publicado el 2 de setiembre de 2010 y modificado por Decreto Legislativo 1308 </w:t>
       </w:r>
     </w:p>
@@ -14755,7 +14777,6 @@
           <w:sz w:val="16"/>
           <w:szCs w:val="16"/>
         </w:rPr>
-        <w:tab/>
         <w:t xml:space="preserve"/>
       </w:r>
       <w:r>
@@ -14764,7 +14785,6 @@
           <w:sz w:val="16"/>
           <w:szCs w:val="16"/>
         </w:rPr>
-        <w:tab/>
       </w:r>
       <w:r>
         <w:rPr>
@@ -14774,6 +14794,7 @@
           <w:sz w:val="16"/>
           <w:szCs w:val="16"/>
         </w:rPr>
+        <w:tab/>
         <w:t xml:space="preserve">LEY 29571, CÓDIGO DE PROTECCIÓN Y DEFENSA DEL CONSUMIDOR, publicado el 2 de setiembre de 2010 y modificado por Decreto Legislativo 1308 </w:t>
       </w:r>
     </w:p>
@@ -14912,7 +14933,6 @@
           <w:sz w:val="16"/>
           <w:szCs w:val="16"/>
         </w:rPr>
-        <w:tab/>
         <w:t xml:space="preserve"/>
       </w:r>
       <w:r>
@@ -14921,7 +14941,6 @@
           <w:sz w:val="16"/>
           <w:szCs w:val="16"/>
         </w:rPr>
-        <w:tab/>
       </w:r>
       <w:r>
         <w:rPr>
@@ -14931,6 +14950,7 @@
           <w:sz w:val="16"/>
           <w:szCs w:val="16"/>
         </w:rPr>
+        <w:tab/>
         <w:t xml:space="preserve">LEY 29571, CÓDIGO DE PROTECCIÓN Y DEFENSA DEL CONSUMIDOR, publicado el 2 de setiembre de 2010 y modificado por Decreto Legislativo 1308 </w:t>
       </w:r>
     </w:p>
@@ -15027,7 +15047,6 @@
           <w:sz w:val="16"/>
           <w:szCs w:val="16"/>
         </w:rPr>
-        <w:tab/>
         <w:t xml:space="preserve"/>
       </w:r>
       <w:r>
@@ -15036,7 +15055,6 @@
           <w:sz w:val="16"/>
           <w:szCs w:val="16"/>
         </w:rPr>
-        <w:tab/>
       </w:r>
       <w:r>
         <w:rPr>
@@ -15046,6 +15064,7 @@
           <w:sz w:val="16"/>
           <w:szCs w:val="16"/>
         </w:rPr>
+        <w:tab/>
         <w:t>LEY SOBRE FACULTADES, NORMAS Y ORGANIZACIÓN DEL INDECOPI, APROBADA POR DECRETO LEGISLATIVO 807 Artículo 24.-</w:t>
       </w:r>
       <w:r>
@@ -15176,7 +15195,6 @@
           <w:sz w:val="16"/>
           <w:szCs w:val="16"/>
         </w:rPr>
-        <w:tab/>
         <w:t xml:space="preserve"/>
       </w:r>
       <w:r>
@@ -15233,24 +15251,23 @@
           <w:sz w:val="16"/>
           <w:szCs w:val="16"/>
         </w:rPr>
+        <w:t xml:space="preserve"/>
+      </w:r>
+      <w:r>
+        <w:rPr>
+          <w:rFonts w:ascii="Arial Narrow" w:eastAsia="Arial Narrow" w:hAnsi="Arial Narrow" w:cs="Arial Narrow"/>
+          <w:sz w:val="16"/>
+          <w:szCs w:val="16"/>
+        </w:rPr>
+      </w:r>
+      <w:r>
+        <w:rPr>
+          <w:rFonts w:ascii="Arial Narrow" w:eastAsia="Arial Narrow" w:hAnsi="Arial Narrow" w:cs="Arial Narrow"/>
+          <w:b/>
+          <w:sz w:val="16"/>
+          <w:szCs w:val="16"/>
+        </w:rPr>
         <w:tab/>
-        <w:t xml:space="preserve"/>
-      </w:r>
-      <w:r>
-        <w:rPr>
-          <w:rFonts w:ascii="Arial Narrow" w:eastAsia="Arial Narrow" w:hAnsi="Arial Narrow" w:cs="Arial Narrow"/>
-          <w:sz w:val="16"/>
-          <w:szCs w:val="16"/>
-        </w:rPr>
-        <w:tab/>
-      </w:r>
-      <w:r>
-        <w:rPr>
-          <w:rFonts w:ascii="Arial Narrow" w:eastAsia="Arial Narrow" w:hAnsi="Arial Narrow" w:cs="Arial Narrow"/>
-          <w:b/>
-          <w:sz w:val="16"/>
-          <w:szCs w:val="16"/>
-        </w:rPr>
         <w:t>LEY 29571, CÓDIGO DE PROTECCIÓN Y DEFENSA DEL CONSUMIDOR</w:t>
       </w:r>
       <w:r>
@@ -15635,32 +15652,31 @@
           <w:szCs w:val="16"/>
           <w:vertAlign w:val="superscript"/>
         </w:rPr>
+        <w:t xml:space="preserve"/>
+      </w:r>
+      <w:r>
+        <w:rPr>
+          <w:rFonts w:ascii="Arial Narrow" w:eastAsia="Arial Narrow" w:hAnsi="Arial Narrow" w:cs="Arial Narrow"/>
+          <w:sz w:val="16"/>
+          <w:szCs w:val="16"/>
+        </w:rPr>
+        <w:t xml:space="preserve"/>
+      </w:r>
+      <w:r>
+        <w:rPr>
+          <w:rFonts w:ascii="Arial Narrow" w:eastAsia="Arial Narrow" w:hAnsi="Arial Narrow" w:cs="Arial Narrow"/>
+          <w:sz w:val="16"/>
+          <w:szCs w:val="16"/>
+        </w:rPr>
+      </w:r>
+      <w:r>
+        <w:rPr>
+          <w:rFonts w:ascii="Arial Narrow" w:eastAsia="Arial Narrow" w:hAnsi="Arial Narrow" w:cs="Arial Narrow"/>
+          <w:b/>
+          <w:sz w:val="16"/>
+          <w:szCs w:val="16"/>
+        </w:rPr>
         <w:tab/>
-        <w:t xml:space="preserve"/>
-      </w:r>
-      <w:r>
-        <w:rPr>
-          <w:rFonts w:ascii="Arial Narrow" w:eastAsia="Arial Narrow" w:hAnsi="Arial Narrow" w:cs="Arial Narrow"/>
-          <w:sz w:val="16"/>
-          <w:szCs w:val="16"/>
-        </w:rPr>
-        <w:t xml:space="preserve"> </w:t>
-      </w:r>
-      <w:r>
-        <w:rPr>
-          <w:rFonts w:ascii="Arial Narrow" w:eastAsia="Arial Narrow" w:hAnsi="Arial Narrow" w:cs="Arial Narrow"/>
-          <w:sz w:val="16"/>
-          <w:szCs w:val="16"/>
-        </w:rPr>
-        <w:tab/>
-      </w:r>
-      <w:r>
-        <w:rPr>
-          <w:rFonts w:ascii="Arial Narrow" w:eastAsia="Arial Narrow" w:hAnsi="Arial Narrow" w:cs="Arial Narrow"/>
-          <w:b/>
-          <w:sz w:val="16"/>
-          <w:szCs w:val="16"/>
-        </w:rPr>
         <w:t>LEY 29571, CÓDIGO DE PROTECCIÓN Y DEFENSA DEL CONSUMIDOR</w:t>
       </w:r>
       <w:r>
@@ -15864,7 +15880,6 @@
           <w:sz w:val="16"/>
           <w:szCs w:val="16"/>
         </w:rPr>
-        <w:tab/>
         <w:t xml:space="preserve"/>
       </w:r>
       <w:r>
@@ -15873,7 +15888,6 @@
           <w:sz w:val="16"/>
           <w:szCs w:val="16"/>
         </w:rPr>
-        <w:tab/>
       </w:r>
       <w:r>
         <w:rPr>
@@ -15883,6 +15897,7 @@
           <w:sz w:val="16"/>
           <w:szCs w:val="16"/>
         </w:rPr>
+        <w:tab/>
         <w:t xml:space="preserve">LEY 29571, CÓDIGO DE PROTECCIÓN Y DEFENSA DEL CONSUMIDOR, publicado el 2 de setiembre de 2010 y modificado por Decreto Legislativo 1308 </w:t>
       </w:r>
     </w:p>
@@ -16629,24 +16644,23 @@
           <w:sz w:val="16"/>
           <w:szCs w:val="16"/>
         </w:rPr>
+        <w:t xml:space="preserve"/>
+      </w:r>
+      <w:r>
+        <w:rPr>
+          <w:rFonts w:ascii="Arial Narrow" w:eastAsia="Arial Narrow" w:hAnsi="Arial Narrow" w:cs="Arial Narrow"/>
+          <w:sz w:val="16"/>
+          <w:szCs w:val="16"/>
+        </w:rPr>
+      </w:r>
+      <w:r>
+        <w:rPr>
+          <w:rFonts w:ascii="Arial Narrow" w:eastAsia="Arial Narrow" w:hAnsi="Arial Narrow" w:cs="Arial Narrow"/>
+          <w:b/>
+          <w:sz w:val="16"/>
+          <w:szCs w:val="16"/>
+        </w:rPr>
         <w:tab/>
-        <w:t xml:space="preserve"/>
-      </w:r>
-      <w:r>
-        <w:rPr>
-          <w:rFonts w:ascii="Arial Narrow" w:eastAsia="Arial Narrow" w:hAnsi="Arial Narrow" w:cs="Arial Narrow"/>
-          <w:sz w:val="16"/>
-          <w:szCs w:val="16"/>
-        </w:rPr>
-        <w:tab/>
-      </w:r>
-      <w:r>
-        <w:rPr>
-          <w:rFonts w:ascii="Arial Narrow" w:eastAsia="Arial Narrow" w:hAnsi="Arial Narrow" w:cs="Arial Narrow"/>
-          <w:b/>
-          <w:sz w:val="16"/>
-          <w:szCs w:val="16"/>
-        </w:rPr>
         <w:t>LEY 29571, CÓDIGO DE PROTECCIÓN Y DEFENSA DEL CONSUMIDOR</w:t>
       </w:r>
       <w:r>
@@ -16843,7 +16857,6 @@
           <w:sz w:val="16"/>
           <w:szCs w:val="16"/>
         </w:rPr>
-        <w:tab/>
         <w:t xml:space="preserve"/>
       </w:r>
       <w:r>
@@ -16948,31 +16961,30 @@
           <w:sz w:val="16"/>
           <w:szCs w:val="16"/>
         </w:rPr>
+        <w:t xml:space="preserve"/>
+      </w:r>
+      <w:r>
+        <w:rPr>
+          <w:rFonts w:ascii="Arial Narrow" w:eastAsia="Arial Narrow" w:hAnsi="Arial Narrow" w:cs="Arial Narrow"/>
+          <w:sz w:val="16"/>
+          <w:szCs w:val="16"/>
+        </w:rPr>
+      </w:r>
+      <w:r>
+        <w:rPr>
+          <w:rFonts w:ascii="Arial Narrow" w:eastAsia="Arial Narrow" w:hAnsi="Arial Narrow" w:cs="Arial Narrow"/>
+          <w:b/>
+          <w:sz w:val="16"/>
+          <w:szCs w:val="16"/>
+        </w:rPr>
         <w:tab/>
-        <w:t xml:space="preserve"/>
-      </w:r>
-      <w:r>
-        <w:rPr>
-          <w:rFonts w:ascii="Arial Narrow" w:eastAsia="Arial Narrow" w:hAnsi="Arial Narrow" w:cs="Arial Narrow"/>
-          <w:sz w:val="16"/>
-          <w:szCs w:val="16"/>
-        </w:rPr>
-        <w:tab/>
-      </w:r>
-      <w:r>
-        <w:rPr>
-          <w:rFonts w:ascii="Arial Narrow" w:eastAsia="Arial Narrow" w:hAnsi="Arial Narrow" w:cs="Arial Narrow"/>
-          <w:b/>
-          <w:sz w:val="16"/>
-          <w:szCs w:val="16"/>
-        </w:rPr>
         <w:t>TEXTO ÚNICO ORDENADO DE LA LEY DEL PROCEDIMIENTO ADMINISTRATIVO GENERAL, aprobado mediante Decreto Supremo 006-2026-JUS y publicado el 30 de abril de 2026</w:t>
       </w:r>
     </w:p>
     <w:p>
       <w:pPr>
         <w:pStyle w:val="Textonotapie"/>
-        <w:ind w:left="1134" w:hanging="567"/>
+        <w:ind w:left="1134"/>
         <w:jc w:val="both"/>
         <w:rPr>
           <w:rFonts w:ascii="Arial Narrow" w:eastAsia="Arial Narrow" w:hAnsi="Arial Narrow" w:cs="Arial Narrow"/>

--- a/plantillas_maestras/03_seguro_desgravamen/falta_evaluacion_invalidez/2_ddos_banco_y_aseguradora/varon/TPL_0613_2026_SEGURO_DESGRAVAMEN_FALTA_EVALUACION_INVALIDEZ_BANCO_VARON_R1.docx
+++ b/plantillas_maestras/03_seguro_desgravamen/falta_evaluacion_invalidez/2_ddos_banco_y_aseguradora/varon/TPL_0613_2026_SEGURO_DESGRAVAMEN_FALTA_EVALUACION_INVALIDEZ_BANCO_VARON_R1.docx
@@ -7075,7 +7075,7 @@
           <w:sz w:val="22"/>
           <w:szCs w:val="22"/>
         </w:rPr>
-        <w:t>que el hecho denunciado</w:t>
+        <w:t xml:space="preserve">que el hecho denunciado</w:t>
       </w:r>
       <w:r>
         <w:rPr>
@@ -7099,19 +7099,19 @@
           <w:lang w:val="es-ES" w:eastAsia="es-ES"/>
           <w14:ligatures w14:val="none"/>
         </w:rPr>
-        <w:t>Scotiabank Perú S.A.A. habría brindado una respuesta inadecuada al reclamo presentado por el denunciante el 4 de diciembre de 2024</w:t>
-      </w:r>
-      <w:r>
-        <w:rPr>
-          <w:rFonts w:ascii="Arial Narrow" w:eastAsia="Arial Narrow" w:hAnsi="Arial Narrow" w:cs="Arial Narrow"/>
-          <w:color w:val="000000"/>
-          <w:kern w:val="0"/>
-          <w:sz w:val="22"/>
-          <w:szCs w:val="22"/>
-          <w:lang w:eastAsia="es-PE"/>
-          <w14:ligatures w14:val="none"/>
-        </w:rPr>
-        <w:t>. Por consiguiente, corresponde calificar el hecho materia de denuncia como una presunta infracción al</w:t>
+        <w:t xml:space="preserve">Scotiabank Perú S.A.A. habría brindado una respuesta inadecuada al reclamo presentado por el denunciante el 4 de diciembre de 2024</w:t>
+      </w:r>
+      <w:r>
+        <w:rPr>
+          <w:rFonts w:ascii="Arial Narrow" w:eastAsia="Arial Narrow" w:hAnsi="Arial Narrow" w:cs="Arial Narrow"/>
+          <w:color w:val="000000"/>
+          <w:kern w:val="0"/>
+          <w:sz w:val="22"/>
+          <w:szCs w:val="22"/>
+          <w:lang w:eastAsia="es-PE"/>
+          <w14:ligatures w14:val="none"/>
+        </w:rPr>
+        <w:t xml:space="preserve">; involucraría una presunta afectación a su derecho de recibir respuestas adecuadas a los reclamos formulados. Por consiguiente, corresponde calificar el hecho materia de denuncia como una presunta infracción al</w:t>
       </w:r>
       <w:r>
         <w:rPr>
@@ -7183,7 +7183,7 @@
           <w:sz w:val="22"/>
           <w:szCs w:val="22"/>
         </w:rPr>
-        <w:t>.</w:t>
+        <w:t xml:space="preserve">.</w:t>
       </w:r>
     </w:p>
     <w:p>
@@ -7247,7 +7247,7 @@
           <w:sz w:val="22"/>
           <w:szCs w:val="22"/>
         </w:rPr>
-        <w:t>que el hecho denunciado</w:t>
+        <w:t xml:space="preserve">que el hecho denunciado</w:t>
       </w:r>
       <w:r>
         <w:rPr>
@@ -7271,19 +7271,19 @@
           <w:lang w:val="es-ES" w:eastAsia="es-ES"/>
           <w14:ligatures w14:val="none"/>
         </w:rPr>
-        <w:t>Scotiabank Perú S.A.A. habría brindado una respuesta inadecuada al reclamo presentado por el denunciante el 19 de agosto de 2025</w:t>
-      </w:r>
-      <w:r>
-        <w:rPr>
-          <w:rFonts w:ascii="Arial Narrow" w:eastAsia="Arial Narrow" w:hAnsi="Arial Narrow" w:cs="Arial Narrow"/>
-          <w:color w:val="000000"/>
-          <w:kern w:val="0"/>
-          <w:sz w:val="22"/>
-          <w:szCs w:val="22"/>
-          <w:lang w:eastAsia="es-PE"/>
-          <w14:ligatures w14:val="none"/>
-        </w:rPr>
-        <w:t>. Por consiguiente, corresponde calificar el hecho materia de denuncia como una presunta infracción al</w:t>
+        <w:t xml:space="preserve">Scotiabank Perú S.A.A. habría brindado una respuesta inadecuada al reclamo presentado por el denunciante el 19 de agosto de 2025</w:t>
+      </w:r>
+      <w:r>
+        <w:rPr>
+          <w:rFonts w:ascii="Arial Narrow" w:eastAsia="Arial Narrow" w:hAnsi="Arial Narrow" w:cs="Arial Narrow"/>
+          <w:color w:val="000000"/>
+          <w:kern w:val="0"/>
+          <w:sz w:val="22"/>
+          <w:szCs w:val="22"/>
+          <w:lang w:eastAsia="es-PE"/>
+          <w14:ligatures w14:val="none"/>
+        </w:rPr>
+        <w:t xml:space="preserve">; involucraría una presunta afectación a su derecho de recibir respuestas adecuadas a los reclamos formulados. Por consiguiente, corresponde calificar el hecho materia de denuncia como una presunta infracción al</w:t>
       </w:r>
       <w:r>
         <w:rPr>
@@ -7357,7 +7357,7 @@
           <w:sz w:val="22"/>
           <w:szCs w:val="22"/>
         </w:rPr>
-        <w:t>que el hecho denunciado</w:t>
+        <w:t xml:space="preserve">que el hecho denunciado</w:t>
       </w:r>
       <w:r>
         <w:rPr>
@@ -7381,19 +7381,19 @@
           <w:lang w:val="es-ES" w:eastAsia="es-ES"/>
           <w14:ligatures w14:val="none"/>
         </w:rPr>
-        <w:t>Scotiabank Perú S.A.A. habría brindado una respuesta inadecuada al reclamo presentado por el denunciante el 21 de agosto de 2025</w:t>
-      </w:r>
-      <w:r>
-        <w:rPr>
-          <w:rFonts w:ascii="Arial Narrow" w:eastAsia="Arial Narrow" w:hAnsi="Arial Narrow" w:cs="Arial Narrow"/>
-          <w:color w:val="000000"/>
-          <w:kern w:val="0"/>
-          <w:sz w:val="22"/>
-          <w:szCs w:val="22"/>
-          <w:lang w:eastAsia="es-PE"/>
-          <w14:ligatures w14:val="none"/>
-        </w:rPr>
-        <w:t>. Por consiguiente, corresponde calificar el hecho materia de denuncia como una presunta infracción al</w:t>
+        <w:t xml:space="preserve">Scotiabank Perú S.A.A. habría brindado una respuesta inadecuada al reclamo presentado por el denunciante el 21 de agosto de 2025</w:t>
+      </w:r>
+      <w:r>
+        <w:rPr>
+          <w:rFonts w:ascii="Arial Narrow" w:eastAsia="Arial Narrow" w:hAnsi="Arial Narrow" w:cs="Arial Narrow"/>
+          <w:color w:val="000000"/>
+          <w:kern w:val="0"/>
+          <w:sz w:val="22"/>
+          <w:szCs w:val="22"/>
+          <w:lang w:eastAsia="es-PE"/>
+          <w14:ligatures w14:val="none"/>
+        </w:rPr>
+        <w:t xml:space="preserve">; involucraría una presunta afectación a su derecho de recibir respuestas adecuadas a los reclamos formulados. Por consiguiente, corresponde calificar el hecho materia de denuncia como una presunta infracción al</w:t>
       </w:r>
       <w:r>
         <w:rPr>
@@ -11754,7 +11754,7 @@
           <w:sz w:val="22"/>
           <w:szCs w:val="22"/>
         </w:rPr>
-        <w:t xml:space="preserve">correr traslado de la presente resolución a Scotiabank Perú S.A.A. y a BNP Paribas Cardif S.A. Compañía de Seguros y Reaseguros para que, de conformidad con lo dispuesto por el artículo 26 de la Ley sobre Facultades, Normas y Organización del Indecopi, aprobada por Decreto Legislativo 807</w:t>
+        <w:t xml:space="preserve">correr traslado de la denuncia del 19 de febrero de 2026 a Scotiabank Perú S.A.A. y a BNP Paribas Cardif S.A. Compañía de Seguros y Reaseguros para que, de conformidad con lo dispuesto por el artículo 26 de la Ley sobre Facultades, Normas y Organización del Indecopi, aprobada por Decreto Legislativo 807</w:t>
       </w:r>
       <w:r>
         <w:rPr>
